--- a/docs/ProspectPlus_Lead_Enrichment_and_Intelligence_Guide.docx
+++ b/docs/ProspectPlus_Lead_Enrichment_and_Intelligence_Guide.docx
@@ -4,154 +4,69 @@
   <w:body>
     <w:p>
       <w:pPr>
-        <w:spacing w:after="80" w:before="0"/>
+        <w:spacing w:after="60" w:before="0"/>
       </w:pPr>
       <w:r>
         <w:rPr>
           <w:b/>
           <w:bCs/>
           <w:color w:val="095C7B"/>
-          <w:sz w:val="44"/>
-          <w:szCs w:val="44"/>
+          <w:sz w:val="40"/>
+          <w:szCs w:val="40"/>
         </w:rPr>
         <w:t xml:space="preserve">ProspectPlus Lead Intelligence &amp; Enrichment Guide</w:t>
       </w:r>
     </w:p>
     <w:p>
       <w:pPr>
-        <w:spacing w:after="300" w:before="0"/>
+        <w:spacing w:after="240" w:before="0"/>
       </w:pPr>
       <w:r>
         <w:rPr>
           <w:i/>
           <w:iCs/>
           <w:color w:val="64748B"/>
-          <w:sz w:val="24"/>
-          <w:szCs w:val="24"/>
+          <w:sz w:val="22"/>
+          <w:szCs w:val="22"/>
         </w:rPr>
-        <w:t xml:space="preserve">Operational Manual for Sales Managers &amp; Executive Leadership</w:t>
+        <w:t xml:space="preserve">Operational Manual &amp; Field Reference for Sales Managers &amp; Leadership</w:t>
       </w:r>
     </w:p>
     <w:p>
       <w:pPr>
         <w:pStyle w:val="Heading2"/>
-        <w:spacing w:after="120" w:before="240"/>
+        <w:spacing w:after="100" w:before="200"/>
       </w:pPr>
       <w:r>
         <w:rPr>
           <w:b/>
           <w:bCs/>
           <w:color w:val="095C7B"/>
-          <w:sz w:val="28"/>
-          <w:szCs w:val="28"/>
+          <w:sz w:val="26"/>
+          <w:szCs w:val="26"/>
         </w:rPr>
         <w:t xml:space="preserve">1. Executive Summary &amp; Objective</w:t>
       </w:r>
     </w:p>
     <w:p>
       <w:r>
-        <w:t xml:space="preserve">The Lead Intelligence &amp; Reach Hub in ProspectPlus is an enterprise sales enrichment system that combines automated AI website crawling with live Agent Reach web and LinkedIn search. In under 10 seconds, it provides sales representatives with an auditable commercial profile, identified parcel carriers, warehouse dispatch cutoff times, and direct LinkedIn decision makers.</w:t>
-      </w:r>
-    </w:p>
-    <w:p>
-      <w:r>
-        <w:rPr>
-          <w:b/>
-          <w:bCs/>
-        </w:rPr>
-        <w:t xml:space="preserve">Key Benefits for Sales Leadership:</w:t>
-      </w:r>
-    </w:p>
-    <w:p>
-      <w:pPr>
-        <w:pStyle w:val="ListParagraph"/>
-        <w:numPr>
-          <w:ilvl w:val="0"/>
-          <w:numId w:val="1"/>
-        </w:numPr>
-      </w:pPr>
-      <w:r>
-        <w:rPr>
-          <w:b/>
-          <w:bCs/>
-        </w:rPr>
-        <w:t xml:space="preserve">Zero Manual Pre-Call Research: </w:t>
-      </w:r>
-      <w:r>
-        <w:t xml:space="preserve">Reps spend 100% of their prep time pitching rather than combing corporate websites, LinkedIn, and registers.</w:t>
-      </w:r>
-    </w:p>
-    <w:p>
-      <w:pPr>
-        <w:pStyle w:val="ListParagraph"/>
-        <w:numPr>
-          <w:ilvl w:val="0"/>
-          <w:numId w:val="1"/>
-        </w:numPr>
-      </w:pPr>
-      <w:r>
-        <w:rPr>
-          <w:b/>
-          <w:bCs/>
-        </w:rPr>
-        <w:t xml:space="preserve">Accurate Courier &amp; Dispatch Footprint: </w:t>
-      </w:r>
-      <w:r>
-        <w:t xml:space="preserve">Identifies whether the prospect ships with Australia Post, StarTrack, Sendle, or Aramex, their order cutoff times, and return policies.</w:t>
-      </w:r>
-    </w:p>
-    <w:p>
-      <w:pPr>
-        <w:pStyle w:val="ListParagraph"/>
-        <w:numPr>
-          <w:ilvl w:val="0"/>
-          <w:numId w:val="1"/>
-        </w:numPr>
-      </w:pPr>
-      <w:r>
-        <w:rPr>
-          <w:b/>
-          <w:bCs/>
-        </w:rPr>
-        <w:t xml:space="preserve">Direct Access to Decision Makers: </w:t>
-      </w:r>
-      <w:r>
-        <w:t xml:space="preserve">Indexed LinkedIn profiles of Logistics, Warehouse, and Operations managers with 1-click addition to CRM contacts.</w:t>
-      </w:r>
-    </w:p>
-    <w:p>
-      <w:pPr>
-        <w:pStyle w:val="ListParagraph"/>
-        <w:numPr>
-          <w:ilvl w:val="0"/>
-          <w:numId w:val="1"/>
-        </w:numPr>
-      </w:pPr>
-      <w:r>
-        <w:rPr>
-          <w:b/>
-          <w:bCs/>
-        </w:rPr>
-        <w:t xml:space="preserve">Competitor Delivery Delays: </w:t>
-      </w:r>
-      <w:r>
-        <w:t xml:space="preserve">Flags public complaints regarding delays with competitor carriers to give sales reps immediate pain-point leverage.</w:t>
+        <w:t xml:space="preserve">The Lead Intelligence &amp; Reach Hub in ProspectPlus combines automated AI website crawling with live Agent Reach web and LinkedIn discovery. In under 10 seconds, it equips sales representatives with an auditable commercial profile, identified parcel carriers, order cutoff times, return policies, and direct LinkedIn decision makers.</w:t>
       </w:r>
     </w:p>
     <w:p>
       <w:pPr>
         <w:pStyle w:val="Heading2"/>
-        <w:spacing w:after="120" w:before="300"/>
+        <w:spacing w:after="100" w:before="280"/>
       </w:pPr>
       <w:r>
         <w:rPr>
           <w:b/>
           <w:bCs/>
           <w:color w:val="095C7B"/>
-          <w:sz w:val="28"/>
-          <w:szCs w:val="28"/>
+          <w:sz w:val="26"/>
+          <w:szCs w:val="26"/>
         </w:rPr>
-        <w:t xml:space="preserve">2. Where It Is Located on the Lead Profile Page</w:t>
+        <w:t xml:space="preserve">2. Visual Tour: Where Enriched Data Lives</w:t>
       </w:r>
     </w:p>
     <w:p>
@@ -166,30 +81,324 @@
         <w:t xml:space="preserve">"Discovery"</w:t>
       </w:r>
       <w:r>
-        <w:t xml:space="preserve"> tab. The Lead Intelligence &amp; Reach Hub is prominently positioned at the very top of this tab.</w:t>
+        <w:t xml:space="preserve"> tab. The Lead Intelligence &amp; Reach Hub is positioned prominently at the top of this tab.</w:t>
       </w:r>
     </w:p>
     <w:p>
+      <w:pPr>
+        <w:spacing w:after="60" w:before="140"/>
+      </w:pPr>
       <w:r>
-        <w:t xml:space="preserve">Top Action Buttons (Header):
-• [Run Complete Intel (AI + Agent Reach)]: Primary action that triggers both website crawling and live web/LinkedIn intelligence simultaneously.
-• [Decision Makers ({count})]: Opens the modal to review indexed operational personnel and add them to CRM contacts.</w:t>
+        <w:rPr>
+          <w:b/>
+          <w:bCs/>
+          <w:color w:val="0284C7"/>
+        </w:rPr>
+        <w:t xml:space="preserve">Hub Header &amp; Primary Actions:</w:t>
+      </w:r>
+    </w:p>
+    <w:p>
+      <w:pPr>
+        <w:jc w:val="center"/>
+      </w:pPr>
+      <w:r>
+        <w:drawing>
+          <wp:inline distT="0" distB="0" distL="0" distR="0">
+            <wp:extent cx="3048000" cy="771525"/>
+            <wp:effectExtent t="0" r="0" b="0" l="0"/>
+            <wp:docPr id="1" name="" descr="" title=""/>
+            <wp:cNvGraphicFramePr>
+              <a:graphicFrameLocks xmlns:a="http://schemas.openxmlformats.org/drawingml/2006/main" noChangeAspect="1"/>
+            </wp:cNvGraphicFramePr>
+            <a:graphic xmlns:a="http://schemas.openxmlformats.org/drawingml/2006/main">
+              <a:graphicData uri="http://schemas.openxmlformats.org/drawingml/2006/picture">
+                <pic:pic xmlns:pic="http://schemas.openxmlformats.org/drawingml/2006/picture">
+                  <pic:nvPicPr>
+                    <pic:cNvPr id="0" name="" descr=""/>
+                    <pic:cNvPicPr>
+                      <a:picLocks noChangeAspect="1" noChangeArrowheads="1"/>
+                    </pic:cNvPicPr>
+                  </pic:nvPicPr>
+                  <pic:blipFill>
+                    <a:blip r:embed="rId9" cstate="none"/>
+                    <a:srcRect/>
+                    <a:stretch>
+                      <a:fillRect/>
+                    </a:stretch>
+                  </pic:blipFill>
+                  <pic:spPr bwMode="auto">
+                    <a:xfrm>
+                      <a:off x="0" y="0"/>
+                      <a:ext cx="3048000" cy="771525"/>
+                    </a:xfrm>
+                    <a:prstGeom prst="rect">
+                      <a:avLst/>
+                    </a:prstGeom>
+                  </pic:spPr>
+                </pic:pic>
+              </a:graphicData>
+            </a:graphic>
+          </wp:inline>
+        </w:drawing>
+      </w:r>
+    </w:p>
+    <w:p>
+      <w:pPr>
+        <w:spacing w:after="140" w:before="40"/>
+        <w:jc w:val="center"/>
+      </w:pPr>
+      <w:r>
+        <w:rPr>
+          <w:i/>
+          <w:iCs/>
+          <w:color w:val="64748B"/>
+          <w:sz w:val="16"/>
+          <w:szCs w:val="16"/>
+        </w:rPr>
+        <w:t xml:space="preserve">Figure 1: Consolidated Header Actions - [Run Complete Intel (AI + Agent Reach)] and [Decision Makers]</w:t>
+      </w:r>
+    </w:p>
+    <w:p>
+      <w:pPr>
+        <w:spacing w:after="60" w:before="140"/>
+      </w:pPr>
+      <w:r>
+        <w:rPr>
+          <w:b/>
+          <w:bCs/>
+          <w:color w:val="0284C7"/>
+        </w:rPr>
+        <w:t xml:space="preserve">View 1: Synthesized Overview (The 30-Second Pre-Call Screen):</w:t>
+      </w:r>
+    </w:p>
+    <w:p>
+      <w:pPr>
+        <w:jc w:val="center"/>
+      </w:pPr>
+      <w:r>
+        <w:drawing>
+          <wp:inline distT="0" distB="0" distL="0" distR="0">
+            <wp:extent cx="4953000" cy="4257675"/>
+            <wp:effectExtent t="0" r="0" b="0" l="0"/>
+            <wp:docPr id="2" name="" descr="" title=""/>
+            <wp:cNvGraphicFramePr>
+              <a:graphicFrameLocks xmlns:a="http://schemas.openxmlformats.org/drawingml/2006/main" noChangeAspect="1"/>
+            </wp:cNvGraphicFramePr>
+            <a:graphic xmlns:a="http://schemas.openxmlformats.org/drawingml/2006/main">
+              <a:graphicData uri="http://schemas.openxmlformats.org/drawingml/2006/picture">
+                <pic:pic xmlns:pic="http://schemas.openxmlformats.org/drawingml/2006/picture">
+                  <pic:nvPicPr>
+                    <pic:cNvPr id="0" name="" descr=""/>
+                    <pic:cNvPicPr>
+                      <a:picLocks noChangeAspect="1" noChangeArrowheads="1"/>
+                    </pic:cNvPicPr>
+                  </pic:nvPicPr>
+                  <pic:blipFill>
+                    <a:blip r:embed="rId10" cstate="none"/>
+                    <a:srcRect/>
+                    <a:stretch>
+                      <a:fillRect/>
+                    </a:stretch>
+                  </pic:blipFill>
+                  <pic:spPr bwMode="auto">
+                    <a:xfrm>
+                      <a:off x="0" y="0"/>
+                      <a:ext cx="4953000" cy="4257675"/>
+                    </a:xfrm>
+                    <a:prstGeom prst="rect">
+                      <a:avLst/>
+                    </a:prstGeom>
+                  </pic:spPr>
+                </pic:pic>
+              </a:graphicData>
+            </a:graphic>
+          </wp:inline>
+        </w:drawing>
+      </w:r>
+    </w:p>
+    <w:p>
+      <w:pPr>
+        <w:spacing w:after="140" w:before="40"/>
+        <w:jc w:val="center"/>
+      </w:pPr>
+      <w:r>
+        <w:rPr>
+          <w:i/>
+          <w:iCs/>
+          <w:color w:val="64748B"/>
+          <w:sz w:val="16"/>
+          <w:szCs w:val="16"/>
+        </w:rPr>
+        <w:t xml:space="preserve">Figure 2: Synthesized Overview with Dual-Source Verification, Top Decision Maker, and Call Opener</w:t>
+      </w:r>
+    </w:p>
+    <w:p>
+      <w:pPr>
+        <w:spacing w:after="60" w:before="140"/>
+      </w:pPr>
+      <w:r>
+        <w:rPr>
+          <w:b/>
+          <w:bCs/>
+          <w:color w:val="0284C7"/>
+        </w:rPr>
+        <w:t xml:space="preserve">View 2: Agent Reach Signals &amp; AI Shipping Policy Summary:</w:t>
+      </w:r>
+    </w:p>
+    <w:p>
+      <w:pPr>
+        <w:jc w:val="center"/>
+      </w:pPr>
+      <w:r>
+        <w:drawing>
+          <wp:inline distT="0" distB="0" distL="0" distR="0">
+            <wp:extent cx="4953000" cy="3800475"/>
+            <wp:effectExtent t="0" r="0" b="0" l="0"/>
+            <wp:docPr id="3" name="" descr="" title=""/>
+            <wp:cNvGraphicFramePr>
+              <a:graphicFrameLocks xmlns:a="http://schemas.openxmlformats.org/drawingml/2006/main" noChangeAspect="1"/>
+            </wp:cNvGraphicFramePr>
+            <a:graphic xmlns:a="http://schemas.openxmlformats.org/drawingml/2006/main">
+              <a:graphicData uri="http://schemas.openxmlformats.org/drawingml/2006/picture">
+                <pic:pic xmlns:pic="http://schemas.openxmlformats.org/drawingml/2006/picture">
+                  <pic:nvPicPr>
+                    <pic:cNvPr id="0" name="" descr=""/>
+                    <pic:cNvPicPr>
+                      <a:picLocks noChangeAspect="1" noChangeArrowheads="1"/>
+                    </pic:cNvPicPr>
+                  </pic:nvPicPr>
+                  <pic:blipFill>
+                    <a:blip r:embed="rId11" cstate="none"/>
+                    <a:srcRect/>
+                    <a:stretch>
+                      <a:fillRect/>
+                    </a:stretch>
+                  </pic:blipFill>
+                  <pic:spPr bwMode="auto">
+                    <a:xfrm>
+                      <a:off x="0" y="0"/>
+                      <a:ext cx="4953000" cy="3800475"/>
+                    </a:xfrm>
+                    <a:prstGeom prst="rect">
+                      <a:avLst/>
+                    </a:prstGeom>
+                  </pic:spPr>
+                </pic:pic>
+              </a:graphicData>
+            </a:graphic>
+          </wp:inline>
+        </w:drawing>
+      </w:r>
+    </w:p>
+    <w:p>
+      <w:pPr>
+        <w:spacing w:after="140" w:before="40"/>
+        <w:jc w:val="center"/>
+      </w:pPr>
+      <w:r>
+        <w:rPr>
+          <w:i/>
+          <w:iCs/>
+          <w:color w:val="64748B"/>
+          <w:sz w:val="16"/>
+          <w:szCs w:val="16"/>
+        </w:rPr>
+        <w:t xml:space="preserve">Figure 3: Live Logistics Evidence, Order Cutoff Times, and AI Synthesized Shipping Summary</w:t>
+      </w:r>
+    </w:p>
+    <w:p>
+      <w:pPr>
+        <w:spacing w:after="60" w:before="140"/>
+      </w:pPr>
+      <w:r>
+        <w:rPr>
+          <w:b/>
+          <w:bCs/>
+          <w:color w:val="0284C7"/>
+        </w:rPr>
+        <w:t xml:space="preserve">View 4: Key Decision Makers (LinkedIn Real-Time Index):</w:t>
+      </w:r>
+    </w:p>
+    <w:p>
+      <w:pPr>
+        <w:jc w:val="center"/>
+      </w:pPr>
+      <w:r>
+        <w:drawing>
+          <wp:inline distT="0" distB="0" distL="0" distR="0">
+            <wp:extent cx="4953000" cy="1962150"/>
+            <wp:effectExtent t="0" r="0" b="0" l="0"/>
+            <wp:docPr id="4" name="" descr="" title=""/>
+            <wp:cNvGraphicFramePr>
+              <a:graphicFrameLocks xmlns:a="http://schemas.openxmlformats.org/drawingml/2006/main" noChangeAspect="1"/>
+            </wp:cNvGraphicFramePr>
+            <a:graphic xmlns:a="http://schemas.openxmlformats.org/drawingml/2006/main">
+              <a:graphicData uri="http://schemas.openxmlformats.org/drawingml/2006/picture">
+                <pic:pic xmlns:pic="http://schemas.openxmlformats.org/drawingml/2006/picture">
+                  <pic:nvPicPr>
+                    <pic:cNvPr id="0" name="" descr=""/>
+                    <pic:cNvPicPr>
+                      <a:picLocks noChangeAspect="1" noChangeArrowheads="1"/>
+                    </pic:cNvPicPr>
+                  </pic:nvPicPr>
+                  <pic:blipFill>
+                    <a:blip r:embed="rId12" cstate="none"/>
+                    <a:srcRect/>
+                    <a:stretch>
+                      <a:fillRect/>
+                    </a:stretch>
+                  </pic:blipFill>
+                  <pic:spPr bwMode="auto">
+                    <a:xfrm>
+                      <a:off x="0" y="0"/>
+                      <a:ext cx="4953000" cy="1962150"/>
+                    </a:xfrm>
+                    <a:prstGeom prst="rect">
+                      <a:avLst/>
+                    </a:prstGeom>
+                  </pic:spPr>
+                </pic:pic>
+              </a:graphicData>
+            </a:graphic>
+          </wp:inline>
+        </w:drawing>
+      </w:r>
+    </w:p>
+    <w:p>
+      <w:pPr>
+        <w:spacing w:after="140" w:before="40"/>
+        <w:jc w:val="center"/>
+      </w:pPr>
+      <w:r>
+        <w:rPr>
+          <w:i/>
+          <w:iCs/>
+          <w:color w:val="64748B"/>
+          <w:sz w:val="16"/>
+          <w:szCs w:val="16"/>
+        </w:rPr>
+        <w:t xml:space="preserve">Figure 4: Key Operational Decision Makers with High Match Badges and 1-Click "Add to Contacts"</w:t>
       </w:r>
     </w:p>
     <w:p>
       <w:pPr>
         <w:pStyle w:val="Heading2"/>
-        <w:spacing w:after="120" w:before="300"/>
+        <w:spacing w:after="100" w:before="280"/>
       </w:pPr>
       <w:r>
         <w:rPr>
           <w:b/>
           <w:bCs/>
           <w:color w:val="095C7B"/>
-          <w:sz w:val="28"/>
-          <w:szCs w:val="28"/>
+          <w:sz w:val="26"/>
+          <w:szCs w:val="26"/>
         </w:rPr>
-        <w:t xml:space="preserve">3. How Leads Can Be Enriched (3 Workflows)</w:t>
+        <w:t xml:space="preserve">3. Master Directory: Complete Field-by-Field Reference</w:t>
+      </w:r>
+    </w:p>
+    <w:p>
+      <w:r>
+        <w:t xml:space="preserve">The table below details all 27 enriched fields captured across the system, their UI location, data source, internal CRM property path, and sales utility:</w:t>
       </w:r>
     </w:p>
     <w:tbl>
@@ -205,20 +414,24 @@
         </w:tblBorders>
       </w:tblPr>
       <w:tblGrid>
-        <w:gridCol w:w="2257"/>
-        <w:gridCol w:w="3159"/>
-        <w:gridCol w:w="3610"/>
+        <w:gridCol w:w="380"/>
+        <w:gridCol w:w="1711"/>
+        <w:gridCol w:w="1331"/>
+        <w:gridCol w:w="1711"/>
+        <w:gridCol w:w="1141"/>
+        <w:gridCol w:w="1521"/>
+        <w:gridCol w:w="1711"/>
       </w:tblGrid>
       <w:tr>
         <w:tc>
           <w:tcPr>
-            <w:tcW w:type="pct" w:w="1250"/>
+            <w:tcW w:type="pct" w:w="200"/>
             <w:shd w:fill="095C7B" w:val="clear"/>
             <w:tcMar>
-              <w:top w:type="dxa" w:w="120"/>
-              <w:left w:type="dxa" w:w="140"/>
-              <w:bottom w:type="dxa" w:w="120"/>
-              <w:right w:type="dxa" w:w="140"/>
+              <w:top w:type="dxa" w:w="100"/>
+              <w:left w:type="dxa" w:w="100"/>
+              <w:bottom w:type="dxa" w:w="100"/>
+              <w:right w:type="dxa" w:w="100"/>
             </w:tcMar>
           </w:tcPr>
           <w:p>
@@ -227,22 +440,22 @@
                 <w:b/>
                 <w:bCs/>
                 <w:color w:val="FFFFFF"/>
-                <w:sz w:val="20"/>
-                <w:szCs w:val="20"/>
-              </w:rPr>
-              <w:t xml:space="preserve">Workflow</w:t>
-            </w:r>
-          </w:p>
-        </w:tc>
-        <w:tc>
-          <w:tcPr>
-            <w:tcW w:type="pct" w:w="1750"/>
+                <w:sz w:val="18"/>
+                <w:szCs w:val="18"/>
+              </w:rPr>
+              <w:t xml:space="preserve">#</w:t>
+            </w:r>
+          </w:p>
+        </w:tc>
+        <w:tc>
+          <w:tcPr>
+            <w:tcW w:type="pct" w:w="900"/>
             <w:shd w:fill="095C7B" w:val="clear"/>
             <w:tcMar>
-              <w:top w:type="dxa" w:w="120"/>
-              <w:left w:type="dxa" w:w="140"/>
-              <w:bottom w:type="dxa" w:w="120"/>
-              <w:right w:type="dxa" w:w="140"/>
+              <w:top w:type="dxa" w:w="100"/>
+              <w:left w:type="dxa" w:w="100"/>
+              <w:bottom w:type="dxa" w:w="100"/>
+              <w:right w:type="dxa" w:w="100"/>
             </w:tcMar>
           </w:tcPr>
           <w:p>
@@ -251,22 +464,22 @@
                 <w:b/>
                 <w:bCs/>
                 <w:color w:val="FFFFFF"/>
-                <w:sz w:val="20"/>
-                <w:szCs w:val="20"/>
-              </w:rPr>
-              <w:t xml:space="preserve">Location &amp; Action</w:t>
-            </w:r>
-          </w:p>
-        </w:tc>
-        <w:tc>
-          <w:tcPr>
-            <w:tcW w:type="pct" w:w="2000"/>
+                <w:sz w:val="18"/>
+                <w:szCs w:val="18"/>
+              </w:rPr>
+              <w:t xml:space="preserve">Display Label</w:t>
+            </w:r>
+          </w:p>
+        </w:tc>
+        <w:tc>
+          <w:tcPr>
+            <w:tcW w:type="pct" w:w="700"/>
             <w:shd w:fill="095C7B" w:val="clear"/>
             <w:tcMar>
-              <w:top w:type="dxa" w:w="120"/>
-              <w:left w:type="dxa" w:w="140"/>
-              <w:bottom w:type="dxa" w:w="120"/>
-              <w:right w:type="dxa" w:w="140"/>
+              <w:top w:type="dxa" w:w="100"/>
+              <w:left w:type="dxa" w:w="100"/>
+              <w:bottom w:type="dxa" w:w="100"/>
+              <w:right w:type="dxa" w:w="100"/>
             </w:tcMar>
           </w:tcPr>
           <w:p>
@@ -275,10 +488,106 @@
                 <w:b/>
                 <w:bCs/>
                 <w:color w:val="FFFFFF"/>
-                <w:sz w:val="20"/>
-                <w:szCs w:val="20"/>
-              </w:rPr>
-              <w:t xml:space="preserve">Outcome</w:t>
+                <w:sz w:val="18"/>
+                <w:szCs w:val="18"/>
+              </w:rPr>
+              <w:t xml:space="preserve">Location</w:t>
+            </w:r>
+          </w:p>
+        </w:tc>
+        <w:tc>
+          <w:tcPr>
+            <w:tcW w:type="pct" w:w="900"/>
+            <w:shd w:fill="095C7B" w:val="clear"/>
+            <w:tcMar>
+              <w:top w:type="dxa" w:w="100"/>
+              <w:left w:type="dxa" w:w="100"/>
+              <w:bottom w:type="dxa" w:w="100"/>
+              <w:right w:type="dxa" w:w="100"/>
+            </w:tcMar>
+          </w:tcPr>
+          <w:p>
+            <w:r>
+              <w:rPr>
+                <w:b/>
+                <w:bCs/>
+                <w:color w:val="FFFFFF"/>
+                <w:sz w:val="18"/>
+                <w:szCs w:val="18"/>
+              </w:rPr>
+              <w:t xml:space="preserve">CRM Property Path</w:t>
+            </w:r>
+          </w:p>
+        </w:tc>
+        <w:tc>
+          <w:tcPr>
+            <w:tcW w:type="pct" w:w="600"/>
+            <w:shd w:fill="095C7B" w:val="clear"/>
+            <w:tcMar>
+              <w:top w:type="dxa" w:w="100"/>
+              <w:left w:type="dxa" w:w="100"/>
+              <w:bottom w:type="dxa" w:w="100"/>
+              <w:right w:type="dxa" w:w="100"/>
+            </w:tcMar>
+          </w:tcPr>
+          <w:p>
+            <w:r>
+              <w:rPr>
+                <w:b/>
+                <w:bCs/>
+                <w:color w:val="FFFFFF"/>
+                <w:sz w:val="18"/>
+                <w:szCs w:val="18"/>
+              </w:rPr>
+              <w:t xml:space="preserve">Source</w:t>
+            </w:r>
+          </w:p>
+        </w:tc>
+        <w:tc>
+          <w:tcPr>
+            <w:tcW w:type="pct" w:w="800"/>
+            <w:shd w:fill="095C7B" w:val="clear"/>
+            <w:tcMar>
+              <w:top w:type="dxa" w:w="100"/>
+              <w:left w:type="dxa" w:w="100"/>
+              <w:bottom w:type="dxa" w:w="100"/>
+              <w:right w:type="dxa" w:w="100"/>
+            </w:tcMar>
+          </w:tcPr>
+          <w:p>
+            <w:r>
+              <w:rPr>
+                <w:b/>
+                <w:bCs/>
+                <w:color w:val="FFFFFF"/>
+                <w:sz w:val="18"/>
+                <w:szCs w:val="18"/>
+              </w:rPr>
+              <w:t xml:space="preserve">Example Value</w:t>
+            </w:r>
+          </w:p>
+        </w:tc>
+        <w:tc>
+          <w:tcPr>
+            <w:tcW w:type="pct" w:w="900"/>
+            <w:shd w:fill="095C7B" w:val="clear"/>
+            <w:tcMar>
+              <w:top w:type="dxa" w:w="100"/>
+              <w:left w:type="dxa" w:w="100"/>
+              <w:bottom w:type="dxa" w:w="100"/>
+              <w:right w:type="dxa" w:w="100"/>
+            </w:tcMar>
+          </w:tcPr>
+          <w:p>
+            <w:r>
+              <w:rPr>
+                <w:b/>
+                <w:bCs/>
+                <w:color w:val="FFFFFF"/>
+                <w:sz w:val="18"/>
+                <w:szCs w:val="18"/>
+              </w:rPr>
+              <w:t xml:space="preserve">Sales Utility</w:t>
             </w:r>
           </w:p>
         </w:tc>
@@ -286,19 +595,19 @@
       <w:tr>
         <w:tc>
           <w:tcPr>
-            <w:tcW w:type="pct" w:w="1250"/>
-            <w:tcBorders>
-              <w:top w:val="single" w:color="CBD5E1" w:sz="4"/>
-              <w:left w:val="single" w:color="CBD5E1" w:sz="4"/>
-              <w:bottom w:val="single" w:color="CBD5E1" w:sz="4"/>
-              <w:right w:val="single" w:color="CBD5E1" w:sz="4"/>
-            </w:tcBorders>
-            <w:shd w:fill="FFFFFF" w:val="clear"/>
-            <w:tcMar>
-              <w:top w:type="dxa" w:w="100"/>
-              <w:left w:type="dxa" w:w="140"/>
-              <w:bottom w:type="dxa" w:w="100"/>
-              <w:right w:type="dxa" w:w="140"/>
+            <w:tcW w:type="pct" w:w="200"/>
+            <w:tcBorders>
+              <w:top w:val="single" w:color="CBD5E1" w:sz="4"/>
+              <w:left w:val="single" w:color="CBD5E1" w:sz="4"/>
+              <w:bottom w:val="single" w:color="CBD5E1" w:sz="4"/>
+              <w:right w:val="single" w:color="CBD5E1" w:sz="4"/>
+            </w:tcBorders>
+            <w:shd w:fill="FFFFFF" w:val="clear"/>
+            <w:tcMar>
+              <w:top w:type="dxa" w:w="80"/>
+              <w:left w:type="dxa" w:w="100"/>
+              <w:bottom w:type="dxa" w:w="80"/>
+              <w:right w:type="dxa" w:w="100"/>
             </w:tcMar>
           </w:tcPr>
           <w:p>
@@ -307,70 +616,190 @@
                 <w:b/>
                 <w:bCs/>
                 <w:color w:val="1E293B"/>
-                <w:sz w:val="19"/>
-                <w:szCs w:val="19"/>
-              </w:rPr>
-              <w:t xml:space="preserve">1-Click Direct Intel</w:t>
-            </w:r>
-          </w:p>
-        </w:tc>
-        <w:tc>
-          <w:tcPr>
-            <w:tcW w:type="pct" w:w="1750"/>
-            <w:tcBorders>
-              <w:top w:val="single" w:color="CBD5E1" w:sz="4"/>
-              <w:left w:val="single" w:color="CBD5E1" w:sz="4"/>
-              <w:bottom w:val="single" w:color="CBD5E1" w:sz="4"/>
-              <w:right w:val="single" w:color="CBD5E1" w:sz="4"/>
-            </w:tcBorders>
-            <w:shd w:fill="FFFFFF" w:val="clear"/>
-            <w:tcMar>
-              <w:top w:type="dxa" w:w="100"/>
-              <w:left w:type="dxa" w:w="140"/>
-              <w:bottom w:type="dxa" w:w="100"/>
-              <w:right w:type="dxa" w:w="140"/>
-            </w:tcMar>
-          </w:tcPr>
-          <w:p>
-            <w:r>
-              <w:rPr>
-                <w:b w:val="false"/>
-                <w:bCs w:val="false"/>
-                <w:color w:val="1E293B"/>
-                <w:sz w:val="19"/>
-                <w:szCs w:val="19"/>
-              </w:rPr>
-              <w:t xml:space="preserve">Lead Profile -&gt; Discovery tab -&gt; Click "Run Complete Intel"</w:t>
-            </w:r>
-          </w:p>
-        </w:tc>
-        <w:tc>
-          <w:tcPr>
-            <w:tcW w:type="pct" w:w="2000"/>
-            <w:tcBorders>
-              <w:top w:val="single" w:color="CBD5E1" w:sz="4"/>
-              <w:left w:val="single" w:color="CBD5E1" w:sz="4"/>
-              <w:bottom w:val="single" w:color="CBD5E1" w:sz="4"/>
-              <w:right w:val="single" w:color="CBD5E1" w:sz="4"/>
-            </w:tcBorders>
-            <w:shd w:fill="FFFFFF" w:val="clear"/>
-            <w:tcMar>
-              <w:top w:type="dxa" w:w="100"/>
-              <w:left w:type="dxa" w:w="140"/>
-              <w:bottom w:type="dxa" w:w="100"/>
-              <w:right w:type="dxa" w:w="140"/>
-            </w:tcMar>
-          </w:tcPr>
-          <w:p>
-            <w:r>
-              <w:rPr>
-                <w:b w:val="false"/>
-                <w:bCs w:val="false"/>
-                <w:color w:val="1E293B"/>
-                <w:sz w:val="19"/>
-                <w:szCs w:val="19"/>
-              </w:rPr>
-              <w:t xml:space="preserve">Crawls website + indexes carriers, cutoff times, and LinkedIn in 5-8 seconds.</w:t>
+                <w:sz w:val="15"/>
+                <w:szCs w:val="15"/>
+              </w:rPr>
+              <w:t xml:space="preserve">1</w:t>
+            </w:r>
+          </w:p>
+        </w:tc>
+        <w:tc>
+          <w:tcPr>
+            <w:tcW w:type="pct" w:w="900"/>
+            <w:tcBorders>
+              <w:top w:val="single" w:color="CBD5E1" w:sz="4"/>
+              <w:left w:val="single" w:color="CBD5E1" w:sz="4"/>
+              <w:bottom w:val="single" w:color="CBD5E1" w:sz="4"/>
+              <w:right w:val="single" w:color="CBD5E1" w:sz="4"/>
+            </w:tcBorders>
+            <w:shd w:fill="FFFFFF" w:val="clear"/>
+            <w:tcMar>
+              <w:top w:type="dxa" w:w="80"/>
+              <w:left w:type="dxa" w:w="100"/>
+              <w:bottom w:type="dxa" w:w="80"/>
+              <w:right w:type="dxa" w:w="100"/>
+            </w:tcMar>
+          </w:tcPr>
+          <w:p>
+            <w:r>
+              <w:rPr>
+                <w:b/>
+                <w:bCs/>
+                <w:color w:val="1E293B"/>
+                <w:sz w:val="15"/>
+                <w:szCs w:val="15"/>
+              </w:rPr>
+              <w:t xml:space="preserve">Enriched (AI) Badge</w:t>
+            </w:r>
+          </w:p>
+        </w:tc>
+        <w:tc>
+          <w:tcPr>
+            <w:tcW w:type="pct" w:w="700"/>
+            <w:tcBorders>
+              <w:top w:val="single" w:color="CBD5E1" w:sz="4"/>
+              <w:left w:val="single" w:color="CBD5E1" w:sz="4"/>
+              <w:bottom w:val="single" w:color="CBD5E1" w:sz="4"/>
+              <w:right w:val="single" w:color="CBD5E1" w:sz="4"/>
+            </w:tcBorders>
+            <w:shd w:fill="FFFFFF" w:val="clear"/>
+            <w:tcMar>
+              <w:top w:type="dxa" w:w="80"/>
+              <w:left w:type="dxa" w:w="100"/>
+              <w:bottom w:type="dxa" w:w="80"/>
+              <w:right w:type="dxa" w:w="100"/>
+            </w:tcMar>
+          </w:tcPr>
+          <w:p>
+            <w:r>
+              <w:rPr>
+                <w:b w:val="false"/>
+                <w:bCs w:val="false"/>
+                <w:color w:val="1E293B"/>
+                <w:sz w:val="14"/>
+                <w:szCs w:val="14"/>
+              </w:rPr>
+              <w:t xml:space="preserve">Hub Header</w:t>
+            </w:r>
+          </w:p>
+        </w:tc>
+        <w:tc>
+          <w:tcPr>
+            <w:tcW w:type="pct" w:w="900"/>
+            <w:tcBorders>
+              <w:top w:val="single" w:color="CBD5E1" w:sz="4"/>
+              <w:left w:val="single" w:color="CBD5E1" w:sz="4"/>
+              <w:bottom w:val="single" w:color="CBD5E1" w:sz="4"/>
+              <w:right w:val="single" w:color="CBD5E1" w:sz="4"/>
+            </w:tcBorders>
+            <w:shd w:fill="FFFFFF" w:val="clear"/>
+            <w:tcMar>
+              <w:top w:type="dxa" w:w="80"/>
+              <w:left w:type="dxa" w:w="100"/>
+              <w:bottom w:type="dxa" w:w="80"/>
+              <w:right w:type="dxa" w:w="100"/>
+            </w:tcMar>
+          </w:tcPr>
+          <w:p>
+            <w:r>
+              <w:rPr>
+                <w:b w:val="false"/>
+                <w:bCs w:val="false"/>
+                <w:color w:val="1E293B"/>
+                <w:sz w:val="13"/>
+                <w:szCs w:val="13"/>
+              </w:rPr>
+              <w:t xml:space="preserve">discoveryData.lastEnriched</w:t>
+            </w:r>
+          </w:p>
+        </w:tc>
+        <w:tc>
+          <w:tcPr>
+            <w:tcW w:type="pct" w:w="600"/>
+            <w:tcBorders>
+              <w:top w:val="single" w:color="CBD5E1" w:sz="4"/>
+              <w:left w:val="single" w:color="CBD5E1" w:sz="4"/>
+              <w:bottom w:val="single" w:color="CBD5E1" w:sz="4"/>
+              <w:right w:val="single" w:color="CBD5E1" w:sz="4"/>
+            </w:tcBorders>
+            <w:shd w:fill="FFFFFF" w:val="clear"/>
+            <w:tcMar>
+              <w:top w:type="dxa" w:w="80"/>
+              <w:left w:type="dxa" w:w="100"/>
+              <w:bottom w:type="dxa" w:w="80"/>
+              <w:right w:type="dxa" w:w="100"/>
+            </w:tcMar>
+          </w:tcPr>
+          <w:p>
+            <w:r>
+              <w:rPr>
+                <w:b w:val="false"/>
+                <w:bCs w:val="false"/>
+                <w:color w:val="1E293B"/>
+                <w:sz w:val="14"/>
+                <w:szCs w:val="14"/>
+              </w:rPr>
+              <w:t xml:space="preserve">AI Crawler</w:t>
+            </w:r>
+          </w:p>
+        </w:tc>
+        <w:tc>
+          <w:tcPr>
+            <w:tcW w:type="pct" w:w="800"/>
+            <w:tcBorders>
+              <w:top w:val="single" w:color="CBD5E1" w:sz="4"/>
+              <w:left w:val="single" w:color="CBD5E1" w:sz="4"/>
+              <w:bottom w:val="single" w:color="CBD5E1" w:sz="4"/>
+              <w:right w:val="single" w:color="CBD5E1" w:sz="4"/>
+            </w:tcBorders>
+            <w:shd w:fill="FFFFFF" w:val="clear"/>
+            <w:tcMar>
+              <w:top w:type="dxa" w:w="80"/>
+              <w:left w:type="dxa" w:w="100"/>
+              <w:bottom w:type="dxa" w:w="80"/>
+              <w:right w:type="dxa" w:w="100"/>
+            </w:tcMar>
+          </w:tcPr>
+          <w:p>
+            <w:r>
+              <w:rPr>
+                <w:b w:val="false"/>
+                <w:bCs w:val="false"/>
+                <w:color w:val="1E293B"/>
+                <w:sz w:val="14"/>
+                <w:szCs w:val="14"/>
+              </w:rPr>
+              <w:t xml:space="preserve">✓ Enriched (AI)</w:t>
+            </w:r>
+          </w:p>
+        </w:tc>
+        <w:tc>
+          <w:tcPr>
+            <w:tcW w:type="pct" w:w="900"/>
+            <w:tcBorders>
+              <w:top w:val="single" w:color="CBD5E1" w:sz="4"/>
+              <w:left w:val="single" w:color="CBD5E1" w:sz="4"/>
+              <w:bottom w:val="single" w:color="CBD5E1" w:sz="4"/>
+              <w:right w:val="single" w:color="CBD5E1" w:sz="4"/>
+            </w:tcBorders>
+            <w:shd w:fill="FFFFFF" w:val="clear"/>
+            <w:tcMar>
+              <w:top w:type="dxa" w:w="80"/>
+              <w:left w:type="dxa" w:w="100"/>
+              <w:bottom w:type="dxa" w:w="80"/>
+              <w:right w:type="dxa" w:w="100"/>
+            </w:tcMar>
+          </w:tcPr>
+          <w:p>
+            <w:r>
+              <w:rPr>
+                <w:b w:val="false"/>
+                <w:bCs w:val="false"/>
+                <w:color w:val="1E293B"/>
+                <w:sz w:val="14"/>
+                <w:szCs w:val="14"/>
+              </w:rPr>
+              <w:t xml:space="preserve">Confirms website crawl and classification are complete.</w:t>
             </w:r>
           </w:p>
         </w:tc>
@@ -378,19 +807,19 @@
       <w:tr>
         <w:tc>
           <w:tcPr>
-            <w:tcW w:type="pct" w:w="1250"/>
-            <w:tcBorders>
-              <w:top w:val="single" w:color="CBD5E1" w:sz="4"/>
-              <w:left w:val="single" w:color="CBD5E1" w:sz="4"/>
-              <w:bottom w:val="single" w:color="CBD5E1" w:sz="4"/>
-              <w:right w:val="single" w:color="CBD5E1" w:sz="4"/>
-            </w:tcBorders>
-            <w:shd w:fill="FFFFFF" w:val="clear"/>
-            <w:tcMar>
-              <w:top w:type="dxa" w:w="100"/>
-              <w:left w:type="dxa" w:w="140"/>
-              <w:bottom w:type="dxa" w:w="100"/>
-              <w:right w:type="dxa" w:w="140"/>
+            <w:tcW w:type="pct" w:w="200"/>
+            <w:tcBorders>
+              <w:top w:val="single" w:color="CBD5E1" w:sz="4"/>
+              <w:left w:val="single" w:color="CBD5E1" w:sz="4"/>
+              <w:bottom w:val="single" w:color="CBD5E1" w:sz="4"/>
+              <w:right w:val="single" w:color="CBD5E1" w:sz="4"/>
+            </w:tcBorders>
+            <w:shd w:fill="F8FAFC" w:val="clear"/>
+            <w:tcMar>
+              <w:top w:type="dxa" w:w="80"/>
+              <w:left w:type="dxa" w:w="100"/>
+              <w:bottom w:type="dxa" w:w="80"/>
+              <w:right w:type="dxa" w:w="100"/>
             </w:tcMar>
           </w:tcPr>
           <w:p>
@@ -399,70 +828,190 @@
                 <w:b/>
                 <w:bCs/>
                 <w:color w:val="1E293B"/>
-                <w:sz w:val="19"/>
-                <w:szCs w:val="19"/>
-              </w:rPr>
-              <w:t xml:space="preserve">Batch Bulk Enrichment</w:t>
-            </w:r>
-          </w:p>
-        </w:tc>
-        <w:tc>
-          <w:tcPr>
-            <w:tcW w:type="pct" w:w="1750"/>
-            <w:tcBorders>
-              <w:top w:val="single" w:color="CBD5E1" w:sz="4"/>
-              <w:left w:val="single" w:color="CBD5E1" w:sz="4"/>
-              <w:bottom w:val="single" w:color="CBD5E1" w:sz="4"/>
-              <w:right w:val="single" w:color="CBD5E1" w:sz="4"/>
-            </w:tcBorders>
-            <w:shd w:fill="FFFFFF" w:val="clear"/>
-            <w:tcMar>
-              <w:top w:type="dxa" w:w="100"/>
-              <w:left w:type="dxa" w:w="140"/>
-              <w:bottom w:type="dxa" w:w="100"/>
-              <w:right w:type="dxa" w:w="140"/>
-            </w:tcMar>
-          </w:tcPr>
-          <w:p>
-            <w:r>
-              <w:rPr>
-                <w:b w:val="false"/>
-                <w:bCs w:val="false"/>
-                <w:color w:val="1E293B"/>
-                <w:sz w:val="19"/>
-                <w:szCs w:val="19"/>
-              </w:rPr>
-              <w:t xml:space="preserve">Outbound Leads Table -&gt; Check rows -&gt; Click "Enrich with AI"</w:t>
-            </w:r>
-          </w:p>
-        </w:tc>
-        <w:tc>
-          <w:tcPr>
-            <w:tcW w:type="pct" w:w="2000"/>
-            <w:tcBorders>
-              <w:top w:val="single" w:color="CBD5E1" w:sz="4"/>
-              <w:left w:val="single" w:color="CBD5E1" w:sz="4"/>
-              <w:bottom w:val="single" w:color="CBD5E1" w:sz="4"/>
-              <w:right w:val="single" w:color="CBD5E1" w:sz="4"/>
-            </w:tcBorders>
-            <w:shd w:fill="FFFFFF" w:val="clear"/>
-            <w:tcMar>
-              <w:top w:type="dxa" w:w="100"/>
-              <w:left w:type="dxa" w:w="140"/>
-              <w:bottom w:type="dxa" w:w="100"/>
-              <w:right w:type="dxa" w:w="140"/>
-            </w:tcMar>
-          </w:tcPr>
-          <w:p>
-            <w:r>
-              <w:rPr>
-                <w:b w:val="false"/>
-                <w:bCs w:val="false"/>
-                <w:color w:val="1E293B"/>
-                <w:sz w:val="19"/>
-                <w:szCs w:val="19"/>
-              </w:rPr>
-              <w:t xml:space="preserve">Runs asynchronous bulk crawling and live intelligence across all selected leads.</w:t>
+                <w:sz w:val="15"/>
+                <w:szCs w:val="15"/>
+              </w:rPr>
+              <w:t xml:space="preserve">2</w:t>
+            </w:r>
+          </w:p>
+        </w:tc>
+        <w:tc>
+          <w:tcPr>
+            <w:tcW w:type="pct" w:w="900"/>
+            <w:tcBorders>
+              <w:top w:val="single" w:color="CBD5E1" w:sz="4"/>
+              <w:left w:val="single" w:color="CBD5E1" w:sz="4"/>
+              <w:bottom w:val="single" w:color="CBD5E1" w:sz="4"/>
+              <w:right w:val="single" w:color="CBD5E1" w:sz="4"/>
+            </w:tcBorders>
+            <w:shd w:fill="F8FAFC" w:val="clear"/>
+            <w:tcMar>
+              <w:top w:type="dxa" w:w="80"/>
+              <w:left w:type="dxa" w:w="100"/>
+              <w:bottom w:type="dxa" w:w="80"/>
+              <w:right w:type="dxa" w:w="100"/>
+            </w:tcMar>
+          </w:tcPr>
+          <w:p>
+            <w:r>
+              <w:rPr>
+                <w:b/>
+                <w:bCs/>
+                <w:color w:val="1E293B"/>
+                <w:sz w:val="15"/>
+                <w:szCs w:val="15"/>
+              </w:rPr>
+              <w:t xml:space="preserve">Agent Reach (Live) Badge</w:t>
+            </w:r>
+          </w:p>
+        </w:tc>
+        <w:tc>
+          <w:tcPr>
+            <w:tcW w:type="pct" w:w="700"/>
+            <w:tcBorders>
+              <w:top w:val="single" w:color="CBD5E1" w:sz="4"/>
+              <w:left w:val="single" w:color="CBD5E1" w:sz="4"/>
+              <w:bottom w:val="single" w:color="CBD5E1" w:sz="4"/>
+              <w:right w:val="single" w:color="CBD5E1" w:sz="4"/>
+            </w:tcBorders>
+            <w:shd w:fill="F8FAFC" w:val="clear"/>
+            <w:tcMar>
+              <w:top w:type="dxa" w:w="80"/>
+              <w:left w:type="dxa" w:w="100"/>
+              <w:bottom w:type="dxa" w:w="80"/>
+              <w:right w:type="dxa" w:w="100"/>
+            </w:tcMar>
+          </w:tcPr>
+          <w:p>
+            <w:r>
+              <w:rPr>
+                <w:b w:val="false"/>
+                <w:bCs w:val="false"/>
+                <w:color w:val="1E293B"/>
+                <w:sz w:val="14"/>
+                <w:szCs w:val="14"/>
+              </w:rPr>
+              <w:t xml:space="preserve">Hub Header</w:t>
+            </w:r>
+          </w:p>
+        </w:tc>
+        <w:tc>
+          <w:tcPr>
+            <w:tcW w:type="pct" w:w="900"/>
+            <w:tcBorders>
+              <w:top w:val="single" w:color="CBD5E1" w:sz="4"/>
+              <w:left w:val="single" w:color="CBD5E1" w:sz="4"/>
+              <w:bottom w:val="single" w:color="CBD5E1" w:sz="4"/>
+              <w:right w:val="single" w:color="CBD5E1" w:sz="4"/>
+            </w:tcBorders>
+            <w:shd w:fill="F8FAFC" w:val="clear"/>
+            <w:tcMar>
+              <w:top w:type="dxa" w:w="80"/>
+              <w:left w:type="dxa" w:w="100"/>
+              <w:bottom w:type="dxa" w:w="80"/>
+              <w:right w:type="dxa" w:w="100"/>
+            </w:tcMar>
+          </w:tcPr>
+          <w:p>
+            <w:r>
+              <w:rPr>
+                <w:b w:val="false"/>
+                <w:bCs w:val="false"/>
+                <w:color w:val="1E293B"/>
+                <w:sz w:val="13"/>
+                <w:szCs w:val="13"/>
+              </w:rPr>
+              <w:t xml:space="preserve">agentReachDossier.generatedAt</w:t>
+            </w:r>
+          </w:p>
+        </w:tc>
+        <w:tc>
+          <w:tcPr>
+            <w:tcW w:type="pct" w:w="600"/>
+            <w:tcBorders>
+              <w:top w:val="single" w:color="CBD5E1" w:sz="4"/>
+              <w:left w:val="single" w:color="CBD5E1" w:sz="4"/>
+              <w:bottom w:val="single" w:color="CBD5E1" w:sz="4"/>
+              <w:right w:val="single" w:color="CBD5E1" w:sz="4"/>
+            </w:tcBorders>
+            <w:shd w:fill="F8FAFC" w:val="clear"/>
+            <w:tcMar>
+              <w:top w:type="dxa" w:w="80"/>
+              <w:left w:type="dxa" w:w="100"/>
+              <w:bottom w:type="dxa" w:w="80"/>
+              <w:right w:type="dxa" w:w="100"/>
+            </w:tcMar>
+          </w:tcPr>
+          <w:p>
+            <w:r>
+              <w:rPr>
+                <w:b w:val="false"/>
+                <w:bCs w:val="false"/>
+                <w:color w:val="1E293B"/>
+                <w:sz w:val="14"/>
+                <w:szCs w:val="14"/>
+              </w:rPr>
+              <w:t xml:space="preserve">Agent Reach</w:t>
+            </w:r>
+          </w:p>
+        </w:tc>
+        <w:tc>
+          <w:tcPr>
+            <w:tcW w:type="pct" w:w="800"/>
+            <w:tcBorders>
+              <w:top w:val="single" w:color="CBD5E1" w:sz="4"/>
+              <w:left w:val="single" w:color="CBD5E1" w:sz="4"/>
+              <w:bottom w:val="single" w:color="CBD5E1" w:sz="4"/>
+              <w:right w:val="single" w:color="CBD5E1" w:sz="4"/>
+            </w:tcBorders>
+            <w:shd w:fill="F8FAFC" w:val="clear"/>
+            <w:tcMar>
+              <w:top w:type="dxa" w:w="80"/>
+              <w:left w:type="dxa" w:w="100"/>
+              <w:bottom w:type="dxa" w:w="80"/>
+              <w:right w:type="dxa" w:w="100"/>
+            </w:tcMar>
+          </w:tcPr>
+          <w:p>
+            <w:r>
+              <w:rPr>
+                <w:b w:val="false"/>
+                <w:bCs w:val="false"/>
+                <w:color w:val="1E293B"/>
+                <w:sz w:val="14"/>
+                <w:szCs w:val="14"/>
+              </w:rPr>
+              <w:t xml:space="preserve">✓ Agent Reach (Live)</w:t>
+            </w:r>
+          </w:p>
+        </w:tc>
+        <w:tc>
+          <w:tcPr>
+            <w:tcW w:type="pct" w:w="900"/>
+            <w:tcBorders>
+              <w:top w:val="single" w:color="CBD5E1" w:sz="4"/>
+              <w:left w:val="single" w:color="CBD5E1" w:sz="4"/>
+              <w:bottom w:val="single" w:color="CBD5E1" w:sz="4"/>
+              <w:right w:val="single" w:color="CBD5E1" w:sz="4"/>
+            </w:tcBorders>
+            <w:shd w:fill="F8FAFC" w:val="clear"/>
+            <w:tcMar>
+              <w:top w:type="dxa" w:w="80"/>
+              <w:left w:type="dxa" w:w="100"/>
+              <w:bottom w:type="dxa" w:w="80"/>
+              <w:right w:type="dxa" w:w="100"/>
+            </w:tcMar>
+          </w:tcPr>
+          <w:p>
+            <w:r>
+              <w:rPr>
+                <w:b w:val="false"/>
+                <w:bCs w:val="false"/>
+                <w:color w:val="1E293B"/>
+                <w:sz w:val="14"/>
+                <w:szCs w:val="14"/>
+              </w:rPr>
+              <w:t xml:space="preserve">Confirms live web logistics and LinkedIn search are active.</w:t>
             </w:r>
           </w:p>
         </w:tc>
@@ -470,19 +1019,19 @@
       <w:tr>
         <w:tc>
           <w:tcPr>
-            <w:tcW w:type="pct" w:w="1250"/>
-            <w:tcBorders>
-              <w:top w:val="single" w:color="CBD5E1" w:sz="4"/>
-              <w:left w:val="single" w:color="CBD5E1" w:sz="4"/>
-              <w:bottom w:val="single" w:color="CBD5E1" w:sz="4"/>
-              <w:right w:val="single" w:color="CBD5E1" w:sz="4"/>
-            </w:tcBorders>
-            <w:shd w:fill="FFFFFF" w:val="clear"/>
-            <w:tcMar>
-              <w:top w:type="dxa" w:w="100"/>
-              <w:left w:type="dxa" w:w="140"/>
-              <w:bottom w:type="dxa" w:w="100"/>
-              <w:right w:type="dxa" w:w="140"/>
+            <w:tcW w:type="pct" w:w="200"/>
+            <w:tcBorders>
+              <w:top w:val="single" w:color="CBD5E1" w:sz="4"/>
+              <w:left w:val="single" w:color="CBD5E1" w:sz="4"/>
+              <w:bottom w:val="single" w:color="CBD5E1" w:sz="4"/>
+              <w:right w:val="single" w:color="CBD5E1" w:sz="4"/>
+            </w:tcBorders>
+            <w:shd w:fill="FFFFFF" w:val="clear"/>
+            <w:tcMar>
+              <w:top w:type="dxa" w:w="80"/>
+              <w:left w:type="dxa" w:w="100"/>
+              <w:bottom w:type="dxa" w:w="80"/>
+              <w:right w:type="dxa" w:w="100"/>
             </w:tcMar>
           </w:tcPr>
           <w:p>
@@ -491,70 +1040,5278 @@
                 <w:b/>
                 <w:bCs/>
                 <w:color w:val="1E293B"/>
-                <w:sz w:val="19"/>
-                <w:szCs w:val="19"/>
-              </w:rPr>
-              <w:t xml:space="preserve">Decision Maker Finder</w:t>
-            </w:r>
-          </w:p>
-        </w:tc>
-        <w:tc>
-          <w:tcPr>
-            <w:tcW w:type="pct" w:w="1750"/>
-            <w:tcBorders>
-              <w:top w:val="single" w:color="CBD5E1" w:sz="4"/>
-              <w:left w:val="single" w:color="CBD5E1" w:sz="4"/>
-              <w:bottom w:val="single" w:color="CBD5E1" w:sz="4"/>
-              <w:right w:val="single" w:color="CBD5E1" w:sz="4"/>
-            </w:tcBorders>
-            <w:shd w:fill="FFFFFF" w:val="clear"/>
-            <w:tcMar>
-              <w:top w:type="dxa" w:w="100"/>
-              <w:left w:type="dxa" w:w="140"/>
-              <w:bottom w:type="dxa" w:w="100"/>
-              <w:right w:type="dxa" w:w="140"/>
-            </w:tcMar>
-          </w:tcPr>
-          <w:p>
-            <w:r>
-              <w:rPr>
-                <w:b w:val="false"/>
-                <w:bCs w:val="false"/>
-                <w:color w:val="1E293B"/>
-                <w:sz w:val="19"/>
-                <w:szCs w:val="19"/>
-              </w:rPr>
-              <w:t xml:space="preserve">Hub Header -&gt; Click "Decision Makers ({count})"</w:t>
-            </w:r>
-          </w:p>
-        </w:tc>
-        <w:tc>
-          <w:tcPr>
-            <w:tcW w:type="pct" w:w="2000"/>
-            <w:tcBorders>
-              <w:top w:val="single" w:color="CBD5E1" w:sz="4"/>
-              <w:left w:val="single" w:color="CBD5E1" w:sz="4"/>
-              <w:bottom w:val="single" w:color="CBD5E1" w:sz="4"/>
-              <w:right w:val="single" w:color="CBD5E1" w:sz="4"/>
-            </w:tcBorders>
-            <w:shd w:fill="FFFFFF" w:val="clear"/>
-            <w:tcMar>
-              <w:top w:type="dxa" w:w="100"/>
-              <w:left w:type="dxa" w:w="140"/>
-              <w:bottom w:type="dxa" w:w="100"/>
-              <w:right w:type="dxa" w:w="140"/>
-            </w:tcMar>
-          </w:tcPr>
-          <w:p>
-            <w:r>
-              <w:rPr>
-                <w:b w:val="false"/>
-                <w:bCs w:val="false"/>
-                <w:color w:val="1E293B"/>
-                <w:sz w:val="19"/>
-                <w:szCs w:val="19"/>
-              </w:rPr>
-              <w:t xml:space="preserve">Dedicated LinkedIn search to discover and sync key managers directly into contacts.</w:t>
+                <w:sz w:val="15"/>
+                <w:szCs w:val="15"/>
+              </w:rPr>
+              <w:t xml:space="preserve">3</w:t>
+            </w:r>
+          </w:p>
+        </w:tc>
+        <w:tc>
+          <w:tcPr>
+            <w:tcW w:type="pct" w:w="900"/>
+            <w:tcBorders>
+              <w:top w:val="single" w:color="CBD5E1" w:sz="4"/>
+              <w:left w:val="single" w:color="CBD5E1" w:sz="4"/>
+              <w:bottom w:val="single" w:color="CBD5E1" w:sz="4"/>
+              <w:right w:val="single" w:color="CBD5E1" w:sz="4"/>
+            </w:tcBorders>
+            <w:shd w:fill="FFFFFF" w:val="clear"/>
+            <w:tcMar>
+              <w:top w:type="dxa" w:w="80"/>
+              <w:left w:type="dxa" w:w="100"/>
+              <w:bottom w:type="dxa" w:w="80"/>
+              <w:right w:type="dxa" w:w="100"/>
+            </w:tcMar>
+          </w:tcPr>
+          <w:p>
+            <w:r>
+              <w:rPr>
+                <w:b/>
+                <w:bCs/>
+                <w:color w:val="1E293B"/>
+                <w:sz w:val="15"/>
+                <w:szCs w:val="15"/>
+              </w:rPr>
+              <w:t xml:space="preserve">Top Decision Maker</w:t>
+            </w:r>
+          </w:p>
+        </w:tc>
+        <w:tc>
+          <w:tcPr>
+            <w:tcW w:type="pct" w:w="700"/>
+            <w:tcBorders>
+              <w:top w:val="single" w:color="CBD5E1" w:sz="4"/>
+              <w:left w:val="single" w:color="CBD5E1" w:sz="4"/>
+              <w:bottom w:val="single" w:color="CBD5E1" w:sz="4"/>
+              <w:right w:val="single" w:color="CBD5E1" w:sz="4"/>
+            </w:tcBorders>
+            <w:shd w:fill="FFFFFF" w:val="clear"/>
+            <w:tcMar>
+              <w:top w:type="dxa" w:w="80"/>
+              <w:left w:type="dxa" w:w="100"/>
+              <w:bottom w:type="dxa" w:w="80"/>
+              <w:right w:type="dxa" w:w="100"/>
+            </w:tcMar>
+          </w:tcPr>
+          <w:p>
+            <w:r>
+              <w:rPr>
+                <w:b w:val="false"/>
+                <w:bCs w:val="false"/>
+                <w:color w:val="1E293B"/>
+                <w:sz w:val="14"/>
+                <w:szCs w:val="14"/>
+              </w:rPr>
+              <w:t xml:space="preserve">Synthesized Overview</w:t>
+            </w:r>
+          </w:p>
+        </w:tc>
+        <w:tc>
+          <w:tcPr>
+            <w:tcW w:type="pct" w:w="900"/>
+            <w:tcBorders>
+              <w:top w:val="single" w:color="CBD5E1" w:sz="4"/>
+              <w:left w:val="single" w:color="CBD5E1" w:sz="4"/>
+              <w:bottom w:val="single" w:color="CBD5E1" w:sz="4"/>
+              <w:right w:val="single" w:color="CBD5E1" w:sz="4"/>
+            </w:tcBorders>
+            <w:shd w:fill="FFFFFF" w:val="clear"/>
+            <w:tcMar>
+              <w:top w:type="dxa" w:w="80"/>
+              <w:left w:type="dxa" w:w="100"/>
+              <w:bottom w:type="dxa" w:w="80"/>
+              <w:right w:type="dxa" w:w="100"/>
+            </w:tcMar>
+          </w:tcPr>
+          <w:p>
+            <w:r>
+              <w:rPr>
+                <w:b w:val="false"/>
+                <w:bCs w:val="false"/>
+                <w:color w:val="1E293B"/>
+                <w:sz w:val="13"/>
+                <w:szCs w:val="13"/>
+              </w:rPr>
+              <w:t xml:space="preserve">agentReachDossier.decisionMakers[0]</w:t>
+            </w:r>
+          </w:p>
+        </w:tc>
+        <w:tc>
+          <w:tcPr>
+            <w:tcW w:type="pct" w:w="600"/>
+            <w:tcBorders>
+              <w:top w:val="single" w:color="CBD5E1" w:sz="4"/>
+              <w:left w:val="single" w:color="CBD5E1" w:sz="4"/>
+              <w:bottom w:val="single" w:color="CBD5E1" w:sz="4"/>
+              <w:right w:val="single" w:color="CBD5E1" w:sz="4"/>
+            </w:tcBorders>
+            <w:shd w:fill="FFFFFF" w:val="clear"/>
+            <w:tcMar>
+              <w:top w:type="dxa" w:w="80"/>
+              <w:left w:type="dxa" w:w="100"/>
+              <w:bottom w:type="dxa" w:w="80"/>
+              <w:right w:type="dxa" w:w="100"/>
+            </w:tcMar>
+          </w:tcPr>
+          <w:p>
+            <w:r>
+              <w:rPr>
+                <w:b w:val="false"/>
+                <w:bCs w:val="false"/>
+                <w:color w:val="1E293B"/>
+                <w:sz w:val="14"/>
+                <w:szCs w:val="14"/>
+              </w:rPr>
+              <w:t xml:space="preserve">LinkedIn Index</w:t>
+            </w:r>
+          </w:p>
+        </w:tc>
+        <w:tc>
+          <w:tcPr>
+            <w:tcW w:type="pct" w:w="800"/>
+            <w:tcBorders>
+              <w:top w:val="single" w:color="CBD5E1" w:sz="4"/>
+              <w:left w:val="single" w:color="CBD5E1" w:sz="4"/>
+              <w:bottom w:val="single" w:color="CBD5E1" w:sz="4"/>
+              <w:right w:val="single" w:color="CBD5E1" w:sz="4"/>
+            </w:tcBorders>
+            <w:shd w:fill="FFFFFF" w:val="clear"/>
+            <w:tcMar>
+              <w:top w:type="dxa" w:w="80"/>
+              <w:left w:type="dxa" w:w="100"/>
+              <w:bottom w:type="dxa" w:w="80"/>
+              <w:right w:type="dxa" w:w="100"/>
+            </w:tcMar>
+          </w:tcPr>
+          <w:p>
+            <w:r>
+              <w:rPr>
+                <w:b w:val="false"/>
+                <w:bCs w:val="false"/>
+                <w:color w:val="1E293B"/>
+                <w:sz w:val="14"/>
+                <w:szCs w:val="14"/>
+              </w:rPr>
+              <w:t xml:space="preserve">Kerrie Nelson - General Manager</w:t>
+            </w:r>
+          </w:p>
+        </w:tc>
+        <w:tc>
+          <w:tcPr>
+            <w:tcW w:type="pct" w:w="900"/>
+            <w:tcBorders>
+              <w:top w:val="single" w:color="CBD5E1" w:sz="4"/>
+              <w:left w:val="single" w:color="CBD5E1" w:sz="4"/>
+              <w:bottom w:val="single" w:color="CBD5E1" w:sz="4"/>
+              <w:right w:val="single" w:color="CBD5E1" w:sz="4"/>
+            </w:tcBorders>
+            <w:shd w:fill="FFFFFF" w:val="clear"/>
+            <w:tcMar>
+              <w:top w:type="dxa" w:w="80"/>
+              <w:left w:type="dxa" w:w="100"/>
+              <w:bottom w:type="dxa" w:w="80"/>
+              <w:right w:type="dxa" w:w="100"/>
+            </w:tcMar>
+          </w:tcPr>
+          <w:p>
+            <w:r>
+              <w:rPr>
+                <w:b w:val="false"/>
+                <w:bCs w:val="false"/>
+                <w:color w:val="1E293B"/>
+                <w:sz w:val="14"/>
+                <w:szCs w:val="14"/>
+              </w:rPr>
+              <w:t xml:space="preserve">Reps know exactly who runs company operations before dialing.</w:t>
+            </w:r>
+          </w:p>
+        </w:tc>
+      </w:tr>
+      <w:tr>
+        <w:tc>
+          <w:tcPr>
+            <w:tcW w:type="pct" w:w="200"/>
+            <w:tcBorders>
+              <w:top w:val="single" w:color="CBD5E1" w:sz="4"/>
+              <w:left w:val="single" w:color="CBD5E1" w:sz="4"/>
+              <w:bottom w:val="single" w:color="CBD5E1" w:sz="4"/>
+              <w:right w:val="single" w:color="CBD5E1" w:sz="4"/>
+            </w:tcBorders>
+            <w:shd w:fill="F8FAFC" w:val="clear"/>
+            <w:tcMar>
+              <w:top w:type="dxa" w:w="80"/>
+              <w:left w:type="dxa" w:w="100"/>
+              <w:bottom w:type="dxa" w:w="80"/>
+              <w:right w:type="dxa" w:w="100"/>
+            </w:tcMar>
+          </w:tcPr>
+          <w:p>
+            <w:r>
+              <w:rPr>
+                <w:b/>
+                <w:bCs/>
+                <w:color w:val="1E293B"/>
+                <w:sz w:val="15"/>
+                <w:szCs w:val="15"/>
+              </w:rPr>
+              <w:t xml:space="preserve">4</w:t>
+            </w:r>
+          </w:p>
+        </w:tc>
+        <w:tc>
+          <w:tcPr>
+            <w:tcW w:type="pct" w:w="900"/>
+            <w:tcBorders>
+              <w:top w:val="single" w:color="CBD5E1" w:sz="4"/>
+              <w:left w:val="single" w:color="CBD5E1" w:sz="4"/>
+              <w:bottom w:val="single" w:color="CBD5E1" w:sz="4"/>
+              <w:right w:val="single" w:color="CBD5E1" w:sz="4"/>
+            </w:tcBorders>
+            <w:shd w:fill="F8FAFC" w:val="clear"/>
+            <w:tcMar>
+              <w:top w:type="dxa" w:w="80"/>
+              <w:left w:type="dxa" w:w="100"/>
+              <w:bottom w:type="dxa" w:w="80"/>
+              <w:right w:type="dxa" w:w="100"/>
+            </w:tcMar>
+          </w:tcPr>
+          <w:p>
+            <w:r>
+              <w:rPr>
+                <w:b/>
+                <w:bCs/>
+                <w:color w:val="1E293B"/>
+                <w:sz w:val="15"/>
+                <w:szCs w:val="15"/>
+              </w:rPr>
+              <w:t xml:space="preserve">Match Confidence</w:t>
+            </w:r>
+          </w:p>
+        </w:tc>
+        <w:tc>
+          <w:tcPr>
+            <w:tcW w:type="pct" w:w="700"/>
+            <w:tcBorders>
+              <w:top w:val="single" w:color="CBD5E1" w:sz="4"/>
+              <w:left w:val="single" w:color="CBD5E1" w:sz="4"/>
+              <w:bottom w:val="single" w:color="CBD5E1" w:sz="4"/>
+              <w:right w:val="single" w:color="CBD5E1" w:sz="4"/>
+            </w:tcBorders>
+            <w:shd w:fill="F8FAFC" w:val="clear"/>
+            <w:tcMar>
+              <w:top w:type="dxa" w:w="80"/>
+              <w:left w:type="dxa" w:w="100"/>
+              <w:bottom w:type="dxa" w:w="80"/>
+              <w:right w:type="dxa" w:w="100"/>
+            </w:tcMar>
+          </w:tcPr>
+          <w:p>
+            <w:r>
+              <w:rPr>
+                <w:b w:val="false"/>
+                <w:bCs w:val="false"/>
+                <w:color w:val="1E293B"/>
+                <w:sz w:val="14"/>
+                <w:szCs w:val="14"/>
+              </w:rPr>
+              <w:t xml:space="preserve">Overview &amp; Decision Makers</w:t>
+            </w:r>
+          </w:p>
+        </w:tc>
+        <w:tc>
+          <w:tcPr>
+            <w:tcW w:type="pct" w:w="900"/>
+            <w:tcBorders>
+              <w:top w:val="single" w:color="CBD5E1" w:sz="4"/>
+              <w:left w:val="single" w:color="CBD5E1" w:sz="4"/>
+              <w:bottom w:val="single" w:color="CBD5E1" w:sz="4"/>
+              <w:right w:val="single" w:color="CBD5E1" w:sz="4"/>
+            </w:tcBorders>
+            <w:shd w:fill="F8FAFC" w:val="clear"/>
+            <w:tcMar>
+              <w:top w:type="dxa" w:w="80"/>
+              <w:left w:type="dxa" w:w="100"/>
+              <w:bottom w:type="dxa" w:w="80"/>
+              <w:right w:type="dxa" w:w="100"/>
+            </w:tcMar>
+          </w:tcPr>
+          <w:p>
+            <w:r>
+              <w:rPr>
+                <w:b w:val="false"/>
+                <w:bCs w:val="false"/>
+                <w:color w:val="1E293B"/>
+                <w:sz w:val="13"/>
+                <w:szCs w:val="13"/>
+              </w:rPr>
+              <w:t xml:space="preserve">candidate.confidence</w:t>
+            </w:r>
+          </w:p>
+        </w:tc>
+        <w:tc>
+          <w:tcPr>
+            <w:tcW w:type="pct" w:w="600"/>
+            <w:tcBorders>
+              <w:top w:val="single" w:color="CBD5E1" w:sz="4"/>
+              <w:left w:val="single" w:color="CBD5E1" w:sz="4"/>
+              <w:bottom w:val="single" w:color="CBD5E1" w:sz="4"/>
+              <w:right w:val="single" w:color="CBD5E1" w:sz="4"/>
+            </w:tcBorders>
+            <w:shd w:fill="F8FAFC" w:val="clear"/>
+            <w:tcMar>
+              <w:top w:type="dxa" w:w="80"/>
+              <w:left w:type="dxa" w:w="100"/>
+              <w:bottom w:type="dxa" w:w="80"/>
+              <w:right w:type="dxa" w:w="100"/>
+            </w:tcMar>
+          </w:tcPr>
+          <w:p>
+            <w:r>
+              <w:rPr>
+                <w:b w:val="false"/>
+                <w:bCs w:val="false"/>
+                <w:color w:val="1E293B"/>
+                <w:sz w:val="14"/>
+                <w:szCs w:val="14"/>
+              </w:rPr>
+              <w:t xml:space="preserve">LinkedIn Index</w:t>
+            </w:r>
+          </w:p>
+        </w:tc>
+        <w:tc>
+          <w:tcPr>
+            <w:tcW w:type="pct" w:w="800"/>
+            <w:tcBorders>
+              <w:top w:val="single" w:color="CBD5E1" w:sz="4"/>
+              <w:left w:val="single" w:color="CBD5E1" w:sz="4"/>
+              <w:bottom w:val="single" w:color="CBD5E1" w:sz="4"/>
+              <w:right w:val="single" w:color="CBD5E1" w:sz="4"/>
+            </w:tcBorders>
+            <w:shd w:fill="F8FAFC" w:val="clear"/>
+            <w:tcMar>
+              <w:top w:type="dxa" w:w="80"/>
+              <w:left w:type="dxa" w:w="100"/>
+              <w:bottom w:type="dxa" w:w="80"/>
+              <w:right w:type="dxa" w:w="100"/>
+            </w:tcMar>
+          </w:tcPr>
+          <w:p>
+            <w:r>
+              <w:rPr>
+                <w:b w:val="false"/>
+                <w:bCs w:val="false"/>
+                <w:color w:val="1E293B"/>
+                <w:sz w:val="14"/>
+                <w:szCs w:val="14"/>
+              </w:rPr>
+              <w:t xml:space="preserve">High Match</w:t>
+            </w:r>
+          </w:p>
+        </w:tc>
+        <w:tc>
+          <w:tcPr>
+            <w:tcW w:type="pct" w:w="900"/>
+            <w:tcBorders>
+              <w:top w:val="single" w:color="CBD5E1" w:sz="4"/>
+              <w:left w:val="single" w:color="CBD5E1" w:sz="4"/>
+              <w:bottom w:val="single" w:color="CBD5E1" w:sz="4"/>
+              <w:right w:val="single" w:color="CBD5E1" w:sz="4"/>
+            </w:tcBorders>
+            <w:shd w:fill="F8FAFC" w:val="clear"/>
+            <w:tcMar>
+              <w:top w:type="dxa" w:w="80"/>
+              <w:left w:type="dxa" w:w="100"/>
+              <w:bottom w:type="dxa" w:w="80"/>
+              <w:right w:type="dxa" w:w="100"/>
+            </w:tcMar>
+          </w:tcPr>
+          <w:p>
+            <w:r>
+              <w:rPr>
+                <w:b w:val="false"/>
+                <w:bCs w:val="false"/>
+                <w:color w:val="1E293B"/>
+                <w:sz w:val="14"/>
+                <w:szCs w:val="14"/>
+              </w:rPr>
+              <w:t xml:space="preserve">Distinguishes key operational signatories from general staff.</w:t>
+            </w:r>
+          </w:p>
+        </w:tc>
+      </w:tr>
+      <w:tr>
+        <w:tc>
+          <w:tcPr>
+            <w:tcW w:type="pct" w:w="200"/>
+            <w:tcBorders>
+              <w:top w:val="single" w:color="CBD5E1" w:sz="4"/>
+              <w:left w:val="single" w:color="CBD5E1" w:sz="4"/>
+              <w:bottom w:val="single" w:color="CBD5E1" w:sz="4"/>
+              <w:right w:val="single" w:color="CBD5E1" w:sz="4"/>
+            </w:tcBorders>
+            <w:shd w:fill="FFFFFF" w:val="clear"/>
+            <w:tcMar>
+              <w:top w:type="dxa" w:w="80"/>
+              <w:left w:type="dxa" w:w="100"/>
+              <w:bottom w:type="dxa" w:w="80"/>
+              <w:right w:type="dxa" w:w="100"/>
+            </w:tcMar>
+          </w:tcPr>
+          <w:p>
+            <w:r>
+              <w:rPr>
+                <w:b/>
+                <w:bCs/>
+                <w:color w:val="1E293B"/>
+                <w:sz w:val="15"/>
+                <w:szCs w:val="15"/>
+              </w:rPr>
+              <w:t xml:space="preserve">5</w:t>
+            </w:r>
+          </w:p>
+        </w:tc>
+        <w:tc>
+          <w:tcPr>
+            <w:tcW w:type="pct" w:w="900"/>
+            <w:tcBorders>
+              <w:top w:val="single" w:color="CBD5E1" w:sz="4"/>
+              <w:left w:val="single" w:color="CBD5E1" w:sz="4"/>
+              <w:bottom w:val="single" w:color="CBD5E1" w:sz="4"/>
+              <w:right w:val="single" w:color="CBD5E1" w:sz="4"/>
+            </w:tcBorders>
+            <w:shd w:fill="FFFFFF" w:val="clear"/>
+            <w:tcMar>
+              <w:top w:type="dxa" w:w="80"/>
+              <w:left w:type="dxa" w:w="100"/>
+              <w:bottom w:type="dxa" w:w="80"/>
+              <w:right w:type="dxa" w:w="100"/>
+            </w:tcMar>
+          </w:tcPr>
+          <w:p>
+            <w:r>
+              <w:rPr>
+                <w:b/>
+                <w:bCs/>
+                <w:color w:val="1E293B"/>
+                <w:sz w:val="15"/>
+                <w:szCs w:val="15"/>
+              </w:rPr>
+              <w:t xml:space="preserve">Suggested Call Opener</w:t>
+            </w:r>
+          </w:p>
+        </w:tc>
+        <w:tc>
+          <w:tcPr>
+            <w:tcW w:type="pct" w:w="700"/>
+            <w:tcBorders>
+              <w:top w:val="single" w:color="CBD5E1" w:sz="4"/>
+              <w:left w:val="single" w:color="CBD5E1" w:sz="4"/>
+              <w:bottom w:val="single" w:color="CBD5E1" w:sz="4"/>
+              <w:right w:val="single" w:color="CBD5E1" w:sz="4"/>
+            </w:tcBorders>
+            <w:shd w:fill="FFFFFF" w:val="clear"/>
+            <w:tcMar>
+              <w:top w:type="dxa" w:w="80"/>
+              <w:left w:type="dxa" w:w="100"/>
+              <w:bottom w:type="dxa" w:w="80"/>
+              <w:right w:type="dxa" w:w="100"/>
+            </w:tcMar>
+          </w:tcPr>
+          <w:p>
+            <w:r>
+              <w:rPr>
+                <w:b w:val="false"/>
+                <w:bCs w:val="false"/>
+                <w:color w:val="1E293B"/>
+                <w:sz w:val="14"/>
+                <w:szCs w:val="14"/>
+              </w:rPr>
+              <w:t xml:space="preserve">Synthesized Overview</w:t>
+            </w:r>
+          </w:p>
+        </w:tc>
+        <w:tc>
+          <w:tcPr>
+            <w:tcW w:type="pct" w:w="900"/>
+            <w:tcBorders>
+              <w:top w:val="single" w:color="CBD5E1" w:sz="4"/>
+              <w:left w:val="single" w:color="CBD5E1" w:sz="4"/>
+              <w:bottom w:val="single" w:color="CBD5E1" w:sz="4"/>
+              <w:right w:val="single" w:color="CBD5E1" w:sz="4"/>
+            </w:tcBorders>
+            <w:shd w:fill="FFFFFF" w:val="clear"/>
+            <w:tcMar>
+              <w:top w:type="dxa" w:w="80"/>
+              <w:left w:type="dxa" w:w="100"/>
+              <w:bottom w:type="dxa" w:w="80"/>
+              <w:right w:type="dxa" w:w="100"/>
+            </w:tcMar>
+          </w:tcPr>
+          <w:p>
+            <w:r>
+              <w:rPr>
+                <w:b w:val="false"/>
+                <w:bCs w:val="false"/>
+                <w:color w:val="1E293B"/>
+                <w:sz w:val="13"/>
+                <w:szCs w:val="13"/>
+              </w:rPr>
+              <w:t xml:space="preserve">agentReachDossier.enrichment.suggestedOpener</w:t>
+            </w:r>
+          </w:p>
+        </w:tc>
+        <w:tc>
+          <w:tcPr>
+            <w:tcW w:type="pct" w:w="600"/>
+            <w:tcBorders>
+              <w:top w:val="single" w:color="CBD5E1" w:sz="4"/>
+              <w:left w:val="single" w:color="CBD5E1" w:sz="4"/>
+              <w:bottom w:val="single" w:color="CBD5E1" w:sz="4"/>
+              <w:right w:val="single" w:color="CBD5E1" w:sz="4"/>
+            </w:tcBorders>
+            <w:shd w:fill="FFFFFF" w:val="clear"/>
+            <w:tcMar>
+              <w:top w:type="dxa" w:w="80"/>
+              <w:left w:type="dxa" w:w="100"/>
+              <w:bottom w:type="dxa" w:w="80"/>
+              <w:right w:type="dxa" w:w="100"/>
+            </w:tcMar>
+          </w:tcPr>
+          <w:p>
+            <w:r>
+              <w:rPr>
+                <w:b w:val="false"/>
+                <w:bCs w:val="false"/>
+                <w:color w:val="1E293B"/>
+                <w:sz w:val="14"/>
+                <w:szCs w:val="14"/>
+              </w:rPr>
+              <w:t xml:space="preserve">Gemini Synthesis</w:t>
+            </w:r>
+          </w:p>
+        </w:tc>
+        <w:tc>
+          <w:tcPr>
+            <w:tcW w:type="pct" w:w="800"/>
+            <w:tcBorders>
+              <w:top w:val="single" w:color="CBD5E1" w:sz="4"/>
+              <w:left w:val="single" w:color="CBD5E1" w:sz="4"/>
+              <w:bottom w:val="single" w:color="CBD5E1" w:sz="4"/>
+              <w:right w:val="single" w:color="CBD5E1" w:sz="4"/>
+            </w:tcBorders>
+            <w:shd w:fill="FFFFFF" w:val="clear"/>
+            <w:tcMar>
+              <w:top w:type="dxa" w:w="80"/>
+              <w:left w:type="dxa" w:w="100"/>
+              <w:bottom w:type="dxa" w:w="80"/>
+              <w:right w:type="dxa" w:w="100"/>
+            </w:tcMar>
+          </w:tcPr>
+          <w:p>
+            <w:r>
+              <w:rPr>
+                <w:b w:val="false"/>
+                <w:bCs w:val="false"/>
+                <w:color w:val="1E293B"/>
+                <w:sz w:val="14"/>
+                <w:szCs w:val="14"/>
+              </w:rPr>
+              <w:t xml:space="preserve">Personalized pitch mentioning carrier &amp; cutoff</w:t>
+            </w:r>
+          </w:p>
+        </w:tc>
+        <w:tc>
+          <w:tcPr>
+            <w:tcW w:type="pct" w:w="900"/>
+            <w:tcBorders>
+              <w:top w:val="single" w:color="CBD5E1" w:sz="4"/>
+              <w:left w:val="single" w:color="CBD5E1" w:sz="4"/>
+              <w:bottom w:val="single" w:color="CBD5E1" w:sz="4"/>
+              <w:right w:val="single" w:color="CBD5E1" w:sz="4"/>
+            </w:tcBorders>
+            <w:shd w:fill="FFFFFF" w:val="clear"/>
+            <w:tcMar>
+              <w:top w:type="dxa" w:w="80"/>
+              <w:left w:type="dxa" w:w="100"/>
+              <w:bottom w:type="dxa" w:w="80"/>
+              <w:right w:type="dxa" w:w="100"/>
+            </w:tcMar>
+          </w:tcPr>
+          <w:p>
+            <w:r>
+              <w:rPr>
+                <w:b w:val="false"/>
+                <w:bCs w:val="false"/>
+                <w:color w:val="1E293B"/>
+                <w:sz w:val="14"/>
+                <w:szCs w:val="14"/>
+              </w:rPr>
+              <w:t xml:space="preserve">High-credibility conversation hook tailored to shipping setup.</w:t>
+            </w:r>
+          </w:p>
+        </w:tc>
+      </w:tr>
+      <w:tr>
+        <w:tc>
+          <w:tcPr>
+            <w:tcW w:type="pct" w:w="200"/>
+            <w:tcBorders>
+              <w:top w:val="single" w:color="CBD5E1" w:sz="4"/>
+              <w:left w:val="single" w:color="CBD5E1" w:sz="4"/>
+              <w:bottom w:val="single" w:color="CBD5E1" w:sz="4"/>
+              <w:right w:val="single" w:color="CBD5E1" w:sz="4"/>
+            </w:tcBorders>
+            <w:shd w:fill="F8FAFC" w:val="clear"/>
+            <w:tcMar>
+              <w:top w:type="dxa" w:w="80"/>
+              <w:left w:type="dxa" w:w="100"/>
+              <w:bottom w:type="dxa" w:w="80"/>
+              <w:right w:type="dxa" w:w="100"/>
+            </w:tcMar>
+          </w:tcPr>
+          <w:p>
+            <w:r>
+              <w:rPr>
+                <w:b/>
+                <w:bCs/>
+                <w:color w:val="1E293B"/>
+                <w:sz w:val="15"/>
+                <w:szCs w:val="15"/>
+              </w:rPr>
+              <w:t xml:space="preserve">6</w:t>
+            </w:r>
+          </w:p>
+        </w:tc>
+        <w:tc>
+          <w:tcPr>
+            <w:tcW w:type="pct" w:w="900"/>
+            <w:tcBorders>
+              <w:top w:val="single" w:color="CBD5E1" w:sz="4"/>
+              <w:left w:val="single" w:color="CBD5E1" w:sz="4"/>
+              <w:bottom w:val="single" w:color="CBD5E1" w:sz="4"/>
+              <w:right w:val="single" w:color="CBD5E1" w:sz="4"/>
+            </w:tcBorders>
+            <w:shd w:fill="F8FAFC" w:val="clear"/>
+            <w:tcMar>
+              <w:top w:type="dxa" w:w="80"/>
+              <w:left w:type="dxa" w:w="100"/>
+              <w:bottom w:type="dxa" w:w="80"/>
+              <w:right w:type="dxa" w:w="100"/>
+            </w:tcMar>
+          </w:tcPr>
+          <w:p>
+            <w:r>
+              <w:rPr>
+                <w:b/>
+                <w:bCs/>
+                <w:color w:val="1E293B"/>
+                <w:sz w:val="15"/>
+                <w:szCs w:val="15"/>
+              </w:rPr>
+              <w:t xml:space="preserve">Sales Talking Points</w:t>
+            </w:r>
+          </w:p>
+        </w:tc>
+        <w:tc>
+          <w:tcPr>
+            <w:tcW w:type="pct" w:w="700"/>
+            <w:tcBorders>
+              <w:top w:val="single" w:color="CBD5E1" w:sz="4"/>
+              <w:left w:val="single" w:color="CBD5E1" w:sz="4"/>
+              <w:bottom w:val="single" w:color="CBD5E1" w:sz="4"/>
+              <w:right w:val="single" w:color="CBD5E1" w:sz="4"/>
+            </w:tcBorders>
+            <w:shd w:fill="F8FAFC" w:val="clear"/>
+            <w:tcMar>
+              <w:top w:type="dxa" w:w="80"/>
+              <w:left w:type="dxa" w:w="100"/>
+              <w:bottom w:type="dxa" w:w="80"/>
+              <w:right w:type="dxa" w:w="100"/>
+            </w:tcMar>
+          </w:tcPr>
+          <w:p>
+            <w:r>
+              <w:rPr>
+                <w:b w:val="false"/>
+                <w:bCs w:val="false"/>
+                <w:color w:val="1E293B"/>
+                <w:sz w:val="14"/>
+                <w:szCs w:val="14"/>
+              </w:rPr>
+              <w:t xml:space="preserve">Overview &amp; Agent Reach</w:t>
+            </w:r>
+          </w:p>
+        </w:tc>
+        <w:tc>
+          <w:tcPr>
+            <w:tcW w:type="pct" w:w="900"/>
+            <w:tcBorders>
+              <w:top w:val="single" w:color="CBD5E1" w:sz="4"/>
+              <w:left w:val="single" w:color="CBD5E1" w:sz="4"/>
+              <w:bottom w:val="single" w:color="CBD5E1" w:sz="4"/>
+              <w:right w:val="single" w:color="CBD5E1" w:sz="4"/>
+            </w:tcBorders>
+            <w:shd w:fill="F8FAFC" w:val="clear"/>
+            <w:tcMar>
+              <w:top w:type="dxa" w:w="80"/>
+              <w:left w:type="dxa" w:w="100"/>
+              <w:bottom w:type="dxa" w:w="80"/>
+              <w:right w:type="dxa" w:w="100"/>
+            </w:tcMar>
+          </w:tcPr>
+          <w:p>
+            <w:r>
+              <w:rPr>
+                <w:b w:val="false"/>
+                <w:bCs w:val="false"/>
+                <w:color w:val="1E293B"/>
+                <w:sz w:val="13"/>
+                <w:szCs w:val="13"/>
+              </w:rPr>
+              <w:t xml:space="preserve">agentReachDossier.enrichment.talkingPoints</w:t>
+            </w:r>
+          </w:p>
+        </w:tc>
+        <w:tc>
+          <w:tcPr>
+            <w:tcW w:type="pct" w:w="600"/>
+            <w:tcBorders>
+              <w:top w:val="single" w:color="CBD5E1" w:sz="4"/>
+              <w:left w:val="single" w:color="CBD5E1" w:sz="4"/>
+              <w:bottom w:val="single" w:color="CBD5E1" w:sz="4"/>
+              <w:right w:val="single" w:color="CBD5E1" w:sz="4"/>
+            </w:tcBorders>
+            <w:shd w:fill="F8FAFC" w:val="clear"/>
+            <w:tcMar>
+              <w:top w:type="dxa" w:w="80"/>
+              <w:left w:type="dxa" w:w="100"/>
+              <w:bottom w:type="dxa" w:w="80"/>
+              <w:right w:type="dxa" w:w="100"/>
+            </w:tcMar>
+          </w:tcPr>
+          <w:p>
+            <w:r>
+              <w:rPr>
+                <w:b w:val="false"/>
+                <w:bCs w:val="false"/>
+                <w:color w:val="1E293B"/>
+                <w:sz w:val="14"/>
+                <w:szCs w:val="14"/>
+              </w:rPr>
+              <w:t xml:space="preserve">Gemini Synthesis</w:t>
+            </w:r>
+          </w:p>
+        </w:tc>
+        <w:tc>
+          <w:tcPr>
+            <w:tcW w:type="pct" w:w="800"/>
+            <w:tcBorders>
+              <w:top w:val="single" w:color="CBD5E1" w:sz="4"/>
+              <w:left w:val="single" w:color="CBD5E1" w:sz="4"/>
+              <w:bottom w:val="single" w:color="CBD5E1" w:sz="4"/>
+              <w:right w:val="single" w:color="CBD5E1" w:sz="4"/>
+            </w:tcBorders>
+            <w:shd w:fill="F8FAFC" w:val="clear"/>
+            <w:tcMar>
+              <w:top w:type="dxa" w:w="80"/>
+              <w:left w:type="dxa" w:w="100"/>
+              <w:bottom w:type="dxa" w:w="80"/>
+              <w:right w:type="dxa" w:w="100"/>
+            </w:tcMar>
+          </w:tcPr>
+          <w:p>
+            <w:r>
+              <w:rPr>
+                <w:b w:val="false"/>
+                <w:bCs w:val="false"/>
+                <w:color w:val="1E293B"/>
+                <w:sz w:val="14"/>
+                <w:szCs w:val="14"/>
+              </w:rPr>
+              <w:t xml:space="preserve">3-4 tailored commercial hooks</w:t>
+            </w:r>
+          </w:p>
+        </w:tc>
+        <w:tc>
+          <w:tcPr>
+            <w:tcW w:type="pct" w:w="900"/>
+            <w:tcBorders>
+              <w:top w:val="single" w:color="CBD5E1" w:sz="4"/>
+              <w:left w:val="single" w:color="CBD5E1" w:sz="4"/>
+              <w:bottom w:val="single" w:color="CBD5E1" w:sz="4"/>
+              <w:right w:val="single" w:color="CBD5E1" w:sz="4"/>
+            </w:tcBorders>
+            <w:shd w:fill="F8FAFC" w:val="clear"/>
+            <w:tcMar>
+              <w:top w:type="dxa" w:w="80"/>
+              <w:left w:type="dxa" w:w="100"/>
+              <w:bottom w:type="dxa" w:w="80"/>
+              <w:right w:type="dxa" w:w="100"/>
+            </w:tcMar>
+          </w:tcPr>
+          <w:p>
+            <w:r>
+              <w:rPr>
+                <w:b w:val="false"/>
+                <w:bCs w:val="false"/>
+                <w:color w:val="1E293B"/>
+                <w:sz w:val="14"/>
+                <w:szCs w:val="14"/>
+              </w:rPr>
+              <w:t xml:space="preserve">Concrete value propositions for MailPlus driver pickups &amp; satchels.</w:t>
+            </w:r>
+          </w:p>
+        </w:tc>
+      </w:tr>
+      <w:tr>
+        <w:tc>
+          <w:tcPr>
+            <w:tcW w:type="pct" w:w="200"/>
+            <w:tcBorders>
+              <w:top w:val="single" w:color="CBD5E1" w:sz="4"/>
+              <w:left w:val="single" w:color="CBD5E1" w:sz="4"/>
+              <w:bottom w:val="single" w:color="CBD5E1" w:sz="4"/>
+              <w:right w:val="single" w:color="CBD5E1" w:sz="4"/>
+            </w:tcBorders>
+            <w:shd w:fill="FFFFFF" w:val="clear"/>
+            <w:tcMar>
+              <w:top w:type="dxa" w:w="80"/>
+              <w:left w:type="dxa" w:w="100"/>
+              <w:bottom w:type="dxa" w:w="80"/>
+              <w:right w:type="dxa" w:w="100"/>
+            </w:tcMar>
+          </w:tcPr>
+          <w:p>
+            <w:r>
+              <w:rPr>
+                <w:b/>
+                <w:bCs/>
+                <w:color w:val="1E293B"/>
+                <w:sz w:val="15"/>
+                <w:szCs w:val="15"/>
+              </w:rPr>
+              <w:t xml:space="preserve">7</w:t>
+            </w:r>
+          </w:p>
+        </w:tc>
+        <w:tc>
+          <w:tcPr>
+            <w:tcW w:type="pct" w:w="900"/>
+            <w:tcBorders>
+              <w:top w:val="single" w:color="CBD5E1" w:sz="4"/>
+              <w:left w:val="single" w:color="CBD5E1" w:sz="4"/>
+              <w:bottom w:val="single" w:color="CBD5E1" w:sz="4"/>
+              <w:right w:val="single" w:color="CBD5E1" w:sz="4"/>
+            </w:tcBorders>
+            <w:shd w:fill="FFFFFF" w:val="clear"/>
+            <w:tcMar>
+              <w:top w:type="dxa" w:w="80"/>
+              <w:left w:type="dxa" w:w="100"/>
+              <w:bottom w:type="dxa" w:w="80"/>
+              <w:right w:type="dxa" w:w="100"/>
+            </w:tcMar>
+          </w:tcPr>
+          <w:p>
+            <w:r>
+              <w:rPr>
+                <w:b/>
+                <w:bCs/>
+                <w:color w:val="1E293B"/>
+                <w:sz w:val="15"/>
+                <w:szCs w:val="15"/>
+              </w:rPr>
+              <w:t xml:space="preserve">Social Proof Match</w:t>
+            </w:r>
+          </w:p>
+        </w:tc>
+        <w:tc>
+          <w:tcPr>
+            <w:tcW w:type="pct" w:w="700"/>
+            <w:tcBorders>
+              <w:top w:val="single" w:color="CBD5E1" w:sz="4"/>
+              <w:left w:val="single" w:color="CBD5E1" w:sz="4"/>
+              <w:bottom w:val="single" w:color="CBD5E1" w:sz="4"/>
+              <w:right w:val="single" w:color="CBD5E1" w:sz="4"/>
+            </w:tcBorders>
+            <w:shd w:fill="FFFFFF" w:val="clear"/>
+            <w:tcMar>
+              <w:top w:type="dxa" w:w="80"/>
+              <w:left w:type="dxa" w:w="100"/>
+              <w:bottom w:type="dxa" w:w="80"/>
+              <w:right w:type="dxa" w:w="100"/>
+            </w:tcMar>
+          </w:tcPr>
+          <w:p>
+            <w:r>
+              <w:rPr>
+                <w:b w:val="false"/>
+                <w:bCs w:val="false"/>
+                <w:color w:val="1E293B"/>
+                <w:sz w:val="14"/>
+                <w:szCs w:val="14"/>
+              </w:rPr>
+              <w:t xml:space="preserve">Synthesized Overview</w:t>
+            </w:r>
+          </w:p>
+        </w:tc>
+        <w:tc>
+          <w:tcPr>
+            <w:tcW w:type="pct" w:w="900"/>
+            <w:tcBorders>
+              <w:top w:val="single" w:color="CBD5E1" w:sz="4"/>
+              <w:left w:val="single" w:color="CBD5E1" w:sz="4"/>
+              <w:bottom w:val="single" w:color="CBD5E1" w:sz="4"/>
+              <w:right w:val="single" w:color="CBD5E1" w:sz="4"/>
+            </w:tcBorders>
+            <w:shd w:fill="FFFFFF" w:val="clear"/>
+            <w:tcMar>
+              <w:top w:type="dxa" w:w="80"/>
+              <w:left w:type="dxa" w:w="100"/>
+              <w:bottom w:type="dxa" w:w="80"/>
+              <w:right w:type="dxa" w:w="100"/>
+            </w:tcMar>
+          </w:tcPr>
+          <w:p>
+            <w:r>
+              <w:rPr>
+                <w:b w:val="false"/>
+                <w:bCs w:val="false"/>
+                <w:color w:val="1E293B"/>
+                <w:sz w:val="13"/>
+                <w:szCs w:val="13"/>
+              </w:rPr>
+              <w:t xml:space="preserve">similarCustomers</w:t>
+            </w:r>
+          </w:p>
+        </w:tc>
+        <w:tc>
+          <w:tcPr>
+            <w:tcW w:type="pct" w:w="600"/>
+            <w:tcBorders>
+              <w:top w:val="single" w:color="CBD5E1" w:sz="4"/>
+              <w:left w:val="single" w:color="CBD5E1" w:sz="4"/>
+              <w:bottom w:val="single" w:color="CBD5E1" w:sz="4"/>
+              <w:right w:val="single" w:color="CBD5E1" w:sz="4"/>
+            </w:tcBorders>
+            <w:shd w:fill="FFFFFF" w:val="clear"/>
+            <w:tcMar>
+              <w:top w:type="dxa" w:w="80"/>
+              <w:left w:type="dxa" w:w="100"/>
+              <w:bottom w:type="dxa" w:w="80"/>
+              <w:right w:type="dxa" w:w="100"/>
+            </w:tcMar>
+          </w:tcPr>
+          <w:p>
+            <w:r>
+              <w:rPr>
+                <w:b w:val="false"/>
+                <w:bCs w:val="false"/>
+                <w:color w:val="1E293B"/>
+                <w:sz w:val="14"/>
+                <w:szCs w:val="14"/>
+              </w:rPr>
+              <w:t xml:space="preserve">CRM Matcher</w:t>
+            </w:r>
+          </w:p>
+        </w:tc>
+        <w:tc>
+          <w:tcPr>
+            <w:tcW w:type="pct" w:w="800"/>
+            <w:tcBorders>
+              <w:top w:val="single" w:color="CBD5E1" w:sz="4"/>
+              <w:left w:val="single" w:color="CBD5E1" w:sz="4"/>
+              <w:bottom w:val="single" w:color="CBD5E1" w:sz="4"/>
+              <w:right w:val="single" w:color="CBD5E1" w:sz="4"/>
+            </w:tcBorders>
+            <w:shd w:fill="FFFFFF" w:val="clear"/>
+            <w:tcMar>
+              <w:top w:type="dxa" w:w="80"/>
+              <w:left w:type="dxa" w:w="100"/>
+              <w:bottom w:type="dxa" w:w="80"/>
+              <w:right w:type="dxa" w:w="100"/>
+            </w:tcMar>
+          </w:tcPr>
+          <w:p>
+            <w:r>
+              <w:rPr>
+                <w:b w:val="false"/>
+                <w:bCs w:val="false"/>
+                <w:color w:val="1E293B"/>
+                <w:sz w:val="14"/>
+                <w:szCs w:val="14"/>
+              </w:rPr>
+              <w:t xml:space="preserve">4 signed clients in same industry/suburb</w:t>
+            </w:r>
+          </w:p>
+        </w:tc>
+        <w:tc>
+          <w:tcPr>
+            <w:tcW w:type="pct" w:w="900"/>
+            <w:tcBorders>
+              <w:top w:val="single" w:color="CBD5E1" w:sz="4"/>
+              <w:left w:val="single" w:color="CBD5E1" w:sz="4"/>
+              <w:bottom w:val="single" w:color="CBD5E1" w:sz="4"/>
+              <w:right w:val="single" w:color="CBD5E1" w:sz="4"/>
+            </w:tcBorders>
+            <w:shd w:fill="FFFFFF" w:val="clear"/>
+            <w:tcMar>
+              <w:top w:type="dxa" w:w="80"/>
+              <w:left w:type="dxa" w:w="100"/>
+              <w:bottom w:type="dxa" w:w="80"/>
+              <w:right w:type="dxa" w:w="100"/>
+            </w:tcMar>
+          </w:tcPr>
+          <w:p>
+            <w:r>
+              <w:rPr>
+                <w:b w:val="false"/>
+                <w:bCs w:val="false"/>
+                <w:color w:val="1E293B"/>
+                <w:sz w:val="14"/>
+                <w:szCs w:val="14"/>
+              </w:rPr>
+              <w:t xml:space="preserve">Enables reps to drop familiar local brand names during the call.</w:t>
+            </w:r>
+          </w:p>
+        </w:tc>
+      </w:tr>
+      <w:tr>
+        <w:tc>
+          <w:tcPr>
+            <w:tcW w:type="pct" w:w="200"/>
+            <w:tcBorders>
+              <w:top w:val="single" w:color="CBD5E1" w:sz="4"/>
+              <w:left w:val="single" w:color="CBD5E1" w:sz="4"/>
+              <w:bottom w:val="single" w:color="CBD5E1" w:sz="4"/>
+              <w:right w:val="single" w:color="CBD5E1" w:sz="4"/>
+            </w:tcBorders>
+            <w:shd w:fill="F8FAFC" w:val="clear"/>
+            <w:tcMar>
+              <w:top w:type="dxa" w:w="80"/>
+              <w:left w:type="dxa" w:w="100"/>
+              <w:bottom w:type="dxa" w:w="80"/>
+              <w:right w:type="dxa" w:w="100"/>
+            </w:tcMar>
+          </w:tcPr>
+          <w:p>
+            <w:r>
+              <w:rPr>
+                <w:b/>
+                <w:bCs/>
+                <w:color w:val="1E293B"/>
+                <w:sz w:val="15"/>
+                <w:szCs w:val="15"/>
+              </w:rPr>
+              <w:t xml:space="preserve">8</w:t>
+            </w:r>
+          </w:p>
+        </w:tc>
+        <w:tc>
+          <w:tcPr>
+            <w:tcW w:type="pct" w:w="900"/>
+            <w:tcBorders>
+              <w:top w:val="single" w:color="CBD5E1" w:sz="4"/>
+              <w:left w:val="single" w:color="CBD5E1" w:sz="4"/>
+              <w:bottom w:val="single" w:color="CBD5E1" w:sz="4"/>
+              <w:right w:val="single" w:color="CBD5E1" w:sz="4"/>
+            </w:tcBorders>
+            <w:shd w:fill="F8FAFC" w:val="clear"/>
+            <w:tcMar>
+              <w:top w:type="dxa" w:w="80"/>
+              <w:left w:type="dxa" w:w="100"/>
+              <w:bottom w:type="dxa" w:w="80"/>
+              <w:right w:type="dxa" w:w="100"/>
+            </w:tcMar>
+          </w:tcPr>
+          <w:p>
+            <w:r>
+              <w:rPr>
+                <w:b/>
+                <w:bCs/>
+                <w:color w:val="1E293B"/>
+                <w:sz w:val="15"/>
+                <w:szCs w:val="15"/>
+              </w:rPr>
+              <w:t xml:space="preserve">Detected Parcel Carriers</w:t>
+            </w:r>
+          </w:p>
+        </w:tc>
+        <w:tc>
+          <w:tcPr>
+            <w:tcW w:type="pct" w:w="700"/>
+            <w:tcBorders>
+              <w:top w:val="single" w:color="CBD5E1" w:sz="4"/>
+              <w:left w:val="single" w:color="CBD5E1" w:sz="4"/>
+              <w:bottom w:val="single" w:color="CBD5E1" w:sz="4"/>
+              <w:right w:val="single" w:color="CBD5E1" w:sz="4"/>
+            </w:tcBorders>
+            <w:shd w:fill="F8FAFC" w:val="clear"/>
+            <w:tcMar>
+              <w:top w:type="dxa" w:w="80"/>
+              <w:left w:type="dxa" w:w="100"/>
+              <w:bottom w:type="dxa" w:w="80"/>
+              <w:right w:type="dxa" w:w="100"/>
+            </w:tcMar>
+          </w:tcPr>
+          <w:p>
+            <w:r>
+              <w:rPr>
+                <w:b w:val="false"/>
+                <w:bCs w:val="false"/>
+                <w:color w:val="1E293B"/>
+                <w:sz w:val="14"/>
+                <w:szCs w:val="14"/>
+              </w:rPr>
+              <w:t xml:space="preserve">Agent Reach &amp; Overview</w:t>
+            </w:r>
+          </w:p>
+        </w:tc>
+        <w:tc>
+          <w:tcPr>
+            <w:tcW w:type="pct" w:w="900"/>
+            <w:tcBorders>
+              <w:top w:val="single" w:color="CBD5E1" w:sz="4"/>
+              <w:left w:val="single" w:color="CBD5E1" w:sz="4"/>
+              <w:bottom w:val="single" w:color="CBD5E1" w:sz="4"/>
+              <w:right w:val="single" w:color="CBD5E1" w:sz="4"/>
+            </w:tcBorders>
+            <w:shd w:fill="F8FAFC" w:val="clear"/>
+            <w:tcMar>
+              <w:top w:type="dxa" w:w="80"/>
+              <w:left w:type="dxa" w:w="100"/>
+              <w:bottom w:type="dxa" w:w="80"/>
+              <w:right w:type="dxa" w:w="100"/>
+            </w:tcMar>
+          </w:tcPr>
+          <w:p>
+            <w:r>
+              <w:rPr>
+                <w:b w:val="false"/>
+                <w:bCs w:val="false"/>
+                <w:color w:val="1E293B"/>
+                <w:sz w:val="13"/>
+                <w:szCs w:val="13"/>
+              </w:rPr>
+              <w:t xml:space="preserve">logisticsSignals.carrierDetected</w:t>
+            </w:r>
+          </w:p>
+        </w:tc>
+        <w:tc>
+          <w:tcPr>
+            <w:tcW w:type="pct" w:w="600"/>
+            <w:tcBorders>
+              <w:top w:val="single" w:color="CBD5E1" w:sz="4"/>
+              <w:left w:val="single" w:color="CBD5E1" w:sz="4"/>
+              <w:bottom w:val="single" w:color="CBD5E1" w:sz="4"/>
+              <w:right w:val="single" w:color="CBD5E1" w:sz="4"/>
+            </w:tcBorders>
+            <w:shd w:fill="F8FAFC" w:val="clear"/>
+            <w:tcMar>
+              <w:top w:type="dxa" w:w="80"/>
+              <w:left w:type="dxa" w:w="100"/>
+              <w:bottom w:type="dxa" w:w="80"/>
+              <w:right w:type="dxa" w:w="100"/>
+            </w:tcMar>
+          </w:tcPr>
+          <w:p>
+            <w:r>
+              <w:rPr>
+                <w:b w:val="false"/>
+                <w:bCs w:val="false"/>
+                <w:color w:val="1E293B"/>
+                <w:sz w:val="14"/>
+                <w:szCs w:val="14"/>
+              </w:rPr>
+              <w:t xml:space="preserve">Exa Web Discovery</w:t>
+            </w:r>
+          </w:p>
+        </w:tc>
+        <w:tc>
+          <w:tcPr>
+            <w:tcW w:type="pct" w:w="800"/>
+            <w:tcBorders>
+              <w:top w:val="single" w:color="CBD5E1" w:sz="4"/>
+              <w:left w:val="single" w:color="CBD5E1" w:sz="4"/>
+              <w:bottom w:val="single" w:color="CBD5E1" w:sz="4"/>
+              <w:right w:val="single" w:color="CBD5E1" w:sz="4"/>
+            </w:tcBorders>
+            <w:shd w:fill="F8FAFC" w:val="clear"/>
+            <w:tcMar>
+              <w:top w:type="dxa" w:w="80"/>
+              <w:left w:type="dxa" w:w="100"/>
+              <w:bottom w:type="dxa" w:w="80"/>
+              <w:right w:type="dxa" w:w="100"/>
+            </w:tcMar>
+          </w:tcPr>
+          <w:p>
+            <w:r>
+              <w:rPr>
+                <w:b w:val="false"/>
+                <w:bCs w:val="false"/>
+                <w:color w:val="1E293B"/>
+                <w:sz w:val="14"/>
+                <w:szCs w:val="14"/>
+              </w:rPr>
+              <w:t xml:space="preserve">Australia Post, StarTrack, Sendle</w:t>
+            </w:r>
+          </w:p>
+        </w:tc>
+        <w:tc>
+          <w:tcPr>
+            <w:tcW w:type="pct" w:w="900"/>
+            <w:tcBorders>
+              <w:top w:val="single" w:color="CBD5E1" w:sz="4"/>
+              <w:left w:val="single" w:color="CBD5E1" w:sz="4"/>
+              <w:bottom w:val="single" w:color="CBD5E1" w:sz="4"/>
+              <w:right w:val="single" w:color="CBD5E1" w:sz="4"/>
+            </w:tcBorders>
+            <w:shd w:fill="F8FAFC" w:val="clear"/>
+            <w:tcMar>
+              <w:top w:type="dxa" w:w="80"/>
+              <w:left w:type="dxa" w:w="100"/>
+              <w:bottom w:type="dxa" w:w="80"/>
+              <w:right w:type="dxa" w:w="100"/>
+            </w:tcMar>
+          </w:tcPr>
+          <w:p>
+            <w:r>
+              <w:rPr>
+                <w:b w:val="false"/>
+                <w:bCs w:val="false"/>
+                <w:color w:val="1E293B"/>
+                <w:sz w:val="14"/>
+                <w:szCs w:val="14"/>
+              </w:rPr>
+              <w:t xml:space="preserve">Identifies incumbent courier contract to prepare rate comparisons.</w:t>
+            </w:r>
+          </w:p>
+        </w:tc>
+      </w:tr>
+      <w:tr>
+        <w:tc>
+          <w:tcPr>
+            <w:tcW w:type="pct" w:w="200"/>
+            <w:tcBorders>
+              <w:top w:val="single" w:color="CBD5E1" w:sz="4"/>
+              <w:left w:val="single" w:color="CBD5E1" w:sz="4"/>
+              <w:bottom w:val="single" w:color="CBD5E1" w:sz="4"/>
+              <w:right w:val="single" w:color="CBD5E1" w:sz="4"/>
+            </w:tcBorders>
+            <w:shd w:fill="FFFFFF" w:val="clear"/>
+            <w:tcMar>
+              <w:top w:type="dxa" w:w="80"/>
+              <w:left w:type="dxa" w:w="100"/>
+              <w:bottom w:type="dxa" w:w="80"/>
+              <w:right w:type="dxa" w:w="100"/>
+            </w:tcMar>
+          </w:tcPr>
+          <w:p>
+            <w:r>
+              <w:rPr>
+                <w:b/>
+                <w:bCs/>
+                <w:color w:val="1E293B"/>
+                <w:sz w:val="15"/>
+                <w:szCs w:val="15"/>
+              </w:rPr>
+              <w:t xml:space="preserve">9</w:t>
+            </w:r>
+          </w:p>
+        </w:tc>
+        <w:tc>
+          <w:tcPr>
+            <w:tcW w:type="pct" w:w="900"/>
+            <w:tcBorders>
+              <w:top w:val="single" w:color="CBD5E1" w:sz="4"/>
+              <w:left w:val="single" w:color="CBD5E1" w:sz="4"/>
+              <w:bottom w:val="single" w:color="CBD5E1" w:sz="4"/>
+              <w:right w:val="single" w:color="CBD5E1" w:sz="4"/>
+            </w:tcBorders>
+            <w:shd w:fill="FFFFFF" w:val="clear"/>
+            <w:tcMar>
+              <w:top w:type="dxa" w:w="80"/>
+              <w:left w:type="dxa" w:w="100"/>
+              <w:bottom w:type="dxa" w:w="80"/>
+              <w:right w:type="dxa" w:w="100"/>
+            </w:tcMar>
+          </w:tcPr>
+          <w:p>
+            <w:r>
+              <w:rPr>
+                <w:b/>
+                <w:bCs/>
+                <w:color w:val="1E293B"/>
+                <w:sz w:val="15"/>
+                <w:szCs w:val="15"/>
+              </w:rPr>
+              <w:t xml:space="preserve">Daily Dispatch Cutoff</w:t>
+            </w:r>
+          </w:p>
+        </w:tc>
+        <w:tc>
+          <w:tcPr>
+            <w:tcW w:type="pct" w:w="700"/>
+            <w:tcBorders>
+              <w:top w:val="single" w:color="CBD5E1" w:sz="4"/>
+              <w:left w:val="single" w:color="CBD5E1" w:sz="4"/>
+              <w:bottom w:val="single" w:color="CBD5E1" w:sz="4"/>
+              <w:right w:val="single" w:color="CBD5E1" w:sz="4"/>
+            </w:tcBorders>
+            <w:shd w:fill="FFFFFF" w:val="clear"/>
+            <w:tcMar>
+              <w:top w:type="dxa" w:w="80"/>
+              <w:left w:type="dxa" w:w="100"/>
+              <w:bottom w:type="dxa" w:w="80"/>
+              <w:right w:type="dxa" w:w="100"/>
+            </w:tcMar>
+          </w:tcPr>
+          <w:p>
+            <w:r>
+              <w:rPr>
+                <w:b w:val="false"/>
+                <w:bCs w:val="false"/>
+                <w:color w:val="1E293B"/>
+                <w:sz w:val="14"/>
+                <w:szCs w:val="14"/>
+              </w:rPr>
+              <w:t xml:space="preserve">Agent Reach &amp; Overview</w:t>
+            </w:r>
+          </w:p>
+        </w:tc>
+        <w:tc>
+          <w:tcPr>
+            <w:tcW w:type="pct" w:w="900"/>
+            <w:tcBorders>
+              <w:top w:val="single" w:color="CBD5E1" w:sz="4"/>
+              <w:left w:val="single" w:color="CBD5E1" w:sz="4"/>
+              <w:bottom w:val="single" w:color="CBD5E1" w:sz="4"/>
+              <w:right w:val="single" w:color="CBD5E1" w:sz="4"/>
+            </w:tcBorders>
+            <w:shd w:fill="FFFFFF" w:val="clear"/>
+            <w:tcMar>
+              <w:top w:type="dxa" w:w="80"/>
+              <w:left w:type="dxa" w:w="100"/>
+              <w:bottom w:type="dxa" w:w="80"/>
+              <w:right w:type="dxa" w:w="100"/>
+            </w:tcMar>
+          </w:tcPr>
+          <w:p>
+            <w:r>
+              <w:rPr>
+                <w:b w:val="false"/>
+                <w:bCs w:val="false"/>
+                <w:color w:val="1E293B"/>
+                <w:sz w:val="13"/>
+                <w:szCs w:val="13"/>
+              </w:rPr>
+              <w:t xml:space="preserve">logisticsSignals.cutoffTimes</w:t>
+            </w:r>
+          </w:p>
+        </w:tc>
+        <w:tc>
+          <w:tcPr>
+            <w:tcW w:type="pct" w:w="600"/>
+            <w:tcBorders>
+              <w:top w:val="single" w:color="CBD5E1" w:sz="4"/>
+              <w:left w:val="single" w:color="CBD5E1" w:sz="4"/>
+              <w:bottom w:val="single" w:color="CBD5E1" w:sz="4"/>
+              <w:right w:val="single" w:color="CBD5E1" w:sz="4"/>
+            </w:tcBorders>
+            <w:shd w:fill="FFFFFF" w:val="clear"/>
+            <w:tcMar>
+              <w:top w:type="dxa" w:w="80"/>
+              <w:left w:type="dxa" w:w="100"/>
+              <w:bottom w:type="dxa" w:w="80"/>
+              <w:right w:type="dxa" w:w="100"/>
+            </w:tcMar>
+          </w:tcPr>
+          <w:p>
+            <w:r>
+              <w:rPr>
+                <w:b w:val="false"/>
+                <w:bCs w:val="false"/>
+                <w:color w:val="1E293B"/>
+                <w:sz w:val="14"/>
+                <w:szCs w:val="14"/>
+              </w:rPr>
+              <w:t xml:space="preserve">Exa Web Discovery</w:t>
+            </w:r>
+          </w:p>
+        </w:tc>
+        <w:tc>
+          <w:tcPr>
+            <w:tcW w:type="pct" w:w="800"/>
+            <w:tcBorders>
+              <w:top w:val="single" w:color="CBD5E1" w:sz="4"/>
+              <w:left w:val="single" w:color="CBD5E1" w:sz="4"/>
+              <w:bottom w:val="single" w:color="CBD5E1" w:sz="4"/>
+              <w:right w:val="single" w:color="CBD5E1" w:sz="4"/>
+            </w:tcBorders>
+            <w:shd w:fill="FFFFFF" w:val="clear"/>
+            <w:tcMar>
+              <w:top w:type="dxa" w:w="80"/>
+              <w:left w:type="dxa" w:w="100"/>
+              <w:bottom w:type="dxa" w:w="80"/>
+              <w:right w:type="dxa" w:w="100"/>
+            </w:tcMar>
+          </w:tcPr>
+          <w:p>
+            <w:r>
+              <w:rPr>
+                <w:b w:val="false"/>
+                <w:bCs w:val="false"/>
+                <w:color w:val="1E293B"/>
+                <w:sz w:val="14"/>
+                <w:szCs w:val="14"/>
+              </w:rPr>
+              <w:t xml:space="preserve">2:00 PM AEST</w:t>
+            </w:r>
+          </w:p>
+        </w:tc>
+        <w:tc>
+          <w:tcPr>
+            <w:tcW w:type="pct" w:w="900"/>
+            <w:tcBorders>
+              <w:top w:val="single" w:color="CBD5E1" w:sz="4"/>
+              <w:left w:val="single" w:color="CBD5E1" w:sz="4"/>
+              <w:bottom w:val="single" w:color="CBD5E1" w:sz="4"/>
+              <w:right w:val="single" w:color="CBD5E1" w:sz="4"/>
+            </w:tcBorders>
+            <w:shd w:fill="FFFFFF" w:val="clear"/>
+            <w:tcMar>
+              <w:top w:type="dxa" w:w="80"/>
+              <w:left w:type="dxa" w:w="100"/>
+              <w:bottom w:type="dxa" w:w="80"/>
+              <w:right w:type="dxa" w:w="100"/>
+            </w:tcMar>
+          </w:tcPr>
+          <w:p>
+            <w:r>
+              <w:rPr>
+                <w:b w:val="false"/>
+                <w:bCs w:val="false"/>
+                <w:color w:val="1E293B"/>
+                <w:sz w:val="14"/>
+                <w:szCs w:val="14"/>
+              </w:rPr>
+              <w:t xml:space="preserve">Reps pitch later afternoon pickup times to extend selling window.</w:t>
+            </w:r>
+          </w:p>
+        </w:tc>
+      </w:tr>
+      <w:tr>
+        <w:tc>
+          <w:tcPr>
+            <w:tcW w:type="pct" w:w="200"/>
+            <w:tcBorders>
+              <w:top w:val="single" w:color="CBD5E1" w:sz="4"/>
+              <w:left w:val="single" w:color="CBD5E1" w:sz="4"/>
+              <w:bottom w:val="single" w:color="CBD5E1" w:sz="4"/>
+              <w:right w:val="single" w:color="CBD5E1" w:sz="4"/>
+            </w:tcBorders>
+            <w:shd w:fill="F8FAFC" w:val="clear"/>
+            <w:tcMar>
+              <w:top w:type="dxa" w:w="80"/>
+              <w:left w:type="dxa" w:w="100"/>
+              <w:bottom w:type="dxa" w:w="80"/>
+              <w:right w:type="dxa" w:w="100"/>
+            </w:tcMar>
+          </w:tcPr>
+          <w:p>
+            <w:r>
+              <w:rPr>
+                <w:b/>
+                <w:bCs/>
+                <w:color w:val="1E293B"/>
+                <w:sz w:val="15"/>
+                <w:szCs w:val="15"/>
+              </w:rPr>
+              <w:t xml:space="preserve">10</w:t>
+            </w:r>
+          </w:p>
+        </w:tc>
+        <w:tc>
+          <w:tcPr>
+            <w:tcW w:type="pct" w:w="900"/>
+            <w:tcBorders>
+              <w:top w:val="single" w:color="CBD5E1" w:sz="4"/>
+              <w:left w:val="single" w:color="CBD5E1" w:sz="4"/>
+              <w:bottom w:val="single" w:color="CBD5E1" w:sz="4"/>
+              <w:right w:val="single" w:color="CBD5E1" w:sz="4"/>
+            </w:tcBorders>
+            <w:shd w:fill="F8FAFC" w:val="clear"/>
+            <w:tcMar>
+              <w:top w:type="dxa" w:w="80"/>
+              <w:left w:type="dxa" w:w="100"/>
+              <w:bottom w:type="dxa" w:w="80"/>
+              <w:right w:type="dxa" w:w="100"/>
+            </w:tcMar>
+          </w:tcPr>
+          <w:p>
+            <w:r>
+              <w:rPr>
+                <w:b/>
+                <w:bCs/>
+                <w:color w:val="1E293B"/>
+                <w:sz w:val="15"/>
+                <w:szCs w:val="15"/>
+              </w:rPr>
+              <w:t xml:space="preserve">Verified Web Domain</w:t>
+            </w:r>
+          </w:p>
+        </w:tc>
+        <w:tc>
+          <w:tcPr>
+            <w:tcW w:type="pct" w:w="700"/>
+            <w:tcBorders>
+              <w:top w:val="single" w:color="CBD5E1" w:sz="4"/>
+              <w:left w:val="single" w:color="CBD5E1" w:sz="4"/>
+              <w:bottom w:val="single" w:color="CBD5E1" w:sz="4"/>
+              <w:right w:val="single" w:color="CBD5E1" w:sz="4"/>
+            </w:tcBorders>
+            <w:shd w:fill="F8FAFC" w:val="clear"/>
+            <w:tcMar>
+              <w:top w:type="dxa" w:w="80"/>
+              <w:left w:type="dxa" w:w="100"/>
+              <w:bottom w:type="dxa" w:w="80"/>
+              <w:right w:type="dxa" w:w="100"/>
+            </w:tcMar>
+          </w:tcPr>
+          <w:p>
+            <w:r>
+              <w:rPr>
+                <w:b w:val="false"/>
+                <w:bCs w:val="false"/>
+                <w:color w:val="1E293B"/>
+                <w:sz w:val="14"/>
+                <w:szCs w:val="14"/>
+              </w:rPr>
+              <w:t xml:space="preserve">Agent Reach &amp; Overview</w:t>
+            </w:r>
+          </w:p>
+        </w:tc>
+        <w:tc>
+          <w:tcPr>
+            <w:tcW w:type="pct" w:w="900"/>
+            <w:tcBorders>
+              <w:top w:val="single" w:color="CBD5E1" w:sz="4"/>
+              <w:left w:val="single" w:color="CBD5E1" w:sz="4"/>
+              <w:bottom w:val="single" w:color="CBD5E1" w:sz="4"/>
+              <w:right w:val="single" w:color="CBD5E1" w:sz="4"/>
+            </w:tcBorders>
+            <w:shd w:fill="F8FAFC" w:val="clear"/>
+            <w:tcMar>
+              <w:top w:type="dxa" w:w="80"/>
+              <w:left w:type="dxa" w:w="100"/>
+              <w:bottom w:type="dxa" w:w="80"/>
+              <w:right w:type="dxa" w:w="100"/>
+            </w:tcMar>
+          </w:tcPr>
+          <w:p>
+            <w:r>
+              <w:rPr>
+                <w:b w:val="false"/>
+                <w:bCs w:val="false"/>
+                <w:color w:val="1E293B"/>
+                <w:sz w:val="13"/>
+                <w:szCs w:val="13"/>
+              </w:rPr>
+              <w:t xml:space="preserve">agentReachDossier.verifiedDomain</w:t>
+            </w:r>
+          </w:p>
+        </w:tc>
+        <w:tc>
+          <w:tcPr>
+            <w:tcW w:type="pct" w:w="600"/>
+            <w:tcBorders>
+              <w:top w:val="single" w:color="CBD5E1" w:sz="4"/>
+              <w:left w:val="single" w:color="CBD5E1" w:sz="4"/>
+              <w:bottom w:val="single" w:color="CBD5E1" w:sz="4"/>
+              <w:right w:val="single" w:color="CBD5E1" w:sz="4"/>
+            </w:tcBorders>
+            <w:shd w:fill="F8FAFC" w:val="clear"/>
+            <w:tcMar>
+              <w:top w:type="dxa" w:w="80"/>
+              <w:left w:type="dxa" w:w="100"/>
+              <w:bottom w:type="dxa" w:w="80"/>
+              <w:right w:type="dxa" w:w="100"/>
+            </w:tcMar>
+          </w:tcPr>
+          <w:p>
+            <w:r>
+              <w:rPr>
+                <w:b w:val="false"/>
+                <w:bCs w:val="false"/>
+                <w:color w:val="1E293B"/>
+                <w:sz w:val="14"/>
+                <w:szCs w:val="14"/>
+              </w:rPr>
+              <w:t xml:space="preserve">Exa Domain Engine</w:t>
+            </w:r>
+          </w:p>
+        </w:tc>
+        <w:tc>
+          <w:tcPr>
+            <w:tcW w:type="pct" w:w="800"/>
+            <w:tcBorders>
+              <w:top w:val="single" w:color="CBD5E1" w:sz="4"/>
+              <w:left w:val="single" w:color="CBD5E1" w:sz="4"/>
+              <w:bottom w:val="single" w:color="CBD5E1" w:sz="4"/>
+              <w:right w:val="single" w:color="CBD5E1" w:sz="4"/>
+            </w:tcBorders>
+            <w:shd w:fill="F8FAFC" w:val="clear"/>
+            <w:tcMar>
+              <w:top w:type="dxa" w:w="80"/>
+              <w:left w:type="dxa" w:w="100"/>
+              <w:bottom w:type="dxa" w:w="80"/>
+              <w:right w:type="dxa" w:w="100"/>
+            </w:tcMar>
+          </w:tcPr>
+          <w:p>
+            <w:r>
+              <w:rPr>
+                <w:b w:val="false"/>
+                <w:bCs w:val="false"/>
+                <w:color w:val="1E293B"/>
+                <w:sz w:val="14"/>
+                <w:szCs w:val="14"/>
+              </w:rPr>
+              <w:t xml:space="preserve">proudpoppyclothing.com.au</w:t>
+            </w:r>
+          </w:p>
+        </w:tc>
+        <w:tc>
+          <w:tcPr>
+            <w:tcW w:type="pct" w:w="900"/>
+            <w:tcBorders>
+              <w:top w:val="single" w:color="CBD5E1" w:sz="4"/>
+              <w:left w:val="single" w:color="CBD5E1" w:sz="4"/>
+              <w:bottom w:val="single" w:color="CBD5E1" w:sz="4"/>
+              <w:right w:val="single" w:color="CBD5E1" w:sz="4"/>
+            </w:tcBorders>
+            <w:shd w:fill="F8FAFC" w:val="clear"/>
+            <w:tcMar>
+              <w:top w:type="dxa" w:w="80"/>
+              <w:left w:type="dxa" w:w="100"/>
+              <w:bottom w:type="dxa" w:w="80"/>
+              <w:right w:type="dxa" w:w="100"/>
+            </w:tcMar>
+          </w:tcPr>
+          <w:p>
+            <w:r>
+              <w:rPr>
+                <w:b w:val="false"/>
+                <w:bCs w:val="false"/>
+                <w:color w:val="1E293B"/>
+                <w:sz w:val="14"/>
+                <w:szCs w:val="14"/>
+              </w:rPr>
+              <w:t xml:space="preserve">Clean canonical domain verified from corporate registrations.</w:t>
+            </w:r>
+          </w:p>
+        </w:tc>
+      </w:tr>
+      <w:tr>
+        <w:tc>
+          <w:tcPr>
+            <w:tcW w:type="pct" w:w="200"/>
+            <w:tcBorders>
+              <w:top w:val="single" w:color="CBD5E1" w:sz="4"/>
+              <w:left w:val="single" w:color="CBD5E1" w:sz="4"/>
+              <w:bottom w:val="single" w:color="CBD5E1" w:sz="4"/>
+              <w:right w:val="single" w:color="CBD5E1" w:sz="4"/>
+            </w:tcBorders>
+            <w:shd w:fill="FFFFFF" w:val="clear"/>
+            <w:tcMar>
+              <w:top w:type="dxa" w:w="80"/>
+              <w:left w:type="dxa" w:w="100"/>
+              <w:bottom w:type="dxa" w:w="80"/>
+              <w:right w:type="dxa" w:w="100"/>
+            </w:tcMar>
+          </w:tcPr>
+          <w:p>
+            <w:r>
+              <w:rPr>
+                <w:b/>
+                <w:bCs/>
+                <w:color w:val="1E293B"/>
+                <w:sz w:val="15"/>
+                <w:szCs w:val="15"/>
+              </w:rPr>
+              <w:t xml:space="preserve">11</w:t>
+            </w:r>
+          </w:p>
+        </w:tc>
+        <w:tc>
+          <w:tcPr>
+            <w:tcW w:type="pct" w:w="900"/>
+            <w:tcBorders>
+              <w:top w:val="single" w:color="CBD5E1" w:sz="4"/>
+              <w:left w:val="single" w:color="CBD5E1" w:sz="4"/>
+              <w:bottom w:val="single" w:color="CBD5E1" w:sz="4"/>
+              <w:right w:val="single" w:color="CBD5E1" w:sz="4"/>
+            </w:tcBorders>
+            <w:shd w:fill="FFFFFF" w:val="clear"/>
+            <w:tcMar>
+              <w:top w:type="dxa" w:w="80"/>
+              <w:left w:type="dxa" w:w="100"/>
+              <w:bottom w:type="dxa" w:w="80"/>
+              <w:right w:type="dxa" w:w="100"/>
+            </w:tcMar>
+          </w:tcPr>
+          <w:p>
+            <w:r>
+              <w:rPr>
+                <w:b/>
+                <w:bCs/>
+                <w:color w:val="1E293B"/>
+                <w:sz w:val="15"/>
+                <w:szCs w:val="15"/>
+              </w:rPr>
+              <w:t xml:space="preserve">AI Shipping Summary</w:t>
+            </w:r>
+          </w:p>
+        </w:tc>
+        <w:tc>
+          <w:tcPr>
+            <w:tcW w:type="pct" w:w="700"/>
+            <w:tcBorders>
+              <w:top w:val="single" w:color="CBD5E1" w:sz="4"/>
+              <w:left w:val="single" w:color="CBD5E1" w:sz="4"/>
+              <w:bottom w:val="single" w:color="CBD5E1" w:sz="4"/>
+              <w:right w:val="single" w:color="CBD5E1" w:sz="4"/>
+            </w:tcBorders>
+            <w:shd w:fill="FFFFFF" w:val="clear"/>
+            <w:tcMar>
+              <w:top w:type="dxa" w:w="80"/>
+              <w:left w:type="dxa" w:w="100"/>
+              <w:bottom w:type="dxa" w:w="80"/>
+              <w:right w:type="dxa" w:w="100"/>
+            </w:tcMar>
+          </w:tcPr>
+          <w:p>
+            <w:r>
+              <w:rPr>
+                <w:b w:val="false"/>
+                <w:bCs w:val="false"/>
+                <w:color w:val="1E293B"/>
+                <w:sz w:val="14"/>
+                <w:szCs w:val="14"/>
+              </w:rPr>
+              <w:t xml:space="preserve">Agent Reach Tab</w:t>
+            </w:r>
+          </w:p>
+        </w:tc>
+        <w:tc>
+          <w:tcPr>
+            <w:tcW w:type="pct" w:w="900"/>
+            <w:tcBorders>
+              <w:top w:val="single" w:color="CBD5E1" w:sz="4"/>
+              <w:left w:val="single" w:color="CBD5E1" w:sz="4"/>
+              <w:bottom w:val="single" w:color="CBD5E1" w:sz="4"/>
+              <w:right w:val="single" w:color="CBD5E1" w:sz="4"/>
+            </w:tcBorders>
+            <w:shd w:fill="FFFFFF" w:val="clear"/>
+            <w:tcMar>
+              <w:top w:type="dxa" w:w="80"/>
+              <w:left w:type="dxa" w:w="100"/>
+              <w:bottom w:type="dxa" w:w="80"/>
+              <w:right w:type="dxa" w:w="100"/>
+            </w:tcMar>
+          </w:tcPr>
+          <w:p>
+            <w:r>
+              <w:rPr>
+                <w:b w:val="false"/>
+                <w:bCs w:val="false"/>
+                <w:color w:val="1E293B"/>
+                <w:sz w:val="13"/>
+                <w:szCs w:val="13"/>
+              </w:rPr>
+              <w:t xml:space="preserve">logisticsSignals.shippingSummary</w:t>
+            </w:r>
+          </w:p>
+        </w:tc>
+        <w:tc>
+          <w:tcPr>
+            <w:tcW w:type="pct" w:w="600"/>
+            <w:tcBorders>
+              <w:top w:val="single" w:color="CBD5E1" w:sz="4"/>
+              <w:left w:val="single" w:color="CBD5E1" w:sz="4"/>
+              <w:bottom w:val="single" w:color="CBD5E1" w:sz="4"/>
+              <w:right w:val="single" w:color="CBD5E1" w:sz="4"/>
+            </w:tcBorders>
+            <w:shd w:fill="FFFFFF" w:val="clear"/>
+            <w:tcMar>
+              <w:top w:type="dxa" w:w="80"/>
+              <w:left w:type="dxa" w:w="100"/>
+              <w:bottom w:type="dxa" w:w="80"/>
+              <w:right w:type="dxa" w:w="100"/>
+            </w:tcMar>
+          </w:tcPr>
+          <w:p>
+            <w:r>
+              <w:rPr>
+                <w:b w:val="false"/>
+                <w:bCs w:val="false"/>
+                <w:color w:val="1E293B"/>
+                <w:sz w:val="14"/>
+                <w:szCs w:val="14"/>
+              </w:rPr>
+              <w:t xml:space="preserve">Gemini Flash</w:t>
+            </w:r>
+          </w:p>
+        </w:tc>
+        <w:tc>
+          <w:tcPr>
+            <w:tcW w:type="pct" w:w="800"/>
+            <w:tcBorders>
+              <w:top w:val="single" w:color="CBD5E1" w:sz="4"/>
+              <w:left w:val="single" w:color="CBD5E1" w:sz="4"/>
+              <w:bottom w:val="single" w:color="CBD5E1" w:sz="4"/>
+              <w:right w:val="single" w:color="CBD5E1" w:sz="4"/>
+            </w:tcBorders>
+            <w:shd w:fill="FFFFFF" w:val="clear"/>
+            <w:tcMar>
+              <w:top w:type="dxa" w:w="80"/>
+              <w:left w:type="dxa" w:w="100"/>
+              <w:bottom w:type="dxa" w:w="80"/>
+              <w:right w:type="dxa" w:w="100"/>
+            </w:tcMar>
+          </w:tcPr>
+          <w:p>
+            <w:r>
+              <w:rPr>
+                <w:b w:val="false"/>
+                <w:bCs w:val="false"/>
+                <w:color w:val="1E293B"/>
+                <w:sz w:val="14"/>
+                <w:szCs w:val="14"/>
+              </w:rPr>
+              <w:t xml:space="preserve">4-bullet executive brief of shipping policy</w:t>
+            </w:r>
+          </w:p>
+        </w:tc>
+        <w:tc>
+          <w:tcPr>
+            <w:tcW w:type="pct" w:w="900"/>
+            <w:tcBorders>
+              <w:top w:val="single" w:color="CBD5E1" w:sz="4"/>
+              <w:left w:val="single" w:color="CBD5E1" w:sz="4"/>
+              <w:bottom w:val="single" w:color="CBD5E1" w:sz="4"/>
+              <w:right w:val="single" w:color="CBD5E1" w:sz="4"/>
+            </w:tcBorders>
+            <w:shd w:fill="FFFFFF" w:val="clear"/>
+            <w:tcMar>
+              <w:top w:type="dxa" w:w="80"/>
+              <w:left w:type="dxa" w:w="100"/>
+              <w:bottom w:type="dxa" w:w="80"/>
+              <w:right w:type="dxa" w:w="100"/>
+            </w:tcMar>
+          </w:tcPr>
+          <w:p>
+            <w:r>
+              <w:rPr>
+                <w:b w:val="false"/>
+                <w:bCs w:val="false"/>
+                <w:color w:val="1E293B"/>
+                <w:sz w:val="14"/>
+                <w:szCs w:val="14"/>
+              </w:rPr>
+              <w:t xml:space="preserve">Replaces walls of raw text with an executive brief in 5 seconds.</w:t>
+            </w:r>
+          </w:p>
+        </w:tc>
+      </w:tr>
+      <w:tr>
+        <w:tc>
+          <w:tcPr>
+            <w:tcW w:type="pct" w:w="200"/>
+            <w:tcBorders>
+              <w:top w:val="single" w:color="CBD5E1" w:sz="4"/>
+              <w:left w:val="single" w:color="CBD5E1" w:sz="4"/>
+              <w:bottom w:val="single" w:color="CBD5E1" w:sz="4"/>
+              <w:right w:val="single" w:color="CBD5E1" w:sz="4"/>
+            </w:tcBorders>
+            <w:shd w:fill="F8FAFC" w:val="clear"/>
+            <w:tcMar>
+              <w:top w:type="dxa" w:w="80"/>
+              <w:left w:type="dxa" w:w="100"/>
+              <w:bottom w:type="dxa" w:w="80"/>
+              <w:right w:type="dxa" w:w="100"/>
+            </w:tcMar>
+          </w:tcPr>
+          <w:p>
+            <w:r>
+              <w:rPr>
+                <w:b/>
+                <w:bCs/>
+                <w:color w:val="1E293B"/>
+                <w:sz w:val="15"/>
+                <w:szCs w:val="15"/>
+              </w:rPr>
+              <w:t xml:space="preserve">12</w:t>
+            </w:r>
+          </w:p>
+        </w:tc>
+        <w:tc>
+          <w:tcPr>
+            <w:tcW w:type="pct" w:w="900"/>
+            <w:tcBorders>
+              <w:top w:val="single" w:color="CBD5E1" w:sz="4"/>
+              <w:left w:val="single" w:color="CBD5E1" w:sz="4"/>
+              <w:bottom w:val="single" w:color="CBD5E1" w:sz="4"/>
+              <w:right w:val="single" w:color="CBD5E1" w:sz="4"/>
+            </w:tcBorders>
+            <w:shd w:fill="F8FAFC" w:val="clear"/>
+            <w:tcMar>
+              <w:top w:type="dxa" w:w="80"/>
+              <w:left w:type="dxa" w:w="100"/>
+              <w:bottom w:type="dxa" w:w="80"/>
+              <w:right w:type="dxa" w:w="100"/>
+            </w:tcMar>
+          </w:tcPr>
+          <w:p>
+            <w:r>
+              <w:rPr>
+                <w:b/>
+                <w:bCs/>
+                <w:color w:val="1E293B"/>
+                <w:sz w:val="15"/>
+                <w:szCs w:val="15"/>
+              </w:rPr>
+              <w:t xml:space="preserve">Raw Source Citations</w:t>
+            </w:r>
+          </w:p>
+        </w:tc>
+        <w:tc>
+          <w:tcPr>
+            <w:tcW w:type="pct" w:w="700"/>
+            <w:tcBorders>
+              <w:top w:val="single" w:color="CBD5E1" w:sz="4"/>
+              <w:left w:val="single" w:color="CBD5E1" w:sz="4"/>
+              <w:bottom w:val="single" w:color="CBD5E1" w:sz="4"/>
+              <w:right w:val="single" w:color="CBD5E1" w:sz="4"/>
+            </w:tcBorders>
+            <w:shd w:fill="F8FAFC" w:val="clear"/>
+            <w:tcMar>
+              <w:top w:type="dxa" w:w="80"/>
+              <w:left w:type="dxa" w:w="100"/>
+              <w:bottom w:type="dxa" w:w="80"/>
+              <w:right w:type="dxa" w:w="100"/>
+            </w:tcMar>
+          </w:tcPr>
+          <w:p>
+            <w:r>
+              <w:rPr>
+                <w:b w:val="false"/>
+                <w:bCs w:val="false"/>
+                <w:color w:val="1E293B"/>
+                <w:sz w:val="14"/>
+                <w:szCs w:val="14"/>
+              </w:rPr>
+              <w:t xml:space="preserve">Agent Reach (Collapsible)</w:t>
+            </w:r>
+          </w:p>
+        </w:tc>
+        <w:tc>
+          <w:tcPr>
+            <w:tcW w:type="pct" w:w="900"/>
+            <w:tcBorders>
+              <w:top w:val="single" w:color="CBD5E1" w:sz="4"/>
+              <w:left w:val="single" w:color="CBD5E1" w:sz="4"/>
+              <w:bottom w:val="single" w:color="CBD5E1" w:sz="4"/>
+              <w:right w:val="single" w:color="CBD5E1" w:sz="4"/>
+            </w:tcBorders>
+            <w:shd w:fill="F8FAFC" w:val="clear"/>
+            <w:tcMar>
+              <w:top w:type="dxa" w:w="80"/>
+              <w:left w:type="dxa" w:w="100"/>
+              <w:bottom w:type="dxa" w:w="80"/>
+              <w:right w:type="dxa" w:w="100"/>
+            </w:tcMar>
+          </w:tcPr>
+          <w:p>
+            <w:r>
+              <w:rPr>
+                <w:b w:val="false"/>
+                <w:bCs w:val="false"/>
+                <w:color w:val="1E293B"/>
+                <w:sz w:val="13"/>
+                <w:szCs w:val="13"/>
+              </w:rPr>
+              <w:t xml:space="preserve">logisticsSignals.rawSnippets</w:t>
+            </w:r>
+          </w:p>
+        </w:tc>
+        <w:tc>
+          <w:tcPr>
+            <w:tcW w:type="pct" w:w="600"/>
+            <w:tcBorders>
+              <w:top w:val="single" w:color="CBD5E1" w:sz="4"/>
+              <w:left w:val="single" w:color="CBD5E1" w:sz="4"/>
+              <w:bottom w:val="single" w:color="CBD5E1" w:sz="4"/>
+              <w:right w:val="single" w:color="CBD5E1" w:sz="4"/>
+            </w:tcBorders>
+            <w:shd w:fill="F8FAFC" w:val="clear"/>
+            <w:tcMar>
+              <w:top w:type="dxa" w:w="80"/>
+              <w:left w:type="dxa" w:w="100"/>
+              <w:bottom w:type="dxa" w:w="80"/>
+              <w:right w:type="dxa" w:w="100"/>
+            </w:tcMar>
+          </w:tcPr>
+          <w:p>
+            <w:r>
+              <w:rPr>
+                <w:b w:val="false"/>
+                <w:bCs w:val="false"/>
+                <w:color w:val="1E293B"/>
+                <w:sz w:val="14"/>
+                <w:szCs w:val="14"/>
+              </w:rPr>
+              <w:t xml:space="preserve">Exa Search</w:t>
+            </w:r>
+          </w:p>
+        </w:tc>
+        <w:tc>
+          <w:tcPr>
+            <w:tcW w:type="pct" w:w="800"/>
+            <w:tcBorders>
+              <w:top w:val="single" w:color="CBD5E1" w:sz="4"/>
+              <w:left w:val="single" w:color="CBD5E1" w:sz="4"/>
+              <w:bottom w:val="single" w:color="CBD5E1" w:sz="4"/>
+              <w:right w:val="single" w:color="CBD5E1" w:sz="4"/>
+            </w:tcBorders>
+            <w:shd w:fill="F8FAFC" w:val="clear"/>
+            <w:tcMar>
+              <w:top w:type="dxa" w:w="80"/>
+              <w:left w:type="dxa" w:w="100"/>
+              <w:bottom w:type="dxa" w:w="80"/>
+              <w:right w:type="dxa" w:w="100"/>
+            </w:tcMar>
+          </w:tcPr>
+          <w:p>
+            <w:r>
+              <w:rPr>
+                <w:b w:val="false"/>
+                <w:bCs w:val="false"/>
+                <w:color w:val="1E293B"/>
+                <w:sz w:val="14"/>
+                <w:szCs w:val="14"/>
+              </w:rPr>
+              <w:t xml:space="preserve">Excerpts from shipping &amp; return terms</w:t>
+            </w:r>
+          </w:p>
+        </w:tc>
+        <w:tc>
+          <w:tcPr>
+            <w:tcW w:type="pct" w:w="900"/>
+            <w:tcBorders>
+              <w:top w:val="single" w:color="CBD5E1" w:sz="4"/>
+              <w:left w:val="single" w:color="CBD5E1" w:sz="4"/>
+              <w:bottom w:val="single" w:color="CBD5E1" w:sz="4"/>
+              <w:right w:val="single" w:color="CBD5E1" w:sz="4"/>
+            </w:tcBorders>
+            <w:shd w:fill="F8FAFC" w:val="clear"/>
+            <w:tcMar>
+              <w:top w:type="dxa" w:w="80"/>
+              <w:left w:type="dxa" w:w="100"/>
+              <w:bottom w:type="dxa" w:w="80"/>
+              <w:right w:type="dxa" w:w="100"/>
+            </w:tcMar>
+          </w:tcPr>
+          <w:p>
+            <w:r>
+              <w:rPr>
+                <w:b w:val="false"/>
+                <w:bCs w:val="false"/>
+                <w:color w:val="1E293B"/>
+                <w:sz w:val="14"/>
+                <w:szCs w:val="14"/>
+              </w:rPr>
+              <w:t xml:space="preserve">Auditable evidence if reps need to verify exact legal/return terms.</w:t>
+            </w:r>
+          </w:p>
+        </w:tc>
+      </w:tr>
+      <w:tr>
+        <w:tc>
+          <w:tcPr>
+            <w:tcW w:type="pct" w:w="200"/>
+            <w:tcBorders>
+              <w:top w:val="single" w:color="CBD5E1" w:sz="4"/>
+              <w:left w:val="single" w:color="CBD5E1" w:sz="4"/>
+              <w:bottom w:val="single" w:color="CBD5E1" w:sz="4"/>
+              <w:right w:val="single" w:color="CBD5E1" w:sz="4"/>
+            </w:tcBorders>
+            <w:shd w:fill="FFFFFF" w:val="clear"/>
+            <w:tcMar>
+              <w:top w:type="dxa" w:w="80"/>
+              <w:left w:type="dxa" w:w="100"/>
+              <w:bottom w:type="dxa" w:w="80"/>
+              <w:right w:type="dxa" w:w="100"/>
+            </w:tcMar>
+          </w:tcPr>
+          <w:p>
+            <w:r>
+              <w:rPr>
+                <w:b/>
+                <w:bCs/>
+                <w:color w:val="1E293B"/>
+                <w:sz w:val="15"/>
+                <w:szCs w:val="15"/>
+              </w:rPr>
+              <w:t xml:space="preserve">13</w:t>
+            </w:r>
+          </w:p>
+        </w:tc>
+        <w:tc>
+          <w:tcPr>
+            <w:tcW w:type="pct" w:w="900"/>
+            <w:tcBorders>
+              <w:top w:val="single" w:color="CBD5E1" w:sz="4"/>
+              <w:left w:val="single" w:color="CBD5E1" w:sz="4"/>
+              <w:bottom w:val="single" w:color="CBD5E1" w:sz="4"/>
+              <w:right w:val="single" w:color="CBD5E1" w:sz="4"/>
+            </w:tcBorders>
+            <w:shd w:fill="FFFFFF" w:val="clear"/>
+            <w:tcMar>
+              <w:top w:type="dxa" w:w="80"/>
+              <w:left w:type="dxa" w:w="100"/>
+              <w:bottom w:type="dxa" w:w="80"/>
+              <w:right w:type="dxa" w:w="100"/>
+            </w:tcMar>
+          </w:tcPr>
+          <w:p>
+            <w:r>
+              <w:rPr>
+                <w:b/>
+                <w:bCs/>
+                <w:color w:val="1E293B"/>
+                <w:sz w:val="15"/>
+                <w:szCs w:val="15"/>
+              </w:rPr>
+              <w:t xml:space="preserve">Industry Category</w:t>
+            </w:r>
+          </w:p>
+        </w:tc>
+        <w:tc>
+          <w:tcPr>
+            <w:tcW w:type="pct" w:w="700"/>
+            <w:tcBorders>
+              <w:top w:val="single" w:color="CBD5E1" w:sz="4"/>
+              <w:left w:val="single" w:color="CBD5E1" w:sz="4"/>
+              <w:bottom w:val="single" w:color="CBD5E1" w:sz="4"/>
+              <w:right w:val="single" w:color="CBD5E1" w:sz="4"/>
+            </w:tcBorders>
+            <w:shd w:fill="FFFFFF" w:val="clear"/>
+            <w:tcMar>
+              <w:top w:type="dxa" w:w="80"/>
+              <w:left w:type="dxa" w:w="100"/>
+              <w:bottom w:type="dxa" w:w="80"/>
+              <w:right w:type="dxa" w:w="100"/>
+            </w:tcMar>
+          </w:tcPr>
+          <w:p>
+            <w:r>
+              <w:rPr>
+                <w:b w:val="false"/>
+                <w:bCs w:val="false"/>
+                <w:color w:val="1E293B"/>
+                <w:sz w:val="14"/>
+                <w:szCs w:val="14"/>
+              </w:rPr>
+              <w:t xml:space="preserve">AI Website Scrape &amp; Overview</w:t>
+            </w:r>
+          </w:p>
+        </w:tc>
+        <w:tc>
+          <w:tcPr>
+            <w:tcW w:type="pct" w:w="900"/>
+            <w:tcBorders>
+              <w:top w:val="single" w:color="CBD5E1" w:sz="4"/>
+              <w:left w:val="single" w:color="CBD5E1" w:sz="4"/>
+              <w:bottom w:val="single" w:color="CBD5E1" w:sz="4"/>
+              <w:right w:val="single" w:color="CBD5E1" w:sz="4"/>
+            </w:tcBorders>
+            <w:shd w:fill="FFFFFF" w:val="clear"/>
+            <w:tcMar>
+              <w:top w:type="dxa" w:w="80"/>
+              <w:left w:type="dxa" w:w="100"/>
+              <w:bottom w:type="dxa" w:w="80"/>
+              <w:right w:type="dxa" w:w="100"/>
+            </w:tcMar>
+          </w:tcPr>
+          <w:p>
+            <w:r>
+              <w:rPr>
+                <w:b w:val="false"/>
+                <w:bCs w:val="false"/>
+                <w:color w:val="1E293B"/>
+                <w:sz w:val="13"/>
+                <w:szCs w:val="13"/>
+              </w:rPr>
+              <w:t xml:space="preserve">discoveryData.industryCategory</w:t>
+            </w:r>
+          </w:p>
+        </w:tc>
+        <w:tc>
+          <w:tcPr>
+            <w:tcW w:type="pct" w:w="600"/>
+            <w:tcBorders>
+              <w:top w:val="single" w:color="CBD5E1" w:sz="4"/>
+              <w:left w:val="single" w:color="CBD5E1" w:sz="4"/>
+              <w:bottom w:val="single" w:color="CBD5E1" w:sz="4"/>
+              <w:right w:val="single" w:color="CBD5E1" w:sz="4"/>
+            </w:tcBorders>
+            <w:shd w:fill="FFFFFF" w:val="clear"/>
+            <w:tcMar>
+              <w:top w:type="dxa" w:w="80"/>
+              <w:left w:type="dxa" w:w="100"/>
+              <w:bottom w:type="dxa" w:w="80"/>
+              <w:right w:type="dxa" w:w="100"/>
+            </w:tcMar>
+          </w:tcPr>
+          <w:p>
+            <w:r>
+              <w:rPr>
+                <w:b w:val="false"/>
+                <w:bCs w:val="false"/>
+                <w:color w:val="1E293B"/>
+                <w:sz w:val="14"/>
+                <w:szCs w:val="14"/>
+              </w:rPr>
+              <w:t xml:space="preserve">AI Crawler</w:t>
+            </w:r>
+          </w:p>
+        </w:tc>
+        <w:tc>
+          <w:tcPr>
+            <w:tcW w:type="pct" w:w="800"/>
+            <w:tcBorders>
+              <w:top w:val="single" w:color="CBD5E1" w:sz="4"/>
+              <w:left w:val="single" w:color="CBD5E1" w:sz="4"/>
+              <w:bottom w:val="single" w:color="CBD5E1" w:sz="4"/>
+              <w:right w:val="single" w:color="CBD5E1" w:sz="4"/>
+            </w:tcBorders>
+            <w:shd w:fill="FFFFFF" w:val="clear"/>
+            <w:tcMar>
+              <w:top w:type="dxa" w:w="80"/>
+              <w:left w:type="dxa" w:w="100"/>
+              <w:bottom w:type="dxa" w:w="80"/>
+              <w:right w:type="dxa" w:w="100"/>
+            </w:tcMar>
+          </w:tcPr>
+          <w:p>
+            <w:r>
+              <w:rPr>
+                <w:b w:val="false"/>
+                <w:bCs w:val="false"/>
+                <w:color w:val="1E293B"/>
+                <w:sz w:val="14"/>
+                <w:szCs w:val="14"/>
+              </w:rPr>
+              <w:t xml:space="preserve">Retail &amp; Consumer Goods</w:t>
+            </w:r>
+          </w:p>
+        </w:tc>
+        <w:tc>
+          <w:tcPr>
+            <w:tcW w:type="pct" w:w="900"/>
+            <w:tcBorders>
+              <w:top w:val="single" w:color="CBD5E1" w:sz="4"/>
+              <w:left w:val="single" w:color="CBD5E1" w:sz="4"/>
+              <w:bottom w:val="single" w:color="CBD5E1" w:sz="4"/>
+              <w:right w:val="single" w:color="CBD5E1" w:sz="4"/>
+            </w:tcBorders>
+            <w:shd w:fill="FFFFFF" w:val="clear"/>
+            <w:tcMar>
+              <w:top w:type="dxa" w:w="80"/>
+              <w:left w:type="dxa" w:w="100"/>
+              <w:bottom w:type="dxa" w:w="80"/>
+              <w:right w:type="dxa" w:w="100"/>
+            </w:tcMar>
+          </w:tcPr>
+          <w:p>
+            <w:r>
+              <w:rPr>
+                <w:b w:val="false"/>
+                <w:bCs w:val="false"/>
+                <w:color w:val="1E293B"/>
+                <w:sz w:val="14"/>
+                <w:szCs w:val="14"/>
+              </w:rPr>
+              <w:t xml:space="preserve">Categorizes business vertical for targeted campaigns.</w:t>
+            </w:r>
+          </w:p>
+        </w:tc>
+      </w:tr>
+      <w:tr>
+        <w:tc>
+          <w:tcPr>
+            <w:tcW w:type="pct" w:w="200"/>
+            <w:tcBorders>
+              <w:top w:val="single" w:color="CBD5E1" w:sz="4"/>
+              <w:left w:val="single" w:color="CBD5E1" w:sz="4"/>
+              <w:bottom w:val="single" w:color="CBD5E1" w:sz="4"/>
+              <w:right w:val="single" w:color="CBD5E1" w:sz="4"/>
+            </w:tcBorders>
+            <w:shd w:fill="F8FAFC" w:val="clear"/>
+            <w:tcMar>
+              <w:top w:type="dxa" w:w="80"/>
+              <w:left w:type="dxa" w:w="100"/>
+              <w:bottom w:type="dxa" w:w="80"/>
+              <w:right w:type="dxa" w:w="100"/>
+            </w:tcMar>
+          </w:tcPr>
+          <w:p>
+            <w:r>
+              <w:rPr>
+                <w:b/>
+                <w:bCs/>
+                <w:color w:val="1E293B"/>
+                <w:sz w:val="15"/>
+                <w:szCs w:val="15"/>
+              </w:rPr>
+              <w:t xml:space="preserve">14</w:t>
+            </w:r>
+          </w:p>
+        </w:tc>
+        <w:tc>
+          <w:tcPr>
+            <w:tcW w:type="pct" w:w="900"/>
+            <w:tcBorders>
+              <w:top w:val="single" w:color="CBD5E1" w:sz="4"/>
+              <w:left w:val="single" w:color="CBD5E1" w:sz="4"/>
+              <w:bottom w:val="single" w:color="CBD5E1" w:sz="4"/>
+              <w:right w:val="single" w:color="CBD5E1" w:sz="4"/>
+            </w:tcBorders>
+            <w:shd w:fill="F8FAFC" w:val="clear"/>
+            <w:tcMar>
+              <w:top w:type="dxa" w:w="80"/>
+              <w:left w:type="dxa" w:w="100"/>
+              <w:bottom w:type="dxa" w:w="80"/>
+              <w:right w:type="dxa" w:w="100"/>
+            </w:tcMar>
+          </w:tcPr>
+          <w:p>
+            <w:r>
+              <w:rPr>
+                <w:b/>
+                <w:bCs/>
+                <w:color w:val="1E293B"/>
+                <w:sz w:val="15"/>
+                <w:szCs w:val="15"/>
+              </w:rPr>
+              <w:t xml:space="preserve">Industry Sub-Category</w:t>
+            </w:r>
+          </w:p>
+        </w:tc>
+        <w:tc>
+          <w:tcPr>
+            <w:tcW w:type="pct" w:w="700"/>
+            <w:tcBorders>
+              <w:top w:val="single" w:color="CBD5E1" w:sz="4"/>
+              <w:left w:val="single" w:color="CBD5E1" w:sz="4"/>
+              <w:bottom w:val="single" w:color="CBD5E1" w:sz="4"/>
+              <w:right w:val="single" w:color="CBD5E1" w:sz="4"/>
+            </w:tcBorders>
+            <w:shd w:fill="F8FAFC" w:val="clear"/>
+            <w:tcMar>
+              <w:top w:type="dxa" w:w="80"/>
+              <w:left w:type="dxa" w:w="100"/>
+              <w:bottom w:type="dxa" w:w="80"/>
+              <w:right w:type="dxa" w:w="100"/>
+            </w:tcMar>
+          </w:tcPr>
+          <w:p>
+            <w:r>
+              <w:rPr>
+                <w:b w:val="false"/>
+                <w:bCs w:val="false"/>
+                <w:color w:val="1E293B"/>
+                <w:sz w:val="14"/>
+                <w:szCs w:val="14"/>
+              </w:rPr>
+              <w:t xml:space="preserve">AI Website Scrape &amp; Overview</w:t>
+            </w:r>
+          </w:p>
+        </w:tc>
+        <w:tc>
+          <w:tcPr>
+            <w:tcW w:type="pct" w:w="900"/>
+            <w:tcBorders>
+              <w:top w:val="single" w:color="CBD5E1" w:sz="4"/>
+              <w:left w:val="single" w:color="CBD5E1" w:sz="4"/>
+              <w:bottom w:val="single" w:color="CBD5E1" w:sz="4"/>
+              <w:right w:val="single" w:color="CBD5E1" w:sz="4"/>
+            </w:tcBorders>
+            <w:shd w:fill="F8FAFC" w:val="clear"/>
+            <w:tcMar>
+              <w:top w:type="dxa" w:w="80"/>
+              <w:left w:type="dxa" w:w="100"/>
+              <w:bottom w:type="dxa" w:w="80"/>
+              <w:right w:type="dxa" w:w="100"/>
+            </w:tcMar>
+          </w:tcPr>
+          <w:p>
+            <w:r>
+              <w:rPr>
+                <w:b w:val="false"/>
+                <w:bCs w:val="false"/>
+                <w:color w:val="1E293B"/>
+                <w:sz w:val="13"/>
+                <w:szCs w:val="13"/>
+              </w:rPr>
+              <w:t xml:space="preserve">discoveryData.industrySubCategory</w:t>
+            </w:r>
+          </w:p>
+        </w:tc>
+        <w:tc>
+          <w:tcPr>
+            <w:tcW w:type="pct" w:w="600"/>
+            <w:tcBorders>
+              <w:top w:val="single" w:color="CBD5E1" w:sz="4"/>
+              <w:left w:val="single" w:color="CBD5E1" w:sz="4"/>
+              <w:bottom w:val="single" w:color="CBD5E1" w:sz="4"/>
+              <w:right w:val="single" w:color="CBD5E1" w:sz="4"/>
+            </w:tcBorders>
+            <w:shd w:fill="F8FAFC" w:val="clear"/>
+            <w:tcMar>
+              <w:top w:type="dxa" w:w="80"/>
+              <w:left w:type="dxa" w:w="100"/>
+              <w:bottom w:type="dxa" w:w="80"/>
+              <w:right w:type="dxa" w:w="100"/>
+            </w:tcMar>
+          </w:tcPr>
+          <w:p>
+            <w:r>
+              <w:rPr>
+                <w:b w:val="false"/>
+                <w:bCs w:val="false"/>
+                <w:color w:val="1E293B"/>
+                <w:sz w:val="14"/>
+                <w:szCs w:val="14"/>
+              </w:rPr>
+              <w:t xml:space="preserve">AI Crawler</w:t>
+            </w:r>
+          </w:p>
+        </w:tc>
+        <w:tc>
+          <w:tcPr>
+            <w:tcW w:type="pct" w:w="800"/>
+            <w:tcBorders>
+              <w:top w:val="single" w:color="CBD5E1" w:sz="4"/>
+              <w:left w:val="single" w:color="CBD5E1" w:sz="4"/>
+              <w:bottom w:val="single" w:color="CBD5E1" w:sz="4"/>
+              <w:right w:val="single" w:color="CBD5E1" w:sz="4"/>
+            </w:tcBorders>
+            <w:shd w:fill="F8FAFC" w:val="clear"/>
+            <w:tcMar>
+              <w:top w:type="dxa" w:w="80"/>
+              <w:left w:type="dxa" w:w="100"/>
+              <w:bottom w:type="dxa" w:w="80"/>
+              <w:right w:type="dxa" w:w="100"/>
+            </w:tcMar>
+          </w:tcPr>
+          <w:p>
+            <w:r>
+              <w:rPr>
+                <w:b w:val="false"/>
+                <w:bCs w:val="false"/>
+                <w:color w:val="1E293B"/>
+                <w:sz w:val="14"/>
+                <w:szCs w:val="14"/>
+              </w:rPr>
+              <w:t xml:space="preserve">Women's Apparel &amp; Accessories</w:t>
+            </w:r>
+          </w:p>
+        </w:tc>
+        <w:tc>
+          <w:tcPr>
+            <w:tcW w:type="pct" w:w="900"/>
+            <w:tcBorders>
+              <w:top w:val="single" w:color="CBD5E1" w:sz="4"/>
+              <w:left w:val="single" w:color="CBD5E1" w:sz="4"/>
+              <w:bottom w:val="single" w:color="CBD5E1" w:sz="4"/>
+              <w:right w:val="single" w:color="CBD5E1" w:sz="4"/>
+            </w:tcBorders>
+            <w:shd w:fill="F8FAFC" w:val="clear"/>
+            <w:tcMar>
+              <w:top w:type="dxa" w:w="80"/>
+              <w:left w:type="dxa" w:w="100"/>
+              <w:bottom w:type="dxa" w:w="80"/>
+              <w:right w:type="dxa" w:w="100"/>
+            </w:tcMar>
+          </w:tcPr>
+          <w:p>
+            <w:r>
+              <w:rPr>
+                <w:b w:val="false"/>
+                <w:bCs w:val="false"/>
+                <w:color w:val="1E293B"/>
+                <w:sz w:val="14"/>
+                <w:szCs w:val="14"/>
+              </w:rPr>
+              <w:t xml:space="preserve">Granular vertical classification for precision pitch framing.</w:t>
+            </w:r>
+          </w:p>
+        </w:tc>
+      </w:tr>
+      <w:tr>
+        <w:tc>
+          <w:tcPr>
+            <w:tcW w:type="pct" w:w="200"/>
+            <w:tcBorders>
+              <w:top w:val="single" w:color="CBD5E1" w:sz="4"/>
+              <w:left w:val="single" w:color="CBD5E1" w:sz="4"/>
+              <w:bottom w:val="single" w:color="CBD5E1" w:sz="4"/>
+              <w:right w:val="single" w:color="CBD5E1" w:sz="4"/>
+            </w:tcBorders>
+            <w:shd w:fill="FFFFFF" w:val="clear"/>
+            <w:tcMar>
+              <w:top w:type="dxa" w:w="80"/>
+              <w:left w:type="dxa" w:w="100"/>
+              <w:bottom w:type="dxa" w:w="80"/>
+              <w:right w:type="dxa" w:w="100"/>
+            </w:tcMar>
+          </w:tcPr>
+          <w:p>
+            <w:r>
+              <w:rPr>
+                <w:b/>
+                <w:bCs/>
+                <w:color w:val="1E293B"/>
+                <w:sz w:val="15"/>
+                <w:szCs w:val="15"/>
+              </w:rPr>
+              <w:t xml:space="preserve">15</w:t>
+            </w:r>
+          </w:p>
+        </w:tc>
+        <w:tc>
+          <w:tcPr>
+            <w:tcW w:type="pct" w:w="900"/>
+            <w:tcBorders>
+              <w:top w:val="single" w:color="CBD5E1" w:sz="4"/>
+              <w:left w:val="single" w:color="CBD5E1" w:sz="4"/>
+              <w:bottom w:val="single" w:color="CBD5E1" w:sz="4"/>
+              <w:right w:val="single" w:color="CBD5E1" w:sz="4"/>
+            </w:tcBorders>
+            <w:shd w:fill="FFFFFF" w:val="clear"/>
+            <w:tcMar>
+              <w:top w:type="dxa" w:w="80"/>
+              <w:left w:type="dxa" w:w="100"/>
+              <w:bottom w:type="dxa" w:w="80"/>
+              <w:right w:type="dxa" w:w="100"/>
+            </w:tcMar>
+          </w:tcPr>
+          <w:p>
+            <w:r>
+              <w:rPr>
+                <w:b/>
+                <w:bCs/>
+                <w:color w:val="1E293B"/>
+                <w:sz w:val="15"/>
+                <w:szCs w:val="15"/>
+              </w:rPr>
+              <w:t xml:space="preserve">eCommerce Cart Tech</w:t>
+            </w:r>
+          </w:p>
+        </w:tc>
+        <w:tc>
+          <w:tcPr>
+            <w:tcW w:type="pct" w:w="700"/>
+            <w:tcBorders>
+              <w:top w:val="single" w:color="CBD5E1" w:sz="4"/>
+              <w:left w:val="single" w:color="CBD5E1" w:sz="4"/>
+              <w:bottom w:val="single" w:color="CBD5E1" w:sz="4"/>
+              <w:right w:val="single" w:color="CBD5E1" w:sz="4"/>
+            </w:tcBorders>
+            <w:shd w:fill="FFFFFF" w:val="clear"/>
+            <w:tcMar>
+              <w:top w:type="dxa" w:w="80"/>
+              <w:left w:type="dxa" w:w="100"/>
+              <w:bottom w:type="dxa" w:w="80"/>
+              <w:right w:type="dxa" w:w="100"/>
+            </w:tcMar>
+          </w:tcPr>
+          <w:p>
+            <w:r>
+              <w:rPr>
+                <w:b w:val="false"/>
+                <w:bCs w:val="false"/>
+                <w:color w:val="1E293B"/>
+                <w:sz w:val="14"/>
+                <w:szCs w:val="14"/>
+              </w:rPr>
+              <w:t xml:space="preserve">AI Website Scrape &amp; Overview</w:t>
+            </w:r>
+          </w:p>
+        </w:tc>
+        <w:tc>
+          <w:tcPr>
+            <w:tcW w:type="pct" w:w="900"/>
+            <w:tcBorders>
+              <w:top w:val="single" w:color="CBD5E1" w:sz="4"/>
+              <w:left w:val="single" w:color="CBD5E1" w:sz="4"/>
+              <w:bottom w:val="single" w:color="CBD5E1" w:sz="4"/>
+              <w:right w:val="single" w:color="CBD5E1" w:sz="4"/>
+            </w:tcBorders>
+            <w:shd w:fill="FFFFFF" w:val="clear"/>
+            <w:tcMar>
+              <w:top w:type="dxa" w:w="80"/>
+              <w:left w:type="dxa" w:w="100"/>
+              <w:bottom w:type="dxa" w:w="80"/>
+              <w:right w:type="dxa" w:w="100"/>
+            </w:tcMar>
+          </w:tcPr>
+          <w:p>
+            <w:r>
+              <w:rPr>
+                <w:b w:val="false"/>
+                <w:bCs w:val="false"/>
+                <w:color w:val="1E293B"/>
+                <w:sz w:val="13"/>
+                <w:szCs w:val="13"/>
+              </w:rPr>
+              <w:t xml:space="preserve">discoveryData.ecommercePlatform</w:t>
+            </w:r>
+          </w:p>
+        </w:tc>
+        <w:tc>
+          <w:tcPr>
+            <w:tcW w:type="pct" w:w="600"/>
+            <w:tcBorders>
+              <w:top w:val="single" w:color="CBD5E1" w:sz="4"/>
+              <w:left w:val="single" w:color="CBD5E1" w:sz="4"/>
+              <w:bottom w:val="single" w:color="CBD5E1" w:sz="4"/>
+              <w:right w:val="single" w:color="CBD5E1" w:sz="4"/>
+            </w:tcBorders>
+            <w:shd w:fill="FFFFFF" w:val="clear"/>
+            <w:tcMar>
+              <w:top w:type="dxa" w:w="80"/>
+              <w:left w:type="dxa" w:w="100"/>
+              <w:bottom w:type="dxa" w:w="80"/>
+              <w:right w:type="dxa" w:w="100"/>
+            </w:tcMar>
+          </w:tcPr>
+          <w:p>
+            <w:r>
+              <w:rPr>
+                <w:b w:val="false"/>
+                <w:bCs w:val="false"/>
+                <w:color w:val="1E293B"/>
+                <w:sz w:val="14"/>
+                <w:szCs w:val="14"/>
+              </w:rPr>
+              <w:t xml:space="preserve">AI Crawler / Exa</w:t>
+            </w:r>
+          </w:p>
+        </w:tc>
+        <w:tc>
+          <w:tcPr>
+            <w:tcW w:type="pct" w:w="800"/>
+            <w:tcBorders>
+              <w:top w:val="single" w:color="CBD5E1" w:sz="4"/>
+              <w:left w:val="single" w:color="CBD5E1" w:sz="4"/>
+              <w:bottom w:val="single" w:color="CBD5E1" w:sz="4"/>
+              <w:right w:val="single" w:color="CBD5E1" w:sz="4"/>
+            </w:tcBorders>
+            <w:shd w:fill="FFFFFF" w:val="clear"/>
+            <w:tcMar>
+              <w:top w:type="dxa" w:w="80"/>
+              <w:left w:type="dxa" w:w="100"/>
+              <w:bottom w:type="dxa" w:w="80"/>
+              <w:right w:type="dxa" w:w="100"/>
+            </w:tcMar>
+          </w:tcPr>
+          <w:p>
+            <w:r>
+              <w:rPr>
+                <w:b w:val="false"/>
+                <w:bCs w:val="false"/>
+                <w:color w:val="1E293B"/>
+                <w:sz w:val="14"/>
+                <w:szCs w:val="14"/>
+              </w:rPr>
+              <w:t xml:space="preserve">Shopify, WooCommerce, BigCommerce</w:t>
+            </w:r>
+          </w:p>
+        </w:tc>
+        <w:tc>
+          <w:tcPr>
+            <w:tcW w:type="pct" w:w="900"/>
+            <w:tcBorders>
+              <w:top w:val="single" w:color="CBD5E1" w:sz="4"/>
+              <w:left w:val="single" w:color="CBD5E1" w:sz="4"/>
+              <w:bottom w:val="single" w:color="CBD5E1" w:sz="4"/>
+              <w:right w:val="single" w:color="CBD5E1" w:sz="4"/>
+            </w:tcBorders>
+            <w:shd w:fill="FFFFFF" w:val="clear"/>
+            <w:tcMar>
+              <w:top w:type="dxa" w:w="80"/>
+              <w:left w:type="dxa" w:w="100"/>
+              <w:bottom w:type="dxa" w:w="80"/>
+              <w:right w:type="dxa" w:w="100"/>
+            </w:tcMar>
+          </w:tcPr>
+          <w:p>
+            <w:r>
+              <w:rPr>
+                <w:b w:val="false"/>
+                <w:bCs w:val="false"/>
+                <w:color w:val="1E293B"/>
+                <w:sz w:val="14"/>
+                <w:szCs w:val="14"/>
+              </w:rPr>
+              <w:t xml:space="preserve">Verifies compatibility with free MailPlus ShipMate app.</w:t>
+            </w:r>
+          </w:p>
+        </w:tc>
+      </w:tr>
+      <w:tr>
+        <w:tc>
+          <w:tcPr>
+            <w:tcW w:type="pct" w:w="200"/>
+            <w:tcBorders>
+              <w:top w:val="single" w:color="CBD5E1" w:sz="4"/>
+              <w:left w:val="single" w:color="CBD5E1" w:sz="4"/>
+              <w:bottom w:val="single" w:color="CBD5E1" w:sz="4"/>
+              <w:right w:val="single" w:color="CBD5E1" w:sz="4"/>
+            </w:tcBorders>
+            <w:shd w:fill="F8FAFC" w:val="clear"/>
+            <w:tcMar>
+              <w:top w:type="dxa" w:w="80"/>
+              <w:left w:type="dxa" w:w="100"/>
+              <w:bottom w:type="dxa" w:w="80"/>
+              <w:right w:type="dxa" w:w="100"/>
+            </w:tcMar>
+          </w:tcPr>
+          <w:p>
+            <w:r>
+              <w:rPr>
+                <w:b/>
+                <w:bCs/>
+                <w:color w:val="1E293B"/>
+                <w:sz w:val="15"/>
+                <w:szCs w:val="15"/>
+              </w:rPr>
+              <w:t xml:space="preserve">16</w:t>
+            </w:r>
+          </w:p>
+        </w:tc>
+        <w:tc>
+          <w:tcPr>
+            <w:tcW w:type="pct" w:w="900"/>
+            <w:tcBorders>
+              <w:top w:val="single" w:color="CBD5E1" w:sz="4"/>
+              <w:left w:val="single" w:color="CBD5E1" w:sz="4"/>
+              <w:bottom w:val="single" w:color="CBD5E1" w:sz="4"/>
+              <w:right w:val="single" w:color="CBD5E1" w:sz="4"/>
+            </w:tcBorders>
+            <w:shd w:fill="F8FAFC" w:val="clear"/>
+            <w:tcMar>
+              <w:top w:type="dxa" w:w="80"/>
+              <w:left w:type="dxa" w:w="100"/>
+              <w:bottom w:type="dxa" w:w="80"/>
+              <w:right w:type="dxa" w:w="100"/>
+            </w:tcMar>
+          </w:tcPr>
+          <w:p>
+            <w:r>
+              <w:rPr>
+                <w:b/>
+                <w:bCs/>
+                <w:color w:val="1E293B"/>
+                <w:sz w:val="15"/>
+                <w:szCs w:val="15"/>
+              </w:rPr>
+              <w:t xml:space="preserve">Accounting Software</w:t>
+            </w:r>
+          </w:p>
+        </w:tc>
+        <w:tc>
+          <w:tcPr>
+            <w:tcW w:type="pct" w:w="700"/>
+            <w:tcBorders>
+              <w:top w:val="single" w:color="CBD5E1" w:sz="4"/>
+              <w:left w:val="single" w:color="CBD5E1" w:sz="4"/>
+              <w:bottom w:val="single" w:color="CBD5E1" w:sz="4"/>
+              <w:right w:val="single" w:color="CBD5E1" w:sz="4"/>
+            </w:tcBorders>
+            <w:shd w:fill="F8FAFC" w:val="clear"/>
+            <w:tcMar>
+              <w:top w:type="dxa" w:w="80"/>
+              <w:left w:type="dxa" w:w="100"/>
+              <w:bottom w:type="dxa" w:w="80"/>
+              <w:right w:type="dxa" w:w="100"/>
+            </w:tcMar>
+          </w:tcPr>
+          <w:p>
+            <w:r>
+              <w:rPr>
+                <w:b w:val="false"/>
+                <w:bCs w:val="false"/>
+                <w:color w:val="1E293B"/>
+                <w:sz w:val="14"/>
+                <w:szCs w:val="14"/>
+              </w:rPr>
+              <w:t xml:space="preserve">AI Website Scrape &amp; Overview</w:t>
+            </w:r>
+          </w:p>
+        </w:tc>
+        <w:tc>
+          <w:tcPr>
+            <w:tcW w:type="pct" w:w="900"/>
+            <w:tcBorders>
+              <w:top w:val="single" w:color="CBD5E1" w:sz="4"/>
+              <w:left w:val="single" w:color="CBD5E1" w:sz="4"/>
+              <w:bottom w:val="single" w:color="CBD5E1" w:sz="4"/>
+              <w:right w:val="single" w:color="CBD5E1" w:sz="4"/>
+            </w:tcBorders>
+            <w:shd w:fill="F8FAFC" w:val="clear"/>
+            <w:tcMar>
+              <w:top w:type="dxa" w:w="80"/>
+              <w:left w:type="dxa" w:w="100"/>
+              <w:bottom w:type="dxa" w:w="80"/>
+              <w:right w:type="dxa" w:w="100"/>
+            </w:tcMar>
+          </w:tcPr>
+          <w:p>
+            <w:r>
+              <w:rPr>
+                <w:b w:val="false"/>
+                <w:bCs w:val="false"/>
+                <w:color w:val="1E293B"/>
+                <w:sz w:val="13"/>
+                <w:szCs w:val="13"/>
+              </w:rPr>
+              <w:t xml:space="preserve">discoveryData.xeroDetected</w:t>
+            </w:r>
+          </w:p>
+        </w:tc>
+        <w:tc>
+          <w:tcPr>
+            <w:tcW w:type="pct" w:w="600"/>
+            <w:tcBorders>
+              <w:top w:val="single" w:color="CBD5E1" w:sz="4"/>
+              <w:left w:val="single" w:color="CBD5E1" w:sz="4"/>
+              <w:bottom w:val="single" w:color="CBD5E1" w:sz="4"/>
+              <w:right w:val="single" w:color="CBD5E1" w:sz="4"/>
+            </w:tcBorders>
+            <w:shd w:fill="F8FAFC" w:val="clear"/>
+            <w:tcMar>
+              <w:top w:type="dxa" w:w="80"/>
+              <w:left w:type="dxa" w:w="100"/>
+              <w:bottom w:type="dxa" w:w="80"/>
+              <w:right w:type="dxa" w:w="100"/>
+            </w:tcMar>
+          </w:tcPr>
+          <w:p>
+            <w:r>
+              <w:rPr>
+                <w:b w:val="false"/>
+                <w:bCs w:val="false"/>
+                <w:color w:val="1E293B"/>
+                <w:sz w:val="14"/>
+                <w:szCs w:val="14"/>
+              </w:rPr>
+              <w:t xml:space="preserve">AI Crawler</w:t>
+            </w:r>
+          </w:p>
+        </w:tc>
+        <w:tc>
+          <w:tcPr>
+            <w:tcW w:type="pct" w:w="800"/>
+            <w:tcBorders>
+              <w:top w:val="single" w:color="CBD5E1" w:sz="4"/>
+              <w:left w:val="single" w:color="CBD5E1" w:sz="4"/>
+              <w:bottom w:val="single" w:color="CBD5E1" w:sz="4"/>
+              <w:right w:val="single" w:color="CBD5E1" w:sz="4"/>
+            </w:tcBorders>
+            <w:shd w:fill="F8FAFC" w:val="clear"/>
+            <w:tcMar>
+              <w:top w:type="dxa" w:w="80"/>
+              <w:left w:type="dxa" w:w="100"/>
+              <w:bottom w:type="dxa" w:w="80"/>
+              <w:right w:type="dxa" w:w="100"/>
+            </w:tcMar>
+          </w:tcPr>
+          <w:p>
+            <w:r>
+              <w:rPr>
+                <w:b w:val="false"/>
+                <w:bCs w:val="false"/>
+                <w:color w:val="1E293B"/>
+                <w:sz w:val="14"/>
+                <w:szCs w:val="14"/>
+              </w:rPr>
+              <w:t xml:space="preserve">Xero, MYOB</w:t>
+            </w:r>
+          </w:p>
+        </w:tc>
+        <w:tc>
+          <w:tcPr>
+            <w:tcW w:type="pct" w:w="900"/>
+            <w:tcBorders>
+              <w:top w:val="single" w:color="CBD5E1" w:sz="4"/>
+              <w:left w:val="single" w:color="CBD5E1" w:sz="4"/>
+              <w:bottom w:val="single" w:color="CBD5E1" w:sz="4"/>
+              <w:right w:val="single" w:color="CBD5E1" w:sz="4"/>
+            </w:tcBorders>
+            <w:shd w:fill="F8FAFC" w:val="clear"/>
+            <w:tcMar>
+              <w:top w:type="dxa" w:w="80"/>
+              <w:left w:type="dxa" w:w="100"/>
+              <w:bottom w:type="dxa" w:w="80"/>
+              <w:right w:type="dxa" w:w="100"/>
+            </w:tcMar>
+          </w:tcPr>
+          <w:p>
+            <w:r>
+              <w:rPr>
+                <w:b w:val="false"/>
+                <w:bCs w:val="false"/>
+                <w:color w:val="1E293B"/>
+                <w:sz w:val="14"/>
+                <w:szCs w:val="14"/>
+              </w:rPr>
+              <w:t xml:space="preserve">Verifies automated invoicing and paperless billing compatibility.</w:t>
+            </w:r>
+          </w:p>
+        </w:tc>
+      </w:tr>
+      <w:tr>
+        <w:tc>
+          <w:tcPr>
+            <w:tcW w:type="pct" w:w="200"/>
+            <w:tcBorders>
+              <w:top w:val="single" w:color="CBD5E1" w:sz="4"/>
+              <w:left w:val="single" w:color="CBD5E1" w:sz="4"/>
+              <w:bottom w:val="single" w:color="CBD5E1" w:sz="4"/>
+              <w:right w:val="single" w:color="CBD5E1" w:sz="4"/>
+            </w:tcBorders>
+            <w:shd w:fill="FFFFFF" w:val="clear"/>
+            <w:tcMar>
+              <w:top w:type="dxa" w:w="80"/>
+              <w:left w:type="dxa" w:w="100"/>
+              <w:bottom w:type="dxa" w:w="80"/>
+              <w:right w:type="dxa" w:w="100"/>
+            </w:tcMar>
+          </w:tcPr>
+          <w:p>
+            <w:r>
+              <w:rPr>
+                <w:b/>
+                <w:bCs/>
+                <w:color w:val="1E293B"/>
+                <w:sz w:val="15"/>
+                <w:szCs w:val="15"/>
+              </w:rPr>
+              <w:t xml:space="preserve">17</w:t>
+            </w:r>
+          </w:p>
+        </w:tc>
+        <w:tc>
+          <w:tcPr>
+            <w:tcW w:type="pct" w:w="900"/>
+            <w:tcBorders>
+              <w:top w:val="single" w:color="CBD5E1" w:sz="4"/>
+              <w:left w:val="single" w:color="CBD5E1" w:sz="4"/>
+              <w:bottom w:val="single" w:color="CBD5E1" w:sz="4"/>
+              <w:right w:val="single" w:color="CBD5E1" w:sz="4"/>
+            </w:tcBorders>
+            <w:shd w:fill="FFFFFF" w:val="clear"/>
+            <w:tcMar>
+              <w:top w:type="dxa" w:w="80"/>
+              <w:left w:type="dxa" w:w="100"/>
+              <w:bottom w:type="dxa" w:w="80"/>
+              <w:right w:type="dxa" w:w="100"/>
+            </w:tcMar>
+          </w:tcPr>
+          <w:p>
+            <w:r>
+              <w:rPr>
+                <w:b/>
+                <w:bCs/>
+                <w:color w:val="1E293B"/>
+                <w:sz w:val="15"/>
+                <w:szCs w:val="15"/>
+              </w:rPr>
+              <w:t xml:space="preserve">Physical Branch Network</w:t>
+            </w:r>
+          </w:p>
+        </w:tc>
+        <w:tc>
+          <w:tcPr>
+            <w:tcW w:type="pct" w:w="700"/>
+            <w:tcBorders>
+              <w:top w:val="single" w:color="CBD5E1" w:sz="4"/>
+              <w:left w:val="single" w:color="CBD5E1" w:sz="4"/>
+              <w:bottom w:val="single" w:color="CBD5E1" w:sz="4"/>
+              <w:right w:val="single" w:color="CBD5E1" w:sz="4"/>
+            </w:tcBorders>
+            <w:shd w:fill="FFFFFF" w:val="clear"/>
+            <w:tcMar>
+              <w:top w:type="dxa" w:w="80"/>
+              <w:left w:type="dxa" w:w="100"/>
+              <w:bottom w:type="dxa" w:w="80"/>
+              <w:right w:type="dxa" w:w="100"/>
+            </w:tcMar>
+          </w:tcPr>
+          <w:p>
+            <w:r>
+              <w:rPr>
+                <w:b w:val="false"/>
+                <w:bCs w:val="false"/>
+                <w:color w:val="1E293B"/>
+                <w:sz w:val="14"/>
+                <w:szCs w:val="14"/>
+              </w:rPr>
+              <w:t xml:space="preserve">AI Website Scrape Tab</w:t>
+            </w:r>
+          </w:p>
+        </w:tc>
+        <w:tc>
+          <w:tcPr>
+            <w:tcW w:type="pct" w:w="900"/>
+            <w:tcBorders>
+              <w:top w:val="single" w:color="CBD5E1" w:sz="4"/>
+              <w:left w:val="single" w:color="CBD5E1" w:sz="4"/>
+              <w:bottom w:val="single" w:color="CBD5E1" w:sz="4"/>
+              <w:right w:val="single" w:color="CBD5E1" w:sz="4"/>
+            </w:tcBorders>
+            <w:shd w:fill="FFFFFF" w:val="clear"/>
+            <w:tcMar>
+              <w:top w:type="dxa" w:w="80"/>
+              <w:left w:type="dxa" w:w="100"/>
+              <w:bottom w:type="dxa" w:w="80"/>
+              <w:right w:type="dxa" w:w="100"/>
+            </w:tcMar>
+          </w:tcPr>
+          <w:p>
+            <w:r>
+              <w:rPr>
+                <w:b w:val="false"/>
+                <w:bCs w:val="false"/>
+                <w:color w:val="1E293B"/>
+                <w:sz w:val="13"/>
+                <w:szCs w:val="13"/>
+              </w:rPr>
+              <w:t xml:space="preserve">discoveryData.branches</w:t>
+            </w:r>
+          </w:p>
+        </w:tc>
+        <w:tc>
+          <w:tcPr>
+            <w:tcW w:type="pct" w:w="600"/>
+            <w:tcBorders>
+              <w:top w:val="single" w:color="CBD5E1" w:sz="4"/>
+              <w:left w:val="single" w:color="CBD5E1" w:sz="4"/>
+              <w:bottom w:val="single" w:color="CBD5E1" w:sz="4"/>
+              <w:right w:val="single" w:color="CBD5E1" w:sz="4"/>
+            </w:tcBorders>
+            <w:shd w:fill="FFFFFF" w:val="clear"/>
+            <w:tcMar>
+              <w:top w:type="dxa" w:w="80"/>
+              <w:left w:type="dxa" w:w="100"/>
+              <w:bottom w:type="dxa" w:w="80"/>
+              <w:right w:type="dxa" w:w="100"/>
+            </w:tcMar>
+          </w:tcPr>
+          <w:p>
+            <w:r>
+              <w:rPr>
+                <w:b w:val="false"/>
+                <w:bCs w:val="false"/>
+                <w:color w:val="1E293B"/>
+                <w:sz w:val="14"/>
+                <w:szCs w:val="14"/>
+              </w:rPr>
+              <w:t xml:space="preserve">AI Crawler</w:t>
+            </w:r>
+          </w:p>
+        </w:tc>
+        <w:tc>
+          <w:tcPr>
+            <w:tcW w:type="pct" w:w="800"/>
+            <w:tcBorders>
+              <w:top w:val="single" w:color="CBD5E1" w:sz="4"/>
+              <w:left w:val="single" w:color="CBD5E1" w:sz="4"/>
+              <w:bottom w:val="single" w:color="CBD5E1" w:sz="4"/>
+              <w:right w:val="single" w:color="CBD5E1" w:sz="4"/>
+            </w:tcBorders>
+            <w:shd w:fill="FFFFFF" w:val="clear"/>
+            <w:tcMar>
+              <w:top w:type="dxa" w:w="80"/>
+              <w:left w:type="dxa" w:w="100"/>
+              <w:bottom w:type="dxa" w:w="80"/>
+              <w:right w:type="dxa" w:w="100"/>
+            </w:tcMar>
+          </w:tcPr>
+          <w:p>
+            <w:r>
+              <w:rPr>
+                <w:b w:val="false"/>
+                <w:bCs w:val="false"/>
+                <w:color w:val="1E293B"/>
+                <w:sz w:val="14"/>
+                <w:szCs w:val="14"/>
+              </w:rPr>
+              <w:t xml:space="preserve">State-by-state list with address &amp; phone</w:t>
+            </w:r>
+          </w:p>
+        </w:tc>
+        <w:tc>
+          <w:tcPr>
+            <w:tcW w:type="pct" w:w="900"/>
+            <w:tcBorders>
+              <w:top w:val="single" w:color="CBD5E1" w:sz="4"/>
+              <w:left w:val="single" w:color="CBD5E1" w:sz="4"/>
+              <w:bottom w:val="single" w:color="CBD5E1" w:sz="4"/>
+              <w:right w:val="single" w:color="CBD5E1" w:sz="4"/>
+            </w:tcBorders>
+            <w:shd w:fill="FFFFFF" w:val="clear"/>
+            <w:tcMar>
+              <w:top w:type="dxa" w:w="80"/>
+              <w:left w:type="dxa" w:w="100"/>
+              <w:bottom w:type="dxa" w:w="80"/>
+              <w:right w:type="dxa" w:w="100"/>
+            </w:tcMar>
+          </w:tcPr>
+          <w:p>
+            <w:r>
+              <w:rPr>
+                <w:b w:val="false"/>
+                <w:bCs w:val="false"/>
+                <w:color w:val="1E293B"/>
+                <w:sz w:val="14"/>
+                <w:szCs w:val="14"/>
+              </w:rPr>
+              <w:t xml:space="preserve">Identifies multi-location footprint for multi-site contracts.</w:t>
+            </w:r>
+          </w:p>
+        </w:tc>
+      </w:tr>
+      <w:tr>
+        <w:tc>
+          <w:tcPr>
+            <w:tcW w:type="pct" w:w="200"/>
+            <w:tcBorders>
+              <w:top w:val="single" w:color="CBD5E1" w:sz="4"/>
+              <w:left w:val="single" w:color="CBD5E1" w:sz="4"/>
+              <w:bottom w:val="single" w:color="CBD5E1" w:sz="4"/>
+              <w:right w:val="single" w:color="CBD5E1" w:sz="4"/>
+            </w:tcBorders>
+            <w:shd w:fill="F8FAFC" w:val="clear"/>
+            <w:tcMar>
+              <w:top w:type="dxa" w:w="80"/>
+              <w:left w:type="dxa" w:w="100"/>
+              <w:bottom w:type="dxa" w:w="80"/>
+              <w:right w:type="dxa" w:w="100"/>
+            </w:tcMar>
+          </w:tcPr>
+          <w:p>
+            <w:r>
+              <w:rPr>
+                <w:b/>
+                <w:bCs/>
+                <w:color w:val="1E293B"/>
+                <w:sz w:val="15"/>
+                <w:szCs w:val="15"/>
+              </w:rPr>
+              <w:t xml:space="preserve">18</w:t>
+            </w:r>
+          </w:p>
+        </w:tc>
+        <w:tc>
+          <w:tcPr>
+            <w:tcW w:type="pct" w:w="900"/>
+            <w:tcBorders>
+              <w:top w:val="single" w:color="CBD5E1" w:sz="4"/>
+              <w:left w:val="single" w:color="CBD5E1" w:sz="4"/>
+              <w:bottom w:val="single" w:color="CBD5E1" w:sz="4"/>
+              <w:right w:val="single" w:color="CBD5E1" w:sz="4"/>
+            </w:tcBorders>
+            <w:shd w:fill="F8FAFC" w:val="clear"/>
+            <w:tcMar>
+              <w:top w:type="dxa" w:w="80"/>
+              <w:left w:type="dxa" w:w="100"/>
+              <w:bottom w:type="dxa" w:w="80"/>
+              <w:right w:type="dxa" w:w="100"/>
+            </w:tcMar>
+          </w:tcPr>
+          <w:p>
+            <w:r>
+              <w:rPr>
+                <w:b/>
+                <w:bCs/>
+                <w:color w:val="1E293B"/>
+                <w:sz w:val="15"/>
+                <w:szCs w:val="15"/>
+              </w:rPr>
+              <w:t xml:space="preserve">PO Box &amp; Postal Addrs</w:t>
+            </w:r>
+          </w:p>
+        </w:tc>
+        <w:tc>
+          <w:tcPr>
+            <w:tcW w:type="pct" w:w="700"/>
+            <w:tcBorders>
+              <w:top w:val="single" w:color="CBD5E1" w:sz="4"/>
+              <w:left w:val="single" w:color="CBD5E1" w:sz="4"/>
+              <w:bottom w:val="single" w:color="CBD5E1" w:sz="4"/>
+              <w:right w:val="single" w:color="CBD5E1" w:sz="4"/>
+            </w:tcBorders>
+            <w:shd w:fill="F8FAFC" w:val="clear"/>
+            <w:tcMar>
+              <w:top w:type="dxa" w:w="80"/>
+              <w:left w:type="dxa" w:w="100"/>
+              <w:bottom w:type="dxa" w:w="80"/>
+              <w:right w:type="dxa" w:w="100"/>
+            </w:tcMar>
+          </w:tcPr>
+          <w:p>
+            <w:r>
+              <w:rPr>
+                <w:b w:val="false"/>
+                <w:bCs w:val="false"/>
+                <w:color w:val="1E293B"/>
+                <w:sz w:val="14"/>
+                <w:szCs w:val="14"/>
+              </w:rPr>
+              <w:t xml:space="preserve">AI Website Scrape Tab</w:t>
+            </w:r>
+          </w:p>
+        </w:tc>
+        <w:tc>
+          <w:tcPr>
+            <w:tcW w:type="pct" w:w="900"/>
+            <w:tcBorders>
+              <w:top w:val="single" w:color="CBD5E1" w:sz="4"/>
+              <w:left w:val="single" w:color="CBD5E1" w:sz="4"/>
+              <w:bottom w:val="single" w:color="CBD5E1" w:sz="4"/>
+              <w:right w:val="single" w:color="CBD5E1" w:sz="4"/>
+            </w:tcBorders>
+            <w:shd w:fill="F8FAFC" w:val="clear"/>
+            <w:tcMar>
+              <w:top w:type="dxa" w:w="80"/>
+              <w:left w:type="dxa" w:w="100"/>
+              <w:bottom w:type="dxa" w:w="80"/>
+              <w:right w:type="dxa" w:w="100"/>
+            </w:tcMar>
+          </w:tcPr>
+          <w:p>
+            <w:r>
+              <w:rPr>
+                <w:b w:val="false"/>
+                <w:bCs w:val="false"/>
+                <w:color w:val="1E293B"/>
+                <w:sz w:val="13"/>
+                <w:szCs w:val="13"/>
+              </w:rPr>
+              <w:t xml:space="preserve">discoveryData.postalAddresses</w:t>
+            </w:r>
+          </w:p>
+        </w:tc>
+        <w:tc>
+          <w:tcPr>
+            <w:tcW w:type="pct" w:w="600"/>
+            <w:tcBorders>
+              <w:top w:val="single" w:color="CBD5E1" w:sz="4"/>
+              <w:left w:val="single" w:color="CBD5E1" w:sz="4"/>
+              <w:bottom w:val="single" w:color="CBD5E1" w:sz="4"/>
+              <w:right w:val="single" w:color="CBD5E1" w:sz="4"/>
+            </w:tcBorders>
+            <w:shd w:fill="F8FAFC" w:val="clear"/>
+            <w:tcMar>
+              <w:top w:type="dxa" w:w="80"/>
+              <w:left w:type="dxa" w:w="100"/>
+              <w:bottom w:type="dxa" w:w="80"/>
+              <w:right w:type="dxa" w:w="100"/>
+            </w:tcMar>
+          </w:tcPr>
+          <w:p>
+            <w:r>
+              <w:rPr>
+                <w:b w:val="false"/>
+                <w:bCs w:val="false"/>
+                <w:color w:val="1E293B"/>
+                <w:sz w:val="14"/>
+                <w:szCs w:val="14"/>
+              </w:rPr>
+              <w:t xml:space="preserve">AI Crawler</w:t>
+            </w:r>
+          </w:p>
+        </w:tc>
+        <w:tc>
+          <w:tcPr>
+            <w:tcW w:type="pct" w:w="800"/>
+            <w:tcBorders>
+              <w:top w:val="single" w:color="CBD5E1" w:sz="4"/>
+              <w:left w:val="single" w:color="CBD5E1" w:sz="4"/>
+              <w:bottom w:val="single" w:color="CBD5E1" w:sz="4"/>
+              <w:right w:val="single" w:color="CBD5E1" w:sz="4"/>
+            </w:tcBorders>
+            <w:shd w:fill="F8FAFC" w:val="clear"/>
+            <w:tcMar>
+              <w:top w:type="dxa" w:w="80"/>
+              <w:left w:type="dxa" w:w="100"/>
+              <w:bottom w:type="dxa" w:w="80"/>
+              <w:right w:type="dxa" w:w="100"/>
+            </w:tcMar>
+          </w:tcPr>
+          <w:p>
+            <w:r>
+              <w:rPr>
+                <w:b w:val="false"/>
+                <w:bCs w:val="false"/>
+                <w:color w:val="1E293B"/>
+                <w:sz w:val="14"/>
+                <w:szCs w:val="14"/>
+              </w:rPr>
+              <w:t xml:space="preserve">Corporate PO Boxes &amp; Locked Bags</w:t>
+            </w:r>
+          </w:p>
+        </w:tc>
+        <w:tc>
+          <w:tcPr>
+            <w:tcW w:type="pct" w:w="900"/>
+            <w:tcBorders>
+              <w:top w:val="single" w:color="CBD5E1" w:sz="4"/>
+              <w:left w:val="single" w:color="CBD5E1" w:sz="4"/>
+              <w:bottom w:val="single" w:color="CBD5E1" w:sz="4"/>
+              <w:right w:val="single" w:color="CBD5E1" w:sz="4"/>
+            </w:tcBorders>
+            <w:shd w:fill="F8FAFC" w:val="clear"/>
+            <w:tcMar>
+              <w:top w:type="dxa" w:w="80"/>
+              <w:left w:type="dxa" w:w="100"/>
+              <w:bottom w:type="dxa" w:w="80"/>
+              <w:right w:type="dxa" w:w="100"/>
+            </w:tcMar>
+          </w:tcPr>
+          <w:p>
+            <w:r>
+              <w:rPr>
+                <w:b w:val="false"/>
+                <w:bCs w:val="false"/>
+                <w:color w:val="1E293B"/>
+                <w:sz w:val="14"/>
+                <w:szCs w:val="14"/>
+              </w:rPr>
+              <w:t xml:space="preserve">Prime target for MailPlus daily postal collection &amp; GPO runs.</w:t>
+            </w:r>
+          </w:p>
+        </w:tc>
+      </w:tr>
+      <w:tr>
+        <w:tc>
+          <w:tcPr>
+            <w:tcW w:type="pct" w:w="200"/>
+            <w:tcBorders>
+              <w:top w:val="single" w:color="CBD5E1" w:sz="4"/>
+              <w:left w:val="single" w:color="CBD5E1" w:sz="4"/>
+              <w:bottom w:val="single" w:color="CBD5E1" w:sz="4"/>
+              <w:right w:val="single" w:color="CBD5E1" w:sz="4"/>
+            </w:tcBorders>
+            <w:shd w:fill="FFFFFF" w:val="clear"/>
+            <w:tcMar>
+              <w:top w:type="dxa" w:w="80"/>
+              <w:left w:type="dxa" w:w="100"/>
+              <w:bottom w:type="dxa" w:w="80"/>
+              <w:right w:type="dxa" w:w="100"/>
+            </w:tcMar>
+          </w:tcPr>
+          <w:p>
+            <w:r>
+              <w:rPr>
+                <w:b/>
+                <w:bCs/>
+                <w:color w:val="1E293B"/>
+                <w:sz w:val="15"/>
+                <w:szCs w:val="15"/>
+              </w:rPr>
+              <w:t xml:space="preserve">19</w:t>
+            </w:r>
+          </w:p>
+        </w:tc>
+        <w:tc>
+          <w:tcPr>
+            <w:tcW w:type="pct" w:w="900"/>
+            <w:tcBorders>
+              <w:top w:val="single" w:color="CBD5E1" w:sz="4"/>
+              <w:left w:val="single" w:color="CBD5E1" w:sz="4"/>
+              <w:bottom w:val="single" w:color="CBD5E1" w:sz="4"/>
+              <w:right w:val="single" w:color="CBD5E1" w:sz="4"/>
+            </w:tcBorders>
+            <w:shd w:fill="FFFFFF" w:val="clear"/>
+            <w:tcMar>
+              <w:top w:type="dxa" w:w="80"/>
+              <w:left w:type="dxa" w:w="100"/>
+              <w:bottom w:type="dxa" w:w="80"/>
+              <w:right w:type="dxa" w:w="100"/>
+            </w:tcMar>
+          </w:tcPr>
+          <w:p>
+            <w:r>
+              <w:rPr>
+                <w:b/>
+                <w:bCs/>
+                <w:color w:val="1E293B"/>
+                <w:sz w:val="15"/>
+                <w:szCs w:val="15"/>
+              </w:rPr>
+              <w:t xml:space="preserve">Company Description</w:t>
+            </w:r>
+          </w:p>
+        </w:tc>
+        <w:tc>
+          <w:tcPr>
+            <w:tcW w:type="pct" w:w="700"/>
+            <w:tcBorders>
+              <w:top w:val="single" w:color="CBD5E1" w:sz="4"/>
+              <w:left w:val="single" w:color="CBD5E1" w:sz="4"/>
+              <w:bottom w:val="single" w:color="CBD5E1" w:sz="4"/>
+              <w:right w:val="single" w:color="CBD5E1" w:sz="4"/>
+            </w:tcBorders>
+            <w:shd w:fill="FFFFFF" w:val="clear"/>
+            <w:tcMar>
+              <w:top w:type="dxa" w:w="80"/>
+              <w:left w:type="dxa" w:w="100"/>
+              <w:bottom w:type="dxa" w:w="80"/>
+              <w:right w:type="dxa" w:w="100"/>
+            </w:tcMar>
+          </w:tcPr>
+          <w:p>
+            <w:r>
+              <w:rPr>
+                <w:b w:val="false"/>
+                <w:bCs w:val="false"/>
+                <w:color w:val="1E293B"/>
+                <w:sz w:val="14"/>
+                <w:szCs w:val="14"/>
+              </w:rPr>
+              <w:t xml:space="preserve">AI Website Scrape &amp; Overview</w:t>
+            </w:r>
+          </w:p>
+        </w:tc>
+        <w:tc>
+          <w:tcPr>
+            <w:tcW w:type="pct" w:w="900"/>
+            <w:tcBorders>
+              <w:top w:val="single" w:color="CBD5E1" w:sz="4"/>
+              <w:left w:val="single" w:color="CBD5E1" w:sz="4"/>
+              <w:bottom w:val="single" w:color="CBD5E1" w:sz="4"/>
+              <w:right w:val="single" w:color="CBD5E1" w:sz="4"/>
+            </w:tcBorders>
+            <w:shd w:fill="FFFFFF" w:val="clear"/>
+            <w:tcMar>
+              <w:top w:type="dxa" w:w="80"/>
+              <w:left w:type="dxa" w:w="100"/>
+              <w:bottom w:type="dxa" w:w="80"/>
+              <w:right w:type="dxa" w:w="100"/>
+            </w:tcMar>
+          </w:tcPr>
+          <w:p>
+            <w:r>
+              <w:rPr>
+                <w:b w:val="false"/>
+                <w:bCs w:val="false"/>
+                <w:color w:val="1E293B"/>
+                <w:sz w:val="13"/>
+                <w:szCs w:val="13"/>
+              </w:rPr>
+              <w:t xml:space="preserve">discoveryData.prospectSummary</w:t>
+            </w:r>
+          </w:p>
+        </w:tc>
+        <w:tc>
+          <w:tcPr>
+            <w:tcW w:type="pct" w:w="600"/>
+            <w:tcBorders>
+              <w:top w:val="single" w:color="CBD5E1" w:sz="4"/>
+              <w:left w:val="single" w:color="CBD5E1" w:sz="4"/>
+              <w:bottom w:val="single" w:color="CBD5E1" w:sz="4"/>
+              <w:right w:val="single" w:color="CBD5E1" w:sz="4"/>
+            </w:tcBorders>
+            <w:shd w:fill="FFFFFF" w:val="clear"/>
+            <w:tcMar>
+              <w:top w:type="dxa" w:w="80"/>
+              <w:left w:type="dxa" w:w="100"/>
+              <w:bottom w:type="dxa" w:w="80"/>
+              <w:right w:type="dxa" w:w="100"/>
+            </w:tcMar>
+          </w:tcPr>
+          <w:p>
+            <w:r>
+              <w:rPr>
+                <w:b w:val="false"/>
+                <w:bCs w:val="false"/>
+                <w:color w:val="1E293B"/>
+                <w:sz w:val="14"/>
+                <w:szCs w:val="14"/>
+              </w:rPr>
+              <w:t xml:space="preserve">AI Crawler</w:t>
+            </w:r>
+          </w:p>
+        </w:tc>
+        <w:tc>
+          <w:tcPr>
+            <w:tcW w:type="pct" w:w="800"/>
+            <w:tcBorders>
+              <w:top w:val="single" w:color="CBD5E1" w:sz="4"/>
+              <w:left w:val="single" w:color="CBD5E1" w:sz="4"/>
+              <w:bottom w:val="single" w:color="CBD5E1" w:sz="4"/>
+              <w:right w:val="single" w:color="CBD5E1" w:sz="4"/>
+            </w:tcBorders>
+            <w:shd w:fill="FFFFFF" w:val="clear"/>
+            <w:tcMar>
+              <w:top w:type="dxa" w:w="80"/>
+              <w:left w:type="dxa" w:w="100"/>
+              <w:bottom w:type="dxa" w:w="80"/>
+              <w:right w:type="dxa" w:w="100"/>
+            </w:tcMar>
+          </w:tcPr>
+          <w:p>
+            <w:r>
+              <w:rPr>
+                <w:b w:val="false"/>
+                <w:bCs w:val="false"/>
+                <w:color w:val="1E293B"/>
+                <w:sz w:val="14"/>
+                <w:szCs w:val="14"/>
+              </w:rPr>
+              <w:t xml:space="preserve">Summary of products &amp; catalog</w:t>
+            </w:r>
+          </w:p>
+        </w:tc>
+        <w:tc>
+          <w:tcPr>
+            <w:tcW w:type="pct" w:w="900"/>
+            <w:tcBorders>
+              <w:top w:val="single" w:color="CBD5E1" w:sz="4"/>
+              <w:left w:val="single" w:color="CBD5E1" w:sz="4"/>
+              <w:bottom w:val="single" w:color="CBD5E1" w:sz="4"/>
+              <w:right w:val="single" w:color="CBD5E1" w:sz="4"/>
+            </w:tcBorders>
+            <w:shd w:fill="FFFFFF" w:val="clear"/>
+            <w:tcMar>
+              <w:top w:type="dxa" w:w="80"/>
+              <w:left w:type="dxa" w:w="100"/>
+              <w:bottom w:type="dxa" w:w="80"/>
+              <w:right w:type="dxa" w:w="100"/>
+            </w:tcMar>
+          </w:tcPr>
+          <w:p>
+            <w:r>
+              <w:rPr>
+                <w:b w:val="false"/>
+                <w:bCs w:val="false"/>
+                <w:color w:val="1E293B"/>
+                <w:sz w:val="14"/>
+                <w:szCs w:val="14"/>
+              </w:rPr>
+              <w:t xml:space="preserve">Provides reps with instant commercial context on products.</w:t>
+            </w:r>
+          </w:p>
+        </w:tc>
+      </w:tr>
+      <w:tr>
+        <w:tc>
+          <w:tcPr>
+            <w:tcW w:type="pct" w:w="200"/>
+            <w:tcBorders>
+              <w:top w:val="single" w:color="CBD5E1" w:sz="4"/>
+              <w:left w:val="single" w:color="CBD5E1" w:sz="4"/>
+              <w:bottom w:val="single" w:color="CBD5E1" w:sz="4"/>
+              <w:right w:val="single" w:color="CBD5E1" w:sz="4"/>
+            </w:tcBorders>
+            <w:shd w:fill="F8FAFC" w:val="clear"/>
+            <w:tcMar>
+              <w:top w:type="dxa" w:w="80"/>
+              <w:left w:type="dxa" w:w="100"/>
+              <w:bottom w:type="dxa" w:w="80"/>
+              <w:right w:type="dxa" w:w="100"/>
+            </w:tcMar>
+          </w:tcPr>
+          <w:p>
+            <w:r>
+              <w:rPr>
+                <w:b/>
+                <w:bCs/>
+                <w:color w:val="1E293B"/>
+                <w:sz w:val="15"/>
+                <w:szCs w:val="15"/>
+              </w:rPr>
+              <w:t xml:space="preserve">20</w:t>
+            </w:r>
+          </w:p>
+        </w:tc>
+        <w:tc>
+          <w:tcPr>
+            <w:tcW w:type="pct" w:w="900"/>
+            <w:tcBorders>
+              <w:top w:val="single" w:color="CBD5E1" w:sz="4"/>
+              <w:left w:val="single" w:color="CBD5E1" w:sz="4"/>
+              <w:bottom w:val="single" w:color="CBD5E1" w:sz="4"/>
+              <w:right w:val="single" w:color="CBD5E1" w:sz="4"/>
+            </w:tcBorders>
+            <w:shd w:fill="F8FAFC" w:val="clear"/>
+            <w:tcMar>
+              <w:top w:type="dxa" w:w="80"/>
+              <w:left w:type="dxa" w:w="100"/>
+              <w:bottom w:type="dxa" w:w="80"/>
+              <w:right w:type="dxa" w:w="100"/>
+            </w:tcMar>
+          </w:tcPr>
+          <w:p>
+            <w:r>
+              <w:rPr>
+                <w:b/>
+                <w:bCs/>
+                <w:color w:val="1E293B"/>
+                <w:sz w:val="15"/>
+                <w:szCs w:val="15"/>
+              </w:rPr>
+              <w:t xml:space="preserve">Target Audience &amp; Prop</w:t>
+            </w:r>
+          </w:p>
+        </w:tc>
+        <w:tc>
+          <w:tcPr>
+            <w:tcW w:type="pct" w:w="700"/>
+            <w:tcBorders>
+              <w:top w:val="single" w:color="CBD5E1" w:sz="4"/>
+              <w:left w:val="single" w:color="CBD5E1" w:sz="4"/>
+              <w:bottom w:val="single" w:color="CBD5E1" w:sz="4"/>
+              <w:right w:val="single" w:color="CBD5E1" w:sz="4"/>
+            </w:tcBorders>
+            <w:shd w:fill="F8FAFC" w:val="clear"/>
+            <w:tcMar>
+              <w:top w:type="dxa" w:w="80"/>
+              <w:left w:type="dxa" w:w="100"/>
+              <w:bottom w:type="dxa" w:w="80"/>
+              <w:right w:type="dxa" w:w="100"/>
+            </w:tcMar>
+          </w:tcPr>
+          <w:p>
+            <w:r>
+              <w:rPr>
+                <w:b w:val="false"/>
+                <w:bCs w:val="false"/>
+                <w:color w:val="1E293B"/>
+                <w:sz w:val="14"/>
+                <w:szCs w:val="14"/>
+              </w:rPr>
+              <w:t xml:space="preserve">AI Website Scrape Tab</w:t>
+            </w:r>
+          </w:p>
+        </w:tc>
+        <w:tc>
+          <w:tcPr>
+            <w:tcW w:type="pct" w:w="900"/>
+            <w:tcBorders>
+              <w:top w:val="single" w:color="CBD5E1" w:sz="4"/>
+              <w:left w:val="single" w:color="CBD5E1" w:sz="4"/>
+              <w:bottom w:val="single" w:color="CBD5E1" w:sz="4"/>
+              <w:right w:val="single" w:color="CBD5E1" w:sz="4"/>
+            </w:tcBorders>
+            <w:shd w:fill="F8FAFC" w:val="clear"/>
+            <w:tcMar>
+              <w:top w:type="dxa" w:w="80"/>
+              <w:left w:type="dxa" w:w="100"/>
+              <w:bottom w:type="dxa" w:w="80"/>
+              <w:right w:type="dxa" w:w="100"/>
+            </w:tcMar>
+          </w:tcPr>
+          <w:p>
+            <w:r>
+              <w:rPr>
+                <w:b w:val="false"/>
+                <w:bCs w:val="false"/>
+                <w:color w:val="1E293B"/>
+                <w:sz w:val="13"/>
+                <w:szCs w:val="13"/>
+              </w:rPr>
+              <w:t xml:space="preserve">companyInsights[0].targetAudience</w:t>
+            </w:r>
+          </w:p>
+        </w:tc>
+        <w:tc>
+          <w:tcPr>
+            <w:tcW w:type="pct" w:w="600"/>
+            <w:tcBorders>
+              <w:top w:val="single" w:color="CBD5E1" w:sz="4"/>
+              <w:left w:val="single" w:color="CBD5E1" w:sz="4"/>
+              <w:bottom w:val="single" w:color="CBD5E1" w:sz="4"/>
+              <w:right w:val="single" w:color="CBD5E1" w:sz="4"/>
+            </w:tcBorders>
+            <w:shd w:fill="F8FAFC" w:val="clear"/>
+            <w:tcMar>
+              <w:top w:type="dxa" w:w="80"/>
+              <w:left w:type="dxa" w:w="100"/>
+              <w:bottom w:type="dxa" w:w="80"/>
+              <w:right w:type="dxa" w:w="100"/>
+            </w:tcMar>
+          </w:tcPr>
+          <w:p>
+            <w:r>
+              <w:rPr>
+                <w:b w:val="false"/>
+                <w:bCs w:val="false"/>
+                <w:color w:val="1E293B"/>
+                <w:sz w:val="14"/>
+                <w:szCs w:val="14"/>
+              </w:rPr>
+              <w:t xml:space="preserve">AI Crawler</w:t>
+            </w:r>
+          </w:p>
+        </w:tc>
+        <w:tc>
+          <w:tcPr>
+            <w:tcW w:type="pct" w:w="800"/>
+            <w:tcBorders>
+              <w:top w:val="single" w:color="CBD5E1" w:sz="4"/>
+              <w:left w:val="single" w:color="CBD5E1" w:sz="4"/>
+              <w:bottom w:val="single" w:color="CBD5E1" w:sz="4"/>
+              <w:right w:val="single" w:color="CBD5E1" w:sz="4"/>
+            </w:tcBorders>
+            <w:shd w:fill="F8FAFC" w:val="clear"/>
+            <w:tcMar>
+              <w:top w:type="dxa" w:w="80"/>
+              <w:left w:type="dxa" w:w="100"/>
+              <w:bottom w:type="dxa" w:w="80"/>
+              <w:right w:type="dxa" w:w="100"/>
+            </w:tcMar>
+          </w:tcPr>
+          <w:p>
+            <w:r>
+              <w:rPr>
+                <w:b w:val="false"/>
+                <w:bCs w:val="false"/>
+                <w:color w:val="1E293B"/>
+                <w:sz w:val="14"/>
+                <w:szCs w:val="14"/>
+              </w:rPr>
+              <w:t xml:space="preserve">Demographics &amp; brand promise</w:t>
+            </w:r>
+          </w:p>
+        </w:tc>
+        <w:tc>
+          <w:tcPr>
+            <w:tcW w:type="pct" w:w="900"/>
+            <w:tcBorders>
+              <w:top w:val="single" w:color="CBD5E1" w:sz="4"/>
+              <w:left w:val="single" w:color="CBD5E1" w:sz="4"/>
+              <w:bottom w:val="single" w:color="CBD5E1" w:sz="4"/>
+              <w:right w:val="single" w:color="CBD5E1" w:sz="4"/>
+            </w:tcBorders>
+            <w:shd w:fill="F8FAFC" w:val="clear"/>
+            <w:tcMar>
+              <w:top w:type="dxa" w:w="80"/>
+              <w:left w:type="dxa" w:w="100"/>
+              <w:bottom w:type="dxa" w:w="80"/>
+              <w:right w:type="dxa" w:w="100"/>
+            </w:tcMar>
+          </w:tcPr>
+          <w:p>
+            <w:r>
+              <w:rPr>
+                <w:b w:val="false"/>
+                <w:bCs w:val="false"/>
+                <w:color w:val="1E293B"/>
+                <w:sz w:val="14"/>
+                <w:szCs w:val="14"/>
+              </w:rPr>
+              <w:t xml:space="preserve">Helps reps align pitch tone (boutique, fast-growth, industrial).</w:t>
+            </w:r>
+          </w:p>
+        </w:tc>
+      </w:tr>
+      <w:tr>
+        <w:tc>
+          <w:tcPr>
+            <w:tcW w:type="pct" w:w="200"/>
+            <w:tcBorders>
+              <w:top w:val="single" w:color="CBD5E1" w:sz="4"/>
+              <w:left w:val="single" w:color="CBD5E1" w:sz="4"/>
+              <w:bottom w:val="single" w:color="CBD5E1" w:sz="4"/>
+              <w:right w:val="single" w:color="CBD5E1" w:sz="4"/>
+            </w:tcBorders>
+            <w:shd w:fill="FFFFFF" w:val="clear"/>
+            <w:tcMar>
+              <w:top w:type="dxa" w:w="80"/>
+              <w:left w:type="dxa" w:w="100"/>
+              <w:bottom w:type="dxa" w:w="80"/>
+              <w:right w:type="dxa" w:w="100"/>
+            </w:tcMar>
+          </w:tcPr>
+          <w:p>
+            <w:r>
+              <w:rPr>
+                <w:b/>
+                <w:bCs/>
+                <w:color w:val="1E293B"/>
+                <w:sz w:val="15"/>
+                <w:szCs w:val="15"/>
+              </w:rPr>
+              <w:t xml:space="preserve">21</w:t>
+            </w:r>
+          </w:p>
+        </w:tc>
+        <w:tc>
+          <w:tcPr>
+            <w:tcW w:type="pct" w:w="900"/>
+            <w:tcBorders>
+              <w:top w:val="single" w:color="CBD5E1" w:sz="4"/>
+              <w:left w:val="single" w:color="CBD5E1" w:sz="4"/>
+              <w:bottom w:val="single" w:color="CBD5E1" w:sz="4"/>
+              <w:right w:val="single" w:color="CBD5E1" w:sz="4"/>
+            </w:tcBorders>
+            <w:shd w:fill="FFFFFF" w:val="clear"/>
+            <w:tcMar>
+              <w:top w:type="dxa" w:w="80"/>
+              <w:left w:type="dxa" w:w="100"/>
+              <w:bottom w:type="dxa" w:w="80"/>
+              <w:right w:type="dxa" w:w="100"/>
+            </w:tcMar>
+          </w:tcPr>
+          <w:p>
+            <w:r>
+              <w:rPr>
+                <w:b/>
+                <w:bCs/>
+                <w:color w:val="1E293B"/>
+                <w:sz w:val="15"/>
+                <w:szCs w:val="15"/>
+              </w:rPr>
+              <w:t xml:space="preserve">Fulfillment Model</w:t>
+            </w:r>
+          </w:p>
+        </w:tc>
+        <w:tc>
+          <w:tcPr>
+            <w:tcW w:type="pct" w:w="700"/>
+            <w:tcBorders>
+              <w:top w:val="single" w:color="CBD5E1" w:sz="4"/>
+              <w:left w:val="single" w:color="CBD5E1" w:sz="4"/>
+              <w:bottom w:val="single" w:color="CBD5E1" w:sz="4"/>
+              <w:right w:val="single" w:color="CBD5E1" w:sz="4"/>
+            </w:tcBorders>
+            <w:shd w:fill="FFFFFF" w:val="clear"/>
+            <w:tcMar>
+              <w:top w:type="dxa" w:w="80"/>
+              <w:left w:type="dxa" w:w="100"/>
+              <w:bottom w:type="dxa" w:w="80"/>
+              <w:right w:type="dxa" w:w="100"/>
+            </w:tcMar>
+          </w:tcPr>
+          <w:p>
+            <w:r>
+              <w:rPr>
+                <w:b w:val="false"/>
+                <w:bCs w:val="false"/>
+                <w:color w:val="1E293B"/>
+                <w:sz w:val="14"/>
+                <w:szCs w:val="14"/>
+              </w:rPr>
+              <w:t xml:space="preserve">AI Website Scrape Tab</w:t>
+            </w:r>
+          </w:p>
+        </w:tc>
+        <w:tc>
+          <w:tcPr>
+            <w:tcW w:type="pct" w:w="900"/>
+            <w:tcBorders>
+              <w:top w:val="single" w:color="CBD5E1" w:sz="4"/>
+              <w:left w:val="single" w:color="CBD5E1" w:sz="4"/>
+              <w:bottom w:val="single" w:color="CBD5E1" w:sz="4"/>
+              <w:right w:val="single" w:color="CBD5E1" w:sz="4"/>
+            </w:tcBorders>
+            <w:shd w:fill="FFFFFF" w:val="clear"/>
+            <w:tcMar>
+              <w:top w:type="dxa" w:w="80"/>
+              <w:left w:type="dxa" w:w="100"/>
+              <w:bottom w:type="dxa" w:w="80"/>
+              <w:right w:type="dxa" w:w="100"/>
+            </w:tcMar>
+          </w:tcPr>
+          <w:p>
+            <w:r>
+              <w:rPr>
+                <w:b w:val="false"/>
+                <w:bCs w:val="false"/>
+                <w:color w:val="1E293B"/>
+                <w:sz w:val="13"/>
+                <w:szCs w:val="13"/>
+              </w:rPr>
+              <w:t xml:space="preserve">discoveryData.fulfilmentModel</w:t>
+            </w:r>
+          </w:p>
+        </w:tc>
+        <w:tc>
+          <w:tcPr>
+            <w:tcW w:type="pct" w:w="600"/>
+            <w:tcBorders>
+              <w:top w:val="single" w:color="CBD5E1" w:sz="4"/>
+              <w:left w:val="single" w:color="CBD5E1" w:sz="4"/>
+              <w:bottom w:val="single" w:color="CBD5E1" w:sz="4"/>
+              <w:right w:val="single" w:color="CBD5E1" w:sz="4"/>
+            </w:tcBorders>
+            <w:shd w:fill="FFFFFF" w:val="clear"/>
+            <w:tcMar>
+              <w:top w:type="dxa" w:w="80"/>
+              <w:left w:type="dxa" w:w="100"/>
+              <w:bottom w:type="dxa" w:w="80"/>
+              <w:right w:type="dxa" w:w="100"/>
+            </w:tcMar>
+          </w:tcPr>
+          <w:p>
+            <w:r>
+              <w:rPr>
+                <w:b w:val="false"/>
+                <w:bCs w:val="false"/>
+                <w:color w:val="1E293B"/>
+                <w:sz w:val="14"/>
+                <w:szCs w:val="14"/>
+              </w:rPr>
+              <w:t xml:space="preserve">AI Crawler</w:t>
+            </w:r>
+          </w:p>
+        </w:tc>
+        <w:tc>
+          <w:tcPr>
+            <w:tcW w:type="pct" w:w="800"/>
+            <w:tcBorders>
+              <w:top w:val="single" w:color="CBD5E1" w:sz="4"/>
+              <w:left w:val="single" w:color="CBD5E1" w:sz="4"/>
+              <w:bottom w:val="single" w:color="CBD5E1" w:sz="4"/>
+              <w:right w:val="single" w:color="CBD5E1" w:sz="4"/>
+            </w:tcBorders>
+            <w:shd w:fill="FFFFFF" w:val="clear"/>
+            <w:tcMar>
+              <w:top w:type="dxa" w:w="80"/>
+              <w:left w:type="dxa" w:w="100"/>
+              <w:bottom w:type="dxa" w:w="80"/>
+              <w:right w:type="dxa" w:w="100"/>
+            </w:tcMar>
+          </w:tcPr>
+          <w:p>
+            <w:r>
+              <w:rPr>
+                <w:b w:val="false"/>
+                <w:bCs w:val="false"/>
+                <w:color w:val="1E293B"/>
+                <w:sz w:val="14"/>
+                <w:szCs w:val="14"/>
+              </w:rPr>
+              <w:t xml:space="preserve">In-house warehouse vs 3PL</w:t>
+            </w:r>
+          </w:p>
+        </w:tc>
+        <w:tc>
+          <w:tcPr>
+            <w:tcW w:type="pct" w:w="900"/>
+            <w:tcBorders>
+              <w:top w:val="single" w:color="CBD5E1" w:sz="4"/>
+              <w:left w:val="single" w:color="CBD5E1" w:sz="4"/>
+              <w:bottom w:val="single" w:color="CBD5E1" w:sz="4"/>
+              <w:right w:val="single" w:color="CBD5E1" w:sz="4"/>
+            </w:tcBorders>
+            <w:shd w:fill="FFFFFF" w:val="clear"/>
+            <w:tcMar>
+              <w:top w:type="dxa" w:w="80"/>
+              <w:left w:type="dxa" w:w="100"/>
+              <w:bottom w:type="dxa" w:w="80"/>
+              <w:right w:type="dxa" w:w="100"/>
+            </w:tcMar>
+          </w:tcPr>
+          <w:p>
+            <w:r>
+              <w:rPr>
+                <w:b w:val="false"/>
+                <w:bCs w:val="false"/>
+                <w:color w:val="1E293B"/>
+                <w:sz w:val="14"/>
+                <w:szCs w:val="14"/>
+              </w:rPr>
+              <w:t xml:space="preserve">Determines if pitch targets internal warehouse or 3PL manager.</w:t>
+            </w:r>
+          </w:p>
+        </w:tc>
+      </w:tr>
+      <w:tr>
+        <w:tc>
+          <w:tcPr>
+            <w:tcW w:type="pct" w:w="200"/>
+            <w:tcBorders>
+              <w:top w:val="single" w:color="CBD5E1" w:sz="4"/>
+              <w:left w:val="single" w:color="CBD5E1" w:sz="4"/>
+              <w:bottom w:val="single" w:color="CBD5E1" w:sz="4"/>
+              <w:right w:val="single" w:color="CBD5E1" w:sz="4"/>
+            </w:tcBorders>
+            <w:shd w:fill="F8FAFC" w:val="clear"/>
+            <w:tcMar>
+              <w:top w:type="dxa" w:w="80"/>
+              <w:left w:type="dxa" w:w="100"/>
+              <w:bottom w:type="dxa" w:w="80"/>
+              <w:right w:type="dxa" w:w="100"/>
+            </w:tcMar>
+          </w:tcPr>
+          <w:p>
+            <w:r>
+              <w:rPr>
+                <w:b/>
+                <w:bCs/>
+                <w:color w:val="1E293B"/>
+                <w:sz w:val="15"/>
+                <w:szCs w:val="15"/>
+              </w:rPr>
+              <w:t xml:space="preserve">22</w:t>
+            </w:r>
+          </w:p>
+        </w:tc>
+        <w:tc>
+          <w:tcPr>
+            <w:tcW w:type="pct" w:w="900"/>
+            <w:tcBorders>
+              <w:top w:val="single" w:color="CBD5E1" w:sz="4"/>
+              <w:left w:val="single" w:color="CBD5E1" w:sz="4"/>
+              <w:bottom w:val="single" w:color="CBD5E1" w:sz="4"/>
+              <w:right w:val="single" w:color="CBD5E1" w:sz="4"/>
+            </w:tcBorders>
+            <w:shd w:fill="F8FAFC" w:val="clear"/>
+            <w:tcMar>
+              <w:top w:type="dxa" w:w="80"/>
+              <w:left w:type="dxa" w:w="100"/>
+              <w:bottom w:type="dxa" w:w="80"/>
+              <w:right w:type="dxa" w:w="100"/>
+            </w:tcMar>
+          </w:tcPr>
+          <w:p>
+            <w:r>
+              <w:rPr>
+                <w:b/>
+                <w:bCs/>
+                <w:color w:val="1E293B"/>
+                <w:sz w:val="15"/>
+                <w:szCs w:val="15"/>
+              </w:rPr>
+              <w:t xml:space="preserve">Sister Companies</w:t>
+            </w:r>
+          </w:p>
+        </w:tc>
+        <w:tc>
+          <w:tcPr>
+            <w:tcW w:type="pct" w:w="700"/>
+            <w:tcBorders>
+              <w:top w:val="single" w:color="CBD5E1" w:sz="4"/>
+              <w:left w:val="single" w:color="CBD5E1" w:sz="4"/>
+              <w:bottom w:val="single" w:color="CBD5E1" w:sz="4"/>
+              <w:right w:val="single" w:color="CBD5E1" w:sz="4"/>
+            </w:tcBorders>
+            <w:shd w:fill="F8FAFC" w:val="clear"/>
+            <w:tcMar>
+              <w:top w:type="dxa" w:w="80"/>
+              <w:left w:type="dxa" w:w="100"/>
+              <w:bottom w:type="dxa" w:w="80"/>
+              <w:right w:type="dxa" w:w="100"/>
+            </w:tcMar>
+          </w:tcPr>
+          <w:p>
+            <w:r>
+              <w:rPr>
+                <w:b w:val="false"/>
+                <w:bCs w:val="false"/>
+                <w:color w:val="1E293B"/>
+                <w:sz w:val="14"/>
+                <w:szCs w:val="14"/>
+              </w:rPr>
+              <w:t xml:space="preserve">AI Website Scrape Tab</w:t>
+            </w:r>
+          </w:p>
+        </w:tc>
+        <w:tc>
+          <w:tcPr>
+            <w:tcW w:type="pct" w:w="900"/>
+            <w:tcBorders>
+              <w:top w:val="single" w:color="CBD5E1" w:sz="4"/>
+              <w:left w:val="single" w:color="CBD5E1" w:sz="4"/>
+              <w:bottom w:val="single" w:color="CBD5E1" w:sz="4"/>
+              <w:right w:val="single" w:color="CBD5E1" w:sz="4"/>
+            </w:tcBorders>
+            <w:shd w:fill="F8FAFC" w:val="clear"/>
+            <w:tcMar>
+              <w:top w:type="dxa" w:w="80"/>
+              <w:left w:type="dxa" w:w="100"/>
+              <w:bottom w:type="dxa" w:w="80"/>
+              <w:right w:type="dxa" w:w="100"/>
+            </w:tcMar>
+          </w:tcPr>
+          <w:p>
+            <w:r>
+              <w:rPr>
+                <w:b w:val="false"/>
+                <w:bCs w:val="false"/>
+                <w:color w:val="1E293B"/>
+                <w:sz w:val="13"/>
+                <w:szCs w:val="13"/>
+              </w:rPr>
+              <w:t xml:space="preserve">discoveryData.linkedEntities</w:t>
+            </w:r>
+          </w:p>
+        </w:tc>
+        <w:tc>
+          <w:tcPr>
+            <w:tcW w:type="pct" w:w="600"/>
+            <w:tcBorders>
+              <w:top w:val="single" w:color="CBD5E1" w:sz="4"/>
+              <w:left w:val="single" w:color="CBD5E1" w:sz="4"/>
+              <w:bottom w:val="single" w:color="CBD5E1" w:sz="4"/>
+              <w:right w:val="single" w:color="CBD5E1" w:sz="4"/>
+            </w:tcBorders>
+            <w:shd w:fill="F8FAFC" w:val="clear"/>
+            <w:tcMar>
+              <w:top w:type="dxa" w:w="80"/>
+              <w:left w:type="dxa" w:w="100"/>
+              <w:bottom w:type="dxa" w:w="80"/>
+              <w:right w:type="dxa" w:w="100"/>
+            </w:tcMar>
+          </w:tcPr>
+          <w:p>
+            <w:r>
+              <w:rPr>
+                <w:b w:val="false"/>
+                <w:bCs w:val="false"/>
+                <w:color w:val="1E293B"/>
+                <w:sz w:val="14"/>
+                <w:szCs w:val="14"/>
+              </w:rPr>
+              <w:t xml:space="preserve">AI Crawler</w:t>
+            </w:r>
+          </w:p>
+        </w:tc>
+        <w:tc>
+          <w:tcPr>
+            <w:tcW w:type="pct" w:w="800"/>
+            <w:tcBorders>
+              <w:top w:val="single" w:color="CBD5E1" w:sz="4"/>
+              <w:left w:val="single" w:color="CBD5E1" w:sz="4"/>
+              <w:bottom w:val="single" w:color="CBD5E1" w:sz="4"/>
+              <w:right w:val="single" w:color="CBD5E1" w:sz="4"/>
+            </w:tcBorders>
+            <w:shd w:fill="F8FAFC" w:val="clear"/>
+            <w:tcMar>
+              <w:top w:type="dxa" w:w="80"/>
+              <w:left w:type="dxa" w:w="100"/>
+              <w:bottom w:type="dxa" w:w="80"/>
+              <w:right w:type="dxa" w:w="100"/>
+            </w:tcMar>
+          </w:tcPr>
+          <w:p>
+            <w:r>
+              <w:rPr>
+                <w:b w:val="false"/>
+                <w:bCs w:val="false"/>
+                <w:color w:val="1E293B"/>
+                <w:sz w:val="14"/>
+                <w:szCs w:val="14"/>
+              </w:rPr>
+              <w:t xml:space="preserve">Affiliated brands &amp; subsidiaries</w:t>
+            </w:r>
+          </w:p>
+        </w:tc>
+        <w:tc>
+          <w:tcPr>
+            <w:tcW w:type="pct" w:w="900"/>
+            <w:tcBorders>
+              <w:top w:val="single" w:color="CBD5E1" w:sz="4"/>
+              <w:left w:val="single" w:color="CBD5E1" w:sz="4"/>
+              <w:bottom w:val="single" w:color="CBD5E1" w:sz="4"/>
+              <w:right w:val="single" w:color="CBD5E1" w:sz="4"/>
+            </w:tcBorders>
+            <w:shd w:fill="F8FAFC" w:val="clear"/>
+            <w:tcMar>
+              <w:top w:type="dxa" w:w="80"/>
+              <w:left w:type="dxa" w:w="100"/>
+              <w:bottom w:type="dxa" w:w="80"/>
+              <w:right w:type="dxa" w:w="100"/>
+            </w:tcMar>
+          </w:tcPr>
+          <w:p>
+            <w:r>
+              <w:rPr>
+                <w:b w:val="false"/>
+                <w:bCs w:val="false"/>
+                <w:color w:val="1E293B"/>
+                <w:sz w:val="14"/>
+                <w:szCs w:val="14"/>
+              </w:rPr>
+              <w:t xml:space="preserve">Uncovers multi-brand cross-selling opportunities.</w:t>
+            </w:r>
+          </w:p>
+        </w:tc>
+      </w:tr>
+      <w:tr>
+        <w:tc>
+          <w:tcPr>
+            <w:tcW w:type="pct" w:w="200"/>
+            <w:tcBorders>
+              <w:top w:val="single" w:color="CBD5E1" w:sz="4"/>
+              <w:left w:val="single" w:color="CBD5E1" w:sz="4"/>
+              <w:bottom w:val="single" w:color="CBD5E1" w:sz="4"/>
+              <w:right w:val="single" w:color="CBD5E1" w:sz="4"/>
+            </w:tcBorders>
+            <w:shd w:fill="FFFFFF" w:val="clear"/>
+            <w:tcMar>
+              <w:top w:type="dxa" w:w="80"/>
+              <w:left w:type="dxa" w:w="100"/>
+              <w:bottom w:type="dxa" w:w="80"/>
+              <w:right w:type="dxa" w:w="100"/>
+            </w:tcMar>
+          </w:tcPr>
+          <w:p>
+            <w:r>
+              <w:rPr>
+                <w:b/>
+                <w:bCs/>
+                <w:color w:val="1E293B"/>
+                <w:sz w:val="15"/>
+                <w:szCs w:val="15"/>
+              </w:rPr>
+              <w:t xml:space="preserve">23</w:t>
+            </w:r>
+          </w:p>
+        </w:tc>
+        <w:tc>
+          <w:tcPr>
+            <w:tcW w:type="pct" w:w="900"/>
+            <w:tcBorders>
+              <w:top w:val="single" w:color="CBD5E1" w:sz="4"/>
+              <w:left w:val="single" w:color="CBD5E1" w:sz="4"/>
+              <w:bottom w:val="single" w:color="CBD5E1" w:sz="4"/>
+              <w:right w:val="single" w:color="CBD5E1" w:sz="4"/>
+            </w:tcBorders>
+            <w:shd w:fill="FFFFFF" w:val="clear"/>
+            <w:tcMar>
+              <w:top w:type="dxa" w:w="80"/>
+              <w:left w:type="dxa" w:w="100"/>
+              <w:bottom w:type="dxa" w:w="80"/>
+              <w:right w:type="dxa" w:w="100"/>
+            </w:tcMar>
+          </w:tcPr>
+          <w:p>
+            <w:r>
+              <w:rPr>
+                <w:b/>
+                <w:bCs/>
+                <w:color w:val="1E293B"/>
+                <w:sz w:val="15"/>
+                <w:szCs w:val="15"/>
+              </w:rPr>
+              <w:t xml:space="preserve">LinkedIn Profiles</w:t>
+            </w:r>
+          </w:p>
+        </w:tc>
+        <w:tc>
+          <w:tcPr>
+            <w:tcW w:type="pct" w:w="700"/>
+            <w:tcBorders>
+              <w:top w:val="single" w:color="CBD5E1" w:sz="4"/>
+              <w:left w:val="single" w:color="CBD5E1" w:sz="4"/>
+              <w:bottom w:val="single" w:color="CBD5E1" w:sz="4"/>
+              <w:right w:val="single" w:color="CBD5E1" w:sz="4"/>
+            </w:tcBorders>
+            <w:shd w:fill="FFFFFF" w:val="clear"/>
+            <w:tcMar>
+              <w:top w:type="dxa" w:w="80"/>
+              <w:left w:type="dxa" w:w="100"/>
+              <w:bottom w:type="dxa" w:w="80"/>
+              <w:right w:type="dxa" w:w="100"/>
+            </w:tcMar>
+          </w:tcPr>
+          <w:p>
+            <w:r>
+              <w:rPr>
+                <w:b w:val="false"/>
+                <w:bCs w:val="false"/>
+                <w:color w:val="1E293B"/>
+                <w:sz w:val="14"/>
+                <w:szCs w:val="14"/>
+              </w:rPr>
+              <w:t xml:space="preserve">Decision Makers Tab</w:t>
+            </w:r>
+          </w:p>
+        </w:tc>
+        <w:tc>
+          <w:tcPr>
+            <w:tcW w:type="pct" w:w="900"/>
+            <w:tcBorders>
+              <w:top w:val="single" w:color="CBD5E1" w:sz="4"/>
+              <w:left w:val="single" w:color="CBD5E1" w:sz="4"/>
+              <w:bottom w:val="single" w:color="CBD5E1" w:sz="4"/>
+              <w:right w:val="single" w:color="CBD5E1" w:sz="4"/>
+            </w:tcBorders>
+            <w:shd w:fill="FFFFFF" w:val="clear"/>
+            <w:tcMar>
+              <w:top w:type="dxa" w:w="80"/>
+              <w:left w:type="dxa" w:w="100"/>
+              <w:bottom w:type="dxa" w:w="80"/>
+              <w:right w:type="dxa" w:w="100"/>
+            </w:tcMar>
+          </w:tcPr>
+          <w:p>
+            <w:r>
+              <w:rPr>
+                <w:b w:val="false"/>
+                <w:bCs w:val="false"/>
+                <w:color w:val="1E293B"/>
+                <w:sz w:val="13"/>
+                <w:szCs w:val="13"/>
+              </w:rPr>
+              <w:t xml:space="preserve">decisionMakerCandidates[]</w:t>
+            </w:r>
+          </w:p>
+        </w:tc>
+        <w:tc>
+          <w:tcPr>
+            <w:tcW w:type="pct" w:w="600"/>
+            <w:tcBorders>
+              <w:top w:val="single" w:color="CBD5E1" w:sz="4"/>
+              <w:left w:val="single" w:color="CBD5E1" w:sz="4"/>
+              <w:bottom w:val="single" w:color="CBD5E1" w:sz="4"/>
+              <w:right w:val="single" w:color="CBD5E1" w:sz="4"/>
+            </w:tcBorders>
+            <w:shd w:fill="FFFFFF" w:val="clear"/>
+            <w:tcMar>
+              <w:top w:type="dxa" w:w="80"/>
+              <w:left w:type="dxa" w:w="100"/>
+              <w:bottom w:type="dxa" w:w="80"/>
+              <w:right w:type="dxa" w:w="100"/>
+            </w:tcMar>
+          </w:tcPr>
+          <w:p>
+            <w:r>
+              <w:rPr>
+                <w:b w:val="false"/>
+                <w:bCs w:val="false"/>
+                <w:color w:val="1E293B"/>
+                <w:sz w:val="14"/>
+                <w:szCs w:val="14"/>
+              </w:rPr>
+              <w:t xml:space="preserve">LinkedIn Index</w:t>
+            </w:r>
+          </w:p>
+        </w:tc>
+        <w:tc>
+          <w:tcPr>
+            <w:tcW w:type="pct" w:w="800"/>
+            <w:tcBorders>
+              <w:top w:val="single" w:color="CBD5E1" w:sz="4"/>
+              <w:left w:val="single" w:color="CBD5E1" w:sz="4"/>
+              <w:bottom w:val="single" w:color="CBD5E1" w:sz="4"/>
+              <w:right w:val="single" w:color="CBD5E1" w:sz="4"/>
+            </w:tcBorders>
+            <w:shd w:fill="FFFFFF" w:val="clear"/>
+            <w:tcMar>
+              <w:top w:type="dxa" w:w="80"/>
+              <w:left w:type="dxa" w:w="100"/>
+              <w:bottom w:type="dxa" w:w="80"/>
+              <w:right w:type="dxa" w:w="100"/>
+            </w:tcMar>
+          </w:tcPr>
+          <w:p>
+            <w:r>
+              <w:rPr>
+                <w:b w:val="false"/>
+                <w:bCs w:val="false"/>
+                <w:color w:val="1E293B"/>
+                <w:sz w:val="14"/>
+                <w:szCs w:val="14"/>
+              </w:rPr>
+              <w:t xml:space="preserve">Name, title, department, URL</w:t>
+            </w:r>
+          </w:p>
+        </w:tc>
+        <w:tc>
+          <w:tcPr>
+            <w:tcW w:type="pct" w:w="900"/>
+            <w:tcBorders>
+              <w:top w:val="single" w:color="CBD5E1" w:sz="4"/>
+              <w:left w:val="single" w:color="CBD5E1" w:sz="4"/>
+              <w:bottom w:val="single" w:color="CBD5E1" w:sz="4"/>
+              <w:right w:val="single" w:color="CBD5E1" w:sz="4"/>
+            </w:tcBorders>
+            <w:shd w:fill="FFFFFF" w:val="clear"/>
+            <w:tcMar>
+              <w:top w:type="dxa" w:w="80"/>
+              <w:left w:type="dxa" w:w="100"/>
+              <w:bottom w:type="dxa" w:w="80"/>
+              <w:right w:type="dxa" w:w="100"/>
+            </w:tcMar>
+          </w:tcPr>
+          <w:p>
+            <w:r>
+              <w:rPr>
+                <w:b w:val="false"/>
+                <w:bCs w:val="false"/>
+                <w:color w:val="1E293B"/>
+                <w:sz w:val="14"/>
+                <w:szCs w:val="14"/>
+              </w:rPr>
+              <w:t xml:space="preserve">Bypasses gatekeepers directly to operational heads.</w:t>
+            </w:r>
+          </w:p>
+        </w:tc>
+      </w:tr>
+      <w:tr>
+        <w:tc>
+          <w:tcPr>
+            <w:tcW w:type="pct" w:w="200"/>
+            <w:tcBorders>
+              <w:top w:val="single" w:color="CBD5E1" w:sz="4"/>
+              <w:left w:val="single" w:color="CBD5E1" w:sz="4"/>
+              <w:bottom w:val="single" w:color="CBD5E1" w:sz="4"/>
+              <w:right w:val="single" w:color="CBD5E1" w:sz="4"/>
+            </w:tcBorders>
+            <w:shd w:fill="F8FAFC" w:val="clear"/>
+            <w:tcMar>
+              <w:top w:type="dxa" w:w="80"/>
+              <w:left w:type="dxa" w:w="100"/>
+              <w:bottom w:type="dxa" w:w="80"/>
+              <w:right w:type="dxa" w:w="100"/>
+            </w:tcMar>
+          </w:tcPr>
+          <w:p>
+            <w:r>
+              <w:rPr>
+                <w:b/>
+                <w:bCs/>
+                <w:color w:val="1E293B"/>
+                <w:sz w:val="15"/>
+                <w:szCs w:val="15"/>
+              </w:rPr>
+              <w:t xml:space="preserve">24</w:t>
+            </w:r>
+          </w:p>
+        </w:tc>
+        <w:tc>
+          <w:tcPr>
+            <w:tcW w:type="pct" w:w="900"/>
+            <w:tcBorders>
+              <w:top w:val="single" w:color="CBD5E1" w:sz="4"/>
+              <w:left w:val="single" w:color="CBD5E1" w:sz="4"/>
+              <w:bottom w:val="single" w:color="CBD5E1" w:sz="4"/>
+              <w:right w:val="single" w:color="CBD5E1" w:sz="4"/>
+            </w:tcBorders>
+            <w:shd w:fill="F8FAFC" w:val="clear"/>
+            <w:tcMar>
+              <w:top w:type="dxa" w:w="80"/>
+              <w:left w:type="dxa" w:w="100"/>
+              <w:bottom w:type="dxa" w:w="80"/>
+              <w:right w:type="dxa" w:w="100"/>
+            </w:tcMar>
+          </w:tcPr>
+          <w:p>
+            <w:r>
+              <w:rPr>
+                <w:b/>
+                <w:bCs/>
+                <w:color w:val="1E293B"/>
+                <w:sz w:val="15"/>
+                <w:szCs w:val="15"/>
+              </w:rPr>
+              <w:t xml:space="preserve">Permanent CRM Contact</w:t>
+            </w:r>
+          </w:p>
+        </w:tc>
+        <w:tc>
+          <w:tcPr>
+            <w:tcW w:type="pct" w:w="700"/>
+            <w:tcBorders>
+              <w:top w:val="single" w:color="CBD5E1" w:sz="4"/>
+              <w:left w:val="single" w:color="CBD5E1" w:sz="4"/>
+              <w:bottom w:val="single" w:color="CBD5E1" w:sz="4"/>
+              <w:right w:val="single" w:color="CBD5E1" w:sz="4"/>
+            </w:tcBorders>
+            <w:shd w:fill="F8FAFC" w:val="clear"/>
+            <w:tcMar>
+              <w:top w:type="dxa" w:w="80"/>
+              <w:left w:type="dxa" w:w="100"/>
+              <w:bottom w:type="dxa" w:w="80"/>
+              <w:right w:type="dxa" w:w="100"/>
+            </w:tcMar>
+          </w:tcPr>
+          <w:p>
+            <w:r>
+              <w:rPr>
+                <w:b w:val="false"/>
+                <w:bCs w:val="false"/>
+                <w:color w:val="1E293B"/>
+                <w:sz w:val="14"/>
+                <w:szCs w:val="14"/>
+              </w:rPr>
+              <w:t xml:space="preserve">Contacts Tab &amp; Header</w:t>
+            </w:r>
+          </w:p>
+        </w:tc>
+        <w:tc>
+          <w:tcPr>
+            <w:tcW w:type="pct" w:w="900"/>
+            <w:tcBorders>
+              <w:top w:val="single" w:color="CBD5E1" w:sz="4"/>
+              <w:left w:val="single" w:color="CBD5E1" w:sz="4"/>
+              <w:bottom w:val="single" w:color="CBD5E1" w:sz="4"/>
+              <w:right w:val="single" w:color="CBD5E1" w:sz="4"/>
+            </w:tcBorders>
+            <w:shd w:fill="F8FAFC" w:val="clear"/>
+            <w:tcMar>
+              <w:top w:type="dxa" w:w="80"/>
+              <w:left w:type="dxa" w:w="100"/>
+              <w:bottom w:type="dxa" w:w="80"/>
+              <w:right w:type="dxa" w:w="100"/>
+            </w:tcMar>
+          </w:tcPr>
+          <w:p>
+            <w:r>
+              <w:rPr>
+                <w:b w:val="false"/>
+                <w:bCs w:val="false"/>
+                <w:color w:val="1E293B"/>
+                <w:sz w:val="13"/>
+                <w:szCs w:val="13"/>
+              </w:rPr>
+              <w:t xml:space="preserve">contacts[]</w:t>
+            </w:r>
+          </w:p>
+        </w:tc>
+        <w:tc>
+          <w:tcPr>
+            <w:tcW w:type="pct" w:w="600"/>
+            <w:tcBorders>
+              <w:top w:val="single" w:color="CBD5E1" w:sz="4"/>
+              <w:left w:val="single" w:color="CBD5E1" w:sz="4"/>
+              <w:bottom w:val="single" w:color="CBD5E1" w:sz="4"/>
+              <w:right w:val="single" w:color="CBD5E1" w:sz="4"/>
+            </w:tcBorders>
+            <w:shd w:fill="F8FAFC" w:val="clear"/>
+            <w:tcMar>
+              <w:top w:type="dxa" w:w="80"/>
+              <w:left w:type="dxa" w:w="100"/>
+              <w:bottom w:type="dxa" w:w="80"/>
+              <w:right w:type="dxa" w:w="100"/>
+            </w:tcMar>
+          </w:tcPr>
+          <w:p>
+            <w:r>
+              <w:rPr>
+                <w:b w:val="false"/>
+                <w:bCs w:val="false"/>
+                <w:color w:val="1E293B"/>
+                <w:sz w:val="14"/>
+                <w:szCs w:val="14"/>
+              </w:rPr>
+              <w:t xml:space="preserve">1-Click Sync</w:t>
+            </w:r>
+          </w:p>
+        </w:tc>
+        <w:tc>
+          <w:tcPr>
+            <w:tcW w:type="pct" w:w="800"/>
+            <w:tcBorders>
+              <w:top w:val="single" w:color="CBD5E1" w:sz="4"/>
+              <w:left w:val="single" w:color="CBD5E1" w:sz="4"/>
+              <w:bottom w:val="single" w:color="CBD5E1" w:sz="4"/>
+              <w:right w:val="single" w:color="CBD5E1" w:sz="4"/>
+            </w:tcBorders>
+            <w:shd w:fill="F8FAFC" w:val="clear"/>
+            <w:tcMar>
+              <w:top w:type="dxa" w:w="80"/>
+              <w:left w:type="dxa" w:w="100"/>
+              <w:bottom w:type="dxa" w:w="80"/>
+              <w:right w:type="dxa" w:w="100"/>
+            </w:tcMar>
+          </w:tcPr>
+          <w:p>
+            <w:r>
+              <w:rPr>
+                <w:b w:val="false"/>
+                <w:bCs w:val="false"/>
+                <w:color w:val="1E293B"/>
+                <w:sz w:val="14"/>
+                <w:szCs w:val="14"/>
+              </w:rPr>
+              <w:t xml:space="preserve">Synced contact record in lead directory</w:t>
+            </w:r>
+          </w:p>
+        </w:tc>
+        <w:tc>
+          <w:tcPr>
+            <w:tcW w:type="pct" w:w="900"/>
+            <w:tcBorders>
+              <w:top w:val="single" w:color="CBD5E1" w:sz="4"/>
+              <w:left w:val="single" w:color="CBD5E1" w:sz="4"/>
+              <w:bottom w:val="single" w:color="CBD5E1" w:sz="4"/>
+              <w:right w:val="single" w:color="CBD5E1" w:sz="4"/>
+            </w:tcBorders>
+            <w:shd w:fill="F8FAFC" w:val="clear"/>
+            <w:tcMar>
+              <w:top w:type="dxa" w:w="80"/>
+              <w:left w:type="dxa" w:w="100"/>
+              <w:bottom w:type="dxa" w:w="80"/>
+              <w:right w:type="dxa" w:w="100"/>
+            </w:tcMar>
+          </w:tcPr>
+          <w:p>
+            <w:r>
+              <w:rPr>
+                <w:b w:val="false"/>
+                <w:bCs w:val="false"/>
+                <w:color w:val="1E293B"/>
+                <w:sz w:val="14"/>
+                <w:szCs w:val="14"/>
+              </w:rPr>
+              <w:t xml:space="preserve">Saves contact permanently for dialing and email cadences.</w:t>
+            </w:r>
+          </w:p>
+        </w:tc>
+      </w:tr>
+      <w:tr>
+        <w:tc>
+          <w:tcPr>
+            <w:tcW w:type="pct" w:w="200"/>
+            <w:tcBorders>
+              <w:top w:val="single" w:color="CBD5E1" w:sz="4"/>
+              <w:left w:val="single" w:color="CBD5E1" w:sz="4"/>
+              <w:bottom w:val="single" w:color="CBD5E1" w:sz="4"/>
+              <w:right w:val="single" w:color="CBD5E1" w:sz="4"/>
+            </w:tcBorders>
+            <w:shd w:fill="FFFFFF" w:val="clear"/>
+            <w:tcMar>
+              <w:top w:type="dxa" w:w="80"/>
+              <w:left w:type="dxa" w:w="100"/>
+              <w:bottom w:type="dxa" w:w="80"/>
+              <w:right w:type="dxa" w:w="100"/>
+            </w:tcMar>
+          </w:tcPr>
+          <w:p>
+            <w:r>
+              <w:rPr>
+                <w:b/>
+                <w:bCs/>
+                <w:color w:val="1E293B"/>
+                <w:sz w:val="15"/>
+                <w:szCs w:val="15"/>
+              </w:rPr>
+              <w:t xml:space="preserve">25</w:t>
+            </w:r>
+          </w:p>
+        </w:tc>
+        <w:tc>
+          <w:tcPr>
+            <w:tcW w:type="pct" w:w="900"/>
+            <w:tcBorders>
+              <w:top w:val="single" w:color="CBD5E1" w:sz="4"/>
+              <w:left w:val="single" w:color="CBD5E1" w:sz="4"/>
+              <w:bottom w:val="single" w:color="CBD5E1" w:sz="4"/>
+              <w:right w:val="single" w:color="CBD5E1" w:sz="4"/>
+            </w:tcBorders>
+            <w:shd w:fill="FFFFFF" w:val="clear"/>
+            <w:tcMar>
+              <w:top w:type="dxa" w:w="80"/>
+              <w:left w:type="dxa" w:w="100"/>
+              <w:bottom w:type="dxa" w:w="80"/>
+              <w:right w:type="dxa" w:w="100"/>
+            </w:tcMar>
+          </w:tcPr>
+          <w:p>
+            <w:r>
+              <w:rPr>
+                <w:b/>
+                <w:bCs/>
+                <w:color w:val="1E293B"/>
+                <w:sz w:val="15"/>
+                <w:szCs w:val="15"/>
+              </w:rPr>
+              <w:t xml:space="preserve">Social Follower Count</w:t>
+            </w:r>
+          </w:p>
+        </w:tc>
+        <w:tc>
+          <w:tcPr>
+            <w:tcW w:type="pct" w:w="700"/>
+            <w:tcBorders>
+              <w:top w:val="single" w:color="CBD5E1" w:sz="4"/>
+              <w:left w:val="single" w:color="CBD5E1" w:sz="4"/>
+              <w:bottom w:val="single" w:color="CBD5E1" w:sz="4"/>
+              <w:right w:val="single" w:color="CBD5E1" w:sz="4"/>
+            </w:tcBorders>
+            <w:shd w:fill="FFFFFF" w:val="clear"/>
+            <w:tcMar>
+              <w:top w:type="dxa" w:w="80"/>
+              <w:left w:type="dxa" w:w="100"/>
+              <w:bottom w:type="dxa" w:w="80"/>
+              <w:right w:type="dxa" w:w="100"/>
+            </w:tcMar>
+          </w:tcPr>
+          <w:p>
+            <w:r>
+              <w:rPr>
+                <w:b w:val="false"/>
+                <w:bCs w:val="false"/>
+                <w:color w:val="1E293B"/>
+                <w:sz w:val="14"/>
+                <w:szCs w:val="14"/>
+              </w:rPr>
+              <w:t xml:space="preserve">Social &amp; Sentiment Tab</w:t>
+            </w:r>
+          </w:p>
+        </w:tc>
+        <w:tc>
+          <w:tcPr>
+            <w:tcW w:type="pct" w:w="900"/>
+            <w:tcBorders>
+              <w:top w:val="single" w:color="CBD5E1" w:sz="4"/>
+              <w:left w:val="single" w:color="CBD5E1" w:sz="4"/>
+              <w:bottom w:val="single" w:color="CBD5E1" w:sz="4"/>
+              <w:right w:val="single" w:color="CBD5E1" w:sz="4"/>
+            </w:tcBorders>
+            <w:shd w:fill="FFFFFF" w:val="clear"/>
+            <w:tcMar>
+              <w:top w:type="dxa" w:w="80"/>
+              <w:left w:type="dxa" w:w="100"/>
+              <w:bottom w:type="dxa" w:w="80"/>
+              <w:right w:type="dxa" w:w="100"/>
+            </w:tcMar>
+          </w:tcPr>
+          <w:p>
+            <w:r>
+              <w:rPr>
+                <w:b w:val="false"/>
+                <w:bCs w:val="false"/>
+                <w:color w:val="1E293B"/>
+                <w:sz w:val="13"/>
+                <w:szCs w:val="13"/>
+              </w:rPr>
+              <w:t xml:space="preserve">socialIntelligence.followers</w:t>
+            </w:r>
+          </w:p>
+        </w:tc>
+        <w:tc>
+          <w:tcPr>
+            <w:tcW w:type="pct" w:w="600"/>
+            <w:tcBorders>
+              <w:top w:val="single" w:color="CBD5E1" w:sz="4"/>
+              <w:left w:val="single" w:color="CBD5E1" w:sz="4"/>
+              <w:bottom w:val="single" w:color="CBD5E1" w:sz="4"/>
+              <w:right w:val="single" w:color="CBD5E1" w:sz="4"/>
+            </w:tcBorders>
+            <w:shd w:fill="FFFFFF" w:val="clear"/>
+            <w:tcMar>
+              <w:top w:type="dxa" w:w="80"/>
+              <w:left w:type="dxa" w:w="100"/>
+              <w:bottom w:type="dxa" w:w="80"/>
+              <w:right w:type="dxa" w:w="100"/>
+            </w:tcMar>
+          </w:tcPr>
+          <w:p>
+            <w:r>
+              <w:rPr>
+                <w:b w:val="false"/>
+                <w:bCs w:val="false"/>
+                <w:color w:val="1E293B"/>
+                <w:sz w:val="14"/>
+                <w:szCs w:val="14"/>
+              </w:rPr>
+              <w:t xml:space="preserve">Social Indexer</w:t>
+            </w:r>
+          </w:p>
+        </w:tc>
+        <w:tc>
+          <w:tcPr>
+            <w:tcW w:type="pct" w:w="800"/>
+            <w:tcBorders>
+              <w:top w:val="single" w:color="CBD5E1" w:sz="4"/>
+              <w:left w:val="single" w:color="CBD5E1" w:sz="4"/>
+              <w:bottom w:val="single" w:color="CBD5E1" w:sz="4"/>
+              <w:right w:val="single" w:color="CBD5E1" w:sz="4"/>
+            </w:tcBorders>
+            <w:shd w:fill="FFFFFF" w:val="clear"/>
+            <w:tcMar>
+              <w:top w:type="dxa" w:w="80"/>
+              <w:left w:type="dxa" w:w="100"/>
+              <w:bottom w:type="dxa" w:w="80"/>
+              <w:right w:type="dxa" w:w="100"/>
+            </w:tcMar>
+          </w:tcPr>
+          <w:p>
+            <w:r>
+              <w:rPr>
+                <w:b w:val="false"/>
+                <w:bCs w:val="false"/>
+                <w:color w:val="1E293B"/>
+                <w:sz w:val="14"/>
+                <w:szCs w:val="14"/>
+              </w:rPr>
+              <w:t xml:space="preserve">Instagram, Facebook, LinkedIn metrics</w:t>
+            </w:r>
+          </w:p>
+        </w:tc>
+        <w:tc>
+          <w:tcPr>
+            <w:tcW w:type="pct" w:w="900"/>
+            <w:tcBorders>
+              <w:top w:val="single" w:color="CBD5E1" w:sz="4"/>
+              <w:left w:val="single" w:color="CBD5E1" w:sz="4"/>
+              <w:bottom w:val="single" w:color="CBD5E1" w:sz="4"/>
+              <w:right w:val="single" w:color="CBD5E1" w:sz="4"/>
+            </w:tcBorders>
+            <w:shd w:fill="FFFFFF" w:val="clear"/>
+            <w:tcMar>
+              <w:top w:type="dxa" w:w="80"/>
+              <w:left w:type="dxa" w:w="100"/>
+              <w:bottom w:type="dxa" w:w="80"/>
+              <w:right w:type="dxa" w:w="100"/>
+            </w:tcMar>
+          </w:tcPr>
+          <w:p>
+            <w:r>
+              <w:rPr>
+                <w:b w:val="false"/>
+                <w:bCs w:val="false"/>
+                <w:color w:val="1E293B"/>
+                <w:sz w:val="14"/>
+                <w:szCs w:val="14"/>
+              </w:rPr>
+              <w:t xml:space="preserve">Indicator of online brand popularity and parcel order volume.</w:t>
+            </w:r>
+          </w:p>
+        </w:tc>
+      </w:tr>
+      <w:tr>
+        <w:tc>
+          <w:tcPr>
+            <w:tcW w:type="pct" w:w="200"/>
+            <w:tcBorders>
+              <w:top w:val="single" w:color="CBD5E1" w:sz="4"/>
+              <w:left w:val="single" w:color="CBD5E1" w:sz="4"/>
+              <w:bottom w:val="single" w:color="CBD5E1" w:sz="4"/>
+              <w:right w:val="single" w:color="CBD5E1" w:sz="4"/>
+            </w:tcBorders>
+            <w:shd w:fill="F8FAFC" w:val="clear"/>
+            <w:tcMar>
+              <w:top w:type="dxa" w:w="80"/>
+              <w:left w:type="dxa" w:w="100"/>
+              <w:bottom w:type="dxa" w:w="80"/>
+              <w:right w:type="dxa" w:w="100"/>
+            </w:tcMar>
+          </w:tcPr>
+          <w:p>
+            <w:r>
+              <w:rPr>
+                <w:b/>
+                <w:bCs/>
+                <w:color w:val="1E293B"/>
+                <w:sz w:val="15"/>
+                <w:szCs w:val="15"/>
+              </w:rPr>
+              <w:t xml:space="preserve">26</w:t>
+            </w:r>
+          </w:p>
+        </w:tc>
+        <w:tc>
+          <w:tcPr>
+            <w:tcW w:type="pct" w:w="900"/>
+            <w:tcBorders>
+              <w:top w:val="single" w:color="CBD5E1" w:sz="4"/>
+              <w:left w:val="single" w:color="CBD5E1" w:sz="4"/>
+              <w:bottom w:val="single" w:color="CBD5E1" w:sz="4"/>
+              <w:right w:val="single" w:color="CBD5E1" w:sz="4"/>
+            </w:tcBorders>
+            <w:shd w:fill="F8FAFC" w:val="clear"/>
+            <w:tcMar>
+              <w:top w:type="dxa" w:w="80"/>
+              <w:left w:type="dxa" w:w="100"/>
+              <w:bottom w:type="dxa" w:w="80"/>
+              <w:right w:type="dxa" w:w="100"/>
+            </w:tcMar>
+          </w:tcPr>
+          <w:p>
+            <w:r>
+              <w:rPr>
+                <w:b/>
+                <w:bCs/>
+                <w:color w:val="1E293B"/>
+                <w:sz w:val="15"/>
+                <w:szCs w:val="15"/>
+              </w:rPr>
+              <w:t xml:space="preserve">Shipping Sentiment</w:t>
+            </w:r>
+          </w:p>
+        </w:tc>
+        <w:tc>
+          <w:tcPr>
+            <w:tcW w:type="pct" w:w="700"/>
+            <w:tcBorders>
+              <w:top w:val="single" w:color="CBD5E1" w:sz="4"/>
+              <w:left w:val="single" w:color="CBD5E1" w:sz="4"/>
+              <w:bottom w:val="single" w:color="CBD5E1" w:sz="4"/>
+              <w:right w:val="single" w:color="CBD5E1" w:sz="4"/>
+            </w:tcBorders>
+            <w:shd w:fill="F8FAFC" w:val="clear"/>
+            <w:tcMar>
+              <w:top w:type="dxa" w:w="80"/>
+              <w:left w:type="dxa" w:w="100"/>
+              <w:bottom w:type="dxa" w:w="80"/>
+              <w:right w:type="dxa" w:w="100"/>
+            </w:tcMar>
+          </w:tcPr>
+          <w:p>
+            <w:r>
+              <w:rPr>
+                <w:b w:val="false"/>
+                <w:bCs w:val="false"/>
+                <w:color w:val="1E293B"/>
+                <w:sz w:val="14"/>
+                <w:szCs w:val="14"/>
+              </w:rPr>
+              <w:t xml:space="preserve">Social &amp; Sentiment Tab</w:t>
+            </w:r>
+          </w:p>
+        </w:tc>
+        <w:tc>
+          <w:tcPr>
+            <w:tcW w:type="pct" w:w="900"/>
+            <w:tcBorders>
+              <w:top w:val="single" w:color="CBD5E1" w:sz="4"/>
+              <w:left w:val="single" w:color="CBD5E1" w:sz="4"/>
+              <w:bottom w:val="single" w:color="CBD5E1" w:sz="4"/>
+              <w:right w:val="single" w:color="CBD5E1" w:sz="4"/>
+            </w:tcBorders>
+            <w:shd w:fill="F8FAFC" w:val="clear"/>
+            <w:tcMar>
+              <w:top w:type="dxa" w:w="80"/>
+              <w:left w:type="dxa" w:w="100"/>
+              <w:bottom w:type="dxa" w:w="80"/>
+              <w:right w:type="dxa" w:w="100"/>
+            </w:tcMar>
+          </w:tcPr>
+          <w:p>
+            <w:r>
+              <w:rPr>
+                <w:b w:val="false"/>
+                <w:bCs w:val="false"/>
+                <w:color w:val="1E293B"/>
+                <w:sz w:val="13"/>
+                <w:szCs w:val="13"/>
+              </w:rPr>
+              <w:t xml:space="preserve">socialIntelligence.shippingSentiment</w:t>
+            </w:r>
+          </w:p>
+        </w:tc>
+        <w:tc>
+          <w:tcPr>
+            <w:tcW w:type="pct" w:w="600"/>
+            <w:tcBorders>
+              <w:top w:val="single" w:color="CBD5E1" w:sz="4"/>
+              <w:left w:val="single" w:color="CBD5E1" w:sz="4"/>
+              <w:bottom w:val="single" w:color="CBD5E1" w:sz="4"/>
+              <w:right w:val="single" w:color="CBD5E1" w:sz="4"/>
+            </w:tcBorders>
+            <w:shd w:fill="F8FAFC" w:val="clear"/>
+            <w:tcMar>
+              <w:top w:type="dxa" w:w="80"/>
+              <w:left w:type="dxa" w:w="100"/>
+              <w:bottom w:type="dxa" w:w="80"/>
+              <w:right w:type="dxa" w:w="100"/>
+            </w:tcMar>
+          </w:tcPr>
+          <w:p>
+            <w:r>
+              <w:rPr>
+                <w:b w:val="false"/>
+                <w:bCs w:val="false"/>
+                <w:color w:val="1E293B"/>
+                <w:sz w:val="14"/>
+                <w:szCs w:val="14"/>
+              </w:rPr>
+              <w:t xml:space="preserve">Social Monitor</w:t>
+            </w:r>
+          </w:p>
+        </w:tc>
+        <w:tc>
+          <w:tcPr>
+            <w:tcW w:type="pct" w:w="800"/>
+            <w:tcBorders>
+              <w:top w:val="single" w:color="CBD5E1" w:sz="4"/>
+              <w:left w:val="single" w:color="CBD5E1" w:sz="4"/>
+              <w:bottom w:val="single" w:color="CBD5E1" w:sz="4"/>
+              <w:right w:val="single" w:color="CBD5E1" w:sz="4"/>
+            </w:tcBorders>
+            <w:shd w:fill="F8FAFC" w:val="clear"/>
+            <w:tcMar>
+              <w:top w:type="dxa" w:w="80"/>
+              <w:left w:type="dxa" w:w="100"/>
+              <w:bottom w:type="dxa" w:w="80"/>
+              <w:right w:type="dxa" w:w="100"/>
+            </w:tcMar>
+          </w:tcPr>
+          <w:p>
+            <w:r>
+              <w:rPr>
+                <w:b w:val="false"/>
+                <w:bCs w:val="false"/>
+                <w:color w:val="1E293B"/>
+                <w:sz w:val="14"/>
+                <w:szCs w:val="14"/>
+              </w:rPr>
+              <w:t xml:space="preserve">Negative / Delivery Complaints Detected</w:t>
+            </w:r>
+          </w:p>
+        </w:tc>
+        <w:tc>
+          <w:tcPr>
+            <w:tcW w:type="pct" w:w="900"/>
+            <w:tcBorders>
+              <w:top w:val="single" w:color="CBD5E1" w:sz="4"/>
+              <w:left w:val="single" w:color="CBD5E1" w:sz="4"/>
+              <w:bottom w:val="single" w:color="CBD5E1" w:sz="4"/>
+              <w:right w:val="single" w:color="CBD5E1" w:sz="4"/>
+            </w:tcBorders>
+            <w:shd w:fill="F8FAFC" w:val="clear"/>
+            <w:tcMar>
+              <w:top w:type="dxa" w:w="80"/>
+              <w:left w:type="dxa" w:w="100"/>
+              <w:bottom w:type="dxa" w:w="80"/>
+              <w:right w:type="dxa" w:w="100"/>
+            </w:tcMar>
+          </w:tcPr>
+          <w:p>
+            <w:r>
+              <w:rPr>
+                <w:b w:val="false"/>
+                <w:bCs w:val="false"/>
+                <w:color w:val="1E293B"/>
+                <w:sz w:val="14"/>
+                <w:szCs w:val="14"/>
+              </w:rPr>
+              <w:t xml:space="preserve">Flags whether current carrier is failing customers.</w:t>
+            </w:r>
+          </w:p>
+        </w:tc>
+      </w:tr>
+      <w:tr>
+        <w:tc>
+          <w:tcPr>
+            <w:tcW w:type="pct" w:w="200"/>
+            <w:tcBorders>
+              <w:top w:val="single" w:color="CBD5E1" w:sz="4"/>
+              <w:left w:val="single" w:color="CBD5E1" w:sz="4"/>
+              <w:bottom w:val="single" w:color="CBD5E1" w:sz="4"/>
+              <w:right w:val="single" w:color="CBD5E1" w:sz="4"/>
+            </w:tcBorders>
+            <w:shd w:fill="FFFFFF" w:val="clear"/>
+            <w:tcMar>
+              <w:top w:type="dxa" w:w="80"/>
+              <w:left w:type="dxa" w:w="100"/>
+              <w:bottom w:type="dxa" w:w="80"/>
+              <w:right w:type="dxa" w:w="100"/>
+            </w:tcMar>
+          </w:tcPr>
+          <w:p>
+            <w:r>
+              <w:rPr>
+                <w:b/>
+                <w:bCs/>
+                <w:color w:val="1E293B"/>
+                <w:sz w:val="15"/>
+                <w:szCs w:val="15"/>
+              </w:rPr>
+              <w:t xml:space="preserve">27</w:t>
+            </w:r>
+          </w:p>
+        </w:tc>
+        <w:tc>
+          <w:tcPr>
+            <w:tcW w:type="pct" w:w="900"/>
+            <w:tcBorders>
+              <w:top w:val="single" w:color="CBD5E1" w:sz="4"/>
+              <w:left w:val="single" w:color="CBD5E1" w:sz="4"/>
+              <w:bottom w:val="single" w:color="CBD5E1" w:sz="4"/>
+              <w:right w:val="single" w:color="CBD5E1" w:sz="4"/>
+            </w:tcBorders>
+            <w:shd w:fill="FFFFFF" w:val="clear"/>
+            <w:tcMar>
+              <w:top w:type="dxa" w:w="80"/>
+              <w:left w:type="dxa" w:w="100"/>
+              <w:bottom w:type="dxa" w:w="80"/>
+              <w:right w:type="dxa" w:w="100"/>
+            </w:tcMar>
+          </w:tcPr>
+          <w:p>
+            <w:r>
+              <w:rPr>
+                <w:b/>
+                <w:bCs/>
+                <w:color w:val="1E293B"/>
+                <w:sz w:val="15"/>
+                <w:szCs w:val="15"/>
+              </w:rPr>
+              <w:t xml:space="preserve">Competitor Complaints</w:t>
+            </w:r>
+          </w:p>
+        </w:tc>
+        <w:tc>
+          <w:tcPr>
+            <w:tcW w:type="pct" w:w="700"/>
+            <w:tcBorders>
+              <w:top w:val="single" w:color="CBD5E1" w:sz="4"/>
+              <w:left w:val="single" w:color="CBD5E1" w:sz="4"/>
+              <w:bottom w:val="single" w:color="CBD5E1" w:sz="4"/>
+              <w:right w:val="single" w:color="CBD5E1" w:sz="4"/>
+            </w:tcBorders>
+            <w:shd w:fill="FFFFFF" w:val="clear"/>
+            <w:tcMar>
+              <w:top w:type="dxa" w:w="80"/>
+              <w:left w:type="dxa" w:w="100"/>
+              <w:bottom w:type="dxa" w:w="80"/>
+              <w:right w:type="dxa" w:w="100"/>
+            </w:tcMar>
+          </w:tcPr>
+          <w:p>
+            <w:r>
+              <w:rPr>
+                <w:b w:val="false"/>
+                <w:bCs w:val="false"/>
+                <w:color w:val="1E293B"/>
+                <w:sz w:val="14"/>
+                <w:szCs w:val="14"/>
+              </w:rPr>
+              <w:t xml:space="preserve">Social &amp; Sentiment Tab</w:t>
+            </w:r>
+          </w:p>
+        </w:tc>
+        <w:tc>
+          <w:tcPr>
+            <w:tcW w:type="pct" w:w="900"/>
+            <w:tcBorders>
+              <w:top w:val="single" w:color="CBD5E1" w:sz="4"/>
+              <w:left w:val="single" w:color="CBD5E1" w:sz="4"/>
+              <w:bottom w:val="single" w:color="CBD5E1" w:sz="4"/>
+              <w:right w:val="single" w:color="CBD5E1" w:sz="4"/>
+            </w:tcBorders>
+            <w:shd w:fill="FFFFFF" w:val="clear"/>
+            <w:tcMar>
+              <w:top w:type="dxa" w:w="80"/>
+              <w:left w:type="dxa" w:w="100"/>
+              <w:bottom w:type="dxa" w:w="80"/>
+              <w:right w:type="dxa" w:w="100"/>
+            </w:tcMar>
+          </w:tcPr>
+          <w:p>
+            <w:r>
+              <w:rPr>
+                <w:b w:val="false"/>
+                <w:bCs w:val="false"/>
+                <w:color w:val="1E293B"/>
+                <w:sz w:val="13"/>
+                <w:szCs w:val="13"/>
+              </w:rPr>
+              <w:t xml:space="preserve">socialIntelligence.deliveryComplaints</w:t>
+            </w:r>
+          </w:p>
+        </w:tc>
+        <w:tc>
+          <w:tcPr>
+            <w:tcW w:type="pct" w:w="600"/>
+            <w:tcBorders>
+              <w:top w:val="single" w:color="CBD5E1" w:sz="4"/>
+              <w:left w:val="single" w:color="CBD5E1" w:sz="4"/>
+              <w:bottom w:val="single" w:color="CBD5E1" w:sz="4"/>
+              <w:right w:val="single" w:color="CBD5E1" w:sz="4"/>
+            </w:tcBorders>
+            <w:shd w:fill="FFFFFF" w:val="clear"/>
+            <w:tcMar>
+              <w:top w:type="dxa" w:w="80"/>
+              <w:left w:type="dxa" w:w="100"/>
+              <w:bottom w:type="dxa" w:w="80"/>
+              <w:right w:type="dxa" w:w="100"/>
+            </w:tcMar>
+          </w:tcPr>
+          <w:p>
+            <w:r>
+              <w:rPr>
+                <w:b w:val="false"/>
+                <w:bCs w:val="false"/>
+                <w:color w:val="1E293B"/>
+                <w:sz w:val="14"/>
+                <w:szCs w:val="14"/>
+              </w:rPr>
+              <w:t xml:space="preserve">Social Monitor</w:t>
+            </w:r>
+          </w:p>
+        </w:tc>
+        <w:tc>
+          <w:tcPr>
+            <w:tcW w:type="pct" w:w="800"/>
+            <w:tcBorders>
+              <w:top w:val="single" w:color="CBD5E1" w:sz="4"/>
+              <w:left w:val="single" w:color="CBD5E1" w:sz="4"/>
+              <w:bottom w:val="single" w:color="CBD5E1" w:sz="4"/>
+              <w:right w:val="single" w:color="CBD5E1" w:sz="4"/>
+            </w:tcBorders>
+            <w:shd w:fill="FFFFFF" w:val="clear"/>
+            <w:tcMar>
+              <w:top w:type="dxa" w:w="80"/>
+              <w:left w:type="dxa" w:w="100"/>
+              <w:bottom w:type="dxa" w:w="80"/>
+              <w:right w:type="dxa" w:w="100"/>
+            </w:tcMar>
+          </w:tcPr>
+          <w:p>
+            <w:r>
+              <w:rPr>
+                <w:b w:val="false"/>
+                <w:bCs w:val="false"/>
+                <w:color w:val="1E293B"/>
+                <w:sz w:val="14"/>
+                <w:szCs w:val="14"/>
+              </w:rPr>
+              <w:t xml:space="preserve">Specific customer reviews citing delays/loss</w:t>
+            </w:r>
+          </w:p>
+        </w:tc>
+        <w:tc>
+          <w:tcPr>
+            <w:tcW w:type="pct" w:w="900"/>
+            <w:tcBorders>
+              <w:top w:val="single" w:color="CBD5E1" w:sz="4"/>
+              <w:left w:val="single" w:color="CBD5E1" w:sz="4"/>
+              <w:bottom w:val="single" w:color="CBD5E1" w:sz="4"/>
+              <w:right w:val="single" w:color="CBD5E1" w:sz="4"/>
+            </w:tcBorders>
+            <w:shd w:fill="FFFFFF" w:val="clear"/>
+            <w:tcMar>
+              <w:top w:type="dxa" w:w="80"/>
+              <w:left w:type="dxa" w:w="100"/>
+              <w:bottom w:type="dxa" w:w="80"/>
+              <w:right w:type="dxa" w:w="100"/>
+            </w:tcMar>
+          </w:tcPr>
+          <w:p>
+            <w:r>
+              <w:rPr>
+                <w:b w:val="false"/>
+                <w:bCs w:val="false"/>
+                <w:color w:val="1E293B"/>
+                <w:sz w:val="14"/>
+                <w:szCs w:val="14"/>
+              </w:rPr>
+              <w:t xml:space="preserve">Position MailPlus dedicated driver care as direct solution.</w:t>
             </w:r>
           </w:p>
         </w:tc>
@@ -563,191 +6320,84 @@
     <w:p>
       <w:pPr>
         <w:pStyle w:val="Heading2"/>
-        <w:spacing w:after="120" w:before="300"/>
+        <w:spacing w:after="100" w:before="280"/>
       </w:pPr>
       <w:r>
         <w:rPr>
           <w:b/>
           <w:bCs/>
           <w:color w:val="095C7B"/>
-          <w:sz w:val="28"/>
-          <w:szCs w:val="28"/>
+          <w:sz w:val="26"/>
+          <w:szCs w:val="26"/>
         </w:rPr>
-        <w:t xml:space="preserve">4. What Information Is Captured (5 Specialized Views)</w:t>
-      </w:r>
-    </w:p>
-    <w:p>
-      <w:pPr>
-        <w:pStyle w:val="Heading3"/>
-        <w:spacing w:after="80" w:before="180"/>
-      </w:pPr>
-      <w:r>
-        <w:rPr>
-          <w:b/>
-          <w:bCs/>
-          <w:color w:val="0284C7"/>
-          <w:sz w:val="24"/>
-          <w:szCs w:val="24"/>
-        </w:rPr>
-        <w:t xml:space="preserve">View 1: Synthesized Overview (Dual-Source Snapshot)</w:t>
+        <w:t xml:space="preserve">4. Deep Dive: Finding Contacts from LinkedIn</w:t>
       </w:r>
     </w:p>
     <w:p>
       <w:r>
-        <w:t xml:space="preserve">• Top Decision Maker Callout: Displays the most relevant logistics contact, job title, and 1-click "Add to Contacts" button.
-• Dual-Source Grid: Side-by-side audit comparing website scrape data vs. live Agent Reach web signals.
-• Suggested Opener: Tailored cold-call opening line referencing their actual warehouse location, cutoff window, or carrier.
-• Sales Talking Points: 3-4 commercial angles tailored for MailPlus express satchels and driver afternoon collections.
-• Social Proof Matching: Identifies similar signed MailPlus clients in the same industry category and suburb.</w:t>
-      </w:r>
-    </w:p>
-    <w:p>
-      <w:pPr>
-        <w:pStyle w:val="Heading3"/>
-        <w:spacing w:after="80" w:before="180"/>
-      </w:pPr>
-      <w:r>
-        <w:rPr>
-          <w:b/>
-          <w:bCs/>
-          <w:color w:val="0284C7"/>
-          <w:sz w:val="24"/>
-          <w:szCs w:val="24"/>
-        </w:rPr>
-        <w:t xml:space="preserve">View 2: Agent Reach Signals (Live Logistics &amp; Courier Evidence)</w:t>
-      </w:r>
-    </w:p>
-    <w:p>
-      <w:r>
-        <w:t xml:space="preserve">• Detected Parcel Carriers: E.g., Australia Post, StarTrack, Sendle, Aramex, Toll, TNT/FedEx, DHL.
-• Daily Dispatch Cutoff: Explicit same-day dispatch cutoff times (e.g. 2:00 PM).
-• AI Shipping Policy &amp; Carrier Summary: Gemini synthesizes complex return and shipping policies into 4 clear bullets (Dispatch &amp; Warehousing, Carriers &amp; Delivery, Returns &amp; Exchanges, and MailPlus Sales Angle).
-• Collapsible Source Drawer: Raw source citations from live search preserved in an expandable drawer for auditability.</w:t>
-      </w:r>
-    </w:p>
-    <w:p>
-      <w:pPr>
-        <w:pStyle w:val="Heading3"/>
-        <w:spacing w:after="80" w:before="180"/>
-      </w:pPr>
-      <w:r>
-        <w:rPr>
-          <w:b/>
-          <w:bCs/>
-          <w:color w:val="0284C7"/>
-          <w:sz w:val="24"/>
-          <w:szCs w:val="24"/>
-        </w:rPr>
-        <w:t xml:space="preserve">View 3: AI Website Scrape (Storefront Footprint &amp; Branches)</w:t>
-      </w:r>
-    </w:p>
-    <w:p>
-      <w:r>
-        <w:t xml:space="preserve">• Classified Industry: Categorized by primary and secondary industry vertical.
-• Storefront &amp; Tech Stack: Detects cart platforms (Shopify, WooCommerce, BigCommerce, Magento) and accounting tools (Xero, MYOB) compatible with MailPlus ShipMate.
-• Physical Branch Footprint: State-by-state list of physical stores and distribution centers with street address and phone.
-• PO Box &amp; Postal Locations: Maps corporate PO Box addresses for MailPlus daily postal run services.</w:t>
-      </w:r>
-    </w:p>
-    <w:p>
-      <w:pPr>
-        <w:pStyle w:val="Heading3"/>
-        <w:spacing w:after="80" w:before="180"/>
-      </w:pPr>
-      <w:r>
-        <w:rPr>
-          <w:b/>
-          <w:bCs/>
-          <w:color w:val="0284C7"/>
-          <w:sz w:val="24"/>
-          <w:szCs w:val="24"/>
-        </w:rPr>
-        <w:t xml:space="preserve">View 4: Decision Makers (LinkedIn Index)</w:t>
-      </w:r>
-    </w:p>
-    <w:p>
-      <w:r>
-        <w:t xml:space="preserve">• Target Operational Roles: Logistics Managers, Warehouse Managers, Operations Directors, and Founders.
-• High Match Indicator: Badges highlight prime signatories.
-• One-Click Contact Sync: "+ Add to Contacts" button directly creates a verified CRM contact record.</w:t>
-      </w:r>
-    </w:p>
-    <w:p>
-      <w:pPr>
-        <w:pStyle w:val="Heading3"/>
-        <w:spacing w:after="80" w:before="180"/>
-      </w:pPr>
-      <w:r>
-        <w:rPr>
-          <w:b/>
-          <w:bCs/>
-          <w:color w:val="0284C7"/>
-          <w:sz w:val="24"/>
-          <w:szCs w:val="24"/>
-        </w:rPr>
-        <w:t xml:space="preserve">View 5: Social &amp; Sentiment (Reputation &amp; Courier Pain Points)</w:t>
-      </w:r>
-    </w:p>
-    <w:p>
-      <w:r>
-        <w:t xml:space="preserve">• Shipping Sentiment Rating: Positive, Neutral, or Negative.
-• Competitor Delay Alerts: Surfaces public customer feedback citing parcel delivery delays or lost boxes with competitor couriers.</w:t>
+        <w:t xml:space="preserve">Identifying operational signatories is crucial for outbound sales success. The Hub automates LinkedIn discovery through the following capabilities:
+• Targeted Operational Roles: Specifically targets Logistics Managers, Warehouse Supervisors, Supply Chain Directors, Operations Managers, and Managing Directors/Founders.
+• High Match Confidence Badge: The scoring algorithm evaluates role seniority and shipping budget control. Operational heads receive a prominent "High Match" tag.
+• Direct Profile Verification: Clicking the external link icon [↗] opens their live LinkedIn profile in a new tab for rapid pre-call research.
+• 1-Click CRM Contact Creation: Reps click "+ Add to Contacts" to instantly save the candidate into the permanent CRM "Contacts" tab of the Lead Profile. The button updates immediately to "[✓ In Contacts]".
+• On-Demand Re-Scanning: If a business recently hired a new supply chain head, clicking "Re-scan LinkedIn" refreshes candidate profiles.</w:t>
       </w:r>
     </w:p>
     <w:p>
       <w:pPr>
         <w:pStyle w:val="Heading2"/>
-        <w:spacing w:after="120" w:before="300"/>
+        <w:spacing w:after="100" w:before="280"/>
       </w:pPr>
       <w:r>
         <w:rPr>
           <w:b/>
           <w:bCs/>
           <w:color w:val="095C7B"/>
-          <w:sz w:val="28"/>
-          <w:szCs w:val="28"/>
+          <w:sz w:val="26"/>
+          <w:szCs w:val="26"/>
         </w:rPr>
-        <w:t xml:space="preserve">5. Sales Rep Best Practice Routine (30-Second Pre-Call)</w:t>
+        <w:t xml:space="preserve">5. Deep Dive: Social Footprint &amp; Courier Sentiment Tracking</w:t>
       </w:r>
     </w:p>
     <w:p>
       <w:r>
-        <w:t xml:space="preserve">1. Open Discovery Tab: Review the Lead Intelligence &amp; Reach Hub.
-2. Note Detected Carriers &amp; Cutoff: Identify existing courier contracts and turnaround windows.
-3. Identify Decision Maker: Confirm the contact name and click "+ Add to Contacts" if not yet saved.
-4. Read AI Shipping Summary: Note warehouse locations and return policies.
-5. Deliver Tailored Call Opener: Confident, specific conversation starter referencing their actual logistics setup.</w:t>
+        <w:t xml:space="preserve">The Social &amp; Sentiment tab surfaces vital brand volume indicators and competitive pain points:
+• Brand Scale Indicators: Detects Instagram, Facebook, and LinkedIn follower counts. Brands with 25,000+ followers typically dispatch high weekly satchel volumes.
+• Sentiment Rating: Classifies customer delivery sentiment as Positive, Neutral, or "Negative / Delivery Complaints Detected".
+• Surfacing Competitor Courier Failures: Specifically extracts customer complaints citing delivery delays, damaged packages, or missing satchels handled by Australia Post, StarTrack, or other carriers.
+• Sales Strategy Wedge: Sales reps use these public delivery failures as an opening pitch: offering MailPlus dedicated afternoon driver pickups and direct local phone support so clients avoid customer churn.</w:t>
       </w:r>
     </w:p>
     <w:p>
       <w:pPr>
         <w:pStyle w:val="Heading2"/>
-        <w:spacing w:after="120" w:before="300"/>
+        <w:spacing w:after="100" w:before="280"/>
       </w:pPr>
       <w:r>
         <w:rPr>
           <w:b/>
           <w:bCs/>
           <w:color w:val="095C7B"/>
-          <w:sz w:val="28"/>
-          <w:szCs w:val="28"/>
+          <w:sz w:val="26"/>
+          <w:szCs w:val="26"/>
         </w:rPr>
-        <w:t xml:space="preserve">6. Security &amp; Infrastructure</w:t>
+        <w:t xml:space="preserve">6. The 30-Second Pre-Call Routine for Sales Reps</w:t>
       </w:r>
     </w:p>
     <w:p>
       <w:r>
-        <w:t xml:space="preserve">• Model Architecture: Powered by Google Gemini Flash on Genkit for rapid, cost-effective inference.
-• Live Search: Neural web search via Exa API.
-• Caching: All intelligence dossiers are persisted in Firestore to avoid redundant API consumption on repeat visits.
-• Secret Management: API keys are securely managed via Google Cloud Secret Manager on Firebase App Hosting.</w:t>
+        <w:t xml:space="preserve">1. Open Discovery Tab: View the Lead Intelligence &amp; Reach Hub.
+2. Check Detected Carriers &amp; Cutoff: Identify existing courier contracts and turnaround windows.
+3. Identify Decision Maker: Confirm the contact name and click "+ Add to Contacts" if not yet saved.
+4. Scan AI Shipping Summary: Note warehouse locations, return terms, and shipping fees.
+5. Read Suggested Opener &amp; Dial: Initiate a warm, credible, high-converting call.</w:t>
       </w:r>
     </w:p>
     <w:sectPr>
       <w:headerReference w:type="default" r:id="rId6"/>
       <w:footerReference w:type="default" r:id="rId7"/>
       <w:pgSz w:w="11906" w:h="16838" w:orient="portrait"/>
-      <w:pgMar w:top="1440" w:right="1440" w:bottom="1440" w:left="1440" w:header="708" w:footer="708" w:gutter="0"/>
+      <w:pgMar w:top="1200" w:right="1200" w:bottom="1200" w:left="1200" w:header="708" w:footer="708" w:gutter="0"/>
       <w:pgNumType/>
       <w:docGrid w:linePitch="360"/>
     </w:sectPr>
@@ -989,7 +6639,7 @@
     </w:rPrDefault>
     <w:pPrDefault>
       <w:pPr>
-        <w:spacing w:after="100" w:before="100" w:line="276"/>
+        <w:spacing w:after="90" w:before="90" w:line="276"/>
       </w:pPr>
     </w:pPrDefault>
   </w:docDefaults>

--- a/docs/ProspectPlus_Lead_Enrichment_and_Intelligence_Guide.docx
+++ b/docs/ProspectPlus_Lead_Enrichment_and_Intelligence_Guide.docx
@@ -4,107 +4,272 @@
   <w:body>
     <w:p>
       <w:pPr>
-        <w:spacing w:after="60" w:before="0"/>
+        <w:pStyle w:val="Title"/>
       </w:pPr>
       <w:r>
         <w:rPr>
           <w:b/>
           <w:bCs/>
           <w:color w:val="095C7B"/>
-          <w:sz w:val="40"/>
-          <w:szCs w:val="40"/>
+          <w:sz w:val="44"/>
+          <w:szCs w:val="44"/>
         </w:rPr>
         <w:t xml:space="preserve">ProspectPlus Lead Intelligence &amp; Enrichment Guide</w:t>
       </w:r>
     </w:p>
     <w:p>
       <w:pPr>
-        <w:spacing w:after="240" w:before="0"/>
+        <w:spacing w:after="300"/>
       </w:pPr>
       <w:r>
         <w:rPr>
-          <w:i/>
-          <w:iCs/>
-          <w:color w:val="64748B"/>
-          <w:sz w:val="22"/>
-          <w:szCs w:val="22"/>
-        </w:rPr>
-        <w:t xml:space="preserve">Operational Manual &amp; Field Reference for Sales Managers &amp; Leadership</w:t>
+          <w:b/>
+          <w:bCs/>
+          <w:color w:val="0284C7"/>
+          <w:sz w:val="24"/>
+          <w:szCs w:val="24"/>
+        </w:rPr>
+        <w:t xml:space="preserve">A Comprehensive Operational Manual for Sales Managers &amp; Executive Leadership</w:t>
+      </w:r>
+    </w:p>
+    <w:p>
+      <w:pPr>
+        <w:pStyle w:val="Heading1"/>
+        <w:spacing w:after="120" w:before="200"/>
+      </w:pPr>
+      <w:r>
+        <w:rPr>
+          <w:b/>
+          <w:bCs/>
+          <w:color w:val="095C7B"/>
+          <w:sz w:val="28"/>
+          <w:szCs w:val="28"/>
+        </w:rPr>
+        <w:t xml:space="preserve">1. Executive Summary &amp; Commercial Objective</w:t>
+      </w:r>
+    </w:p>
+    <w:p>
+      <w:pPr>
+        <w:spacing w:after="140"/>
+      </w:pPr>
+      <w:r>
+        <w:rPr>
+          <w:sz w:val="20"/>
+          <w:szCs w:val="20"/>
+        </w:rPr>
+        <w:t xml:space="preserve">The </w:t>
+      </w:r>
+      <w:r>
+        <w:rPr>
+          <w:b/>
+          <w:bCs/>
+          <w:color w:val="095C7B"/>
+          <w:sz w:val="20"/>
+          <w:szCs w:val="20"/>
+        </w:rPr>
+        <w:t xml:space="preserve">Lead Intelligence &amp; Reach Hub</w:t>
+      </w:r>
+      <w:r>
+        <w:rPr>
+          <w:sz w:val="20"/>
+          <w:szCs w:val="20"/>
+        </w:rPr>
+        <w:t xml:space="preserve"> in ProspectPlus is an enterprise-grade automated sales intelligence engine. It combines deep AI Website Crawling with live Agent Reach web and LinkedIn indexing to give sales representatives a complete 360-degree commercial and operational snapshot of any prospective business in under 10 seconds.</w:t>
+      </w:r>
+    </w:p>
+    <w:p>
+      <w:pPr>
+        <w:spacing w:after="60"/>
+      </w:pPr>
+      <w:r>
+        <w:rPr>
+          <w:b/>
+          <w:bCs/>
+          <w:color w:val="095C7B"/>
+          <w:sz w:val="20"/>
+          <w:szCs w:val="20"/>
+        </w:rPr>
+        <w:t xml:space="preserve">• </w:t>
+      </w:r>
+      <w:r>
+        <w:rPr>
+          <w:b/>
+          <w:bCs/>
+          <w:sz w:val="20"/>
+          <w:szCs w:val="20"/>
+        </w:rPr>
+        <w:t xml:space="preserve">Zero Manual Pre-Call Research: </w:t>
+      </w:r>
+      <w:r>
+        <w:rPr>
+          <w:sz w:val="20"/>
+          <w:szCs w:val="20"/>
+        </w:rPr>
+        <w:t xml:space="preserve">Reps spend 100% of their prep time pitching rather than combing corporate websites, LinkedIn profiles, and business directories.</w:t>
+      </w:r>
+    </w:p>
+    <w:p>
+      <w:pPr>
+        <w:spacing w:after="60"/>
+      </w:pPr>
+      <w:r>
+        <w:rPr>
+          <w:b/>
+          <w:bCs/>
+          <w:color w:val="095C7B"/>
+          <w:sz w:val="20"/>
+          <w:szCs w:val="20"/>
+        </w:rPr>
+        <w:t xml:space="preserve">• </w:t>
+      </w:r>
+      <w:r>
+        <w:rPr>
+          <w:b/>
+          <w:bCs/>
+          <w:sz w:val="20"/>
+          <w:szCs w:val="20"/>
+        </w:rPr>
+        <w:t xml:space="preserve">Accurate Logistics &amp; Dispatch Footprint: </w:t>
+      </w:r>
+      <w:r>
+        <w:rPr>
+          <w:sz w:val="20"/>
+          <w:szCs w:val="20"/>
+        </w:rPr>
+        <w:t xml:space="preserve">Instantly identifies incumbent couriers (e.g. Australia Post, StarTrack, Sendle), daily order cutoff times, return policies, and warehouse dispatch hubs.</w:t>
+      </w:r>
+    </w:p>
+    <w:p>
+      <w:pPr>
+        <w:spacing w:after="60"/>
+      </w:pPr>
+      <w:r>
+        <w:rPr>
+          <w:b/>
+          <w:bCs/>
+          <w:color w:val="095C7B"/>
+          <w:sz w:val="20"/>
+          <w:szCs w:val="20"/>
+        </w:rPr>
+        <w:t xml:space="preserve">• </w:t>
+      </w:r>
+      <w:r>
+        <w:rPr>
+          <w:b/>
+          <w:bCs/>
+          <w:sz w:val="20"/>
+          <w:szCs w:val="20"/>
+        </w:rPr>
+        <w:t xml:space="preserve">Direct Access to Operational Decision Makers: </w:t>
+      </w:r>
+      <w:r>
+        <w:rPr>
+          <w:sz w:val="20"/>
+          <w:szCs w:val="20"/>
+        </w:rPr>
+        <w:t xml:space="preserve">Surfaces Logistics, Warehouse, and Operations managers from LinkedIn with 1-click addition to permanent CRM contacts.</w:t>
+      </w:r>
+    </w:p>
+    <w:p>
+      <w:pPr>
+        <w:spacing w:after="200"/>
+      </w:pPr>
+      <w:r>
+        <w:rPr>
+          <w:b/>
+          <w:bCs/>
+          <w:color w:val="095C7B"/>
+          <w:sz w:val="20"/>
+          <w:szCs w:val="20"/>
+        </w:rPr>
+        <w:t xml:space="preserve">• </w:t>
+      </w:r>
+      <w:r>
+        <w:rPr>
+          <w:b/>
+          <w:bCs/>
+          <w:sz w:val="20"/>
+          <w:szCs w:val="20"/>
+        </w:rPr>
+        <w:t xml:space="preserve">Competitive Pain-Point Leverage: </w:t>
+      </w:r>
+      <w:r>
+        <w:rPr>
+          <w:sz w:val="20"/>
+          <w:szCs w:val="20"/>
+        </w:rPr>
+        <w:t xml:space="preserve">Detects and flags public delivery complaints with competitor couriers, arming reps with immediate conversion hooks.</w:t>
+      </w:r>
+    </w:p>
+    <w:p>
+      <w:pPr>
+        <w:pStyle w:val="Heading1"/>
+        <w:spacing w:after="120" w:before="200"/>
+      </w:pPr>
+      <w:r>
+        <w:rPr>
+          <w:b/>
+          <w:bCs/>
+          <w:color w:val="095C7B"/>
+          <w:sz w:val="28"/>
+          <w:szCs w:val="28"/>
+        </w:rPr>
+        <w:t xml:space="preserve">2. Visual Tour: Where Enriched Data Lives</w:t>
+      </w:r>
+    </w:p>
+    <w:p>
+      <w:pPr>
+        <w:spacing w:after="140"/>
+      </w:pPr>
+      <w:r>
+        <w:rPr>
+          <w:sz w:val="20"/>
+          <w:szCs w:val="20"/>
+        </w:rPr>
+        <w:t xml:space="preserve">Enriched intelligence is housed inside the </w:t>
+      </w:r>
+      <w:r>
+        <w:rPr>
+          <w:b/>
+          <w:bCs/>
+          <w:sz w:val="20"/>
+          <w:szCs w:val="20"/>
+        </w:rPr>
+        <w:t xml:space="preserve">Discovery</w:t>
+      </w:r>
+      <w:r>
+        <w:rPr>
+          <w:sz w:val="20"/>
+          <w:szCs w:val="20"/>
+        </w:rPr>
+        <w:t xml:space="preserve"> tab on each lead record (`/leads/[leadId]`). The screenshots below reflect the updated production UI with streamlined action buttons, high-contrast contact creation, and interactive logistics footprints.</w:t>
       </w:r>
     </w:p>
     <w:p>
       <w:pPr>
         <w:pStyle w:val="Heading2"/>
-        <w:spacing w:after="100" w:before="200"/>
+        <w:spacing w:after="80" w:before="140"/>
       </w:pPr>
       <w:r>
         <w:rPr>
           <w:b/>
           <w:bCs/>
           <w:color w:val="095C7B"/>
-          <w:sz w:val="26"/>
-          <w:szCs w:val="26"/>
-        </w:rPr>
-        <w:t xml:space="preserve">1. Executive Summary &amp; Objective</w:t>
-      </w:r>
-    </w:p>
-    <w:p>
-      <w:r>
-        <w:t xml:space="preserve">The Lead Intelligence &amp; Reach Hub in ProspectPlus combines automated AI website crawling with live Agent Reach web and LinkedIn discovery. In under 10 seconds, it equips sales representatives with an auditable commercial profile, identified parcel carriers, order cutoff times, return policies, and direct LinkedIn decision makers.</w:t>
+          <w:sz w:val="22"/>
+          <w:szCs w:val="22"/>
+        </w:rPr>
+        <w:t xml:space="preserve">Screenshot 1: Hub Header &amp; Consolidated Action Triggers</w:t>
       </w:r>
     </w:p>
     <w:p>
       <w:pPr>
-        <w:pStyle w:val="Heading2"/>
-        <w:spacing w:after="100" w:before="280"/>
-      </w:pPr>
-      <w:r>
-        <w:rPr>
-          <w:b/>
-          <w:bCs/>
-          <w:color w:val="095C7B"/>
-          <w:sz w:val="26"/>
-          <w:szCs w:val="26"/>
-        </w:rPr>
-        <w:t xml:space="preserve">2. Visual Tour: Where Enriched Data Lives</w:t>
-      </w:r>
-    </w:p>
-    <w:p>
-      <w:r>
-        <w:t xml:space="preserve">To view enriched data for any company in ProspectPlus, open the lead record and select the </w:t>
-      </w:r>
-      <w:r>
-        <w:rPr>
-          <w:b/>
-          <w:bCs/>
-        </w:rPr>
-        <w:t xml:space="preserve">"Discovery"</w:t>
-      </w:r>
-      <w:r>
-        <w:t xml:space="preserve"> tab. The Lead Intelligence &amp; Reach Hub is positioned prominently at the top of this tab.</w:t>
-      </w:r>
-    </w:p>
-    <w:p>
-      <w:pPr>
-        <w:spacing w:after="60" w:before="140"/>
-      </w:pPr>
-      <w:r>
-        <w:rPr>
-          <w:b/>
-          <w:bCs/>
-          <w:color w:val="0284C7"/>
-        </w:rPr>
-        <w:t xml:space="preserve">Hub Header &amp; Primary Actions:</w:t>
-      </w:r>
-    </w:p>
-    <w:p>
-      <w:pPr>
+        <w:spacing w:after="80"/>
         <w:jc w:val="center"/>
       </w:pPr>
       <w:r>
         <w:drawing>
           <wp:inline distT="0" distB="0" distL="0" distR="0">
-            <wp:extent cx="3048000" cy="771525"/>
+            <wp:extent cx="4953000" cy="523875"/>
             <wp:effectExtent t="0" r="0" b="0" l="0"/>
             <wp:docPr id="1" name="" descr="" title=""/>
             <wp:cNvGraphicFramePr>
@@ -129,7 +294,7 @@
                   <pic:spPr bwMode="auto">
                     <a:xfrm>
                       <a:off x="0" y="0"/>
-                      <a:ext cx="3048000" cy="771525"/>
+                      <a:ext cx="4953000" cy="523875"/>
                     </a:xfrm>
                     <a:prstGeom prst="rect">
                       <a:avLst/>
@@ -144,41 +309,69 @@
     </w:p>
     <w:p>
       <w:pPr>
-        <w:spacing w:after="140" w:before="40"/>
-        <w:jc w:val="center"/>
+        <w:spacing w:after="140"/>
       </w:pPr>
       <w:r>
         <w:rPr>
-          <w:i/>
-          <w:iCs/>
-          <w:color w:val="64748B"/>
-          <w:sz w:val="16"/>
-          <w:szCs w:val="16"/>
-        </w:rPr>
-        <w:t xml:space="preserve">Figure 1: Consolidated Header Actions - [Run Complete Intel (AI + Agent Reach)] and [Decision Makers]</w:t>
+          <w:b/>
+          <w:bCs/>
+          <w:color w:val="095C7B"/>
+          <w:sz w:val="18"/>
+          <w:szCs w:val="18"/>
+        </w:rPr>
+        <w:t xml:space="preserve">1. [✨ Run Complete Intel (AI + Agent Reach)] (Dark Teal): </w:t>
+      </w:r>
+      <w:r>
+        <w:rPr>
+          <w:sz w:val="18"/>
+          <w:szCs w:val="18"/>
+        </w:rPr>
+        <w:t xml:space="preserve">The master enrichment trigger executing website crawl and live web/LinkedIn indexing in parallel in 5–8 seconds.
+</w:t>
+      </w:r>
+      <w:r>
+        <w:rPr>
+          <w:b/>
+          <w:bCs/>
+          <w:color w:val="0284C7"/>
+          <w:sz w:val="18"/>
+          <w:szCs w:val="18"/>
+        </w:rPr>
+        <w:t xml:space="preserve">2. [👥 Decision Makers (6)] (Light Slate): </w:t>
+      </w:r>
+      <w:r>
+        <w:rPr>
+          <w:sz w:val="18"/>
+          <w:szCs w:val="18"/>
+        </w:rPr>
+        <w:t xml:space="preserve">Dedicated shortcut opening the LinkedIn operational candidate directory and contact creation modal.</w:t>
       </w:r>
     </w:p>
     <w:p>
       <w:pPr>
-        <w:spacing w:after="60" w:before="140"/>
+        <w:pStyle w:val="Heading2"/>
+        <w:spacing w:after="80" w:before="140"/>
       </w:pPr>
       <w:r>
         <w:rPr>
           <w:b/>
           <w:bCs/>
-          <w:color w:val="0284C7"/>
-        </w:rPr>
-        <w:t xml:space="preserve">View 1: Synthesized Overview (The 30-Second Pre-Call Screen):</w:t>
+          <w:color w:val="095C7B"/>
+          <w:sz w:val="22"/>
+          <w:szCs w:val="22"/>
+        </w:rPr>
+        <w:t xml:space="preserve">Screenshot 2: Synthesized Overview (The 30-Second Pre-Call Screen)</w:t>
       </w:r>
     </w:p>
     <w:p>
       <w:pPr>
+        <w:spacing w:after="80"/>
         <w:jc w:val="center"/>
       </w:pPr>
       <w:r>
         <w:drawing>
           <wp:inline distT="0" distB="0" distL="0" distR="0">
-            <wp:extent cx="4953000" cy="4257675"/>
+            <wp:extent cx="4953000" cy="4924425"/>
             <wp:effectExtent t="0" r="0" b="0" l="0"/>
             <wp:docPr id="2" name="" descr="" title=""/>
             <wp:cNvGraphicFramePr>
@@ -203,7 +396,7 @@
                   <pic:spPr bwMode="auto">
                     <a:xfrm>
                       <a:off x="0" y="0"/>
-                      <a:ext cx="4953000" cy="4257675"/>
+                      <a:ext cx="4953000" cy="4924425"/>
                     </a:xfrm>
                     <a:prstGeom prst="rect">
                       <a:avLst/>
@@ -218,41 +411,42 @@
     </w:p>
     <w:p>
       <w:pPr>
-        <w:spacing w:after="140" w:before="40"/>
-        <w:jc w:val="center"/>
+        <w:spacing w:after="140"/>
       </w:pPr>
       <w:r>
         <w:rPr>
-          <w:i/>
-          <w:iCs/>
-          <w:color w:val="64748B"/>
-          <w:sz w:val="16"/>
-          <w:szCs w:val="16"/>
-        </w:rPr>
-        <w:t xml:space="preserve">Figure 2: Synthesized Overview with Dual-Source Verification, Top Decision Maker, and Call Opener</w:t>
+          <w:color w:val="1E293B"/>
+          <w:sz w:val="18"/>
+          <w:szCs w:val="18"/>
+        </w:rPr>
+        <w:t xml:space="preserve">The default landing view synthesizes the lead into actionable selling elements: Top Decision Maker banner, Dual-Source comparison grid, Executive Prospect Summary, Suggested Product &amp; Opener, and Suggested Personalisation.</w:t>
       </w:r>
     </w:p>
     <w:p>
       <w:pPr>
-        <w:spacing w:after="60" w:before="140"/>
+        <w:pStyle w:val="Heading2"/>
+        <w:spacing w:after="80" w:before="140"/>
       </w:pPr>
       <w:r>
         <w:rPr>
           <w:b/>
           <w:bCs/>
-          <w:color w:val="0284C7"/>
-        </w:rPr>
-        <w:t xml:space="preserve">View 2: Agent Reach Signals &amp; AI Shipping Policy Summary:</w:t>
+          <w:color w:val="095C7B"/>
+          <w:sz w:val="22"/>
+          <w:szCs w:val="22"/>
+        </w:rPr>
+        <w:t xml:space="preserve">Screenshot 3: Primary Decision Maker &amp; 1-Click CRM Contact Creation</w:t>
       </w:r>
     </w:p>
     <w:p>
       <w:pPr>
+        <w:spacing w:after="80"/>
         <w:jc w:val="center"/>
       </w:pPr>
       <w:r>
         <w:drawing>
           <wp:inline distT="0" distB="0" distL="0" distR="0">
-            <wp:extent cx="4953000" cy="3800475"/>
+            <wp:extent cx="4953000" cy="361950"/>
             <wp:effectExtent t="0" r="0" b="0" l="0"/>
             <wp:docPr id="3" name="" descr="" title=""/>
             <wp:cNvGraphicFramePr>
@@ -277,7 +471,7 @@
                   <pic:spPr bwMode="auto">
                     <a:xfrm>
                       <a:off x="0" y="0"/>
-                      <a:ext cx="4953000" cy="3800475"/>
+                      <a:ext cx="4953000" cy="361950"/>
                     </a:xfrm>
                     <a:prstGeom prst="rect">
                       <a:avLst/>
@@ -292,41 +486,42 @@
     </w:p>
     <w:p>
       <w:pPr>
-        <w:spacing w:after="140" w:before="40"/>
-        <w:jc w:val="center"/>
+        <w:spacing w:after="140"/>
       </w:pPr>
       <w:r>
         <w:rPr>
-          <w:i/>
-          <w:iCs/>
-          <w:color w:val="64748B"/>
-          <w:sz w:val="16"/>
-          <w:szCs w:val="16"/>
-        </w:rPr>
-        <w:t xml:space="preserve">Figure 3: Live Logistics Evidence, Order Cutoff Times, and AI Synthesized Shipping Summary</w:t>
+          <w:color w:val="1E293B"/>
+          <w:sz w:val="18"/>
+          <w:szCs w:val="18"/>
+        </w:rPr>
+        <w:t xml:space="preserve">Features the primary operational executive (e.g. Kerrie Nelson — General Manager), [LinkedIn ↗] verification link, and the high-contrast [+ Add to Contacts] dark teal button that immediately creates a permanent CRM contact record.</w:t>
       </w:r>
     </w:p>
     <w:p>
       <w:pPr>
-        <w:spacing w:after="60" w:before="140"/>
+        <w:pStyle w:val="Heading2"/>
+        <w:spacing w:after="80" w:before="140"/>
       </w:pPr>
       <w:r>
         <w:rPr>
           <w:b/>
           <w:bCs/>
-          <w:color w:val="0284C7"/>
-        </w:rPr>
-        <w:t xml:space="preserve">View 4: Key Decision Makers (LinkedIn Real-Time Index):</w:t>
+          <w:color w:val="095C7B"/>
+          <w:sz w:val="22"/>
+          <w:szCs w:val="22"/>
+        </w:rPr>
+        <w:t xml:space="preserve">Screenshot 4: Dual Intelligence Comparison Grid (AI Scrape vs. Agent Reach)</w:t>
       </w:r>
     </w:p>
     <w:p>
       <w:pPr>
+        <w:spacing w:after="80"/>
         <w:jc w:val="center"/>
       </w:pPr>
       <w:r>
         <w:drawing>
           <wp:inline distT="0" distB="0" distL="0" distR="0">
-            <wp:extent cx="4953000" cy="1962150"/>
+            <wp:extent cx="4953000" cy="1323975"/>
             <wp:effectExtent t="0" r="0" b="0" l="0"/>
             <wp:docPr id="4" name="" descr="" title=""/>
             <wp:cNvGraphicFramePr>
@@ -351,7 +546,7 @@
                   <pic:spPr bwMode="auto">
                     <a:xfrm>
                       <a:off x="0" y="0"/>
-                      <a:ext cx="4953000" cy="1962150"/>
+                      <a:ext cx="4953000" cy="1323975"/>
                     </a:xfrm>
                     <a:prstGeom prst="rect">
                       <a:avLst/>
@@ -366,39 +561,268 @@
     </w:p>
     <w:p>
       <w:pPr>
-        <w:spacing w:after="140" w:before="40"/>
-        <w:jc w:val="center"/>
+        <w:spacing w:after="140"/>
       </w:pPr>
       <w:r>
         <w:rPr>
-          <w:i/>
-          <w:iCs/>
-          <w:color w:val="64748B"/>
-          <w:sz w:val="16"/>
-          <w:szCs w:val="16"/>
-        </w:rPr>
-        <w:t xml:space="preserve">Figure 4: Key Operational Decision Makers with High Match Badges and 1-Click "Add to Contacts"</w:t>
+          <w:color w:val="1E293B"/>
+          <w:sz w:val="18"/>
+          <w:szCs w:val="18"/>
+        </w:rPr>
+        <w:t xml:space="preserve">Juxtaposes website crawl data (Industry category, Shopify platform, 9 Australian sites, Verified Shipper badge) with live Agent Reach web signals (Verified domain, carrier detected, cutoff time, 6 LinkedIn profiles, and Instagram handle).</w:t>
       </w:r>
     </w:p>
     <w:p>
       <w:pPr>
         <w:pStyle w:val="Heading2"/>
-        <w:spacing w:after="100" w:before="280"/>
+        <w:spacing w:after="80" w:before="140"/>
       </w:pPr>
       <w:r>
         <w:rPr>
           <w:b/>
           <w:bCs/>
           <w:color w:val="095C7B"/>
-          <w:sz w:val="26"/>
-          <w:szCs w:val="26"/>
-        </w:rPr>
-        <w:t xml:space="preserve">3. Master Directory: Complete Field-by-Field Reference</w:t>
+          <w:sz w:val="22"/>
+          <w:szCs w:val="22"/>
+        </w:rPr>
+        <w:t xml:space="preserve">Screenshot 5: Executive Prospect Summary, Suggested Product &amp; AI Call Opener</w:t>
       </w:r>
     </w:p>
     <w:p>
-      <w:r>
-        <w:t xml:space="preserve">The table below details all 27 enriched fields captured across the system, their UI location, data source, internal CRM property path, and sales utility:</w:t>
+      <w:pPr>
+        <w:spacing w:after="80"/>
+        <w:jc w:val="center"/>
+      </w:pPr>
+      <w:r>
+        <w:drawing>
+          <wp:inline distT="0" distB="0" distL="0" distR="0">
+            <wp:extent cx="4953000" cy="2333625"/>
+            <wp:effectExtent t="0" r="0" b="0" l="0"/>
+            <wp:docPr id="5" name="" descr="" title=""/>
+            <wp:cNvGraphicFramePr>
+              <a:graphicFrameLocks xmlns:a="http://schemas.openxmlformats.org/drawingml/2006/main" noChangeAspect="1"/>
+            </wp:cNvGraphicFramePr>
+            <a:graphic xmlns:a="http://schemas.openxmlformats.org/drawingml/2006/main">
+              <a:graphicData uri="http://schemas.openxmlformats.org/drawingml/2006/picture">
+                <pic:pic xmlns:pic="http://schemas.openxmlformats.org/drawingml/2006/picture">
+                  <pic:nvPicPr>
+                    <pic:cNvPr id="0" name="" descr=""/>
+                    <pic:cNvPicPr>
+                      <a:picLocks noChangeAspect="1" noChangeArrowheads="1"/>
+                    </pic:cNvPicPr>
+                  </pic:nvPicPr>
+                  <pic:blipFill>
+                    <a:blip r:embed="rId13" cstate="none"/>
+                    <a:srcRect/>
+                    <a:stretch>
+                      <a:fillRect/>
+                    </a:stretch>
+                  </pic:blipFill>
+                  <pic:spPr bwMode="auto">
+                    <a:xfrm>
+                      <a:off x="0" y="0"/>
+                      <a:ext cx="4953000" cy="2333625"/>
+                    </a:xfrm>
+                    <a:prstGeom prst="rect">
+                      <a:avLst/>
+                    </a:prstGeom>
+                  </pic:spPr>
+                </pic:pic>
+              </a:graphicData>
+            </a:graphic>
+          </wp:inline>
+        </w:drawing>
+      </w:r>
+    </w:p>
+    <w:p>
+      <w:pPr>
+        <w:spacing w:after="140"/>
+      </w:pPr>
+      <w:r>
+        <w:rPr>
+          <w:color w:val="1E293B"/>
+          <w:sz w:val="18"/>
+          <w:szCs w:val="18"/>
+        </w:rPr>
+        <w:t xml:space="preserve">Equips reps with an executive business summary, the exact core product to pitch (Scheduled Daily Courier Pickup / Shipmate Express Parcels), a word-for-word cold call opener, and warehouse collection talking points.</w:t>
+      </w:r>
+    </w:p>
+    <w:p>
+      <w:pPr>
+        <w:pStyle w:val="Heading2"/>
+        <w:spacing w:after="80" w:before="140"/>
+      </w:pPr>
+      <w:r>
+        <w:rPr>
+          <w:b/>
+          <w:bCs/>
+          <w:color w:val="095C7B"/>
+          <w:sz w:val="22"/>
+          <w:szCs w:val="22"/>
+        </w:rPr>
+        <w:t xml:space="preserve">Screenshot 6: AI Website Scrape — Classification, eCommerce &amp; AP Relationship</w:t>
+      </w:r>
+    </w:p>
+    <w:p>
+      <w:pPr>
+        <w:spacing w:after="80"/>
+        <w:jc w:val="center"/>
+      </w:pPr>
+      <w:r>
+        <w:drawing>
+          <wp:inline distT="0" distB="0" distL="0" distR="0">
+            <wp:extent cx="4953000" cy="1504950"/>
+            <wp:effectExtent t="0" r="0" b="0" l="0"/>
+            <wp:docPr id="6" name="" descr="" title=""/>
+            <wp:cNvGraphicFramePr>
+              <a:graphicFrameLocks xmlns:a="http://schemas.openxmlformats.org/drawingml/2006/main" noChangeAspect="1"/>
+            </wp:cNvGraphicFramePr>
+            <a:graphic xmlns:a="http://schemas.openxmlformats.org/drawingml/2006/main">
+              <a:graphicData uri="http://schemas.openxmlformats.org/drawingml/2006/picture">
+                <pic:pic xmlns:pic="http://schemas.openxmlformats.org/drawingml/2006/picture">
+                  <pic:nvPicPr>
+                    <pic:cNvPr id="0" name="" descr=""/>
+                    <pic:cNvPicPr>
+                      <a:picLocks noChangeAspect="1" noChangeArrowheads="1"/>
+                    </pic:cNvPicPr>
+                  </pic:nvPicPr>
+                  <pic:blipFill>
+                    <a:blip r:embed="rId14" cstate="none"/>
+                    <a:srcRect/>
+                    <a:stretch>
+                      <a:fillRect/>
+                    </a:stretch>
+                  </pic:blipFill>
+                  <pic:spPr bwMode="auto">
+                    <a:xfrm>
+                      <a:off x="0" y="0"/>
+                      <a:ext cx="4953000" cy="1504950"/>
+                    </a:xfrm>
+                    <a:prstGeom prst="rect">
+                      <a:avLst/>
+                    </a:prstGeom>
+                  </pic:spPr>
+                </pic:pic>
+              </a:graphicData>
+            </a:graphic>
+          </wp:inline>
+        </w:drawing>
+      </w:r>
+    </w:p>
+    <w:p>
+      <w:pPr>
+        <w:spacing w:after="140"/>
+      </w:pPr>
+      <w:r>
+        <w:rPr>
+          <w:color w:val="1E293B"/>
+          <w:sz w:val="18"/>
+          <w:szCs w:val="18"/>
+        </w:rPr>
+        <w:t xml:space="preserve">Reveals the classified vertical (RETAIL - CLOTHING FASHION), verified shipper status, eCommerce cart (Shopify), and Australia Post relationship signals regarding outbound deliveries and return labels.</w:t>
+      </w:r>
+    </w:p>
+    <w:p>
+      <w:pPr>
+        <w:pStyle w:val="Heading2"/>
+        <w:spacing w:after="80" w:before="140"/>
+      </w:pPr>
+      <w:r>
+        <w:rPr>
+          <w:b/>
+          <w:bCs/>
+          <w:color w:val="095C7B"/>
+          <w:sz w:val="22"/>
+          <w:szCs w:val="22"/>
+        </w:rPr>
+        <w:t xml:space="preserve">Screenshot 7: Australian Branch Footprint &amp; Locations Directory</w:t>
+      </w:r>
+    </w:p>
+    <w:p>
+      <w:pPr>
+        <w:spacing w:after="80"/>
+        <w:jc w:val="center"/>
+      </w:pPr>
+      <w:r>
+        <w:drawing>
+          <wp:inline distT="0" distB="0" distL="0" distR="0">
+            <wp:extent cx="4953000" cy="2419350"/>
+            <wp:effectExtent t="0" r="0" b="0" l="0"/>
+            <wp:docPr id="7" name="" descr="" title=""/>
+            <wp:cNvGraphicFramePr>
+              <a:graphicFrameLocks xmlns:a="http://schemas.openxmlformats.org/drawingml/2006/main" noChangeAspect="1"/>
+            </wp:cNvGraphicFramePr>
+            <a:graphic xmlns:a="http://schemas.openxmlformats.org/drawingml/2006/main">
+              <a:graphicData uri="http://schemas.openxmlformats.org/drawingml/2006/picture">
+                <pic:pic xmlns:pic="http://schemas.openxmlformats.org/drawingml/2006/picture">
+                  <pic:nvPicPr>
+                    <pic:cNvPr id="0" name="" descr=""/>
+                    <pic:cNvPicPr>
+                      <a:picLocks noChangeAspect="1" noChangeArrowheads="1"/>
+                    </pic:cNvPicPr>
+                  </pic:nvPicPr>
+                  <pic:blipFill>
+                    <a:blip r:embed="rId15" cstate="none"/>
+                    <a:srcRect/>
+                    <a:stretch>
+                      <a:fillRect/>
+                    </a:stretch>
+                  </pic:blipFill>
+                  <pic:spPr bwMode="auto">
+                    <a:xfrm>
+                      <a:off x="0" y="0"/>
+                      <a:ext cx="4953000" cy="2419350"/>
+                    </a:xfrm>
+                    <a:prstGeom prst="rect">
+                      <a:avLst/>
+                    </a:prstGeom>
+                  </pic:spPr>
+                </pic:pic>
+              </a:graphicData>
+            </a:graphic>
+          </wp:inline>
+        </w:drawing>
+      </w:r>
+    </w:p>
+    <w:p>
+      <w:pPr>
+        <w:spacing w:after="200"/>
+      </w:pPr>
+      <w:r>
+        <w:rPr>
+          <w:color w:val="1E293B"/>
+          <w:sz w:val="18"/>
+          <w:szCs w:val="18"/>
+        </w:rPr>
+        <w:t xml:space="preserve">Interactive directory of all 9 physical locations across Australia with state-by-state filtering (NSW, QLD, VIC) and differentiation between distribution warehouses (Burleigh Heads) and retail storefronts.</w:t>
+      </w:r>
+    </w:p>
+    <w:p>
+      <w:pPr>
+        <w:pStyle w:val="Heading1"/>
+        <w:spacing w:after="120" w:before="200"/>
+      </w:pPr>
+      <w:r>
+        <w:rPr>
+          <w:b/>
+          <w:bCs/>
+          <w:color w:val="095C7B"/>
+          <w:sz w:val="28"/>
+          <w:szCs w:val="28"/>
+        </w:rPr>
+        <w:t xml:space="preserve">3. Complete Enriched Fields Reference Directory (27 Fields)</w:t>
+      </w:r>
+    </w:p>
+    <w:p>
+      <w:pPr>
+        <w:spacing w:after="140"/>
+      </w:pPr>
+      <w:r>
+        <w:rPr>
+          <w:sz w:val="20"/>
+          <w:szCs w:val="20"/>
+        </w:rPr>
+        <w:t xml:space="preserve">The table below details every data element captured during enrichment, its exact location in the UI, internal CRM property path, origin source, and strategic sales value:</w:t>
       </w:r>
     </w:p>
     <w:tbl>
@@ -414,24 +838,24 @@
         </w:tblBorders>
       </w:tblPr>
       <w:tblGrid>
-        <w:gridCol w:w="380"/>
-        <w:gridCol w:w="1711"/>
-        <w:gridCol w:w="1331"/>
-        <w:gridCol w:w="1711"/>
-        <w:gridCol w:w="1141"/>
-        <w:gridCol w:w="1521"/>
-        <w:gridCol w:w="1711"/>
+        <w:gridCol w:w="451"/>
+        <w:gridCol w:w="1444"/>
+        <w:gridCol w:w="1264"/>
+        <w:gridCol w:w="1534"/>
+        <w:gridCol w:w="1083"/>
+        <w:gridCol w:w="1444"/>
+        <w:gridCol w:w="1805"/>
       </w:tblGrid>
       <w:tr>
         <w:tc>
           <w:tcPr>
-            <w:tcW w:type="pct" w:w="200"/>
+            <w:tcW w:type="pct" w:w="250"/>
             <w:shd w:fill="095C7B" w:val="clear"/>
             <w:tcMar>
               <w:top w:type="dxa" w:w="100"/>
-              <w:left w:type="dxa" w:w="100"/>
+              <w:left w:type="dxa" w:w="80"/>
               <w:bottom w:type="dxa" w:w="100"/>
-              <w:right w:type="dxa" w:w="100"/>
+              <w:right w:type="dxa" w:w="80"/>
             </w:tcMar>
           </w:tcPr>
           <w:p>
@@ -440,8 +864,8 @@
                 <w:b/>
                 <w:bCs/>
                 <w:color w:val="FFFFFF"/>
-                <w:sz w:val="18"/>
-                <w:szCs w:val="18"/>
+                <w:sz w:val="16"/>
+                <w:szCs w:val="16"/>
               </w:rPr>
               <w:t xml:space="preserve">#</w:t>
             </w:r>
@@ -449,13 +873,13 @@
         </w:tc>
         <w:tc>
           <w:tcPr>
-            <w:tcW w:type="pct" w:w="900"/>
+            <w:tcW w:type="pct" w:w="800"/>
             <w:shd w:fill="095C7B" w:val="clear"/>
             <w:tcMar>
               <w:top w:type="dxa" w:w="100"/>
-              <w:left w:type="dxa" w:w="100"/>
+              <w:left w:type="dxa" w:w="80"/>
               <w:bottom w:type="dxa" w:w="100"/>
-              <w:right w:type="dxa" w:w="100"/>
+              <w:right w:type="dxa" w:w="80"/>
             </w:tcMar>
           </w:tcPr>
           <w:p>
@@ -464,10 +888,10 @@
                 <w:b/>
                 <w:bCs/>
                 <w:color w:val="FFFFFF"/>
-                <w:sz w:val="18"/>
-                <w:szCs w:val="18"/>
-              </w:rPr>
-              <w:t xml:space="preserve">Display Label</w:t>
+                <w:sz w:val="16"/>
+                <w:szCs w:val="16"/>
+              </w:rPr>
+              <w:t xml:space="preserve">Field Label</w:t>
             </w:r>
           </w:p>
         </w:tc>
@@ -477,9 +901,9 @@
             <w:shd w:fill="095C7B" w:val="clear"/>
             <w:tcMar>
               <w:top w:type="dxa" w:w="100"/>
-              <w:left w:type="dxa" w:w="100"/>
+              <w:left w:type="dxa" w:w="80"/>
               <w:bottom w:type="dxa" w:w="100"/>
-              <w:right w:type="dxa" w:w="100"/>
+              <w:right w:type="dxa" w:w="80"/>
             </w:tcMar>
           </w:tcPr>
           <w:p>
@@ -488,22 +912,22 @@
                 <w:b/>
                 <w:bCs/>
                 <w:color w:val="FFFFFF"/>
-                <w:sz w:val="18"/>
-                <w:szCs w:val="18"/>
-              </w:rPr>
-              <w:t xml:space="preserve">Location</w:t>
-            </w:r>
-          </w:p>
-        </w:tc>
-        <w:tc>
-          <w:tcPr>
-            <w:tcW w:type="pct" w:w="900"/>
+                <w:sz w:val="16"/>
+                <w:szCs w:val="16"/>
+              </w:rPr>
+              <w:t xml:space="preserve">UI Location</w:t>
+            </w:r>
+          </w:p>
+        </w:tc>
+        <w:tc>
+          <w:tcPr>
+            <w:tcW w:type="pct" w:w="850"/>
             <w:shd w:fill="095C7B" w:val="clear"/>
             <w:tcMar>
               <w:top w:type="dxa" w:w="100"/>
-              <w:left w:type="dxa" w:w="100"/>
+              <w:left w:type="dxa" w:w="80"/>
               <w:bottom w:type="dxa" w:w="100"/>
-              <w:right w:type="dxa" w:w="100"/>
+              <w:right w:type="dxa" w:w="80"/>
             </w:tcMar>
           </w:tcPr>
           <w:p>
@@ -512,8 +936,8 @@
                 <w:b/>
                 <w:bCs/>
                 <w:color w:val="FFFFFF"/>
-                <w:sz w:val="18"/>
-                <w:szCs w:val="18"/>
+                <w:sz w:val="16"/>
+                <w:szCs w:val="16"/>
               </w:rPr>
               <w:t xml:space="preserve">CRM Property Path</w:t>
             </w:r>
@@ -525,9 +949,9 @@
             <w:shd w:fill="095C7B" w:val="clear"/>
             <w:tcMar>
               <w:top w:type="dxa" w:w="100"/>
-              <w:left w:type="dxa" w:w="100"/>
+              <w:left w:type="dxa" w:w="80"/>
               <w:bottom w:type="dxa" w:w="100"/>
-              <w:right w:type="dxa" w:w="100"/>
+              <w:right w:type="dxa" w:w="80"/>
             </w:tcMar>
           </w:tcPr>
           <w:p>
@@ -536,10 +960,10 @@
                 <w:b/>
                 <w:bCs/>
                 <w:color w:val="FFFFFF"/>
-                <w:sz w:val="18"/>
-                <w:szCs w:val="18"/>
-              </w:rPr>
-              <w:t xml:space="preserve">Source</w:t>
+                <w:sz w:val="16"/>
+                <w:szCs w:val="16"/>
+              </w:rPr>
+              <w:t xml:space="preserve">Data Source</w:t>
             </w:r>
           </w:p>
         </w:tc>
@@ -549,9 +973,9 @@
             <w:shd w:fill="095C7B" w:val="clear"/>
             <w:tcMar>
               <w:top w:type="dxa" w:w="100"/>
-              <w:left w:type="dxa" w:w="100"/>
+              <w:left w:type="dxa" w:w="80"/>
               <w:bottom w:type="dxa" w:w="100"/>
-              <w:right w:type="dxa" w:w="100"/>
+              <w:right w:type="dxa" w:w="80"/>
             </w:tcMar>
           </w:tcPr>
           <w:p>
@@ -560,8 +984,8 @@
                 <w:b/>
                 <w:bCs/>
                 <w:color w:val="FFFFFF"/>
-                <w:sz w:val="18"/>
-                <w:szCs w:val="18"/>
+                <w:sz w:val="16"/>
+                <w:szCs w:val="16"/>
               </w:rPr>
               <w:t xml:space="preserve">Example Value</w:t>
             </w:r>
@@ -569,13 +993,13 @@
         </w:tc>
         <w:tc>
           <w:tcPr>
-            <w:tcW w:type="pct" w:w="900"/>
+            <w:tcW w:type="pct" w:w="1000"/>
             <w:shd w:fill="095C7B" w:val="clear"/>
             <w:tcMar>
               <w:top w:type="dxa" w:w="100"/>
-              <w:left w:type="dxa" w:w="100"/>
+              <w:left w:type="dxa" w:w="80"/>
               <w:bottom w:type="dxa" w:w="100"/>
-              <w:right w:type="dxa" w:w="100"/>
+              <w:right w:type="dxa" w:w="80"/>
             </w:tcMar>
           </w:tcPr>
           <w:p>
@@ -584,10 +1008,10 @@
                 <w:b/>
                 <w:bCs/>
                 <w:color w:val="FFFFFF"/>
-                <w:sz w:val="18"/>
-                <w:szCs w:val="18"/>
-              </w:rPr>
-              <w:t xml:space="preserve">Sales Utility</w:t>
+                <w:sz w:val="16"/>
+                <w:szCs w:val="16"/>
+              </w:rPr>
+              <w:t xml:space="preserve">Sales Rep Utility &amp; Strategy</w:t>
             </w:r>
           </w:p>
         </w:tc>
@@ -595,19 +1019,19 @@
       <w:tr>
         <w:tc>
           <w:tcPr>
-            <w:tcW w:type="pct" w:w="200"/>
-            <w:tcBorders>
-              <w:top w:val="single" w:color="CBD5E1" w:sz="4"/>
-              <w:left w:val="single" w:color="CBD5E1" w:sz="4"/>
-              <w:bottom w:val="single" w:color="CBD5E1" w:sz="4"/>
-              <w:right w:val="single" w:color="CBD5E1" w:sz="4"/>
-            </w:tcBorders>
-            <w:shd w:fill="FFFFFF" w:val="clear"/>
-            <w:tcMar>
-              <w:top w:type="dxa" w:w="80"/>
-              <w:left w:type="dxa" w:w="100"/>
-              <w:bottom w:type="dxa" w:w="80"/>
-              <w:right w:type="dxa" w:w="100"/>
+            <w:tcW w:type="pct" w:w="250"/>
+            <w:tcBorders>
+              <w:top w:val="single" w:color="CBD5E1" w:sz="4"/>
+              <w:left w:val="single" w:color="CBD5E1" w:sz="4"/>
+              <w:bottom w:val="single" w:color="CBD5E1" w:sz="4"/>
+              <w:right w:val="single" w:color="CBD5E1" w:sz="4"/>
+            </w:tcBorders>
+            <w:shd w:fill="FFFFFF" w:val="clear"/>
+            <w:tcMar>
+              <w:top w:type="dxa" w:w="70"/>
+              <w:left w:type="dxa" w:w="80"/>
+              <w:bottom w:type="dxa" w:w="70"/>
+              <w:right w:type="dxa" w:w="80"/>
             </w:tcMar>
           </w:tcPr>
           <w:p>
@@ -616,8 +1040,8 @@
                 <w:b/>
                 <w:bCs/>
                 <w:color w:val="1E293B"/>
-                <w:sz w:val="15"/>
-                <w:szCs w:val="15"/>
+                <w:sz w:val="14"/>
+                <w:szCs w:val="14"/>
               </w:rPr>
               <w:t xml:space="preserve">1</w:t>
             </w:r>
@@ -625,19 +1049,19 @@
         </w:tc>
         <w:tc>
           <w:tcPr>
-            <w:tcW w:type="pct" w:w="900"/>
-            <w:tcBorders>
-              <w:top w:val="single" w:color="CBD5E1" w:sz="4"/>
-              <w:left w:val="single" w:color="CBD5E1" w:sz="4"/>
-              <w:bottom w:val="single" w:color="CBD5E1" w:sz="4"/>
-              <w:right w:val="single" w:color="CBD5E1" w:sz="4"/>
-            </w:tcBorders>
-            <w:shd w:fill="FFFFFF" w:val="clear"/>
-            <w:tcMar>
-              <w:top w:type="dxa" w:w="80"/>
-              <w:left w:type="dxa" w:w="100"/>
-              <w:bottom w:type="dxa" w:w="80"/>
-              <w:right w:type="dxa" w:w="100"/>
+            <w:tcW w:type="pct" w:w="800"/>
+            <w:tcBorders>
+              <w:top w:val="single" w:color="CBD5E1" w:sz="4"/>
+              <w:left w:val="single" w:color="CBD5E1" w:sz="4"/>
+              <w:bottom w:val="single" w:color="CBD5E1" w:sz="4"/>
+              <w:right w:val="single" w:color="CBD5E1" w:sz="4"/>
+            </w:tcBorders>
+            <w:shd w:fill="FFFFFF" w:val="clear"/>
+            <w:tcMar>
+              <w:top w:type="dxa" w:w="70"/>
+              <w:left w:type="dxa" w:w="80"/>
+              <w:bottom w:type="dxa" w:w="70"/>
+              <w:right w:type="dxa" w:w="80"/>
             </w:tcMar>
           </w:tcPr>
           <w:p>
@@ -646,8 +1070,8 @@
                 <w:b/>
                 <w:bCs/>
                 <w:color w:val="1E293B"/>
-                <w:sz w:val="15"/>
-                <w:szCs w:val="15"/>
+                <w:sz w:val="14"/>
+                <w:szCs w:val="14"/>
               </w:rPr>
               <w:t xml:space="preserve">Enriched (AI) Badge</w:t>
             </w:r>
@@ -664,10 +1088,10 @@
             </w:tcBorders>
             <w:shd w:fill="FFFFFF" w:val="clear"/>
             <w:tcMar>
-              <w:top w:type="dxa" w:w="80"/>
-              <w:left w:type="dxa" w:w="100"/>
-              <w:bottom w:type="dxa" w:w="80"/>
-              <w:right w:type="dxa" w:w="100"/>
+              <w:top w:type="dxa" w:w="70"/>
+              <w:left w:type="dxa" w:w="80"/>
+              <w:bottom w:type="dxa" w:w="70"/>
+              <w:right w:type="dxa" w:w="80"/>
             </w:tcMar>
           </w:tcPr>
           <w:p>
@@ -685,19 +1109,19 @@
         </w:tc>
         <w:tc>
           <w:tcPr>
-            <w:tcW w:type="pct" w:w="900"/>
-            <w:tcBorders>
-              <w:top w:val="single" w:color="CBD5E1" w:sz="4"/>
-              <w:left w:val="single" w:color="CBD5E1" w:sz="4"/>
-              <w:bottom w:val="single" w:color="CBD5E1" w:sz="4"/>
-              <w:right w:val="single" w:color="CBD5E1" w:sz="4"/>
-            </w:tcBorders>
-            <w:shd w:fill="FFFFFF" w:val="clear"/>
-            <w:tcMar>
-              <w:top w:type="dxa" w:w="80"/>
-              <w:left w:type="dxa" w:w="100"/>
-              <w:bottom w:type="dxa" w:w="80"/>
-              <w:right w:type="dxa" w:w="100"/>
+            <w:tcW w:type="pct" w:w="850"/>
+            <w:tcBorders>
+              <w:top w:val="single" w:color="CBD5E1" w:sz="4"/>
+              <w:left w:val="single" w:color="CBD5E1" w:sz="4"/>
+              <w:bottom w:val="single" w:color="CBD5E1" w:sz="4"/>
+              <w:right w:val="single" w:color="CBD5E1" w:sz="4"/>
+            </w:tcBorders>
+            <w:shd w:fill="FFFFFF" w:val="clear"/>
+            <w:tcMar>
+              <w:top w:type="dxa" w:w="70"/>
+              <w:left w:type="dxa" w:w="80"/>
+              <w:bottom w:type="dxa" w:w="70"/>
+              <w:right w:type="dxa" w:w="80"/>
             </w:tcMar>
           </w:tcPr>
           <w:p>
@@ -724,10 +1148,10 @@
             </w:tcBorders>
             <w:shd w:fill="FFFFFF" w:val="clear"/>
             <w:tcMar>
-              <w:top w:type="dxa" w:w="80"/>
-              <w:left w:type="dxa" w:w="100"/>
-              <w:bottom w:type="dxa" w:w="80"/>
-              <w:right w:type="dxa" w:w="100"/>
+              <w:top w:type="dxa" w:w="70"/>
+              <w:left w:type="dxa" w:w="80"/>
+              <w:bottom w:type="dxa" w:w="70"/>
+              <w:right w:type="dxa" w:w="80"/>
             </w:tcMar>
           </w:tcPr>
           <w:p>
@@ -754,10 +1178,10 @@
             </w:tcBorders>
             <w:shd w:fill="FFFFFF" w:val="clear"/>
             <w:tcMar>
-              <w:top w:type="dxa" w:w="80"/>
-              <w:left w:type="dxa" w:w="100"/>
-              <w:bottom w:type="dxa" w:w="80"/>
-              <w:right w:type="dxa" w:w="100"/>
+              <w:top w:type="dxa" w:w="70"/>
+              <w:left w:type="dxa" w:w="80"/>
+              <w:bottom w:type="dxa" w:w="70"/>
+              <w:right w:type="dxa" w:w="80"/>
             </w:tcMar>
           </w:tcPr>
           <w:p>
@@ -775,31 +1199,31 @@
         </w:tc>
         <w:tc>
           <w:tcPr>
-            <w:tcW w:type="pct" w:w="900"/>
-            <w:tcBorders>
-              <w:top w:val="single" w:color="CBD5E1" w:sz="4"/>
-              <w:left w:val="single" w:color="CBD5E1" w:sz="4"/>
-              <w:bottom w:val="single" w:color="CBD5E1" w:sz="4"/>
-              <w:right w:val="single" w:color="CBD5E1" w:sz="4"/>
-            </w:tcBorders>
-            <w:shd w:fill="FFFFFF" w:val="clear"/>
-            <w:tcMar>
-              <w:top w:type="dxa" w:w="80"/>
-              <w:left w:type="dxa" w:w="100"/>
-              <w:bottom w:type="dxa" w:w="80"/>
-              <w:right w:type="dxa" w:w="100"/>
-            </w:tcMar>
-          </w:tcPr>
-          <w:p>
-            <w:r>
-              <w:rPr>
-                <w:b w:val="false"/>
-                <w:bCs w:val="false"/>
-                <w:color w:val="1E293B"/>
-                <w:sz w:val="14"/>
-                <w:szCs w:val="14"/>
-              </w:rPr>
-              <w:t xml:space="preserve">Confirms website crawl and classification are complete.</w:t>
+            <w:tcW w:type="pct" w:w="1000"/>
+            <w:tcBorders>
+              <w:top w:val="single" w:color="CBD5E1" w:sz="4"/>
+              <w:left w:val="single" w:color="CBD5E1" w:sz="4"/>
+              <w:bottom w:val="single" w:color="CBD5E1" w:sz="4"/>
+              <w:right w:val="single" w:color="CBD5E1" w:sz="4"/>
+            </w:tcBorders>
+            <w:shd w:fill="FFFFFF" w:val="clear"/>
+            <w:tcMar>
+              <w:top w:type="dxa" w:w="70"/>
+              <w:left w:type="dxa" w:w="80"/>
+              <w:bottom w:type="dxa" w:w="70"/>
+              <w:right w:type="dxa" w:w="80"/>
+            </w:tcMar>
+          </w:tcPr>
+          <w:p>
+            <w:r>
+              <w:rPr>
+                <w:b w:val="false"/>
+                <w:bCs w:val="false"/>
+                <w:color w:val="1E293B"/>
+                <w:sz w:val="14"/>
+                <w:szCs w:val="14"/>
+              </w:rPr>
+              <w:t xml:space="preserve">Confirms website crawl and industry classification are complete.</w:t>
             </w:r>
           </w:p>
         </w:tc>
@@ -807,19 +1231,19 @@
       <w:tr>
         <w:tc>
           <w:tcPr>
-            <w:tcW w:type="pct" w:w="200"/>
-            <w:tcBorders>
-              <w:top w:val="single" w:color="CBD5E1" w:sz="4"/>
-              <w:left w:val="single" w:color="CBD5E1" w:sz="4"/>
-              <w:bottom w:val="single" w:color="CBD5E1" w:sz="4"/>
-              <w:right w:val="single" w:color="CBD5E1" w:sz="4"/>
-            </w:tcBorders>
-            <w:shd w:fill="F8FAFC" w:val="clear"/>
-            <w:tcMar>
-              <w:top w:type="dxa" w:w="80"/>
-              <w:left w:type="dxa" w:w="100"/>
-              <w:bottom w:type="dxa" w:w="80"/>
-              <w:right w:type="dxa" w:w="100"/>
+            <w:tcW w:type="pct" w:w="250"/>
+            <w:tcBorders>
+              <w:top w:val="single" w:color="CBD5E1" w:sz="4"/>
+              <w:left w:val="single" w:color="CBD5E1" w:sz="4"/>
+              <w:bottom w:val="single" w:color="CBD5E1" w:sz="4"/>
+              <w:right w:val="single" w:color="CBD5E1" w:sz="4"/>
+            </w:tcBorders>
+            <w:shd w:fill="F8FAFC" w:val="clear"/>
+            <w:tcMar>
+              <w:top w:type="dxa" w:w="70"/>
+              <w:left w:type="dxa" w:w="80"/>
+              <w:bottom w:type="dxa" w:w="70"/>
+              <w:right w:type="dxa" w:w="80"/>
             </w:tcMar>
           </w:tcPr>
           <w:p>
@@ -828,8 +1252,8 @@
                 <w:b/>
                 <w:bCs/>
                 <w:color w:val="1E293B"/>
-                <w:sz w:val="15"/>
-                <w:szCs w:val="15"/>
+                <w:sz w:val="14"/>
+                <w:szCs w:val="14"/>
               </w:rPr>
               <w:t xml:space="preserve">2</w:t>
             </w:r>
@@ -837,19 +1261,19 @@
         </w:tc>
         <w:tc>
           <w:tcPr>
-            <w:tcW w:type="pct" w:w="900"/>
-            <w:tcBorders>
-              <w:top w:val="single" w:color="CBD5E1" w:sz="4"/>
-              <w:left w:val="single" w:color="CBD5E1" w:sz="4"/>
-              <w:bottom w:val="single" w:color="CBD5E1" w:sz="4"/>
-              <w:right w:val="single" w:color="CBD5E1" w:sz="4"/>
-            </w:tcBorders>
-            <w:shd w:fill="F8FAFC" w:val="clear"/>
-            <w:tcMar>
-              <w:top w:type="dxa" w:w="80"/>
-              <w:left w:type="dxa" w:w="100"/>
-              <w:bottom w:type="dxa" w:w="80"/>
-              <w:right w:type="dxa" w:w="100"/>
+            <w:tcW w:type="pct" w:w="800"/>
+            <w:tcBorders>
+              <w:top w:val="single" w:color="CBD5E1" w:sz="4"/>
+              <w:left w:val="single" w:color="CBD5E1" w:sz="4"/>
+              <w:bottom w:val="single" w:color="CBD5E1" w:sz="4"/>
+              <w:right w:val="single" w:color="CBD5E1" w:sz="4"/>
+            </w:tcBorders>
+            <w:shd w:fill="F8FAFC" w:val="clear"/>
+            <w:tcMar>
+              <w:top w:type="dxa" w:w="70"/>
+              <w:left w:type="dxa" w:w="80"/>
+              <w:bottom w:type="dxa" w:w="70"/>
+              <w:right w:type="dxa" w:w="80"/>
             </w:tcMar>
           </w:tcPr>
           <w:p>
@@ -858,8 +1282,8 @@
                 <w:b/>
                 <w:bCs/>
                 <w:color w:val="1E293B"/>
-                <w:sz w:val="15"/>
-                <w:szCs w:val="15"/>
+                <w:sz w:val="14"/>
+                <w:szCs w:val="14"/>
               </w:rPr>
               <w:t xml:space="preserve">Agent Reach (Live) Badge</w:t>
             </w:r>
@@ -876,10 +1300,10 @@
             </w:tcBorders>
             <w:shd w:fill="F8FAFC" w:val="clear"/>
             <w:tcMar>
-              <w:top w:type="dxa" w:w="80"/>
-              <w:left w:type="dxa" w:w="100"/>
-              <w:bottom w:type="dxa" w:w="80"/>
-              <w:right w:type="dxa" w:w="100"/>
+              <w:top w:type="dxa" w:w="70"/>
+              <w:left w:type="dxa" w:w="80"/>
+              <w:bottom w:type="dxa" w:w="70"/>
+              <w:right w:type="dxa" w:w="80"/>
             </w:tcMar>
           </w:tcPr>
           <w:p>
@@ -897,19 +1321,19 @@
         </w:tc>
         <w:tc>
           <w:tcPr>
-            <w:tcW w:type="pct" w:w="900"/>
-            <w:tcBorders>
-              <w:top w:val="single" w:color="CBD5E1" w:sz="4"/>
-              <w:left w:val="single" w:color="CBD5E1" w:sz="4"/>
-              <w:bottom w:val="single" w:color="CBD5E1" w:sz="4"/>
-              <w:right w:val="single" w:color="CBD5E1" w:sz="4"/>
-            </w:tcBorders>
-            <w:shd w:fill="F8FAFC" w:val="clear"/>
-            <w:tcMar>
-              <w:top w:type="dxa" w:w="80"/>
-              <w:left w:type="dxa" w:w="100"/>
-              <w:bottom w:type="dxa" w:w="80"/>
-              <w:right w:type="dxa" w:w="100"/>
+            <w:tcW w:type="pct" w:w="850"/>
+            <w:tcBorders>
+              <w:top w:val="single" w:color="CBD5E1" w:sz="4"/>
+              <w:left w:val="single" w:color="CBD5E1" w:sz="4"/>
+              <w:bottom w:val="single" w:color="CBD5E1" w:sz="4"/>
+              <w:right w:val="single" w:color="CBD5E1" w:sz="4"/>
+            </w:tcBorders>
+            <w:shd w:fill="F8FAFC" w:val="clear"/>
+            <w:tcMar>
+              <w:top w:type="dxa" w:w="70"/>
+              <w:left w:type="dxa" w:w="80"/>
+              <w:bottom w:type="dxa" w:w="70"/>
+              <w:right w:type="dxa" w:w="80"/>
             </w:tcMar>
           </w:tcPr>
           <w:p>
@@ -936,10 +1360,10 @@
             </w:tcBorders>
             <w:shd w:fill="F8FAFC" w:val="clear"/>
             <w:tcMar>
-              <w:top w:type="dxa" w:w="80"/>
-              <w:left w:type="dxa" w:w="100"/>
-              <w:bottom w:type="dxa" w:w="80"/>
-              <w:right w:type="dxa" w:w="100"/>
+              <w:top w:type="dxa" w:w="70"/>
+              <w:left w:type="dxa" w:w="80"/>
+              <w:bottom w:type="dxa" w:w="70"/>
+              <w:right w:type="dxa" w:w="80"/>
             </w:tcMar>
           </w:tcPr>
           <w:p>
@@ -966,10 +1390,10 @@
             </w:tcBorders>
             <w:shd w:fill="F8FAFC" w:val="clear"/>
             <w:tcMar>
-              <w:top w:type="dxa" w:w="80"/>
-              <w:left w:type="dxa" w:w="100"/>
-              <w:bottom w:type="dxa" w:w="80"/>
-              <w:right w:type="dxa" w:w="100"/>
+              <w:top w:type="dxa" w:w="70"/>
+              <w:left w:type="dxa" w:w="80"/>
+              <w:bottom w:type="dxa" w:w="70"/>
+              <w:right w:type="dxa" w:w="80"/>
             </w:tcMar>
           </w:tcPr>
           <w:p>
@@ -987,19 +1411,19 @@
         </w:tc>
         <w:tc>
           <w:tcPr>
-            <w:tcW w:type="pct" w:w="900"/>
-            <w:tcBorders>
-              <w:top w:val="single" w:color="CBD5E1" w:sz="4"/>
-              <w:left w:val="single" w:color="CBD5E1" w:sz="4"/>
-              <w:bottom w:val="single" w:color="CBD5E1" w:sz="4"/>
-              <w:right w:val="single" w:color="CBD5E1" w:sz="4"/>
-            </w:tcBorders>
-            <w:shd w:fill="F8FAFC" w:val="clear"/>
-            <w:tcMar>
-              <w:top w:type="dxa" w:w="80"/>
-              <w:left w:type="dxa" w:w="100"/>
-              <w:bottom w:type="dxa" w:w="80"/>
-              <w:right w:type="dxa" w:w="100"/>
+            <w:tcW w:type="pct" w:w="1000"/>
+            <w:tcBorders>
+              <w:top w:val="single" w:color="CBD5E1" w:sz="4"/>
+              <w:left w:val="single" w:color="CBD5E1" w:sz="4"/>
+              <w:bottom w:val="single" w:color="CBD5E1" w:sz="4"/>
+              <w:right w:val="single" w:color="CBD5E1" w:sz="4"/>
+            </w:tcBorders>
+            <w:shd w:fill="F8FAFC" w:val="clear"/>
+            <w:tcMar>
+              <w:top w:type="dxa" w:w="70"/>
+              <w:left w:type="dxa" w:w="80"/>
+              <w:bottom w:type="dxa" w:w="70"/>
+              <w:right w:type="dxa" w:w="80"/>
             </w:tcMar>
           </w:tcPr>
           <w:p>
@@ -1019,19 +1443,19 @@
       <w:tr>
         <w:tc>
           <w:tcPr>
-            <w:tcW w:type="pct" w:w="200"/>
-            <w:tcBorders>
-              <w:top w:val="single" w:color="CBD5E1" w:sz="4"/>
-              <w:left w:val="single" w:color="CBD5E1" w:sz="4"/>
-              <w:bottom w:val="single" w:color="CBD5E1" w:sz="4"/>
-              <w:right w:val="single" w:color="CBD5E1" w:sz="4"/>
-            </w:tcBorders>
-            <w:shd w:fill="FFFFFF" w:val="clear"/>
-            <w:tcMar>
-              <w:top w:type="dxa" w:w="80"/>
-              <w:left w:type="dxa" w:w="100"/>
-              <w:bottom w:type="dxa" w:w="80"/>
-              <w:right w:type="dxa" w:w="100"/>
+            <w:tcW w:type="pct" w:w="250"/>
+            <w:tcBorders>
+              <w:top w:val="single" w:color="CBD5E1" w:sz="4"/>
+              <w:left w:val="single" w:color="CBD5E1" w:sz="4"/>
+              <w:bottom w:val="single" w:color="CBD5E1" w:sz="4"/>
+              <w:right w:val="single" w:color="CBD5E1" w:sz="4"/>
+            </w:tcBorders>
+            <w:shd w:fill="FFFFFF" w:val="clear"/>
+            <w:tcMar>
+              <w:top w:type="dxa" w:w="70"/>
+              <w:left w:type="dxa" w:w="80"/>
+              <w:bottom w:type="dxa" w:w="70"/>
+              <w:right w:type="dxa" w:w="80"/>
             </w:tcMar>
           </w:tcPr>
           <w:p>
@@ -1040,8 +1464,8 @@
                 <w:b/>
                 <w:bCs/>
                 <w:color w:val="1E293B"/>
-                <w:sz w:val="15"/>
-                <w:szCs w:val="15"/>
+                <w:sz w:val="14"/>
+                <w:szCs w:val="14"/>
               </w:rPr>
               <w:t xml:space="preserve">3</w:t>
             </w:r>
@@ -1049,19 +1473,19 @@
         </w:tc>
         <w:tc>
           <w:tcPr>
-            <w:tcW w:type="pct" w:w="900"/>
-            <w:tcBorders>
-              <w:top w:val="single" w:color="CBD5E1" w:sz="4"/>
-              <w:left w:val="single" w:color="CBD5E1" w:sz="4"/>
-              <w:bottom w:val="single" w:color="CBD5E1" w:sz="4"/>
-              <w:right w:val="single" w:color="CBD5E1" w:sz="4"/>
-            </w:tcBorders>
-            <w:shd w:fill="FFFFFF" w:val="clear"/>
-            <w:tcMar>
-              <w:top w:type="dxa" w:w="80"/>
-              <w:left w:type="dxa" w:w="100"/>
-              <w:bottom w:type="dxa" w:w="80"/>
-              <w:right w:type="dxa" w:w="100"/>
+            <w:tcW w:type="pct" w:w="800"/>
+            <w:tcBorders>
+              <w:top w:val="single" w:color="CBD5E1" w:sz="4"/>
+              <w:left w:val="single" w:color="CBD5E1" w:sz="4"/>
+              <w:bottom w:val="single" w:color="CBD5E1" w:sz="4"/>
+              <w:right w:val="single" w:color="CBD5E1" w:sz="4"/>
+            </w:tcBorders>
+            <w:shd w:fill="FFFFFF" w:val="clear"/>
+            <w:tcMar>
+              <w:top w:type="dxa" w:w="70"/>
+              <w:left w:type="dxa" w:w="80"/>
+              <w:bottom w:type="dxa" w:w="70"/>
+              <w:right w:type="dxa" w:w="80"/>
             </w:tcMar>
           </w:tcPr>
           <w:p>
@@ -1070,10 +1494,10 @@
                 <w:b/>
                 <w:bCs/>
                 <w:color w:val="1E293B"/>
-                <w:sz w:val="15"/>
-                <w:szCs w:val="15"/>
-              </w:rPr>
-              <w:t xml:space="preserve">Top Decision Maker</w:t>
+                <w:sz w:val="14"/>
+                <w:szCs w:val="14"/>
+              </w:rPr>
+              <w:t xml:space="preserve">Primary Decision Maker</w:t>
             </w:r>
           </w:p>
         </w:tc>
@@ -1088,40 +1512,40 @@
             </w:tcBorders>
             <w:shd w:fill="FFFFFF" w:val="clear"/>
             <w:tcMar>
-              <w:top w:type="dxa" w:w="80"/>
-              <w:left w:type="dxa" w:w="100"/>
-              <w:bottom w:type="dxa" w:w="80"/>
-              <w:right w:type="dxa" w:w="100"/>
-            </w:tcMar>
-          </w:tcPr>
-          <w:p>
-            <w:r>
-              <w:rPr>
-                <w:b w:val="false"/>
-                <w:bCs w:val="false"/>
-                <w:color w:val="1E293B"/>
-                <w:sz w:val="14"/>
-                <w:szCs w:val="14"/>
-              </w:rPr>
-              <w:t xml:space="preserve">Synthesized Overview</w:t>
-            </w:r>
-          </w:p>
-        </w:tc>
-        <w:tc>
-          <w:tcPr>
-            <w:tcW w:type="pct" w:w="900"/>
-            <w:tcBorders>
-              <w:top w:val="single" w:color="CBD5E1" w:sz="4"/>
-              <w:left w:val="single" w:color="CBD5E1" w:sz="4"/>
-              <w:bottom w:val="single" w:color="CBD5E1" w:sz="4"/>
-              <w:right w:val="single" w:color="CBD5E1" w:sz="4"/>
-            </w:tcBorders>
-            <w:shd w:fill="FFFFFF" w:val="clear"/>
-            <w:tcMar>
-              <w:top w:type="dxa" w:w="80"/>
-              <w:left w:type="dxa" w:w="100"/>
-              <w:bottom w:type="dxa" w:w="80"/>
-              <w:right w:type="dxa" w:w="100"/>
+              <w:top w:type="dxa" w:w="70"/>
+              <w:left w:type="dxa" w:w="80"/>
+              <w:bottom w:type="dxa" w:w="70"/>
+              <w:right w:type="dxa" w:w="80"/>
+            </w:tcMar>
+          </w:tcPr>
+          <w:p>
+            <w:r>
+              <w:rPr>
+                <w:b w:val="false"/>
+                <w:bCs w:val="false"/>
+                <w:color w:val="1E293B"/>
+                <w:sz w:val="14"/>
+                <w:szCs w:val="14"/>
+              </w:rPr>
+              <w:t xml:space="preserve">Overview &amp; Decision Makers</w:t>
+            </w:r>
+          </w:p>
+        </w:tc>
+        <w:tc>
+          <w:tcPr>
+            <w:tcW w:type="pct" w:w="850"/>
+            <w:tcBorders>
+              <w:top w:val="single" w:color="CBD5E1" w:sz="4"/>
+              <w:left w:val="single" w:color="CBD5E1" w:sz="4"/>
+              <w:bottom w:val="single" w:color="CBD5E1" w:sz="4"/>
+              <w:right w:val="single" w:color="CBD5E1" w:sz="4"/>
+            </w:tcBorders>
+            <w:shd w:fill="FFFFFF" w:val="clear"/>
+            <w:tcMar>
+              <w:top w:type="dxa" w:w="70"/>
+              <w:left w:type="dxa" w:w="80"/>
+              <w:bottom w:type="dxa" w:w="70"/>
+              <w:right w:type="dxa" w:w="80"/>
             </w:tcMar>
           </w:tcPr>
           <w:p>
@@ -1148,10 +1572,10 @@
             </w:tcBorders>
             <w:shd w:fill="FFFFFF" w:val="clear"/>
             <w:tcMar>
-              <w:top w:type="dxa" w:w="80"/>
-              <w:left w:type="dxa" w:w="100"/>
-              <w:bottom w:type="dxa" w:w="80"/>
-              <w:right w:type="dxa" w:w="100"/>
+              <w:top w:type="dxa" w:w="70"/>
+              <w:left w:type="dxa" w:w="80"/>
+              <w:bottom w:type="dxa" w:w="70"/>
+              <w:right w:type="dxa" w:w="80"/>
             </w:tcMar>
           </w:tcPr>
           <w:p>
@@ -1178,40 +1602,40 @@
             </w:tcBorders>
             <w:shd w:fill="FFFFFF" w:val="clear"/>
             <w:tcMar>
-              <w:top w:type="dxa" w:w="80"/>
-              <w:left w:type="dxa" w:w="100"/>
-              <w:bottom w:type="dxa" w:w="80"/>
-              <w:right w:type="dxa" w:w="100"/>
-            </w:tcMar>
-          </w:tcPr>
-          <w:p>
-            <w:r>
-              <w:rPr>
-                <w:b w:val="false"/>
-                <w:bCs w:val="false"/>
-                <w:color w:val="1E293B"/>
-                <w:sz w:val="14"/>
-                <w:szCs w:val="14"/>
-              </w:rPr>
-              <w:t xml:space="preserve">Kerrie Nelson - General Manager</w:t>
-            </w:r>
-          </w:p>
-        </w:tc>
-        <w:tc>
-          <w:tcPr>
-            <w:tcW w:type="pct" w:w="900"/>
-            <w:tcBorders>
-              <w:top w:val="single" w:color="CBD5E1" w:sz="4"/>
-              <w:left w:val="single" w:color="CBD5E1" w:sz="4"/>
-              <w:bottom w:val="single" w:color="CBD5E1" w:sz="4"/>
-              <w:right w:val="single" w:color="CBD5E1" w:sz="4"/>
-            </w:tcBorders>
-            <w:shd w:fill="FFFFFF" w:val="clear"/>
-            <w:tcMar>
-              <w:top w:type="dxa" w:w="80"/>
-              <w:left w:type="dxa" w:w="100"/>
-              <w:bottom w:type="dxa" w:w="80"/>
-              <w:right w:type="dxa" w:w="100"/>
+              <w:top w:type="dxa" w:w="70"/>
+              <w:left w:type="dxa" w:w="80"/>
+              <w:bottom w:type="dxa" w:w="70"/>
+              <w:right w:type="dxa" w:w="80"/>
+            </w:tcMar>
+          </w:tcPr>
+          <w:p>
+            <w:r>
+              <w:rPr>
+                <w:b w:val="false"/>
+                <w:bCs w:val="false"/>
+                <w:color w:val="1E293B"/>
+                <w:sz w:val="14"/>
+                <w:szCs w:val="14"/>
+              </w:rPr>
+              <w:t xml:space="preserve">Kerrie Nelson — General Manager</w:t>
+            </w:r>
+          </w:p>
+        </w:tc>
+        <w:tc>
+          <w:tcPr>
+            <w:tcW w:type="pct" w:w="1000"/>
+            <w:tcBorders>
+              <w:top w:val="single" w:color="CBD5E1" w:sz="4"/>
+              <w:left w:val="single" w:color="CBD5E1" w:sz="4"/>
+              <w:bottom w:val="single" w:color="CBD5E1" w:sz="4"/>
+              <w:right w:val="single" w:color="CBD5E1" w:sz="4"/>
+            </w:tcBorders>
+            <w:shd w:fill="FFFFFF" w:val="clear"/>
+            <w:tcMar>
+              <w:top w:type="dxa" w:w="70"/>
+              <w:left w:type="dxa" w:w="80"/>
+              <w:bottom w:type="dxa" w:w="70"/>
+              <w:right w:type="dxa" w:w="80"/>
             </w:tcMar>
           </w:tcPr>
           <w:p>
@@ -1231,19 +1655,19 @@
       <w:tr>
         <w:tc>
           <w:tcPr>
-            <w:tcW w:type="pct" w:w="200"/>
-            <w:tcBorders>
-              <w:top w:val="single" w:color="CBD5E1" w:sz="4"/>
-              <w:left w:val="single" w:color="CBD5E1" w:sz="4"/>
-              <w:bottom w:val="single" w:color="CBD5E1" w:sz="4"/>
-              <w:right w:val="single" w:color="CBD5E1" w:sz="4"/>
-            </w:tcBorders>
-            <w:shd w:fill="F8FAFC" w:val="clear"/>
-            <w:tcMar>
-              <w:top w:type="dxa" w:w="80"/>
-              <w:left w:type="dxa" w:w="100"/>
-              <w:bottom w:type="dxa" w:w="80"/>
-              <w:right w:type="dxa" w:w="100"/>
+            <w:tcW w:type="pct" w:w="250"/>
+            <w:tcBorders>
+              <w:top w:val="single" w:color="CBD5E1" w:sz="4"/>
+              <w:left w:val="single" w:color="CBD5E1" w:sz="4"/>
+              <w:bottom w:val="single" w:color="CBD5E1" w:sz="4"/>
+              <w:right w:val="single" w:color="CBD5E1" w:sz="4"/>
+            </w:tcBorders>
+            <w:shd w:fill="F8FAFC" w:val="clear"/>
+            <w:tcMar>
+              <w:top w:type="dxa" w:w="70"/>
+              <w:left w:type="dxa" w:w="80"/>
+              <w:bottom w:type="dxa" w:w="70"/>
+              <w:right w:type="dxa" w:w="80"/>
             </w:tcMar>
           </w:tcPr>
           <w:p>
@@ -1252,8 +1676,8 @@
                 <w:b/>
                 <w:bCs/>
                 <w:color w:val="1E293B"/>
-                <w:sz w:val="15"/>
-                <w:szCs w:val="15"/>
+                <w:sz w:val="14"/>
+                <w:szCs w:val="14"/>
               </w:rPr>
               <w:t xml:space="preserve">4</w:t>
             </w:r>
@@ -1261,19 +1685,19 @@
         </w:tc>
         <w:tc>
           <w:tcPr>
-            <w:tcW w:type="pct" w:w="900"/>
-            <w:tcBorders>
-              <w:top w:val="single" w:color="CBD5E1" w:sz="4"/>
-              <w:left w:val="single" w:color="CBD5E1" w:sz="4"/>
-              <w:bottom w:val="single" w:color="CBD5E1" w:sz="4"/>
-              <w:right w:val="single" w:color="CBD5E1" w:sz="4"/>
-            </w:tcBorders>
-            <w:shd w:fill="F8FAFC" w:val="clear"/>
-            <w:tcMar>
-              <w:top w:type="dxa" w:w="80"/>
-              <w:left w:type="dxa" w:w="100"/>
-              <w:bottom w:type="dxa" w:w="80"/>
-              <w:right w:type="dxa" w:w="100"/>
+            <w:tcW w:type="pct" w:w="800"/>
+            <w:tcBorders>
+              <w:top w:val="single" w:color="CBD5E1" w:sz="4"/>
+              <w:left w:val="single" w:color="CBD5E1" w:sz="4"/>
+              <w:bottom w:val="single" w:color="CBD5E1" w:sz="4"/>
+              <w:right w:val="single" w:color="CBD5E1" w:sz="4"/>
+            </w:tcBorders>
+            <w:shd w:fill="F8FAFC" w:val="clear"/>
+            <w:tcMar>
+              <w:top w:type="dxa" w:w="70"/>
+              <w:left w:type="dxa" w:w="80"/>
+              <w:bottom w:type="dxa" w:w="70"/>
+              <w:right w:type="dxa" w:w="80"/>
             </w:tcMar>
           </w:tcPr>
           <w:p>
@@ -1282,8 +1706,8 @@
                 <w:b/>
                 <w:bCs/>
                 <w:color w:val="1E293B"/>
-                <w:sz w:val="15"/>
-                <w:szCs w:val="15"/>
+                <w:sz w:val="14"/>
+                <w:szCs w:val="14"/>
               </w:rPr>
               <w:t xml:space="preserve">Match Confidence</w:t>
             </w:r>
@@ -1300,10 +1724,10 @@
             </w:tcBorders>
             <w:shd w:fill="F8FAFC" w:val="clear"/>
             <w:tcMar>
-              <w:top w:type="dxa" w:w="80"/>
-              <w:left w:type="dxa" w:w="100"/>
-              <w:bottom w:type="dxa" w:w="80"/>
-              <w:right w:type="dxa" w:w="100"/>
+              <w:top w:type="dxa" w:w="70"/>
+              <w:left w:type="dxa" w:w="80"/>
+              <w:bottom w:type="dxa" w:w="70"/>
+              <w:right w:type="dxa" w:w="80"/>
             </w:tcMar>
           </w:tcPr>
           <w:p>
@@ -1321,19 +1745,19 @@
         </w:tc>
         <w:tc>
           <w:tcPr>
-            <w:tcW w:type="pct" w:w="900"/>
-            <w:tcBorders>
-              <w:top w:val="single" w:color="CBD5E1" w:sz="4"/>
-              <w:left w:val="single" w:color="CBD5E1" w:sz="4"/>
-              <w:bottom w:val="single" w:color="CBD5E1" w:sz="4"/>
-              <w:right w:val="single" w:color="CBD5E1" w:sz="4"/>
-            </w:tcBorders>
-            <w:shd w:fill="F8FAFC" w:val="clear"/>
-            <w:tcMar>
-              <w:top w:type="dxa" w:w="80"/>
-              <w:left w:type="dxa" w:w="100"/>
-              <w:bottom w:type="dxa" w:w="80"/>
-              <w:right w:type="dxa" w:w="100"/>
+            <w:tcW w:type="pct" w:w="850"/>
+            <w:tcBorders>
+              <w:top w:val="single" w:color="CBD5E1" w:sz="4"/>
+              <w:left w:val="single" w:color="CBD5E1" w:sz="4"/>
+              <w:bottom w:val="single" w:color="CBD5E1" w:sz="4"/>
+              <w:right w:val="single" w:color="CBD5E1" w:sz="4"/>
+            </w:tcBorders>
+            <w:shd w:fill="F8FAFC" w:val="clear"/>
+            <w:tcMar>
+              <w:top w:type="dxa" w:w="70"/>
+              <w:left w:type="dxa" w:w="80"/>
+              <w:bottom w:type="dxa" w:w="70"/>
+              <w:right w:type="dxa" w:w="80"/>
             </w:tcMar>
           </w:tcPr>
           <w:p>
@@ -1360,10 +1784,10 @@
             </w:tcBorders>
             <w:shd w:fill="F8FAFC" w:val="clear"/>
             <w:tcMar>
-              <w:top w:type="dxa" w:w="80"/>
-              <w:left w:type="dxa" w:w="100"/>
-              <w:bottom w:type="dxa" w:w="80"/>
-              <w:right w:type="dxa" w:w="100"/>
+              <w:top w:type="dxa" w:w="70"/>
+              <w:left w:type="dxa" w:w="80"/>
+              <w:bottom w:type="dxa" w:w="70"/>
+              <w:right w:type="dxa" w:w="80"/>
             </w:tcMar>
           </w:tcPr>
           <w:p>
@@ -1390,52 +1814,52 @@
             </w:tcBorders>
             <w:shd w:fill="F8FAFC" w:val="clear"/>
             <w:tcMar>
-              <w:top w:type="dxa" w:w="80"/>
-              <w:left w:type="dxa" w:w="100"/>
-              <w:bottom w:type="dxa" w:w="80"/>
-              <w:right w:type="dxa" w:w="100"/>
-            </w:tcMar>
-          </w:tcPr>
-          <w:p>
-            <w:r>
-              <w:rPr>
-                <w:b w:val="false"/>
-                <w:bCs w:val="false"/>
-                <w:color w:val="1E293B"/>
-                <w:sz w:val="14"/>
-                <w:szCs w:val="14"/>
-              </w:rPr>
-              <w:t xml:space="preserve">High Match</w:t>
-            </w:r>
-          </w:p>
-        </w:tc>
-        <w:tc>
-          <w:tcPr>
-            <w:tcW w:type="pct" w:w="900"/>
-            <w:tcBorders>
-              <w:top w:val="single" w:color="CBD5E1" w:sz="4"/>
-              <w:left w:val="single" w:color="CBD5E1" w:sz="4"/>
-              <w:bottom w:val="single" w:color="CBD5E1" w:sz="4"/>
-              <w:right w:val="single" w:color="CBD5E1" w:sz="4"/>
-            </w:tcBorders>
-            <w:shd w:fill="F8FAFC" w:val="clear"/>
-            <w:tcMar>
-              <w:top w:type="dxa" w:w="80"/>
-              <w:left w:type="dxa" w:w="100"/>
-              <w:bottom w:type="dxa" w:w="80"/>
-              <w:right w:type="dxa" w:w="100"/>
-            </w:tcMar>
-          </w:tcPr>
-          <w:p>
-            <w:r>
-              <w:rPr>
-                <w:b w:val="false"/>
-                <w:bCs w:val="false"/>
-                <w:color w:val="1E293B"/>
-                <w:sz w:val="14"/>
-                <w:szCs w:val="14"/>
-              </w:rPr>
-              <w:t xml:space="preserve">Distinguishes key operational signatories from general staff.</w:t>
+              <w:top w:type="dxa" w:w="70"/>
+              <w:left w:type="dxa" w:w="80"/>
+              <w:bottom w:type="dxa" w:w="70"/>
+              <w:right w:type="dxa" w:w="80"/>
+            </w:tcMar>
+          </w:tcPr>
+          <w:p>
+            <w:r>
+              <w:rPr>
+                <w:b w:val="false"/>
+                <w:bCs w:val="false"/>
+                <w:color w:val="1E293B"/>
+                <w:sz w:val="14"/>
+                <w:szCs w:val="14"/>
+              </w:rPr>
+              <w:t xml:space="preserve">Primary Decision Maker / High Match</w:t>
+            </w:r>
+          </w:p>
+        </w:tc>
+        <w:tc>
+          <w:tcPr>
+            <w:tcW w:type="pct" w:w="1000"/>
+            <w:tcBorders>
+              <w:top w:val="single" w:color="CBD5E1" w:sz="4"/>
+              <w:left w:val="single" w:color="CBD5E1" w:sz="4"/>
+              <w:bottom w:val="single" w:color="CBD5E1" w:sz="4"/>
+              <w:right w:val="single" w:color="CBD5E1" w:sz="4"/>
+            </w:tcBorders>
+            <w:shd w:fill="F8FAFC" w:val="clear"/>
+            <w:tcMar>
+              <w:top w:type="dxa" w:w="70"/>
+              <w:left w:type="dxa" w:w="80"/>
+              <w:bottom w:type="dxa" w:w="70"/>
+              <w:right w:type="dxa" w:w="80"/>
+            </w:tcMar>
+          </w:tcPr>
+          <w:p>
+            <w:r>
+              <w:rPr>
+                <w:b w:val="false"/>
+                <w:bCs w:val="false"/>
+                <w:color w:val="1E293B"/>
+                <w:sz w:val="14"/>
+                <w:szCs w:val="14"/>
+              </w:rPr>
+              <w:t xml:space="preserve">Prioritizes operational signatories over administrative staff.</w:t>
             </w:r>
           </w:p>
         </w:tc>
@@ -1443,19 +1867,19 @@
       <w:tr>
         <w:tc>
           <w:tcPr>
-            <w:tcW w:type="pct" w:w="200"/>
-            <w:tcBorders>
-              <w:top w:val="single" w:color="CBD5E1" w:sz="4"/>
-              <w:left w:val="single" w:color="CBD5E1" w:sz="4"/>
-              <w:bottom w:val="single" w:color="CBD5E1" w:sz="4"/>
-              <w:right w:val="single" w:color="CBD5E1" w:sz="4"/>
-            </w:tcBorders>
-            <w:shd w:fill="FFFFFF" w:val="clear"/>
-            <w:tcMar>
-              <w:top w:type="dxa" w:w="80"/>
-              <w:left w:type="dxa" w:w="100"/>
-              <w:bottom w:type="dxa" w:w="80"/>
-              <w:right w:type="dxa" w:w="100"/>
+            <w:tcW w:type="pct" w:w="250"/>
+            <w:tcBorders>
+              <w:top w:val="single" w:color="CBD5E1" w:sz="4"/>
+              <w:left w:val="single" w:color="CBD5E1" w:sz="4"/>
+              <w:bottom w:val="single" w:color="CBD5E1" w:sz="4"/>
+              <w:right w:val="single" w:color="CBD5E1" w:sz="4"/>
+            </w:tcBorders>
+            <w:shd w:fill="FFFFFF" w:val="clear"/>
+            <w:tcMar>
+              <w:top w:type="dxa" w:w="70"/>
+              <w:left w:type="dxa" w:w="80"/>
+              <w:bottom w:type="dxa" w:w="70"/>
+              <w:right w:type="dxa" w:w="80"/>
             </w:tcMar>
           </w:tcPr>
           <w:p>
@@ -1464,8 +1888,8 @@
                 <w:b/>
                 <w:bCs/>
                 <w:color w:val="1E293B"/>
-                <w:sz w:val="15"/>
-                <w:szCs w:val="15"/>
+                <w:sz w:val="14"/>
+                <w:szCs w:val="14"/>
               </w:rPr>
               <w:t xml:space="preserve">5</w:t>
             </w:r>
@@ -1473,19 +1897,19 @@
         </w:tc>
         <w:tc>
           <w:tcPr>
-            <w:tcW w:type="pct" w:w="900"/>
-            <w:tcBorders>
-              <w:top w:val="single" w:color="CBD5E1" w:sz="4"/>
-              <w:left w:val="single" w:color="CBD5E1" w:sz="4"/>
-              <w:bottom w:val="single" w:color="CBD5E1" w:sz="4"/>
-              <w:right w:val="single" w:color="CBD5E1" w:sz="4"/>
-            </w:tcBorders>
-            <w:shd w:fill="FFFFFF" w:val="clear"/>
-            <w:tcMar>
-              <w:top w:type="dxa" w:w="80"/>
-              <w:left w:type="dxa" w:w="100"/>
-              <w:bottom w:type="dxa" w:w="80"/>
-              <w:right w:type="dxa" w:w="100"/>
+            <w:tcW w:type="pct" w:w="800"/>
+            <w:tcBorders>
+              <w:top w:val="single" w:color="CBD5E1" w:sz="4"/>
+              <w:left w:val="single" w:color="CBD5E1" w:sz="4"/>
+              <w:bottom w:val="single" w:color="CBD5E1" w:sz="4"/>
+              <w:right w:val="single" w:color="CBD5E1" w:sz="4"/>
+            </w:tcBorders>
+            <w:shd w:fill="FFFFFF" w:val="clear"/>
+            <w:tcMar>
+              <w:top w:type="dxa" w:w="70"/>
+              <w:left w:type="dxa" w:w="80"/>
+              <w:bottom w:type="dxa" w:w="70"/>
+              <w:right w:type="dxa" w:w="80"/>
             </w:tcMar>
           </w:tcPr>
           <w:p>
@@ -1494,10 +1918,10 @@
                 <w:b/>
                 <w:bCs/>
                 <w:color w:val="1E293B"/>
-                <w:sz w:val="15"/>
-                <w:szCs w:val="15"/>
-              </w:rPr>
-              <w:t xml:space="preserve">Suggested Call Opener</w:t>
+                <w:sz w:val="14"/>
+                <w:szCs w:val="14"/>
+              </w:rPr>
+              <w:t xml:space="preserve">LinkedIn Direct URL</w:t>
             </w:r>
           </w:p>
         </w:tc>
@@ -1512,40 +1936,40 @@
             </w:tcBorders>
             <w:shd w:fill="FFFFFF" w:val="clear"/>
             <w:tcMar>
-              <w:top w:type="dxa" w:w="80"/>
-              <w:left w:type="dxa" w:w="100"/>
-              <w:bottom w:type="dxa" w:w="80"/>
-              <w:right w:type="dxa" w:w="100"/>
-            </w:tcMar>
-          </w:tcPr>
-          <w:p>
-            <w:r>
-              <w:rPr>
-                <w:b w:val="false"/>
-                <w:bCs w:val="false"/>
-                <w:color w:val="1E293B"/>
-                <w:sz w:val="14"/>
-                <w:szCs w:val="14"/>
-              </w:rPr>
-              <w:t xml:space="preserve">Synthesized Overview</w:t>
-            </w:r>
-          </w:p>
-        </w:tc>
-        <w:tc>
-          <w:tcPr>
-            <w:tcW w:type="pct" w:w="900"/>
-            <w:tcBorders>
-              <w:top w:val="single" w:color="CBD5E1" w:sz="4"/>
-              <w:left w:val="single" w:color="CBD5E1" w:sz="4"/>
-              <w:bottom w:val="single" w:color="CBD5E1" w:sz="4"/>
-              <w:right w:val="single" w:color="CBD5E1" w:sz="4"/>
-            </w:tcBorders>
-            <w:shd w:fill="FFFFFF" w:val="clear"/>
-            <w:tcMar>
-              <w:top w:type="dxa" w:w="80"/>
-              <w:left w:type="dxa" w:w="100"/>
-              <w:bottom w:type="dxa" w:w="80"/>
-              <w:right w:type="dxa" w:w="100"/>
+              <w:top w:type="dxa" w:w="70"/>
+              <w:left w:type="dxa" w:w="80"/>
+              <w:bottom w:type="dxa" w:w="70"/>
+              <w:right w:type="dxa" w:w="80"/>
+            </w:tcMar>
+          </w:tcPr>
+          <w:p>
+            <w:r>
+              <w:rPr>
+                <w:b w:val="false"/>
+                <w:bCs w:val="false"/>
+                <w:color w:val="1E293B"/>
+                <w:sz w:val="14"/>
+                <w:szCs w:val="14"/>
+              </w:rPr>
+              <w:t xml:space="preserve">Overview &amp; Decision Makers</w:t>
+            </w:r>
+          </w:p>
+        </w:tc>
+        <w:tc>
+          <w:tcPr>
+            <w:tcW w:type="pct" w:w="850"/>
+            <w:tcBorders>
+              <w:top w:val="single" w:color="CBD5E1" w:sz="4"/>
+              <w:left w:val="single" w:color="CBD5E1" w:sz="4"/>
+              <w:bottom w:val="single" w:color="CBD5E1" w:sz="4"/>
+              <w:right w:val="single" w:color="CBD5E1" w:sz="4"/>
+            </w:tcBorders>
+            <w:shd w:fill="FFFFFF" w:val="clear"/>
+            <w:tcMar>
+              <w:top w:type="dxa" w:w="70"/>
+              <w:left w:type="dxa" w:w="80"/>
+              <w:bottom w:type="dxa" w:w="70"/>
+              <w:right w:type="dxa" w:w="80"/>
             </w:tcMar>
           </w:tcPr>
           <w:p>
@@ -1557,7 +1981,7 @@
                 <w:sz w:val="13"/>
                 <w:szCs w:val="13"/>
               </w:rPr>
-              <w:t xml:space="preserve">agentReachDossier.enrichment.suggestedOpener</w:t>
+              <w:t xml:space="preserve">candidate.linkedinUrl</w:t>
             </w:r>
           </w:p>
         </w:tc>
@@ -1572,22 +1996,22 @@
             </w:tcBorders>
             <w:shd w:fill="FFFFFF" w:val="clear"/>
             <w:tcMar>
-              <w:top w:type="dxa" w:w="80"/>
-              <w:left w:type="dxa" w:w="100"/>
-              <w:bottom w:type="dxa" w:w="80"/>
-              <w:right w:type="dxa" w:w="100"/>
-            </w:tcMar>
-          </w:tcPr>
-          <w:p>
-            <w:r>
-              <w:rPr>
-                <w:b w:val="false"/>
-                <w:bCs w:val="false"/>
-                <w:color w:val="1E293B"/>
-                <w:sz w:val="14"/>
-                <w:szCs w:val="14"/>
-              </w:rPr>
-              <w:t xml:space="preserve">Gemini Synthesis</w:t>
+              <w:top w:type="dxa" w:w="70"/>
+              <w:left w:type="dxa" w:w="80"/>
+              <w:bottom w:type="dxa" w:w="70"/>
+              <w:right w:type="dxa" w:w="80"/>
+            </w:tcMar>
+          </w:tcPr>
+          <w:p>
+            <w:r>
+              <w:rPr>
+                <w:b w:val="false"/>
+                <w:bCs w:val="false"/>
+                <w:color w:val="1E293B"/>
+                <w:sz w:val="14"/>
+                <w:szCs w:val="14"/>
+              </w:rPr>
+              <w:t xml:space="preserve">LinkedIn Index</w:t>
             </w:r>
           </w:p>
         </w:tc>
@@ -1602,52 +2026,52 @@
             </w:tcBorders>
             <w:shd w:fill="FFFFFF" w:val="clear"/>
             <w:tcMar>
-              <w:top w:type="dxa" w:w="80"/>
-              <w:left w:type="dxa" w:w="100"/>
-              <w:bottom w:type="dxa" w:w="80"/>
-              <w:right w:type="dxa" w:w="100"/>
-            </w:tcMar>
-          </w:tcPr>
-          <w:p>
-            <w:r>
-              <w:rPr>
-                <w:b w:val="false"/>
-                <w:bCs w:val="false"/>
-                <w:color w:val="1E293B"/>
-                <w:sz w:val="14"/>
-                <w:szCs w:val="14"/>
-              </w:rPr>
-              <w:t xml:space="preserve">Personalized pitch mentioning carrier &amp; cutoff</w:t>
-            </w:r>
-          </w:p>
-        </w:tc>
-        <w:tc>
-          <w:tcPr>
-            <w:tcW w:type="pct" w:w="900"/>
-            <w:tcBorders>
-              <w:top w:val="single" w:color="CBD5E1" w:sz="4"/>
-              <w:left w:val="single" w:color="CBD5E1" w:sz="4"/>
-              <w:bottom w:val="single" w:color="CBD5E1" w:sz="4"/>
-              <w:right w:val="single" w:color="CBD5E1" w:sz="4"/>
-            </w:tcBorders>
-            <w:shd w:fill="FFFFFF" w:val="clear"/>
-            <w:tcMar>
-              <w:top w:type="dxa" w:w="80"/>
-              <w:left w:type="dxa" w:w="100"/>
-              <w:bottom w:type="dxa" w:w="80"/>
-              <w:right w:type="dxa" w:w="100"/>
-            </w:tcMar>
-          </w:tcPr>
-          <w:p>
-            <w:r>
-              <w:rPr>
-                <w:b w:val="false"/>
-                <w:bCs w:val="false"/>
-                <w:color w:val="1E293B"/>
-                <w:sz w:val="14"/>
-                <w:szCs w:val="14"/>
-              </w:rPr>
-              <w:t xml:space="preserve">High-credibility conversation hook tailored to shipping setup.</w:t>
+              <w:top w:type="dxa" w:w="70"/>
+              <w:left w:type="dxa" w:w="80"/>
+              <w:bottom w:type="dxa" w:w="70"/>
+              <w:right w:type="dxa" w:w="80"/>
+            </w:tcMar>
+          </w:tcPr>
+          <w:p>
+            <w:r>
+              <w:rPr>
+                <w:b w:val="false"/>
+                <w:bCs w:val="false"/>
+                <w:color w:val="1E293B"/>
+                <w:sz w:val="14"/>
+                <w:szCs w:val="14"/>
+              </w:rPr>
+              <w:t xml:space="preserve">linkedin.com/in/...</w:t>
+            </w:r>
+          </w:p>
+        </w:tc>
+        <w:tc>
+          <w:tcPr>
+            <w:tcW w:type="pct" w:w="1000"/>
+            <w:tcBorders>
+              <w:top w:val="single" w:color="CBD5E1" w:sz="4"/>
+              <w:left w:val="single" w:color="CBD5E1" w:sz="4"/>
+              <w:bottom w:val="single" w:color="CBD5E1" w:sz="4"/>
+              <w:right w:val="single" w:color="CBD5E1" w:sz="4"/>
+            </w:tcBorders>
+            <w:shd w:fill="FFFFFF" w:val="clear"/>
+            <w:tcMar>
+              <w:top w:type="dxa" w:w="70"/>
+              <w:left w:type="dxa" w:w="80"/>
+              <w:bottom w:type="dxa" w:w="70"/>
+              <w:right w:type="dxa" w:w="80"/>
+            </w:tcMar>
+          </w:tcPr>
+          <w:p>
+            <w:r>
+              <w:rPr>
+                <w:b w:val="false"/>
+                <w:bCs w:val="false"/>
+                <w:color w:val="1E293B"/>
+                <w:sz w:val="14"/>
+                <w:szCs w:val="14"/>
+              </w:rPr>
+              <w:t xml:space="preserve">1-click external link to view employment background and mutuals.</w:t>
             </w:r>
           </w:p>
         </w:tc>
@@ -1655,19 +2079,19 @@
       <w:tr>
         <w:tc>
           <w:tcPr>
-            <w:tcW w:type="pct" w:w="200"/>
-            <w:tcBorders>
-              <w:top w:val="single" w:color="CBD5E1" w:sz="4"/>
-              <w:left w:val="single" w:color="CBD5E1" w:sz="4"/>
-              <w:bottom w:val="single" w:color="CBD5E1" w:sz="4"/>
-              <w:right w:val="single" w:color="CBD5E1" w:sz="4"/>
-            </w:tcBorders>
-            <w:shd w:fill="F8FAFC" w:val="clear"/>
-            <w:tcMar>
-              <w:top w:type="dxa" w:w="80"/>
-              <w:left w:type="dxa" w:w="100"/>
-              <w:bottom w:type="dxa" w:w="80"/>
-              <w:right w:type="dxa" w:w="100"/>
+            <w:tcW w:type="pct" w:w="250"/>
+            <w:tcBorders>
+              <w:top w:val="single" w:color="CBD5E1" w:sz="4"/>
+              <w:left w:val="single" w:color="CBD5E1" w:sz="4"/>
+              <w:bottom w:val="single" w:color="CBD5E1" w:sz="4"/>
+              <w:right w:val="single" w:color="CBD5E1" w:sz="4"/>
+            </w:tcBorders>
+            <w:shd w:fill="F8FAFC" w:val="clear"/>
+            <w:tcMar>
+              <w:top w:type="dxa" w:w="70"/>
+              <w:left w:type="dxa" w:w="80"/>
+              <w:bottom w:type="dxa" w:w="70"/>
+              <w:right w:type="dxa" w:w="80"/>
             </w:tcMar>
           </w:tcPr>
           <w:p>
@@ -1676,8 +2100,8 @@
                 <w:b/>
                 <w:bCs/>
                 <w:color w:val="1E293B"/>
-                <w:sz w:val="15"/>
-                <w:szCs w:val="15"/>
+                <w:sz w:val="14"/>
+                <w:szCs w:val="14"/>
               </w:rPr>
               <w:t xml:space="preserve">6</w:t>
             </w:r>
@@ -1685,19 +2109,19 @@
         </w:tc>
         <w:tc>
           <w:tcPr>
-            <w:tcW w:type="pct" w:w="900"/>
-            <w:tcBorders>
-              <w:top w:val="single" w:color="CBD5E1" w:sz="4"/>
-              <w:left w:val="single" w:color="CBD5E1" w:sz="4"/>
-              <w:bottom w:val="single" w:color="CBD5E1" w:sz="4"/>
-              <w:right w:val="single" w:color="CBD5E1" w:sz="4"/>
-            </w:tcBorders>
-            <w:shd w:fill="F8FAFC" w:val="clear"/>
-            <w:tcMar>
-              <w:top w:type="dxa" w:w="80"/>
-              <w:left w:type="dxa" w:w="100"/>
-              <w:bottom w:type="dxa" w:w="80"/>
-              <w:right w:type="dxa" w:w="100"/>
+            <w:tcW w:type="pct" w:w="800"/>
+            <w:tcBorders>
+              <w:top w:val="single" w:color="CBD5E1" w:sz="4"/>
+              <w:left w:val="single" w:color="CBD5E1" w:sz="4"/>
+              <w:bottom w:val="single" w:color="CBD5E1" w:sz="4"/>
+              <w:right w:val="single" w:color="CBD5E1" w:sz="4"/>
+            </w:tcBorders>
+            <w:shd w:fill="F8FAFC" w:val="clear"/>
+            <w:tcMar>
+              <w:top w:type="dxa" w:w="70"/>
+              <w:left w:type="dxa" w:w="80"/>
+              <w:bottom w:type="dxa" w:w="70"/>
+              <w:right w:type="dxa" w:w="80"/>
             </w:tcMar>
           </w:tcPr>
           <w:p>
@@ -1706,10 +2130,10 @@
                 <w:b/>
                 <w:bCs/>
                 <w:color w:val="1E293B"/>
-                <w:sz w:val="15"/>
-                <w:szCs w:val="15"/>
-              </w:rPr>
-              <w:t xml:space="preserve">Sales Talking Points</w:t>
+                <w:sz w:val="14"/>
+                <w:szCs w:val="14"/>
+              </w:rPr>
+              <w:t xml:space="preserve">Suggested Call Opener</w:t>
             </w:r>
           </w:p>
         </w:tc>
@@ -1724,40 +2148,40 @@
             </w:tcBorders>
             <w:shd w:fill="F8FAFC" w:val="clear"/>
             <w:tcMar>
-              <w:top w:type="dxa" w:w="80"/>
-              <w:left w:type="dxa" w:w="100"/>
-              <w:bottom w:type="dxa" w:w="80"/>
-              <w:right w:type="dxa" w:w="100"/>
-            </w:tcMar>
-          </w:tcPr>
-          <w:p>
-            <w:r>
-              <w:rPr>
-                <w:b w:val="false"/>
-                <w:bCs w:val="false"/>
-                <w:color w:val="1E293B"/>
-                <w:sz w:val="14"/>
-                <w:szCs w:val="14"/>
-              </w:rPr>
-              <w:t xml:space="preserve">Overview &amp; Agent Reach</w:t>
-            </w:r>
-          </w:p>
-        </w:tc>
-        <w:tc>
-          <w:tcPr>
-            <w:tcW w:type="pct" w:w="900"/>
-            <w:tcBorders>
-              <w:top w:val="single" w:color="CBD5E1" w:sz="4"/>
-              <w:left w:val="single" w:color="CBD5E1" w:sz="4"/>
-              <w:bottom w:val="single" w:color="CBD5E1" w:sz="4"/>
-              <w:right w:val="single" w:color="CBD5E1" w:sz="4"/>
-            </w:tcBorders>
-            <w:shd w:fill="F8FAFC" w:val="clear"/>
-            <w:tcMar>
-              <w:top w:type="dxa" w:w="80"/>
-              <w:left w:type="dxa" w:w="100"/>
-              <w:bottom w:type="dxa" w:w="80"/>
-              <w:right w:type="dxa" w:w="100"/>
+              <w:top w:type="dxa" w:w="70"/>
+              <w:left w:type="dxa" w:w="80"/>
+              <w:bottom w:type="dxa" w:w="70"/>
+              <w:right w:type="dxa" w:w="80"/>
+            </w:tcMar>
+          </w:tcPr>
+          <w:p>
+            <w:r>
+              <w:rPr>
+                <w:b w:val="false"/>
+                <w:bCs w:val="false"/>
+                <w:color w:val="1E293B"/>
+                <w:sz w:val="14"/>
+                <w:szCs w:val="14"/>
+              </w:rPr>
+              <w:t xml:space="preserve">Synthesized Overview</w:t>
+            </w:r>
+          </w:p>
+        </w:tc>
+        <w:tc>
+          <w:tcPr>
+            <w:tcW w:type="pct" w:w="850"/>
+            <w:tcBorders>
+              <w:top w:val="single" w:color="CBD5E1" w:sz="4"/>
+              <w:left w:val="single" w:color="CBD5E1" w:sz="4"/>
+              <w:bottom w:val="single" w:color="CBD5E1" w:sz="4"/>
+              <w:right w:val="single" w:color="CBD5E1" w:sz="4"/>
+            </w:tcBorders>
+            <w:shd w:fill="F8FAFC" w:val="clear"/>
+            <w:tcMar>
+              <w:top w:type="dxa" w:w="70"/>
+              <w:left w:type="dxa" w:w="80"/>
+              <w:bottom w:type="dxa" w:w="70"/>
+              <w:right w:type="dxa" w:w="80"/>
             </w:tcMar>
           </w:tcPr>
           <w:p>
@@ -1769,7 +2193,7 @@
                 <w:sz w:val="13"/>
                 <w:szCs w:val="13"/>
               </w:rPr>
-              <w:t xml:space="preserve">agentReachDossier.enrichment.talkingPoints</w:t>
+              <w:t xml:space="preserve">agentReachDossier.enrichment.suggestedOpener</w:t>
             </w:r>
           </w:p>
         </w:tc>
@@ -1784,10 +2208,10 @@
             </w:tcBorders>
             <w:shd w:fill="F8FAFC" w:val="clear"/>
             <w:tcMar>
-              <w:top w:type="dxa" w:w="80"/>
-              <w:left w:type="dxa" w:w="100"/>
-              <w:bottom w:type="dxa" w:w="80"/>
-              <w:right w:type="dxa" w:w="100"/>
+              <w:top w:type="dxa" w:w="70"/>
+              <w:left w:type="dxa" w:w="80"/>
+              <w:bottom w:type="dxa" w:w="70"/>
+              <w:right w:type="dxa" w:w="80"/>
             </w:tcMar>
           </w:tcPr>
           <w:p>
@@ -1814,52 +2238,52 @@
             </w:tcBorders>
             <w:shd w:fill="F8FAFC" w:val="clear"/>
             <w:tcMar>
-              <w:top w:type="dxa" w:w="80"/>
-              <w:left w:type="dxa" w:w="100"/>
-              <w:bottom w:type="dxa" w:w="80"/>
-              <w:right w:type="dxa" w:w="100"/>
-            </w:tcMar>
-          </w:tcPr>
-          <w:p>
-            <w:r>
-              <w:rPr>
-                <w:b w:val="false"/>
-                <w:bCs w:val="false"/>
-                <w:color w:val="1E293B"/>
-                <w:sz w:val="14"/>
-                <w:szCs w:val="14"/>
-              </w:rPr>
-              <w:t xml:space="preserve">3-4 tailored commercial hooks</w:t>
-            </w:r>
-          </w:p>
-        </w:tc>
-        <w:tc>
-          <w:tcPr>
-            <w:tcW w:type="pct" w:w="900"/>
-            <w:tcBorders>
-              <w:top w:val="single" w:color="CBD5E1" w:sz="4"/>
-              <w:left w:val="single" w:color="CBD5E1" w:sz="4"/>
-              <w:bottom w:val="single" w:color="CBD5E1" w:sz="4"/>
-              <w:right w:val="single" w:color="CBD5E1" w:sz="4"/>
-            </w:tcBorders>
-            <w:shd w:fill="F8FAFC" w:val="clear"/>
-            <w:tcMar>
-              <w:top w:type="dxa" w:w="80"/>
-              <w:left w:type="dxa" w:w="100"/>
-              <w:bottom w:type="dxa" w:w="80"/>
-              <w:right w:type="dxa" w:w="100"/>
-            </w:tcMar>
-          </w:tcPr>
-          <w:p>
-            <w:r>
-              <w:rPr>
-                <w:b w:val="false"/>
-                <w:bCs w:val="false"/>
-                <w:color w:val="1E293B"/>
-                <w:sz w:val="14"/>
-                <w:szCs w:val="14"/>
-              </w:rPr>
-              <w:t xml:space="preserve">Concrete value propositions for MailPlus driver pickups &amp; satchels.</w:t>
+              <w:top w:type="dxa" w:w="70"/>
+              <w:left w:type="dxa" w:w="80"/>
+              <w:bottom w:type="dxa" w:w="70"/>
+              <w:right w:type="dxa" w:w="80"/>
+            </w:tcMar>
+          </w:tcPr>
+          <w:p>
+            <w:r>
+              <w:rPr>
+                <w:b w:val="false"/>
+                <w:bCs w:val="false"/>
+                <w:color w:val="1E293B"/>
+                <w:sz w:val="14"/>
+                <w:szCs w:val="14"/>
+              </w:rPr>
+              <w:t xml:space="preserve">Personalized pitch mentioning 9 sites &amp; daily parcel pickup</w:t>
+            </w:r>
+          </w:p>
+        </w:tc>
+        <w:tc>
+          <w:tcPr>
+            <w:tcW w:type="pct" w:w="1000"/>
+            <w:tcBorders>
+              <w:top w:val="single" w:color="CBD5E1" w:sz="4"/>
+              <w:left w:val="single" w:color="CBD5E1" w:sz="4"/>
+              <w:bottom w:val="single" w:color="CBD5E1" w:sz="4"/>
+              <w:right w:val="single" w:color="CBD5E1" w:sz="4"/>
+            </w:tcBorders>
+            <w:shd w:fill="F8FAFC" w:val="clear"/>
+            <w:tcMar>
+              <w:top w:type="dxa" w:w="70"/>
+              <w:left w:type="dxa" w:w="80"/>
+              <w:bottom w:type="dxa" w:w="70"/>
+              <w:right w:type="dxa" w:w="80"/>
+            </w:tcMar>
+          </w:tcPr>
+          <w:p>
+            <w:r>
+              <w:rPr>
+                <w:b w:val="false"/>
+                <w:bCs w:val="false"/>
+                <w:color w:val="1E293B"/>
+                <w:sz w:val="14"/>
+                <w:szCs w:val="14"/>
+              </w:rPr>
+              <w:t xml:space="preserve">High-credibility conversation hook tailored to shipping setup.</w:t>
             </w:r>
           </w:p>
         </w:tc>
@@ -1867,19 +2291,19 @@
       <w:tr>
         <w:tc>
           <w:tcPr>
-            <w:tcW w:type="pct" w:w="200"/>
-            <w:tcBorders>
-              <w:top w:val="single" w:color="CBD5E1" w:sz="4"/>
-              <w:left w:val="single" w:color="CBD5E1" w:sz="4"/>
-              <w:bottom w:val="single" w:color="CBD5E1" w:sz="4"/>
-              <w:right w:val="single" w:color="CBD5E1" w:sz="4"/>
-            </w:tcBorders>
-            <w:shd w:fill="FFFFFF" w:val="clear"/>
-            <w:tcMar>
-              <w:top w:type="dxa" w:w="80"/>
-              <w:left w:type="dxa" w:w="100"/>
-              <w:bottom w:type="dxa" w:w="80"/>
-              <w:right w:type="dxa" w:w="100"/>
+            <w:tcW w:type="pct" w:w="250"/>
+            <w:tcBorders>
+              <w:top w:val="single" w:color="CBD5E1" w:sz="4"/>
+              <w:left w:val="single" w:color="CBD5E1" w:sz="4"/>
+              <w:bottom w:val="single" w:color="CBD5E1" w:sz="4"/>
+              <w:right w:val="single" w:color="CBD5E1" w:sz="4"/>
+            </w:tcBorders>
+            <w:shd w:fill="FFFFFF" w:val="clear"/>
+            <w:tcMar>
+              <w:top w:type="dxa" w:w="70"/>
+              <w:left w:type="dxa" w:w="80"/>
+              <w:bottom w:type="dxa" w:w="70"/>
+              <w:right w:type="dxa" w:w="80"/>
             </w:tcMar>
           </w:tcPr>
           <w:p>
@@ -1888,8 +2312,8 @@
                 <w:b/>
                 <w:bCs/>
                 <w:color w:val="1E293B"/>
-                <w:sz w:val="15"/>
-                <w:szCs w:val="15"/>
+                <w:sz w:val="14"/>
+                <w:szCs w:val="14"/>
               </w:rPr>
               <w:t xml:space="preserve">7</w:t>
             </w:r>
@@ -1897,19 +2321,19 @@
         </w:tc>
         <w:tc>
           <w:tcPr>
-            <w:tcW w:type="pct" w:w="900"/>
-            <w:tcBorders>
-              <w:top w:val="single" w:color="CBD5E1" w:sz="4"/>
-              <w:left w:val="single" w:color="CBD5E1" w:sz="4"/>
-              <w:bottom w:val="single" w:color="CBD5E1" w:sz="4"/>
-              <w:right w:val="single" w:color="CBD5E1" w:sz="4"/>
-            </w:tcBorders>
-            <w:shd w:fill="FFFFFF" w:val="clear"/>
-            <w:tcMar>
-              <w:top w:type="dxa" w:w="80"/>
-              <w:left w:type="dxa" w:w="100"/>
-              <w:bottom w:type="dxa" w:w="80"/>
-              <w:right w:type="dxa" w:w="100"/>
+            <w:tcW w:type="pct" w:w="800"/>
+            <w:tcBorders>
+              <w:top w:val="single" w:color="CBD5E1" w:sz="4"/>
+              <w:left w:val="single" w:color="CBD5E1" w:sz="4"/>
+              <w:bottom w:val="single" w:color="CBD5E1" w:sz="4"/>
+              <w:right w:val="single" w:color="CBD5E1" w:sz="4"/>
+            </w:tcBorders>
+            <w:shd w:fill="FFFFFF" w:val="clear"/>
+            <w:tcMar>
+              <w:top w:type="dxa" w:w="70"/>
+              <w:left w:type="dxa" w:w="80"/>
+              <w:bottom w:type="dxa" w:w="70"/>
+              <w:right w:type="dxa" w:w="80"/>
             </w:tcMar>
           </w:tcPr>
           <w:p>
@@ -1918,10 +2342,10 @@
                 <w:b/>
                 <w:bCs/>
                 <w:color w:val="1E293B"/>
-                <w:sz w:val="15"/>
-                <w:szCs w:val="15"/>
-              </w:rPr>
-              <w:t xml:space="preserve">Social Proof Match</w:t>
+                <w:sz w:val="14"/>
+                <w:szCs w:val="14"/>
+              </w:rPr>
+              <w:t xml:space="preserve">Suggested Product</w:t>
             </w:r>
           </w:p>
         </w:tc>
@@ -1936,10 +2360,10 @@
             </w:tcBorders>
             <w:shd w:fill="FFFFFF" w:val="clear"/>
             <w:tcMar>
-              <w:top w:type="dxa" w:w="80"/>
-              <w:left w:type="dxa" w:w="100"/>
-              <w:bottom w:type="dxa" w:w="80"/>
-              <w:right w:type="dxa" w:w="100"/>
+              <w:top w:type="dxa" w:w="70"/>
+              <w:left w:type="dxa" w:w="80"/>
+              <w:bottom w:type="dxa" w:w="70"/>
+              <w:right w:type="dxa" w:w="80"/>
             </w:tcMar>
           </w:tcPr>
           <w:p>
@@ -1957,19 +2381,19 @@
         </w:tc>
         <w:tc>
           <w:tcPr>
-            <w:tcW w:type="pct" w:w="900"/>
-            <w:tcBorders>
-              <w:top w:val="single" w:color="CBD5E1" w:sz="4"/>
-              <w:left w:val="single" w:color="CBD5E1" w:sz="4"/>
-              <w:bottom w:val="single" w:color="CBD5E1" w:sz="4"/>
-              <w:right w:val="single" w:color="CBD5E1" w:sz="4"/>
-            </w:tcBorders>
-            <w:shd w:fill="FFFFFF" w:val="clear"/>
-            <w:tcMar>
-              <w:top w:type="dxa" w:w="80"/>
-              <w:left w:type="dxa" w:w="100"/>
-              <w:bottom w:type="dxa" w:w="80"/>
-              <w:right w:type="dxa" w:w="100"/>
+            <w:tcW w:type="pct" w:w="850"/>
+            <w:tcBorders>
+              <w:top w:val="single" w:color="CBD5E1" w:sz="4"/>
+              <w:left w:val="single" w:color="CBD5E1" w:sz="4"/>
+              <w:bottom w:val="single" w:color="CBD5E1" w:sz="4"/>
+              <w:right w:val="single" w:color="CBD5E1" w:sz="4"/>
+            </w:tcBorders>
+            <w:shd w:fill="FFFFFF" w:val="clear"/>
+            <w:tcMar>
+              <w:top w:type="dxa" w:w="70"/>
+              <w:left w:type="dxa" w:w="80"/>
+              <w:bottom w:type="dxa" w:w="70"/>
+              <w:right w:type="dxa" w:w="80"/>
             </w:tcMar>
           </w:tcPr>
           <w:p>
@@ -1981,7 +2405,7 @@
                 <w:sz w:val="13"/>
                 <w:szCs w:val="13"/>
               </w:rPr>
-              <w:t xml:space="preserve">similarCustomers</w:t>
+              <w:t xml:space="preserve">discoveryData.suggestedProduct</w:t>
             </w:r>
           </w:p>
         </w:tc>
@@ -1996,22 +2420,22 @@
             </w:tcBorders>
             <w:shd w:fill="FFFFFF" w:val="clear"/>
             <w:tcMar>
-              <w:top w:type="dxa" w:w="80"/>
-              <w:left w:type="dxa" w:w="100"/>
-              <w:bottom w:type="dxa" w:w="80"/>
-              <w:right w:type="dxa" w:w="100"/>
-            </w:tcMar>
-          </w:tcPr>
-          <w:p>
-            <w:r>
-              <w:rPr>
-                <w:b w:val="false"/>
-                <w:bCs w:val="false"/>
-                <w:color w:val="1E293B"/>
-                <w:sz w:val="14"/>
-                <w:szCs w:val="14"/>
-              </w:rPr>
-              <w:t xml:space="preserve">CRM Matcher</w:t>
+              <w:top w:type="dxa" w:w="70"/>
+              <w:left w:type="dxa" w:w="80"/>
+              <w:bottom w:type="dxa" w:w="70"/>
+              <w:right w:type="dxa" w:w="80"/>
+            </w:tcMar>
+          </w:tcPr>
+          <w:p>
+            <w:r>
+              <w:rPr>
+                <w:b w:val="false"/>
+                <w:bCs w:val="false"/>
+                <w:color w:val="1E293B"/>
+                <w:sz w:val="14"/>
+                <w:szCs w:val="14"/>
+              </w:rPr>
+              <w:t xml:space="preserve">Gemini Synthesis</w:t>
             </w:r>
           </w:p>
         </w:tc>
@@ -2026,52 +2450,52 @@
             </w:tcBorders>
             <w:shd w:fill="FFFFFF" w:val="clear"/>
             <w:tcMar>
-              <w:top w:type="dxa" w:w="80"/>
-              <w:left w:type="dxa" w:w="100"/>
-              <w:bottom w:type="dxa" w:w="80"/>
-              <w:right w:type="dxa" w:w="100"/>
-            </w:tcMar>
-          </w:tcPr>
-          <w:p>
-            <w:r>
-              <w:rPr>
-                <w:b w:val="false"/>
-                <w:bCs w:val="false"/>
-                <w:color w:val="1E293B"/>
-                <w:sz w:val="14"/>
-                <w:szCs w:val="14"/>
-              </w:rPr>
-              <w:t xml:space="preserve">4 signed clients in same industry/suburb</w:t>
-            </w:r>
-          </w:p>
-        </w:tc>
-        <w:tc>
-          <w:tcPr>
-            <w:tcW w:type="pct" w:w="900"/>
-            <w:tcBorders>
-              <w:top w:val="single" w:color="CBD5E1" w:sz="4"/>
-              <w:left w:val="single" w:color="CBD5E1" w:sz="4"/>
-              <w:bottom w:val="single" w:color="CBD5E1" w:sz="4"/>
-              <w:right w:val="single" w:color="CBD5E1" w:sz="4"/>
-            </w:tcBorders>
-            <w:shd w:fill="FFFFFF" w:val="clear"/>
-            <w:tcMar>
-              <w:top w:type="dxa" w:w="80"/>
-              <w:left w:type="dxa" w:w="100"/>
-              <w:bottom w:type="dxa" w:w="80"/>
-              <w:right w:type="dxa" w:w="100"/>
-            </w:tcMar>
-          </w:tcPr>
-          <w:p>
-            <w:r>
-              <w:rPr>
-                <w:b w:val="false"/>
-                <w:bCs w:val="false"/>
-                <w:color w:val="1E293B"/>
-                <w:sz w:val="14"/>
-                <w:szCs w:val="14"/>
-              </w:rPr>
-              <w:t xml:space="preserve">Enables reps to drop familiar local brand names during the call.</w:t>
+              <w:top w:type="dxa" w:w="70"/>
+              <w:left w:type="dxa" w:w="80"/>
+              <w:bottom w:type="dxa" w:w="70"/>
+              <w:right w:type="dxa" w:w="80"/>
+            </w:tcMar>
+          </w:tcPr>
+          <w:p>
+            <w:r>
+              <w:rPr>
+                <w:b w:val="false"/>
+                <w:bCs w:val="false"/>
+                <w:color w:val="1E293B"/>
+                <w:sz w:val="14"/>
+                <w:szCs w:val="14"/>
+              </w:rPr>
+              <w:t xml:space="preserve">Scheduled Daily Courier Pickup / Shipmate Express Parcels</w:t>
+            </w:r>
+          </w:p>
+        </w:tc>
+        <w:tc>
+          <w:tcPr>
+            <w:tcW w:type="pct" w:w="1000"/>
+            <w:tcBorders>
+              <w:top w:val="single" w:color="CBD5E1" w:sz="4"/>
+              <w:left w:val="single" w:color="CBD5E1" w:sz="4"/>
+              <w:bottom w:val="single" w:color="CBD5E1" w:sz="4"/>
+              <w:right w:val="single" w:color="CBD5E1" w:sz="4"/>
+            </w:tcBorders>
+            <w:shd w:fill="FFFFFF" w:val="clear"/>
+            <w:tcMar>
+              <w:top w:type="dxa" w:w="70"/>
+              <w:left w:type="dxa" w:w="80"/>
+              <w:bottom w:type="dxa" w:w="70"/>
+              <w:right w:type="dxa" w:w="80"/>
+            </w:tcMar>
+          </w:tcPr>
+          <w:p>
+            <w:r>
+              <w:rPr>
+                <w:b w:val="false"/>
+                <w:bCs w:val="false"/>
+                <w:color w:val="1E293B"/>
+                <w:sz w:val="14"/>
+                <w:szCs w:val="14"/>
+              </w:rPr>
+              <w:t xml:space="preserve">The exact core MailPlus offering to quote and pitch on initial call.</w:t>
             </w:r>
           </w:p>
         </w:tc>
@@ -2079,19 +2503,19 @@
       <w:tr>
         <w:tc>
           <w:tcPr>
-            <w:tcW w:type="pct" w:w="200"/>
-            <w:tcBorders>
-              <w:top w:val="single" w:color="CBD5E1" w:sz="4"/>
-              <w:left w:val="single" w:color="CBD5E1" w:sz="4"/>
-              <w:bottom w:val="single" w:color="CBD5E1" w:sz="4"/>
-              <w:right w:val="single" w:color="CBD5E1" w:sz="4"/>
-            </w:tcBorders>
-            <w:shd w:fill="F8FAFC" w:val="clear"/>
-            <w:tcMar>
-              <w:top w:type="dxa" w:w="80"/>
-              <w:left w:type="dxa" w:w="100"/>
-              <w:bottom w:type="dxa" w:w="80"/>
-              <w:right w:type="dxa" w:w="100"/>
+            <w:tcW w:type="pct" w:w="250"/>
+            <w:tcBorders>
+              <w:top w:val="single" w:color="CBD5E1" w:sz="4"/>
+              <w:left w:val="single" w:color="CBD5E1" w:sz="4"/>
+              <w:bottom w:val="single" w:color="CBD5E1" w:sz="4"/>
+              <w:right w:val="single" w:color="CBD5E1" w:sz="4"/>
+            </w:tcBorders>
+            <w:shd w:fill="F8FAFC" w:val="clear"/>
+            <w:tcMar>
+              <w:top w:type="dxa" w:w="70"/>
+              <w:left w:type="dxa" w:w="80"/>
+              <w:bottom w:type="dxa" w:w="70"/>
+              <w:right w:type="dxa" w:w="80"/>
             </w:tcMar>
           </w:tcPr>
           <w:p>
@@ -2100,8 +2524,8 @@
                 <w:b/>
                 <w:bCs/>
                 <w:color w:val="1E293B"/>
-                <w:sz w:val="15"/>
-                <w:szCs w:val="15"/>
+                <w:sz w:val="14"/>
+                <w:szCs w:val="14"/>
               </w:rPr>
               <w:t xml:space="preserve">8</w:t>
             </w:r>
@@ -2109,19 +2533,19 @@
         </w:tc>
         <w:tc>
           <w:tcPr>
-            <w:tcW w:type="pct" w:w="900"/>
-            <w:tcBorders>
-              <w:top w:val="single" w:color="CBD5E1" w:sz="4"/>
-              <w:left w:val="single" w:color="CBD5E1" w:sz="4"/>
-              <w:bottom w:val="single" w:color="CBD5E1" w:sz="4"/>
-              <w:right w:val="single" w:color="CBD5E1" w:sz="4"/>
-            </w:tcBorders>
-            <w:shd w:fill="F8FAFC" w:val="clear"/>
-            <w:tcMar>
-              <w:top w:type="dxa" w:w="80"/>
-              <w:left w:type="dxa" w:w="100"/>
-              <w:bottom w:type="dxa" w:w="80"/>
-              <w:right w:type="dxa" w:w="100"/>
+            <w:tcW w:type="pct" w:w="800"/>
+            <w:tcBorders>
+              <w:top w:val="single" w:color="CBD5E1" w:sz="4"/>
+              <w:left w:val="single" w:color="CBD5E1" w:sz="4"/>
+              <w:bottom w:val="single" w:color="CBD5E1" w:sz="4"/>
+              <w:right w:val="single" w:color="CBD5E1" w:sz="4"/>
+            </w:tcBorders>
+            <w:shd w:fill="F8FAFC" w:val="clear"/>
+            <w:tcMar>
+              <w:top w:type="dxa" w:w="70"/>
+              <w:left w:type="dxa" w:w="80"/>
+              <w:bottom w:type="dxa" w:w="70"/>
+              <w:right w:type="dxa" w:w="80"/>
             </w:tcMar>
           </w:tcPr>
           <w:p>
@@ -2130,10 +2554,10 @@
                 <w:b/>
                 <w:bCs/>
                 <w:color w:val="1E293B"/>
-                <w:sz w:val="15"/>
-                <w:szCs w:val="15"/>
-              </w:rPr>
-              <w:t xml:space="preserve">Detected Parcel Carriers</w:t>
+                <w:sz w:val="14"/>
+                <w:szCs w:val="14"/>
+              </w:rPr>
+              <w:t xml:space="preserve">Suggested Personalisation</w:t>
             </w:r>
           </w:p>
         </w:tc>
@@ -2148,40 +2572,40 @@
             </w:tcBorders>
             <w:shd w:fill="F8FAFC" w:val="clear"/>
             <w:tcMar>
-              <w:top w:type="dxa" w:w="80"/>
-              <w:left w:type="dxa" w:w="100"/>
-              <w:bottom w:type="dxa" w:w="80"/>
-              <w:right w:type="dxa" w:w="100"/>
-            </w:tcMar>
-          </w:tcPr>
-          <w:p>
-            <w:r>
-              <w:rPr>
-                <w:b w:val="false"/>
-                <w:bCs w:val="false"/>
-                <w:color w:val="1E293B"/>
-                <w:sz w:val="14"/>
-                <w:szCs w:val="14"/>
-              </w:rPr>
-              <w:t xml:space="preserve">Agent Reach &amp; Overview</w:t>
-            </w:r>
-          </w:p>
-        </w:tc>
-        <w:tc>
-          <w:tcPr>
-            <w:tcW w:type="pct" w:w="900"/>
-            <w:tcBorders>
-              <w:top w:val="single" w:color="CBD5E1" w:sz="4"/>
-              <w:left w:val="single" w:color="CBD5E1" w:sz="4"/>
-              <w:bottom w:val="single" w:color="CBD5E1" w:sz="4"/>
-              <w:right w:val="single" w:color="CBD5E1" w:sz="4"/>
-            </w:tcBorders>
-            <w:shd w:fill="F8FAFC" w:val="clear"/>
-            <w:tcMar>
-              <w:top w:type="dxa" w:w="80"/>
-              <w:left w:type="dxa" w:w="100"/>
-              <w:bottom w:type="dxa" w:w="80"/>
-              <w:right w:type="dxa" w:w="100"/>
+              <w:top w:type="dxa" w:w="70"/>
+              <w:left w:type="dxa" w:w="80"/>
+              <w:bottom w:type="dxa" w:w="70"/>
+              <w:right w:type="dxa" w:w="80"/>
+            </w:tcMar>
+          </w:tcPr>
+          <w:p>
+            <w:r>
+              <w:rPr>
+                <w:b w:val="false"/>
+                <w:bCs w:val="false"/>
+                <w:color w:val="1E293B"/>
+                <w:sz w:val="14"/>
+                <w:szCs w:val="14"/>
+              </w:rPr>
+              <w:t xml:space="preserve">Synthesized Overview</w:t>
+            </w:r>
+          </w:p>
+        </w:tc>
+        <w:tc>
+          <w:tcPr>
+            <w:tcW w:type="pct" w:w="850"/>
+            <w:tcBorders>
+              <w:top w:val="single" w:color="CBD5E1" w:sz="4"/>
+              <w:left w:val="single" w:color="CBD5E1" w:sz="4"/>
+              <w:bottom w:val="single" w:color="CBD5E1" w:sz="4"/>
+              <w:right w:val="single" w:color="CBD5E1" w:sz="4"/>
+            </w:tcBorders>
+            <w:shd w:fill="F8FAFC" w:val="clear"/>
+            <w:tcMar>
+              <w:top w:type="dxa" w:w="70"/>
+              <w:left w:type="dxa" w:w="80"/>
+              <w:bottom w:type="dxa" w:w="70"/>
+              <w:right w:type="dxa" w:w="80"/>
             </w:tcMar>
           </w:tcPr>
           <w:p>
@@ -2193,7 +2617,7 @@
                 <w:sz w:val="13"/>
                 <w:szCs w:val="13"/>
               </w:rPr>
-              <w:t xml:space="preserve">logisticsSignals.carrierDetected</w:t>
+              <w:t xml:space="preserve">discoveryData.suggestedPersonalisation</w:t>
             </w:r>
           </w:p>
         </w:tc>
@@ -2208,22 +2632,22 @@
             </w:tcBorders>
             <w:shd w:fill="F8FAFC" w:val="clear"/>
             <w:tcMar>
-              <w:top w:type="dxa" w:w="80"/>
-              <w:left w:type="dxa" w:w="100"/>
-              <w:bottom w:type="dxa" w:w="80"/>
-              <w:right w:type="dxa" w:w="100"/>
-            </w:tcMar>
-          </w:tcPr>
-          <w:p>
-            <w:r>
-              <w:rPr>
-                <w:b w:val="false"/>
-                <w:bCs w:val="false"/>
-                <w:color w:val="1E293B"/>
-                <w:sz w:val="14"/>
-                <w:szCs w:val="14"/>
-              </w:rPr>
-              <w:t xml:space="preserve">Exa Web Discovery</w:t>
+              <w:top w:type="dxa" w:w="70"/>
+              <w:left w:type="dxa" w:w="80"/>
+              <w:bottom w:type="dxa" w:w="70"/>
+              <w:right w:type="dxa" w:w="80"/>
+            </w:tcMar>
+          </w:tcPr>
+          <w:p>
+            <w:r>
+              <w:rPr>
+                <w:b w:val="false"/>
+                <w:bCs w:val="false"/>
+                <w:color w:val="1E293B"/>
+                <w:sz w:val="14"/>
+                <w:szCs w:val="14"/>
+              </w:rPr>
+              <w:t xml:space="preserve">Gemini Synthesis</w:t>
             </w:r>
           </w:p>
         </w:tc>
@@ -2238,52 +2662,52 @@
             </w:tcBorders>
             <w:shd w:fill="F8FAFC" w:val="clear"/>
             <w:tcMar>
-              <w:top w:type="dxa" w:w="80"/>
-              <w:left w:type="dxa" w:w="100"/>
-              <w:bottom w:type="dxa" w:w="80"/>
-              <w:right w:type="dxa" w:w="100"/>
-            </w:tcMar>
-          </w:tcPr>
-          <w:p>
-            <w:r>
-              <w:rPr>
-                <w:b w:val="false"/>
-                <w:bCs w:val="false"/>
-                <w:color w:val="1E293B"/>
-                <w:sz w:val="14"/>
-                <w:szCs w:val="14"/>
-              </w:rPr>
-              <w:t xml:space="preserve">Australia Post, StarTrack, Sendle</w:t>
-            </w:r>
-          </w:p>
-        </w:tc>
-        <w:tc>
-          <w:tcPr>
-            <w:tcW w:type="pct" w:w="900"/>
-            <w:tcBorders>
-              <w:top w:val="single" w:color="CBD5E1" w:sz="4"/>
-              <w:left w:val="single" w:color="CBD5E1" w:sz="4"/>
-              <w:bottom w:val="single" w:color="CBD5E1" w:sz="4"/>
-              <w:right w:val="single" w:color="CBD5E1" w:sz="4"/>
-            </w:tcBorders>
-            <w:shd w:fill="F8FAFC" w:val="clear"/>
-            <w:tcMar>
-              <w:top w:type="dxa" w:w="80"/>
-              <w:left w:type="dxa" w:w="100"/>
-              <w:bottom w:type="dxa" w:w="80"/>
-              <w:right w:type="dxa" w:w="100"/>
-            </w:tcMar>
-          </w:tcPr>
-          <w:p>
-            <w:r>
-              <w:rPr>
-                <w:b w:val="false"/>
-                <w:bCs w:val="false"/>
-                <w:color w:val="1E293B"/>
-                <w:sz w:val="14"/>
-                <w:szCs w:val="14"/>
-              </w:rPr>
-              <w:t xml:space="preserve">Identifies incumbent courier contract to prepare rate comparisons.</w:t>
+              <w:top w:type="dxa" w:w="70"/>
+              <w:left w:type="dxa" w:w="80"/>
+              <w:bottom w:type="dxa" w:w="70"/>
+              <w:right w:type="dxa" w:w="80"/>
+            </w:tcMar>
+          </w:tcPr>
+          <w:p>
+            <w:r>
+              <w:rPr>
+                <w:b w:val="false"/>
+                <w:bCs w:val="false"/>
+                <w:color w:val="1E293B"/>
+                <w:sz w:val="14"/>
+                <w:szCs w:val="14"/>
+              </w:rPr>
+              <w:t xml:space="preserve">Multi-warehouse pickup (Epping &amp; Burleigh Heads) + Shopify setup</w:t>
+            </w:r>
+          </w:p>
+        </w:tc>
+        <w:tc>
+          <w:tcPr>
+            <w:tcW w:type="pct" w:w="1000"/>
+            <w:tcBorders>
+              <w:top w:val="single" w:color="CBD5E1" w:sz="4"/>
+              <w:left w:val="single" w:color="CBD5E1" w:sz="4"/>
+              <w:bottom w:val="single" w:color="CBD5E1" w:sz="4"/>
+              <w:right w:val="single" w:color="CBD5E1" w:sz="4"/>
+            </w:tcBorders>
+            <w:shd w:fill="F8FAFC" w:val="clear"/>
+            <w:tcMar>
+              <w:top w:type="dxa" w:w="70"/>
+              <w:left w:type="dxa" w:w="80"/>
+              <w:bottom w:type="dxa" w:w="70"/>
+              <w:right w:type="dxa" w:w="80"/>
+            </w:tcMar>
+          </w:tcPr>
+          <w:p>
+            <w:r>
+              <w:rPr>
+                <w:b w:val="false"/>
+                <w:bCs w:val="false"/>
+                <w:color w:val="1E293B"/>
+                <w:sz w:val="14"/>
+                <w:szCs w:val="14"/>
+              </w:rPr>
+              <w:t xml:space="preserve">Actionable guidance on pitching daily driver care and sub-5kg satchels.</w:t>
             </w:r>
           </w:p>
         </w:tc>
@@ -2291,19 +2715,19 @@
       <w:tr>
         <w:tc>
           <w:tcPr>
-            <w:tcW w:type="pct" w:w="200"/>
-            <w:tcBorders>
-              <w:top w:val="single" w:color="CBD5E1" w:sz="4"/>
-              <w:left w:val="single" w:color="CBD5E1" w:sz="4"/>
-              <w:bottom w:val="single" w:color="CBD5E1" w:sz="4"/>
-              <w:right w:val="single" w:color="CBD5E1" w:sz="4"/>
-            </w:tcBorders>
-            <w:shd w:fill="FFFFFF" w:val="clear"/>
-            <w:tcMar>
-              <w:top w:type="dxa" w:w="80"/>
-              <w:left w:type="dxa" w:w="100"/>
-              <w:bottom w:type="dxa" w:w="80"/>
-              <w:right w:type="dxa" w:w="100"/>
+            <w:tcW w:type="pct" w:w="250"/>
+            <w:tcBorders>
+              <w:top w:val="single" w:color="CBD5E1" w:sz="4"/>
+              <w:left w:val="single" w:color="CBD5E1" w:sz="4"/>
+              <w:bottom w:val="single" w:color="CBD5E1" w:sz="4"/>
+              <w:right w:val="single" w:color="CBD5E1" w:sz="4"/>
+            </w:tcBorders>
+            <w:shd w:fill="FFFFFF" w:val="clear"/>
+            <w:tcMar>
+              <w:top w:type="dxa" w:w="70"/>
+              <w:left w:type="dxa" w:w="80"/>
+              <w:bottom w:type="dxa" w:w="70"/>
+              <w:right w:type="dxa" w:w="80"/>
             </w:tcMar>
           </w:tcPr>
           <w:p>
@@ -2312,8 +2736,8 @@
                 <w:b/>
                 <w:bCs/>
                 <w:color w:val="1E293B"/>
-                <w:sz w:val="15"/>
-                <w:szCs w:val="15"/>
+                <w:sz w:val="14"/>
+                <w:szCs w:val="14"/>
               </w:rPr>
               <w:t xml:space="preserve">9</w:t>
             </w:r>
@@ -2321,19 +2745,19 @@
         </w:tc>
         <w:tc>
           <w:tcPr>
-            <w:tcW w:type="pct" w:w="900"/>
-            <w:tcBorders>
-              <w:top w:val="single" w:color="CBD5E1" w:sz="4"/>
-              <w:left w:val="single" w:color="CBD5E1" w:sz="4"/>
-              <w:bottom w:val="single" w:color="CBD5E1" w:sz="4"/>
-              <w:right w:val="single" w:color="CBD5E1" w:sz="4"/>
-            </w:tcBorders>
-            <w:shd w:fill="FFFFFF" w:val="clear"/>
-            <w:tcMar>
-              <w:top w:type="dxa" w:w="80"/>
-              <w:left w:type="dxa" w:w="100"/>
-              <w:bottom w:type="dxa" w:w="80"/>
-              <w:right w:type="dxa" w:w="100"/>
+            <w:tcW w:type="pct" w:w="800"/>
+            <w:tcBorders>
+              <w:top w:val="single" w:color="CBD5E1" w:sz="4"/>
+              <w:left w:val="single" w:color="CBD5E1" w:sz="4"/>
+              <w:bottom w:val="single" w:color="CBD5E1" w:sz="4"/>
+              <w:right w:val="single" w:color="CBD5E1" w:sz="4"/>
+            </w:tcBorders>
+            <w:shd w:fill="FFFFFF" w:val="clear"/>
+            <w:tcMar>
+              <w:top w:type="dxa" w:w="70"/>
+              <w:left w:type="dxa" w:w="80"/>
+              <w:bottom w:type="dxa" w:w="70"/>
+              <w:right w:type="dxa" w:w="80"/>
             </w:tcMar>
           </w:tcPr>
           <w:p>
@@ -2342,10 +2766,10 @@
                 <w:b/>
                 <w:bCs/>
                 <w:color w:val="1E293B"/>
-                <w:sz w:val="15"/>
-                <w:szCs w:val="15"/>
-              </w:rPr>
-              <w:t xml:space="preserve">Daily Dispatch Cutoff</w:t>
+                <w:sz w:val="14"/>
+                <w:szCs w:val="14"/>
+              </w:rPr>
+              <w:t xml:space="preserve">Executive Prospect Summary</w:t>
             </w:r>
           </w:p>
         </w:tc>
@@ -2360,40 +2784,40 @@
             </w:tcBorders>
             <w:shd w:fill="FFFFFF" w:val="clear"/>
             <w:tcMar>
-              <w:top w:type="dxa" w:w="80"/>
-              <w:left w:type="dxa" w:w="100"/>
-              <w:bottom w:type="dxa" w:w="80"/>
-              <w:right w:type="dxa" w:w="100"/>
-            </w:tcMar>
-          </w:tcPr>
-          <w:p>
-            <w:r>
-              <w:rPr>
-                <w:b w:val="false"/>
-                <w:bCs w:val="false"/>
-                <w:color w:val="1E293B"/>
-                <w:sz w:val="14"/>
-                <w:szCs w:val="14"/>
-              </w:rPr>
-              <w:t xml:space="preserve">Agent Reach &amp; Overview</w:t>
-            </w:r>
-          </w:p>
-        </w:tc>
-        <w:tc>
-          <w:tcPr>
-            <w:tcW w:type="pct" w:w="900"/>
-            <w:tcBorders>
-              <w:top w:val="single" w:color="CBD5E1" w:sz="4"/>
-              <w:left w:val="single" w:color="CBD5E1" w:sz="4"/>
-              <w:bottom w:val="single" w:color="CBD5E1" w:sz="4"/>
-              <w:right w:val="single" w:color="CBD5E1" w:sz="4"/>
-            </w:tcBorders>
-            <w:shd w:fill="FFFFFF" w:val="clear"/>
-            <w:tcMar>
-              <w:top w:type="dxa" w:w="80"/>
-              <w:left w:type="dxa" w:w="100"/>
-              <w:bottom w:type="dxa" w:w="80"/>
-              <w:right w:type="dxa" w:w="100"/>
+              <w:top w:type="dxa" w:w="70"/>
+              <w:left w:type="dxa" w:w="80"/>
+              <w:bottom w:type="dxa" w:w="70"/>
+              <w:right w:type="dxa" w:w="80"/>
+            </w:tcMar>
+          </w:tcPr>
+          <w:p>
+            <w:r>
+              <w:rPr>
+                <w:b w:val="false"/>
+                <w:bCs w:val="false"/>
+                <w:color w:val="1E293B"/>
+                <w:sz w:val="14"/>
+                <w:szCs w:val="14"/>
+              </w:rPr>
+              <w:t xml:space="preserve">Synthesized Overview</w:t>
+            </w:r>
+          </w:p>
+        </w:tc>
+        <w:tc>
+          <w:tcPr>
+            <w:tcW w:type="pct" w:w="850"/>
+            <w:tcBorders>
+              <w:top w:val="single" w:color="CBD5E1" w:sz="4"/>
+              <w:left w:val="single" w:color="CBD5E1" w:sz="4"/>
+              <w:bottom w:val="single" w:color="CBD5E1" w:sz="4"/>
+              <w:right w:val="single" w:color="CBD5E1" w:sz="4"/>
+            </w:tcBorders>
+            <w:shd w:fill="FFFFFF" w:val="clear"/>
+            <w:tcMar>
+              <w:top w:type="dxa" w:w="70"/>
+              <w:left w:type="dxa" w:w="80"/>
+              <w:bottom w:type="dxa" w:w="70"/>
+              <w:right w:type="dxa" w:w="80"/>
             </w:tcMar>
           </w:tcPr>
           <w:p>
@@ -2405,7 +2829,7 @@
                 <w:sz w:val="13"/>
                 <w:szCs w:val="13"/>
               </w:rPr>
-              <w:t xml:space="preserve">logisticsSignals.cutoffTimes</w:t>
+              <w:t xml:space="preserve">discoveryData.prospectSummary</w:t>
             </w:r>
           </w:p>
         </w:tc>
@@ -2420,22 +2844,22 @@
             </w:tcBorders>
             <w:shd w:fill="FFFFFF" w:val="clear"/>
             <w:tcMar>
-              <w:top w:type="dxa" w:w="80"/>
-              <w:left w:type="dxa" w:w="100"/>
-              <w:bottom w:type="dxa" w:w="80"/>
-              <w:right w:type="dxa" w:w="100"/>
-            </w:tcMar>
-          </w:tcPr>
-          <w:p>
-            <w:r>
-              <w:rPr>
-                <w:b w:val="false"/>
-                <w:bCs w:val="false"/>
-                <w:color w:val="1E293B"/>
-                <w:sz w:val="14"/>
-                <w:szCs w:val="14"/>
-              </w:rPr>
-              <w:t xml:space="preserve">Exa Web Discovery</w:t>
+              <w:top w:type="dxa" w:w="70"/>
+              <w:left w:type="dxa" w:w="80"/>
+              <w:bottom w:type="dxa" w:w="70"/>
+              <w:right w:type="dxa" w:w="80"/>
+            </w:tcMar>
+          </w:tcPr>
+          <w:p>
+            <w:r>
+              <w:rPr>
+                <w:b w:val="false"/>
+                <w:bCs w:val="false"/>
+                <w:color w:val="1E293B"/>
+                <w:sz w:val="14"/>
+                <w:szCs w:val="14"/>
+              </w:rPr>
+              <w:t xml:space="preserve">Gemini Flash</w:t>
             </w:r>
           </w:p>
         </w:tc>
@@ -2450,52 +2874,52 @@
             </w:tcBorders>
             <w:shd w:fill="FFFFFF" w:val="clear"/>
             <w:tcMar>
-              <w:top w:type="dxa" w:w="80"/>
-              <w:left w:type="dxa" w:w="100"/>
-              <w:bottom w:type="dxa" w:w="80"/>
-              <w:right w:type="dxa" w:w="100"/>
-            </w:tcMar>
-          </w:tcPr>
-          <w:p>
-            <w:r>
-              <w:rPr>
-                <w:b w:val="false"/>
-                <w:bCs w:val="false"/>
-                <w:color w:val="1E293B"/>
-                <w:sz w:val="14"/>
-                <w:szCs w:val="14"/>
-              </w:rPr>
-              <w:t xml:space="preserve">2:00 PM AEST</w:t>
-            </w:r>
-          </w:p>
-        </w:tc>
-        <w:tc>
-          <w:tcPr>
-            <w:tcW w:type="pct" w:w="900"/>
-            <w:tcBorders>
-              <w:top w:val="single" w:color="CBD5E1" w:sz="4"/>
-              <w:left w:val="single" w:color="CBD5E1" w:sz="4"/>
-              <w:bottom w:val="single" w:color="CBD5E1" w:sz="4"/>
-              <w:right w:val="single" w:color="CBD5E1" w:sz="4"/>
-            </w:tcBorders>
-            <w:shd w:fill="FFFFFF" w:val="clear"/>
-            <w:tcMar>
-              <w:top w:type="dxa" w:w="80"/>
-              <w:left w:type="dxa" w:w="100"/>
-              <w:bottom w:type="dxa" w:w="80"/>
-              <w:right w:type="dxa" w:w="100"/>
-            </w:tcMar>
-          </w:tcPr>
-          <w:p>
-            <w:r>
-              <w:rPr>
-                <w:b w:val="false"/>
-                <w:bCs w:val="false"/>
-                <w:color w:val="1E293B"/>
-                <w:sz w:val="14"/>
-                <w:szCs w:val="14"/>
-              </w:rPr>
-              <w:t xml:space="preserve">Reps pitch later afternoon pickup times to extend selling window.</w:t>
+              <w:top w:type="dxa" w:w="70"/>
+              <w:left w:type="dxa" w:w="80"/>
+              <w:bottom w:type="dxa" w:w="70"/>
+              <w:right w:type="dxa" w:w="80"/>
+            </w:tcMar>
+          </w:tcPr>
+          <w:p>
+            <w:r>
+              <w:rPr>
+                <w:b w:val="false"/>
+                <w:bCs w:val="false"/>
+                <w:color w:val="1E293B"/>
+                <w:sz w:val="14"/>
+                <w:szCs w:val="14"/>
+              </w:rPr>
+              <w:t xml:space="preserve">Fast-growing women's fashion retailer with 9 sites and dual warehouse hubs</w:t>
+            </w:r>
+          </w:p>
+        </w:tc>
+        <w:tc>
+          <w:tcPr>
+            <w:tcW w:type="pct" w:w="1000"/>
+            <w:tcBorders>
+              <w:top w:val="single" w:color="CBD5E1" w:sz="4"/>
+              <w:left w:val="single" w:color="CBD5E1" w:sz="4"/>
+              <w:bottom w:val="single" w:color="CBD5E1" w:sz="4"/>
+              <w:right w:val="single" w:color="CBD5E1" w:sz="4"/>
+            </w:tcBorders>
+            <w:shd w:fill="FFFFFF" w:val="clear"/>
+            <w:tcMar>
+              <w:top w:type="dxa" w:w="70"/>
+              <w:left w:type="dxa" w:w="80"/>
+              <w:bottom w:type="dxa" w:w="70"/>
+              <w:right w:type="dxa" w:w="80"/>
+            </w:tcMar>
+          </w:tcPr>
+          <w:p>
+            <w:r>
+              <w:rPr>
+                <w:b w:val="false"/>
+                <w:bCs w:val="false"/>
+                <w:color w:val="1E293B"/>
+                <w:sz w:val="14"/>
+                <w:szCs w:val="14"/>
+              </w:rPr>
+              <w:t xml:space="preserve">Gives reps commercial context on products, volume, and logistics.</w:t>
             </w:r>
           </w:p>
         </w:tc>
@@ -2503,19 +2927,19 @@
       <w:tr>
         <w:tc>
           <w:tcPr>
-            <w:tcW w:type="pct" w:w="200"/>
-            <w:tcBorders>
-              <w:top w:val="single" w:color="CBD5E1" w:sz="4"/>
-              <w:left w:val="single" w:color="CBD5E1" w:sz="4"/>
-              <w:bottom w:val="single" w:color="CBD5E1" w:sz="4"/>
-              <w:right w:val="single" w:color="CBD5E1" w:sz="4"/>
-            </w:tcBorders>
-            <w:shd w:fill="F8FAFC" w:val="clear"/>
-            <w:tcMar>
-              <w:top w:type="dxa" w:w="80"/>
-              <w:left w:type="dxa" w:w="100"/>
-              <w:bottom w:type="dxa" w:w="80"/>
-              <w:right w:type="dxa" w:w="100"/>
+            <w:tcW w:type="pct" w:w="250"/>
+            <w:tcBorders>
+              <w:top w:val="single" w:color="CBD5E1" w:sz="4"/>
+              <w:left w:val="single" w:color="CBD5E1" w:sz="4"/>
+              <w:bottom w:val="single" w:color="CBD5E1" w:sz="4"/>
+              <w:right w:val="single" w:color="CBD5E1" w:sz="4"/>
+            </w:tcBorders>
+            <w:shd w:fill="F8FAFC" w:val="clear"/>
+            <w:tcMar>
+              <w:top w:type="dxa" w:w="70"/>
+              <w:left w:type="dxa" w:w="80"/>
+              <w:bottom w:type="dxa" w:w="70"/>
+              <w:right w:type="dxa" w:w="80"/>
             </w:tcMar>
           </w:tcPr>
           <w:p>
@@ -2524,8 +2948,8 @@
                 <w:b/>
                 <w:bCs/>
                 <w:color w:val="1E293B"/>
-                <w:sz w:val="15"/>
-                <w:szCs w:val="15"/>
+                <w:sz w:val="14"/>
+                <w:szCs w:val="14"/>
               </w:rPr>
               <w:t xml:space="preserve">10</w:t>
             </w:r>
@@ -2533,19 +2957,19 @@
         </w:tc>
         <w:tc>
           <w:tcPr>
-            <w:tcW w:type="pct" w:w="900"/>
-            <w:tcBorders>
-              <w:top w:val="single" w:color="CBD5E1" w:sz="4"/>
-              <w:left w:val="single" w:color="CBD5E1" w:sz="4"/>
-              <w:bottom w:val="single" w:color="CBD5E1" w:sz="4"/>
-              <w:right w:val="single" w:color="CBD5E1" w:sz="4"/>
-            </w:tcBorders>
-            <w:shd w:fill="F8FAFC" w:val="clear"/>
-            <w:tcMar>
-              <w:top w:type="dxa" w:w="80"/>
-              <w:left w:type="dxa" w:w="100"/>
-              <w:bottom w:type="dxa" w:w="80"/>
-              <w:right w:type="dxa" w:w="100"/>
+            <w:tcW w:type="pct" w:w="800"/>
+            <w:tcBorders>
+              <w:top w:val="single" w:color="CBD5E1" w:sz="4"/>
+              <w:left w:val="single" w:color="CBD5E1" w:sz="4"/>
+              <w:bottom w:val="single" w:color="CBD5E1" w:sz="4"/>
+              <w:right w:val="single" w:color="CBD5E1" w:sz="4"/>
+            </w:tcBorders>
+            <w:shd w:fill="F8FAFC" w:val="clear"/>
+            <w:tcMar>
+              <w:top w:type="dxa" w:w="70"/>
+              <w:left w:type="dxa" w:w="80"/>
+              <w:bottom w:type="dxa" w:w="70"/>
+              <w:right w:type="dxa" w:w="80"/>
             </w:tcMar>
           </w:tcPr>
           <w:p>
@@ -2554,10 +2978,10 @@
                 <w:b/>
                 <w:bCs/>
                 <w:color w:val="1E293B"/>
-                <w:sz w:val="15"/>
-                <w:szCs w:val="15"/>
-              </w:rPr>
-              <w:t xml:space="preserve">Verified Web Domain</w:t>
+                <w:sz w:val="14"/>
+                <w:szCs w:val="14"/>
+              </w:rPr>
+              <w:t xml:space="preserve">Social Proof Match</w:t>
             </w:r>
           </w:p>
         </w:tc>
@@ -2572,40 +2996,40 @@
             </w:tcBorders>
             <w:shd w:fill="F8FAFC" w:val="clear"/>
             <w:tcMar>
-              <w:top w:type="dxa" w:w="80"/>
-              <w:left w:type="dxa" w:w="100"/>
-              <w:bottom w:type="dxa" w:w="80"/>
-              <w:right w:type="dxa" w:w="100"/>
-            </w:tcMar>
-          </w:tcPr>
-          <w:p>
-            <w:r>
-              <w:rPr>
-                <w:b w:val="false"/>
-                <w:bCs w:val="false"/>
-                <w:color w:val="1E293B"/>
-                <w:sz w:val="14"/>
-                <w:szCs w:val="14"/>
-              </w:rPr>
-              <w:t xml:space="preserve">Agent Reach &amp; Overview</w:t>
-            </w:r>
-          </w:p>
-        </w:tc>
-        <w:tc>
-          <w:tcPr>
-            <w:tcW w:type="pct" w:w="900"/>
-            <w:tcBorders>
-              <w:top w:val="single" w:color="CBD5E1" w:sz="4"/>
-              <w:left w:val="single" w:color="CBD5E1" w:sz="4"/>
-              <w:bottom w:val="single" w:color="CBD5E1" w:sz="4"/>
-              <w:right w:val="single" w:color="CBD5E1" w:sz="4"/>
-            </w:tcBorders>
-            <w:shd w:fill="F8FAFC" w:val="clear"/>
-            <w:tcMar>
-              <w:top w:type="dxa" w:w="80"/>
-              <w:left w:type="dxa" w:w="100"/>
-              <w:bottom w:type="dxa" w:w="80"/>
-              <w:right w:type="dxa" w:w="100"/>
+              <w:top w:type="dxa" w:w="70"/>
+              <w:left w:type="dxa" w:w="80"/>
+              <w:bottom w:type="dxa" w:w="70"/>
+              <w:right w:type="dxa" w:w="80"/>
+            </w:tcMar>
+          </w:tcPr>
+          <w:p>
+            <w:r>
+              <w:rPr>
+                <w:b w:val="false"/>
+                <w:bCs w:val="false"/>
+                <w:color w:val="1E293B"/>
+                <w:sz w:val="14"/>
+                <w:szCs w:val="14"/>
+              </w:rPr>
+              <w:t xml:space="preserve">Synthesized Overview</w:t>
+            </w:r>
+          </w:p>
+        </w:tc>
+        <w:tc>
+          <w:tcPr>
+            <w:tcW w:type="pct" w:w="850"/>
+            <w:tcBorders>
+              <w:top w:val="single" w:color="CBD5E1" w:sz="4"/>
+              <w:left w:val="single" w:color="CBD5E1" w:sz="4"/>
+              <w:bottom w:val="single" w:color="CBD5E1" w:sz="4"/>
+              <w:right w:val="single" w:color="CBD5E1" w:sz="4"/>
+            </w:tcBorders>
+            <w:shd w:fill="F8FAFC" w:val="clear"/>
+            <w:tcMar>
+              <w:top w:type="dxa" w:w="70"/>
+              <w:left w:type="dxa" w:w="80"/>
+              <w:bottom w:type="dxa" w:w="70"/>
+              <w:right w:type="dxa" w:w="80"/>
             </w:tcMar>
           </w:tcPr>
           <w:p>
@@ -2617,7 +3041,7 @@
                 <w:sz w:val="13"/>
                 <w:szCs w:val="13"/>
               </w:rPr>
-              <w:t xml:space="preserve">agentReachDossier.verifiedDomain</w:t>
+              <w:t xml:space="preserve">similarCustomers</w:t>
             </w:r>
           </w:p>
         </w:tc>
@@ -2632,22 +3056,22 @@
             </w:tcBorders>
             <w:shd w:fill="F8FAFC" w:val="clear"/>
             <w:tcMar>
-              <w:top w:type="dxa" w:w="80"/>
-              <w:left w:type="dxa" w:w="100"/>
-              <w:bottom w:type="dxa" w:w="80"/>
-              <w:right w:type="dxa" w:w="100"/>
-            </w:tcMar>
-          </w:tcPr>
-          <w:p>
-            <w:r>
-              <w:rPr>
-                <w:b w:val="false"/>
-                <w:bCs w:val="false"/>
-                <w:color w:val="1E293B"/>
-                <w:sz w:val="14"/>
-                <w:szCs w:val="14"/>
-              </w:rPr>
-              <w:t xml:space="preserve">Exa Domain Engine</w:t>
+              <w:top w:type="dxa" w:w="70"/>
+              <w:left w:type="dxa" w:w="80"/>
+              <w:bottom w:type="dxa" w:w="70"/>
+              <w:right w:type="dxa" w:w="80"/>
+            </w:tcMar>
+          </w:tcPr>
+          <w:p>
+            <w:r>
+              <w:rPr>
+                <w:b w:val="false"/>
+                <w:bCs w:val="false"/>
+                <w:color w:val="1E293B"/>
+                <w:sz w:val="14"/>
+                <w:szCs w:val="14"/>
+              </w:rPr>
+              <w:t xml:space="preserve">CRM Matcher</w:t>
             </w:r>
           </w:p>
         </w:tc>
@@ -2662,52 +3086,52 @@
             </w:tcBorders>
             <w:shd w:fill="F8FAFC" w:val="clear"/>
             <w:tcMar>
-              <w:top w:type="dxa" w:w="80"/>
-              <w:left w:type="dxa" w:w="100"/>
-              <w:bottom w:type="dxa" w:w="80"/>
-              <w:right w:type="dxa" w:w="100"/>
-            </w:tcMar>
-          </w:tcPr>
-          <w:p>
-            <w:r>
-              <w:rPr>
-                <w:b w:val="false"/>
-                <w:bCs w:val="false"/>
-                <w:color w:val="1E293B"/>
-                <w:sz w:val="14"/>
-                <w:szCs w:val="14"/>
-              </w:rPr>
-              <w:t xml:space="preserve">proudpoppyclothing.com.au</w:t>
-            </w:r>
-          </w:p>
-        </w:tc>
-        <w:tc>
-          <w:tcPr>
-            <w:tcW w:type="pct" w:w="900"/>
-            <w:tcBorders>
-              <w:top w:val="single" w:color="CBD5E1" w:sz="4"/>
-              <w:left w:val="single" w:color="CBD5E1" w:sz="4"/>
-              <w:bottom w:val="single" w:color="CBD5E1" w:sz="4"/>
-              <w:right w:val="single" w:color="CBD5E1" w:sz="4"/>
-            </w:tcBorders>
-            <w:shd w:fill="F8FAFC" w:val="clear"/>
-            <w:tcMar>
-              <w:top w:type="dxa" w:w="80"/>
-              <w:left w:type="dxa" w:w="100"/>
-              <w:bottom w:type="dxa" w:w="80"/>
-              <w:right w:type="dxa" w:w="100"/>
-            </w:tcMar>
-          </w:tcPr>
-          <w:p>
-            <w:r>
-              <w:rPr>
-                <w:b w:val="false"/>
-                <w:bCs w:val="false"/>
-                <w:color w:val="1E293B"/>
-                <w:sz w:val="14"/>
-                <w:szCs w:val="14"/>
-              </w:rPr>
-              <w:t xml:space="preserve">Clean canonical domain verified from corporate registrations.</w:t>
+              <w:top w:type="dxa" w:w="70"/>
+              <w:left w:type="dxa" w:w="80"/>
+              <w:bottom w:type="dxa" w:w="70"/>
+              <w:right w:type="dxa" w:w="80"/>
+            </w:tcMar>
+          </w:tcPr>
+          <w:p>
+            <w:r>
+              <w:rPr>
+                <w:b w:val="false"/>
+                <w:bCs w:val="false"/>
+                <w:color w:val="1E293B"/>
+                <w:sz w:val="14"/>
+                <w:szCs w:val="14"/>
+              </w:rPr>
+              <w:t xml:space="preserve">4 similar signed clients in CRM</w:t>
+            </w:r>
+          </w:p>
+        </w:tc>
+        <w:tc>
+          <w:tcPr>
+            <w:tcW w:type="pct" w:w="1000"/>
+            <w:tcBorders>
+              <w:top w:val="single" w:color="CBD5E1" w:sz="4"/>
+              <w:left w:val="single" w:color="CBD5E1" w:sz="4"/>
+              <w:bottom w:val="single" w:color="CBD5E1" w:sz="4"/>
+              <w:right w:val="single" w:color="CBD5E1" w:sz="4"/>
+            </w:tcBorders>
+            <w:shd w:fill="F8FAFC" w:val="clear"/>
+            <w:tcMar>
+              <w:top w:type="dxa" w:w="70"/>
+              <w:left w:type="dxa" w:w="80"/>
+              <w:bottom w:type="dxa" w:w="70"/>
+              <w:right w:type="dxa" w:w="80"/>
+            </w:tcMar>
+          </w:tcPr>
+          <w:p>
+            <w:r>
+              <w:rPr>
+                <w:b w:val="false"/>
+                <w:bCs w:val="false"/>
+                <w:color w:val="1E293B"/>
+                <w:sz w:val="14"/>
+                <w:szCs w:val="14"/>
+              </w:rPr>
+              <w:t xml:space="preserve">Enables reps to drop familiar local client names during the call.</w:t>
             </w:r>
           </w:p>
         </w:tc>
@@ -2715,19 +3139,19 @@
       <w:tr>
         <w:tc>
           <w:tcPr>
-            <w:tcW w:type="pct" w:w="200"/>
-            <w:tcBorders>
-              <w:top w:val="single" w:color="CBD5E1" w:sz="4"/>
-              <w:left w:val="single" w:color="CBD5E1" w:sz="4"/>
-              <w:bottom w:val="single" w:color="CBD5E1" w:sz="4"/>
-              <w:right w:val="single" w:color="CBD5E1" w:sz="4"/>
-            </w:tcBorders>
-            <w:shd w:fill="FFFFFF" w:val="clear"/>
-            <w:tcMar>
-              <w:top w:type="dxa" w:w="80"/>
-              <w:left w:type="dxa" w:w="100"/>
-              <w:bottom w:type="dxa" w:w="80"/>
-              <w:right w:type="dxa" w:w="100"/>
+            <w:tcW w:type="pct" w:w="250"/>
+            <w:tcBorders>
+              <w:top w:val="single" w:color="CBD5E1" w:sz="4"/>
+              <w:left w:val="single" w:color="CBD5E1" w:sz="4"/>
+              <w:bottom w:val="single" w:color="CBD5E1" w:sz="4"/>
+              <w:right w:val="single" w:color="CBD5E1" w:sz="4"/>
+            </w:tcBorders>
+            <w:shd w:fill="FFFFFF" w:val="clear"/>
+            <w:tcMar>
+              <w:top w:type="dxa" w:w="70"/>
+              <w:left w:type="dxa" w:w="80"/>
+              <w:bottom w:type="dxa" w:w="70"/>
+              <w:right w:type="dxa" w:w="80"/>
             </w:tcMar>
           </w:tcPr>
           <w:p>
@@ -2736,8 +3160,8 @@
                 <w:b/>
                 <w:bCs/>
                 <w:color w:val="1E293B"/>
-                <w:sz w:val="15"/>
-                <w:szCs w:val="15"/>
+                <w:sz w:val="14"/>
+                <w:szCs w:val="14"/>
               </w:rPr>
               <w:t xml:space="preserve">11</w:t>
             </w:r>
@@ -2745,19 +3169,19 @@
         </w:tc>
         <w:tc>
           <w:tcPr>
-            <w:tcW w:type="pct" w:w="900"/>
-            <w:tcBorders>
-              <w:top w:val="single" w:color="CBD5E1" w:sz="4"/>
-              <w:left w:val="single" w:color="CBD5E1" w:sz="4"/>
-              <w:bottom w:val="single" w:color="CBD5E1" w:sz="4"/>
-              <w:right w:val="single" w:color="CBD5E1" w:sz="4"/>
-            </w:tcBorders>
-            <w:shd w:fill="FFFFFF" w:val="clear"/>
-            <w:tcMar>
-              <w:top w:type="dxa" w:w="80"/>
-              <w:left w:type="dxa" w:w="100"/>
-              <w:bottom w:type="dxa" w:w="80"/>
-              <w:right w:type="dxa" w:w="100"/>
+            <w:tcW w:type="pct" w:w="800"/>
+            <w:tcBorders>
+              <w:top w:val="single" w:color="CBD5E1" w:sz="4"/>
+              <w:left w:val="single" w:color="CBD5E1" w:sz="4"/>
+              <w:bottom w:val="single" w:color="CBD5E1" w:sz="4"/>
+              <w:right w:val="single" w:color="CBD5E1" w:sz="4"/>
+            </w:tcBorders>
+            <w:shd w:fill="FFFFFF" w:val="clear"/>
+            <w:tcMar>
+              <w:top w:type="dxa" w:w="70"/>
+              <w:left w:type="dxa" w:w="80"/>
+              <w:bottom w:type="dxa" w:w="70"/>
+              <w:right w:type="dxa" w:w="80"/>
             </w:tcMar>
           </w:tcPr>
           <w:p>
@@ -2766,10 +3190,10 @@
                 <w:b/>
                 <w:bCs/>
                 <w:color w:val="1E293B"/>
-                <w:sz w:val="15"/>
-                <w:szCs w:val="15"/>
-              </w:rPr>
-              <w:t xml:space="preserve">AI Shipping Summary</w:t>
+                <w:sz w:val="14"/>
+                <w:szCs w:val="14"/>
+              </w:rPr>
+              <w:t xml:space="preserve">Detected Parcel Carriers</w:t>
             </w:r>
           </w:p>
         </w:tc>
@@ -2784,40 +3208,40 @@
             </w:tcBorders>
             <w:shd w:fill="FFFFFF" w:val="clear"/>
             <w:tcMar>
-              <w:top w:type="dxa" w:w="80"/>
-              <w:left w:type="dxa" w:w="100"/>
-              <w:bottom w:type="dxa" w:w="80"/>
-              <w:right w:type="dxa" w:w="100"/>
-            </w:tcMar>
-          </w:tcPr>
-          <w:p>
-            <w:r>
-              <w:rPr>
-                <w:b w:val="false"/>
-                <w:bCs w:val="false"/>
-                <w:color w:val="1E293B"/>
-                <w:sz w:val="14"/>
-                <w:szCs w:val="14"/>
-              </w:rPr>
-              <w:t xml:space="preserve">Agent Reach Tab</w:t>
-            </w:r>
-          </w:p>
-        </w:tc>
-        <w:tc>
-          <w:tcPr>
-            <w:tcW w:type="pct" w:w="900"/>
-            <w:tcBorders>
-              <w:top w:val="single" w:color="CBD5E1" w:sz="4"/>
-              <w:left w:val="single" w:color="CBD5E1" w:sz="4"/>
-              <w:bottom w:val="single" w:color="CBD5E1" w:sz="4"/>
-              <w:right w:val="single" w:color="CBD5E1" w:sz="4"/>
-            </w:tcBorders>
-            <w:shd w:fill="FFFFFF" w:val="clear"/>
-            <w:tcMar>
-              <w:top w:type="dxa" w:w="80"/>
-              <w:left w:type="dxa" w:w="100"/>
-              <w:bottom w:type="dxa" w:w="80"/>
-              <w:right w:type="dxa" w:w="100"/>
+              <w:top w:type="dxa" w:w="70"/>
+              <w:left w:type="dxa" w:w="80"/>
+              <w:bottom w:type="dxa" w:w="70"/>
+              <w:right w:type="dxa" w:w="80"/>
+            </w:tcMar>
+          </w:tcPr>
+          <w:p>
+            <w:r>
+              <w:rPr>
+                <w:b w:val="false"/>
+                <w:bCs w:val="false"/>
+                <w:color w:val="1E293B"/>
+                <w:sz w:val="14"/>
+                <w:szCs w:val="14"/>
+              </w:rPr>
+              <w:t xml:space="preserve">Agent Reach &amp; Overview</w:t>
+            </w:r>
+          </w:p>
+        </w:tc>
+        <w:tc>
+          <w:tcPr>
+            <w:tcW w:type="pct" w:w="850"/>
+            <w:tcBorders>
+              <w:top w:val="single" w:color="CBD5E1" w:sz="4"/>
+              <w:left w:val="single" w:color="CBD5E1" w:sz="4"/>
+              <w:bottom w:val="single" w:color="CBD5E1" w:sz="4"/>
+              <w:right w:val="single" w:color="CBD5E1" w:sz="4"/>
+            </w:tcBorders>
+            <w:shd w:fill="FFFFFF" w:val="clear"/>
+            <w:tcMar>
+              <w:top w:type="dxa" w:w="70"/>
+              <w:left w:type="dxa" w:w="80"/>
+              <w:bottom w:type="dxa" w:w="70"/>
+              <w:right w:type="dxa" w:w="80"/>
             </w:tcMar>
           </w:tcPr>
           <w:p>
@@ -2829,7 +3253,7 @@
                 <w:sz w:val="13"/>
                 <w:szCs w:val="13"/>
               </w:rPr>
-              <w:t xml:space="preserve">logisticsSignals.shippingSummary</w:t>
+              <w:t xml:space="preserve">logisticsSignals.carrierDetected</w:t>
             </w:r>
           </w:p>
         </w:tc>
@@ -2844,22 +3268,22 @@
             </w:tcBorders>
             <w:shd w:fill="FFFFFF" w:val="clear"/>
             <w:tcMar>
-              <w:top w:type="dxa" w:w="80"/>
-              <w:left w:type="dxa" w:w="100"/>
-              <w:bottom w:type="dxa" w:w="80"/>
-              <w:right w:type="dxa" w:w="100"/>
-            </w:tcMar>
-          </w:tcPr>
-          <w:p>
-            <w:r>
-              <w:rPr>
-                <w:b w:val="false"/>
-                <w:bCs w:val="false"/>
-                <w:color w:val="1E293B"/>
-                <w:sz w:val="14"/>
-                <w:szCs w:val="14"/>
-              </w:rPr>
-              <w:t xml:space="preserve">Gemini Flash</w:t>
+              <w:top w:type="dxa" w:w="70"/>
+              <w:left w:type="dxa" w:w="80"/>
+              <w:bottom w:type="dxa" w:w="70"/>
+              <w:right w:type="dxa" w:w="80"/>
+            </w:tcMar>
+          </w:tcPr>
+          <w:p>
+            <w:r>
+              <w:rPr>
+                <w:b w:val="false"/>
+                <w:bCs w:val="false"/>
+                <w:color w:val="1E293B"/>
+                <w:sz w:val="14"/>
+                <w:szCs w:val="14"/>
+              </w:rPr>
+              <w:t xml:space="preserve">Exa Web Discovery</w:t>
             </w:r>
           </w:p>
         </w:tc>
@@ -2874,52 +3298,52 @@
             </w:tcBorders>
             <w:shd w:fill="FFFFFF" w:val="clear"/>
             <w:tcMar>
-              <w:top w:type="dxa" w:w="80"/>
-              <w:left w:type="dxa" w:w="100"/>
-              <w:bottom w:type="dxa" w:w="80"/>
-              <w:right w:type="dxa" w:w="100"/>
-            </w:tcMar>
-          </w:tcPr>
-          <w:p>
-            <w:r>
-              <w:rPr>
-                <w:b w:val="false"/>
-                <w:bCs w:val="false"/>
-                <w:color w:val="1E293B"/>
-                <w:sz w:val="14"/>
-                <w:szCs w:val="14"/>
-              </w:rPr>
-              <w:t xml:space="preserve">4-bullet executive brief of shipping policy</w:t>
-            </w:r>
-          </w:p>
-        </w:tc>
-        <w:tc>
-          <w:tcPr>
-            <w:tcW w:type="pct" w:w="900"/>
-            <w:tcBorders>
-              <w:top w:val="single" w:color="CBD5E1" w:sz="4"/>
-              <w:left w:val="single" w:color="CBD5E1" w:sz="4"/>
-              <w:bottom w:val="single" w:color="CBD5E1" w:sz="4"/>
-              <w:right w:val="single" w:color="CBD5E1" w:sz="4"/>
-            </w:tcBorders>
-            <w:shd w:fill="FFFFFF" w:val="clear"/>
-            <w:tcMar>
-              <w:top w:type="dxa" w:w="80"/>
-              <w:left w:type="dxa" w:w="100"/>
-              <w:bottom w:type="dxa" w:w="80"/>
-              <w:right w:type="dxa" w:w="100"/>
-            </w:tcMar>
-          </w:tcPr>
-          <w:p>
-            <w:r>
-              <w:rPr>
-                <w:b w:val="false"/>
-                <w:bCs w:val="false"/>
-                <w:color w:val="1E293B"/>
-                <w:sz w:val="14"/>
-                <w:szCs w:val="14"/>
-              </w:rPr>
-              <w:t xml:space="preserve">Replaces walls of raw text with an executive brief in 5 seconds.</w:t>
+              <w:top w:type="dxa" w:w="70"/>
+              <w:left w:type="dxa" w:w="80"/>
+              <w:bottom w:type="dxa" w:w="70"/>
+              <w:right w:type="dxa" w:w="80"/>
+            </w:tcMar>
+          </w:tcPr>
+          <w:p>
+            <w:r>
+              <w:rPr>
+                <w:b w:val="false"/>
+                <w:bCs w:val="false"/>
+                <w:color w:val="1E293B"/>
+                <w:sz w:val="14"/>
+                <w:szCs w:val="14"/>
+              </w:rPr>
+              <w:t xml:space="preserve">Australia Post, StarTrack, Sendle</w:t>
+            </w:r>
+          </w:p>
+        </w:tc>
+        <w:tc>
+          <w:tcPr>
+            <w:tcW w:type="pct" w:w="1000"/>
+            <w:tcBorders>
+              <w:top w:val="single" w:color="CBD5E1" w:sz="4"/>
+              <w:left w:val="single" w:color="CBD5E1" w:sz="4"/>
+              <w:bottom w:val="single" w:color="CBD5E1" w:sz="4"/>
+              <w:right w:val="single" w:color="CBD5E1" w:sz="4"/>
+            </w:tcBorders>
+            <w:shd w:fill="FFFFFF" w:val="clear"/>
+            <w:tcMar>
+              <w:top w:type="dxa" w:w="70"/>
+              <w:left w:type="dxa" w:w="80"/>
+              <w:bottom w:type="dxa" w:w="70"/>
+              <w:right w:type="dxa" w:w="80"/>
+            </w:tcMar>
+          </w:tcPr>
+          <w:p>
+            <w:r>
+              <w:rPr>
+                <w:b w:val="false"/>
+                <w:bCs w:val="false"/>
+                <w:color w:val="1E293B"/>
+                <w:sz w:val="14"/>
+                <w:szCs w:val="14"/>
+              </w:rPr>
+              <w:t xml:space="preserve">Identifies incumbent courier contract to prepare rate comparisons.</w:t>
             </w:r>
           </w:p>
         </w:tc>
@@ -2927,19 +3351,19 @@
       <w:tr>
         <w:tc>
           <w:tcPr>
-            <w:tcW w:type="pct" w:w="200"/>
-            <w:tcBorders>
-              <w:top w:val="single" w:color="CBD5E1" w:sz="4"/>
-              <w:left w:val="single" w:color="CBD5E1" w:sz="4"/>
-              <w:bottom w:val="single" w:color="CBD5E1" w:sz="4"/>
-              <w:right w:val="single" w:color="CBD5E1" w:sz="4"/>
-            </w:tcBorders>
-            <w:shd w:fill="F8FAFC" w:val="clear"/>
-            <w:tcMar>
-              <w:top w:type="dxa" w:w="80"/>
-              <w:left w:type="dxa" w:w="100"/>
-              <w:bottom w:type="dxa" w:w="80"/>
-              <w:right w:type="dxa" w:w="100"/>
+            <w:tcW w:type="pct" w:w="250"/>
+            <w:tcBorders>
+              <w:top w:val="single" w:color="CBD5E1" w:sz="4"/>
+              <w:left w:val="single" w:color="CBD5E1" w:sz="4"/>
+              <w:bottom w:val="single" w:color="CBD5E1" w:sz="4"/>
+              <w:right w:val="single" w:color="CBD5E1" w:sz="4"/>
+            </w:tcBorders>
+            <w:shd w:fill="F8FAFC" w:val="clear"/>
+            <w:tcMar>
+              <w:top w:type="dxa" w:w="70"/>
+              <w:left w:type="dxa" w:w="80"/>
+              <w:bottom w:type="dxa" w:w="70"/>
+              <w:right w:type="dxa" w:w="80"/>
             </w:tcMar>
           </w:tcPr>
           <w:p>
@@ -2948,8 +3372,8 @@
                 <w:b/>
                 <w:bCs/>
                 <w:color w:val="1E293B"/>
-                <w:sz w:val="15"/>
-                <w:szCs w:val="15"/>
+                <w:sz w:val="14"/>
+                <w:szCs w:val="14"/>
               </w:rPr>
               <w:t xml:space="preserve">12</w:t>
             </w:r>
@@ -2957,19 +3381,19 @@
         </w:tc>
         <w:tc>
           <w:tcPr>
-            <w:tcW w:type="pct" w:w="900"/>
-            <w:tcBorders>
-              <w:top w:val="single" w:color="CBD5E1" w:sz="4"/>
-              <w:left w:val="single" w:color="CBD5E1" w:sz="4"/>
-              <w:bottom w:val="single" w:color="CBD5E1" w:sz="4"/>
-              <w:right w:val="single" w:color="CBD5E1" w:sz="4"/>
-            </w:tcBorders>
-            <w:shd w:fill="F8FAFC" w:val="clear"/>
-            <w:tcMar>
-              <w:top w:type="dxa" w:w="80"/>
-              <w:left w:type="dxa" w:w="100"/>
-              <w:bottom w:type="dxa" w:w="80"/>
-              <w:right w:type="dxa" w:w="100"/>
+            <w:tcW w:type="pct" w:w="800"/>
+            <w:tcBorders>
+              <w:top w:val="single" w:color="CBD5E1" w:sz="4"/>
+              <w:left w:val="single" w:color="CBD5E1" w:sz="4"/>
+              <w:bottom w:val="single" w:color="CBD5E1" w:sz="4"/>
+              <w:right w:val="single" w:color="CBD5E1" w:sz="4"/>
+            </w:tcBorders>
+            <w:shd w:fill="F8FAFC" w:val="clear"/>
+            <w:tcMar>
+              <w:top w:type="dxa" w:w="70"/>
+              <w:left w:type="dxa" w:w="80"/>
+              <w:bottom w:type="dxa" w:w="70"/>
+              <w:right w:type="dxa" w:w="80"/>
             </w:tcMar>
           </w:tcPr>
           <w:p>
@@ -2978,10 +3402,10 @@
                 <w:b/>
                 <w:bCs/>
                 <w:color w:val="1E293B"/>
-                <w:sz w:val="15"/>
-                <w:szCs w:val="15"/>
-              </w:rPr>
-              <w:t xml:space="preserve">Raw Source Citations</w:t>
+                <w:sz w:val="14"/>
+                <w:szCs w:val="14"/>
+              </w:rPr>
+              <w:t xml:space="preserve">Daily Dispatch Cutoff</w:t>
             </w:r>
           </w:p>
         </w:tc>
@@ -2996,40 +3420,40 @@
             </w:tcBorders>
             <w:shd w:fill="F8FAFC" w:val="clear"/>
             <w:tcMar>
-              <w:top w:type="dxa" w:w="80"/>
-              <w:left w:type="dxa" w:w="100"/>
-              <w:bottom w:type="dxa" w:w="80"/>
-              <w:right w:type="dxa" w:w="100"/>
-            </w:tcMar>
-          </w:tcPr>
-          <w:p>
-            <w:r>
-              <w:rPr>
-                <w:b w:val="false"/>
-                <w:bCs w:val="false"/>
-                <w:color w:val="1E293B"/>
-                <w:sz w:val="14"/>
-                <w:szCs w:val="14"/>
-              </w:rPr>
-              <w:t xml:space="preserve">Agent Reach (Collapsible)</w:t>
-            </w:r>
-          </w:p>
-        </w:tc>
-        <w:tc>
-          <w:tcPr>
-            <w:tcW w:type="pct" w:w="900"/>
-            <w:tcBorders>
-              <w:top w:val="single" w:color="CBD5E1" w:sz="4"/>
-              <w:left w:val="single" w:color="CBD5E1" w:sz="4"/>
-              <w:bottom w:val="single" w:color="CBD5E1" w:sz="4"/>
-              <w:right w:val="single" w:color="CBD5E1" w:sz="4"/>
-            </w:tcBorders>
-            <w:shd w:fill="F8FAFC" w:val="clear"/>
-            <w:tcMar>
-              <w:top w:type="dxa" w:w="80"/>
-              <w:left w:type="dxa" w:w="100"/>
-              <w:bottom w:type="dxa" w:w="80"/>
-              <w:right w:type="dxa" w:w="100"/>
+              <w:top w:type="dxa" w:w="70"/>
+              <w:left w:type="dxa" w:w="80"/>
+              <w:bottom w:type="dxa" w:w="70"/>
+              <w:right w:type="dxa" w:w="80"/>
+            </w:tcMar>
+          </w:tcPr>
+          <w:p>
+            <w:r>
+              <w:rPr>
+                <w:b w:val="false"/>
+                <w:bCs w:val="false"/>
+                <w:color w:val="1E293B"/>
+                <w:sz w:val="14"/>
+                <w:szCs w:val="14"/>
+              </w:rPr>
+              <w:t xml:space="preserve">Agent Reach &amp; Overview</w:t>
+            </w:r>
+          </w:p>
+        </w:tc>
+        <w:tc>
+          <w:tcPr>
+            <w:tcW w:type="pct" w:w="850"/>
+            <w:tcBorders>
+              <w:top w:val="single" w:color="CBD5E1" w:sz="4"/>
+              <w:left w:val="single" w:color="CBD5E1" w:sz="4"/>
+              <w:bottom w:val="single" w:color="CBD5E1" w:sz="4"/>
+              <w:right w:val="single" w:color="CBD5E1" w:sz="4"/>
+            </w:tcBorders>
+            <w:shd w:fill="F8FAFC" w:val="clear"/>
+            <w:tcMar>
+              <w:top w:type="dxa" w:w="70"/>
+              <w:left w:type="dxa" w:w="80"/>
+              <w:bottom w:type="dxa" w:w="70"/>
+              <w:right w:type="dxa" w:w="80"/>
             </w:tcMar>
           </w:tcPr>
           <w:p>
@@ -3041,7 +3465,7 @@
                 <w:sz w:val="13"/>
                 <w:szCs w:val="13"/>
               </w:rPr>
-              <w:t xml:space="preserve">logisticsSignals.rawSnippets</w:t>
+              <w:t xml:space="preserve">logisticsSignals.cutoffTimes</w:t>
             </w:r>
           </w:p>
         </w:tc>
@@ -3056,22 +3480,22 @@
             </w:tcBorders>
             <w:shd w:fill="F8FAFC" w:val="clear"/>
             <w:tcMar>
-              <w:top w:type="dxa" w:w="80"/>
-              <w:left w:type="dxa" w:w="100"/>
-              <w:bottom w:type="dxa" w:w="80"/>
-              <w:right w:type="dxa" w:w="100"/>
-            </w:tcMar>
-          </w:tcPr>
-          <w:p>
-            <w:r>
-              <w:rPr>
-                <w:b w:val="false"/>
-                <w:bCs w:val="false"/>
-                <w:color w:val="1E293B"/>
-                <w:sz w:val="14"/>
-                <w:szCs w:val="14"/>
-              </w:rPr>
-              <w:t xml:space="preserve">Exa Search</w:t>
+              <w:top w:type="dxa" w:w="70"/>
+              <w:left w:type="dxa" w:w="80"/>
+              <w:bottom w:type="dxa" w:w="70"/>
+              <w:right w:type="dxa" w:w="80"/>
+            </w:tcMar>
+          </w:tcPr>
+          <w:p>
+            <w:r>
+              <w:rPr>
+                <w:b w:val="false"/>
+                <w:bCs w:val="false"/>
+                <w:color w:val="1E293B"/>
+                <w:sz w:val="14"/>
+                <w:szCs w:val="14"/>
+              </w:rPr>
+              <w:t xml:space="preserve">Exa Web Discovery</w:t>
             </w:r>
           </w:p>
         </w:tc>
@@ -3086,52 +3510,52 @@
             </w:tcBorders>
             <w:shd w:fill="F8FAFC" w:val="clear"/>
             <w:tcMar>
-              <w:top w:type="dxa" w:w="80"/>
-              <w:left w:type="dxa" w:w="100"/>
-              <w:bottom w:type="dxa" w:w="80"/>
-              <w:right w:type="dxa" w:w="100"/>
-            </w:tcMar>
-          </w:tcPr>
-          <w:p>
-            <w:r>
-              <w:rPr>
-                <w:b w:val="false"/>
-                <w:bCs w:val="false"/>
-                <w:color w:val="1E293B"/>
-                <w:sz w:val="14"/>
-                <w:szCs w:val="14"/>
-              </w:rPr>
-              <w:t xml:space="preserve">Excerpts from shipping &amp; return terms</w:t>
-            </w:r>
-          </w:p>
-        </w:tc>
-        <w:tc>
-          <w:tcPr>
-            <w:tcW w:type="pct" w:w="900"/>
-            <w:tcBorders>
-              <w:top w:val="single" w:color="CBD5E1" w:sz="4"/>
-              <w:left w:val="single" w:color="CBD5E1" w:sz="4"/>
-              <w:bottom w:val="single" w:color="CBD5E1" w:sz="4"/>
-              <w:right w:val="single" w:color="CBD5E1" w:sz="4"/>
-            </w:tcBorders>
-            <w:shd w:fill="F8FAFC" w:val="clear"/>
-            <w:tcMar>
-              <w:top w:type="dxa" w:w="80"/>
-              <w:left w:type="dxa" w:w="100"/>
-              <w:bottom w:type="dxa" w:w="80"/>
-              <w:right w:type="dxa" w:w="100"/>
-            </w:tcMar>
-          </w:tcPr>
-          <w:p>
-            <w:r>
-              <w:rPr>
-                <w:b w:val="false"/>
-                <w:bCs w:val="false"/>
-                <w:color w:val="1E293B"/>
-                <w:sz w:val="14"/>
-                <w:szCs w:val="14"/>
-              </w:rPr>
-              <w:t xml:space="preserve">Auditable evidence if reps need to verify exact legal/return terms.</w:t>
+              <w:top w:type="dxa" w:w="70"/>
+              <w:left w:type="dxa" w:w="80"/>
+              <w:bottom w:type="dxa" w:w="70"/>
+              <w:right w:type="dxa" w:w="80"/>
+            </w:tcMar>
+          </w:tcPr>
+          <w:p>
+            <w:r>
+              <w:rPr>
+                <w:b w:val="false"/>
+                <w:bCs w:val="false"/>
+                <w:color w:val="1E293B"/>
+                <w:sz w:val="14"/>
+                <w:szCs w:val="14"/>
+              </w:rPr>
+              <w:t xml:space="preserve">2:00 PM AEST</w:t>
+            </w:r>
+          </w:p>
+        </w:tc>
+        <w:tc>
+          <w:tcPr>
+            <w:tcW w:type="pct" w:w="1000"/>
+            <w:tcBorders>
+              <w:top w:val="single" w:color="CBD5E1" w:sz="4"/>
+              <w:left w:val="single" w:color="CBD5E1" w:sz="4"/>
+              <w:bottom w:val="single" w:color="CBD5E1" w:sz="4"/>
+              <w:right w:val="single" w:color="CBD5E1" w:sz="4"/>
+            </w:tcBorders>
+            <w:shd w:fill="F8FAFC" w:val="clear"/>
+            <w:tcMar>
+              <w:top w:type="dxa" w:w="70"/>
+              <w:left w:type="dxa" w:w="80"/>
+              <w:bottom w:type="dxa" w:w="70"/>
+              <w:right w:type="dxa" w:w="80"/>
+            </w:tcMar>
+          </w:tcPr>
+          <w:p>
+            <w:r>
+              <w:rPr>
+                <w:b w:val="false"/>
+                <w:bCs w:val="false"/>
+                <w:color w:val="1E293B"/>
+                <w:sz w:val="14"/>
+                <w:szCs w:val="14"/>
+              </w:rPr>
+              <w:t xml:space="preserve">Reps pitch later afternoon pickup times to extend selling window.</w:t>
             </w:r>
           </w:p>
         </w:tc>
@@ -3139,19 +3563,19 @@
       <w:tr>
         <w:tc>
           <w:tcPr>
-            <w:tcW w:type="pct" w:w="200"/>
-            <w:tcBorders>
-              <w:top w:val="single" w:color="CBD5E1" w:sz="4"/>
-              <w:left w:val="single" w:color="CBD5E1" w:sz="4"/>
-              <w:bottom w:val="single" w:color="CBD5E1" w:sz="4"/>
-              <w:right w:val="single" w:color="CBD5E1" w:sz="4"/>
-            </w:tcBorders>
-            <w:shd w:fill="FFFFFF" w:val="clear"/>
-            <w:tcMar>
-              <w:top w:type="dxa" w:w="80"/>
-              <w:left w:type="dxa" w:w="100"/>
-              <w:bottom w:type="dxa" w:w="80"/>
-              <w:right w:type="dxa" w:w="100"/>
+            <w:tcW w:type="pct" w:w="250"/>
+            <w:tcBorders>
+              <w:top w:val="single" w:color="CBD5E1" w:sz="4"/>
+              <w:left w:val="single" w:color="CBD5E1" w:sz="4"/>
+              <w:bottom w:val="single" w:color="CBD5E1" w:sz="4"/>
+              <w:right w:val="single" w:color="CBD5E1" w:sz="4"/>
+            </w:tcBorders>
+            <w:shd w:fill="FFFFFF" w:val="clear"/>
+            <w:tcMar>
+              <w:top w:type="dxa" w:w="70"/>
+              <w:left w:type="dxa" w:w="80"/>
+              <w:bottom w:type="dxa" w:w="70"/>
+              <w:right w:type="dxa" w:w="80"/>
             </w:tcMar>
           </w:tcPr>
           <w:p>
@@ -3160,8 +3584,8 @@
                 <w:b/>
                 <w:bCs/>
                 <w:color w:val="1E293B"/>
-                <w:sz w:val="15"/>
-                <w:szCs w:val="15"/>
+                <w:sz w:val="14"/>
+                <w:szCs w:val="14"/>
               </w:rPr>
               <w:t xml:space="preserve">13</w:t>
             </w:r>
@@ -3169,19 +3593,19 @@
         </w:tc>
         <w:tc>
           <w:tcPr>
-            <w:tcW w:type="pct" w:w="900"/>
-            <w:tcBorders>
-              <w:top w:val="single" w:color="CBD5E1" w:sz="4"/>
-              <w:left w:val="single" w:color="CBD5E1" w:sz="4"/>
-              <w:bottom w:val="single" w:color="CBD5E1" w:sz="4"/>
-              <w:right w:val="single" w:color="CBD5E1" w:sz="4"/>
-            </w:tcBorders>
-            <w:shd w:fill="FFFFFF" w:val="clear"/>
-            <w:tcMar>
-              <w:top w:type="dxa" w:w="80"/>
-              <w:left w:type="dxa" w:w="100"/>
-              <w:bottom w:type="dxa" w:w="80"/>
-              <w:right w:type="dxa" w:w="100"/>
+            <w:tcW w:type="pct" w:w="800"/>
+            <w:tcBorders>
+              <w:top w:val="single" w:color="CBD5E1" w:sz="4"/>
+              <w:left w:val="single" w:color="CBD5E1" w:sz="4"/>
+              <w:bottom w:val="single" w:color="CBD5E1" w:sz="4"/>
+              <w:right w:val="single" w:color="CBD5E1" w:sz="4"/>
+            </w:tcBorders>
+            <w:shd w:fill="FFFFFF" w:val="clear"/>
+            <w:tcMar>
+              <w:top w:type="dxa" w:w="70"/>
+              <w:left w:type="dxa" w:w="80"/>
+              <w:bottom w:type="dxa" w:w="70"/>
+              <w:right w:type="dxa" w:w="80"/>
             </w:tcMar>
           </w:tcPr>
           <w:p>
@@ -3190,10 +3614,10 @@
                 <w:b/>
                 <w:bCs/>
                 <w:color w:val="1E293B"/>
-                <w:sz w:val="15"/>
-                <w:szCs w:val="15"/>
-              </w:rPr>
-              <w:t xml:space="preserve">Industry Category</w:t>
+                <w:sz w:val="14"/>
+                <w:szCs w:val="14"/>
+              </w:rPr>
+              <w:t xml:space="preserve">Verified Web Domain</w:t>
             </w:r>
           </w:p>
         </w:tc>
@@ -3208,40 +3632,40 @@
             </w:tcBorders>
             <w:shd w:fill="FFFFFF" w:val="clear"/>
             <w:tcMar>
-              <w:top w:type="dxa" w:w="80"/>
-              <w:left w:type="dxa" w:w="100"/>
-              <w:bottom w:type="dxa" w:w="80"/>
-              <w:right w:type="dxa" w:w="100"/>
-            </w:tcMar>
-          </w:tcPr>
-          <w:p>
-            <w:r>
-              <w:rPr>
-                <w:b w:val="false"/>
-                <w:bCs w:val="false"/>
-                <w:color w:val="1E293B"/>
-                <w:sz w:val="14"/>
-                <w:szCs w:val="14"/>
-              </w:rPr>
-              <w:t xml:space="preserve">AI Website Scrape &amp; Overview</w:t>
-            </w:r>
-          </w:p>
-        </w:tc>
-        <w:tc>
-          <w:tcPr>
-            <w:tcW w:type="pct" w:w="900"/>
-            <w:tcBorders>
-              <w:top w:val="single" w:color="CBD5E1" w:sz="4"/>
-              <w:left w:val="single" w:color="CBD5E1" w:sz="4"/>
-              <w:bottom w:val="single" w:color="CBD5E1" w:sz="4"/>
-              <w:right w:val="single" w:color="CBD5E1" w:sz="4"/>
-            </w:tcBorders>
-            <w:shd w:fill="FFFFFF" w:val="clear"/>
-            <w:tcMar>
-              <w:top w:type="dxa" w:w="80"/>
-              <w:left w:type="dxa" w:w="100"/>
-              <w:bottom w:type="dxa" w:w="80"/>
-              <w:right w:type="dxa" w:w="100"/>
+              <w:top w:type="dxa" w:w="70"/>
+              <w:left w:type="dxa" w:w="80"/>
+              <w:bottom w:type="dxa" w:w="70"/>
+              <w:right w:type="dxa" w:w="80"/>
+            </w:tcMar>
+          </w:tcPr>
+          <w:p>
+            <w:r>
+              <w:rPr>
+                <w:b w:val="false"/>
+                <w:bCs w:val="false"/>
+                <w:color w:val="1E293B"/>
+                <w:sz w:val="14"/>
+                <w:szCs w:val="14"/>
+              </w:rPr>
+              <w:t xml:space="preserve">Agent Reach &amp; Overview</w:t>
+            </w:r>
+          </w:p>
+        </w:tc>
+        <w:tc>
+          <w:tcPr>
+            <w:tcW w:type="pct" w:w="850"/>
+            <w:tcBorders>
+              <w:top w:val="single" w:color="CBD5E1" w:sz="4"/>
+              <w:left w:val="single" w:color="CBD5E1" w:sz="4"/>
+              <w:bottom w:val="single" w:color="CBD5E1" w:sz="4"/>
+              <w:right w:val="single" w:color="CBD5E1" w:sz="4"/>
+            </w:tcBorders>
+            <w:shd w:fill="FFFFFF" w:val="clear"/>
+            <w:tcMar>
+              <w:top w:type="dxa" w:w="70"/>
+              <w:left w:type="dxa" w:w="80"/>
+              <w:bottom w:type="dxa" w:w="70"/>
+              <w:right w:type="dxa" w:w="80"/>
             </w:tcMar>
           </w:tcPr>
           <w:p>
@@ -3253,7 +3677,7 @@
                 <w:sz w:val="13"/>
                 <w:szCs w:val="13"/>
               </w:rPr>
-              <w:t xml:space="preserve">discoveryData.industryCategory</w:t>
+              <w:t xml:space="preserve">agentReachDossier.verifiedDomain</w:t>
             </w:r>
           </w:p>
         </w:tc>
@@ -3268,22 +3692,22 @@
             </w:tcBorders>
             <w:shd w:fill="FFFFFF" w:val="clear"/>
             <w:tcMar>
-              <w:top w:type="dxa" w:w="80"/>
-              <w:left w:type="dxa" w:w="100"/>
-              <w:bottom w:type="dxa" w:w="80"/>
-              <w:right w:type="dxa" w:w="100"/>
-            </w:tcMar>
-          </w:tcPr>
-          <w:p>
-            <w:r>
-              <w:rPr>
-                <w:b w:val="false"/>
-                <w:bCs w:val="false"/>
-                <w:color w:val="1E293B"/>
-                <w:sz w:val="14"/>
-                <w:szCs w:val="14"/>
-              </w:rPr>
-              <w:t xml:space="preserve">AI Crawler</w:t>
+              <w:top w:type="dxa" w:w="70"/>
+              <w:left w:type="dxa" w:w="80"/>
+              <w:bottom w:type="dxa" w:w="70"/>
+              <w:right w:type="dxa" w:w="80"/>
+            </w:tcMar>
+          </w:tcPr>
+          <w:p>
+            <w:r>
+              <w:rPr>
+                <w:b w:val="false"/>
+                <w:bCs w:val="false"/>
+                <w:color w:val="1E293B"/>
+                <w:sz w:val="14"/>
+                <w:szCs w:val="14"/>
+              </w:rPr>
+              <w:t xml:space="preserve">Exa Domain Engine</w:t>
             </w:r>
           </w:p>
         </w:tc>
@@ -3298,52 +3722,52 @@
             </w:tcBorders>
             <w:shd w:fill="FFFFFF" w:val="clear"/>
             <w:tcMar>
-              <w:top w:type="dxa" w:w="80"/>
-              <w:left w:type="dxa" w:w="100"/>
-              <w:bottom w:type="dxa" w:w="80"/>
-              <w:right w:type="dxa" w:w="100"/>
-            </w:tcMar>
-          </w:tcPr>
-          <w:p>
-            <w:r>
-              <w:rPr>
-                <w:b w:val="false"/>
-                <w:bCs w:val="false"/>
-                <w:color w:val="1E293B"/>
-                <w:sz w:val="14"/>
-                <w:szCs w:val="14"/>
-              </w:rPr>
-              <w:t xml:space="preserve">Retail &amp; Consumer Goods</w:t>
-            </w:r>
-          </w:p>
-        </w:tc>
-        <w:tc>
-          <w:tcPr>
-            <w:tcW w:type="pct" w:w="900"/>
-            <w:tcBorders>
-              <w:top w:val="single" w:color="CBD5E1" w:sz="4"/>
-              <w:left w:val="single" w:color="CBD5E1" w:sz="4"/>
-              <w:bottom w:val="single" w:color="CBD5E1" w:sz="4"/>
-              <w:right w:val="single" w:color="CBD5E1" w:sz="4"/>
-            </w:tcBorders>
-            <w:shd w:fill="FFFFFF" w:val="clear"/>
-            <w:tcMar>
-              <w:top w:type="dxa" w:w="80"/>
-              <w:left w:type="dxa" w:w="100"/>
-              <w:bottom w:type="dxa" w:w="80"/>
-              <w:right w:type="dxa" w:w="100"/>
-            </w:tcMar>
-          </w:tcPr>
-          <w:p>
-            <w:r>
-              <w:rPr>
-                <w:b w:val="false"/>
-                <w:bCs w:val="false"/>
-                <w:color w:val="1E293B"/>
-                <w:sz w:val="14"/>
-                <w:szCs w:val="14"/>
-              </w:rPr>
-              <w:t xml:space="preserve">Categorizes business vertical for targeted campaigns.</w:t>
+              <w:top w:type="dxa" w:w="70"/>
+              <w:left w:type="dxa" w:w="80"/>
+              <w:bottom w:type="dxa" w:w="70"/>
+              <w:right w:type="dxa" w:w="80"/>
+            </w:tcMar>
+          </w:tcPr>
+          <w:p>
+            <w:r>
+              <w:rPr>
+                <w:b w:val="false"/>
+                <w:bCs w:val="false"/>
+                <w:color w:val="1E293B"/>
+                <w:sz w:val="14"/>
+                <w:szCs w:val="14"/>
+              </w:rPr>
+              <w:t xml:space="preserve">proudpoppyclothing.com.au</w:t>
+            </w:r>
+          </w:p>
+        </w:tc>
+        <w:tc>
+          <w:tcPr>
+            <w:tcW w:type="pct" w:w="1000"/>
+            <w:tcBorders>
+              <w:top w:val="single" w:color="CBD5E1" w:sz="4"/>
+              <w:left w:val="single" w:color="CBD5E1" w:sz="4"/>
+              <w:bottom w:val="single" w:color="CBD5E1" w:sz="4"/>
+              <w:right w:val="single" w:color="CBD5E1" w:sz="4"/>
+            </w:tcBorders>
+            <w:shd w:fill="FFFFFF" w:val="clear"/>
+            <w:tcMar>
+              <w:top w:type="dxa" w:w="70"/>
+              <w:left w:type="dxa" w:w="80"/>
+              <w:bottom w:type="dxa" w:w="70"/>
+              <w:right w:type="dxa" w:w="80"/>
+            </w:tcMar>
+          </w:tcPr>
+          <w:p>
+            <w:r>
+              <w:rPr>
+                <w:b w:val="false"/>
+                <w:bCs w:val="false"/>
+                <w:color w:val="1E293B"/>
+                <w:sz w:val="14"/>
+                <w:szCs w:val="14"/>
+              </w:rPr>
+              <w:t xml:space="preserve">Clean canonical domain verified against corporate business registers.</w:t>
             </w:r>
           </w:p>
         </w:tc>
@@ -3351,19 +3775,19 @@
       <w:tr>
         <w:tc>
           <w:tcPr>
-            <w:tcW w:type="pct" w:w="200"/>
-            <w:tcBorders>
-              <w:top w:val="single" w:color="CBD5E1" w:sz="4"/>
-              <w:left w:val="single" w:color="CBD5E1" w:sz="4"/>
-              <w:bottom w:val="single" w:color="CBD5E1" w:sz="4"/>
-              <w:right w:val="single" w:color="CBD5E1" w:sz="4"/>
-            </w:tcBorders>
-            <w:shd w:fill="F8FAFC" w:val="clear"/>
-            <w:tcMar>
-              <w:top w:type="dxa" w:w="80"/>
-              <w:left w:type="dxa" w:w="100"/>
-              <w:bottom w:type="dxa" w:w="80"/>
-              <w:right w:type="dxa" w:w="100"/>
+            <w:tcW w:type="pct" w:w="250"/>
+            <w:tcBorders>
+              <w:top w:val="single" w:color="CBD5E1" w:sz="4"/>
+              <w:left w:val="single" w:color="CBD5E1" w:sz="4"/>
+              <w:bottom w:val="single" w:color="CBD5E1" w:sz="4"/>
+              <w:right w:val="single" w:color="CBD5E1" w:sz="4"/>
+            </w:tcBorders>
+            <w:shd w:fill="F8FAFC" w:val="clear"/>
+            <w:tcMar>
+              <w:top w:type="dxa" w:w="70"/>
+              <w:left w:type="dxa" w:w="80"/>
+              <w:bottom w:type="dxa" w:w="70"/>
+              <w:right w:type="dxa" w:w="80"/>
             </w:tcMar>
           </w:tcPr>
           <w:p>
@@ -3372,8 +3796,8 @@
                 <w:b/>
                 <w:bCs/>
                 <w:color w:val="1E293B"/>
-                <w:sz w:val="15"/>
-                <w:szCs w:val="15"/>
+                <w:sz w:val="14"/>
+                <w:szCs w:val="14"/>
               </w:rPr>
               <w:t xml:space="preserve">14</w:t>
             </w:r>
@@ -3381,19 +3805,19 @@
         </w:tc>
         <w:tc>
           <w:tcPr>
-            <w:tcW w:type="pct" w:w="900"/>
-            <w:tcBorders>
-              <w:top w:val="single" w:color="CBD5E1" w:sz="4"/>
-              <w:left w:val="single" w:color="CBD5E1" w:sz="4"/>
-              <w:bottom w:val="single" w:color="CBD5E1" w:sz="4"/>
-              <w:right w:val="single" w:color="CBD5E1" w:sz="4"/>
-            </w:tcBorders>
-            <w:shd w:fill="F8FAFC" w:val="clear"/>
-            <w:tcMar>
-              <w:top w:type="dxa" w:w="80"/>
-              <w:left w:type="dxa" w:w="100"/>
-              <w:bottom w:type="dxa" w:w="80"/>
-              <w:right w:type="dxa" w:w="100"/>
+            <w:tcW w:type="pct" w:w="800"/>
+            <w:tcBorders>
+              <w:top w:val="single" w:color="CBD5E1" w:sz="4"/>
+              <w:left w:val="single" w:color="CBD5E1" w:sz="4"/>
+              <w:bottom w:val="single" w:color="CBD5E1" w:sz="4"/>
+              <w:right w:val="single" w:color="CBD5E1" w:sz="4"/>
+            </w:tcBorders>
+            <w:shd w:fill="F8FAFC" w:val="clear"/>
+            <w:tcMar>
+              <w:top w:type="dxa" w:w="70"/>
+              <w:left w:type="dxa" w:w="80"/>
+              <w:bottom w:type="dxa" w:w="70"/>
+              <w:right w:type="dxa" w:w="80"/>
             </w:tcMar>
           </w:tcPr>
           <w:p>
@@ -3402,10 +3826,10 @@
                 <w:b/>
                 <w:bCs/>
                 <w:color w:val="1E293B"/>
-                <w:sz w:val="15"/>
-                <w:szCs w:val="15"/>
-              </w:rPr>
-              <w:t xml:space="preserve">Industry Sub-Category</w:t>
+                <w:sz w:val="14"/>
+                <w:szCs w:val="14"/>
+              </w:rPr>
+              <w:t xml:space="preserve">Verified Parcel Shipper</w:t>
             </w:r>
           </w:p>
         </w:tc>
@@ -3420,40 +3844,40 @@
             </w:tcBorders>
             <w:shd w:fill="F8FAFC" w:val="clear"/>
             <w:tcMar>
-              <w:top w:type="dxa" w:w="80"/>
-              <w:left w:type="dxa" w:w="100"/>
-              <w:bottom w:type="dxa" w:w="80"/>
-              <w:right w:type="dxa" w:w="100"/>
-            </w:tcMar>
-          </w:tcPr>
-          <w:p>
-            <w:r>
-              <w:rPr>
-                <w:b w:val="false"/>
-                <w:bCs w:val="false"/>
-                <w:color w:val="1E293B"/>
-                <w:sz w:val="14"/>
-                <w:szCs w:val="14"/>
-              </w:rPr>
-              <w:t xml:space="preserve">AI Website Scrape &amp; Overview</w:t>
-            </w:r>
-          </w:p>
-        </w:tc>
-        <w:tc>
-          <w:tcPr>
-            <w:tcW w:type="pct" w:w="900"/>
-            <w:tcBorders>
-              <w:top w:val="single" w:color="CBD5E1" w:sz="4"/>
-              <w:left w:val="single" w:color="CBD5E1" w:sz="4"/>
-              <w:bottom w:val="single" w:color="CBD5E1" w:sz="4"/>
-              <w:right w:val="single" w:color="CBD5E1" w:sz="4"/>
-            </w:tcBorders>
-            <w:shd w:fill="F8FAFC" w:val="clear"/>
-            <w:tcMar>
-              <w:top w:type="dxa" w:w="80"/>
-              <w:left w:type="dxa" w:w="100"/>
-              <w:bottom w:type="dxa" w:w="80"/>
-              <w:right w:type="dxa" w:w="100"/>
+              <w:top w:type="dxa" w:w="70"/>
+              <w:left w:type="dxa" w:w="80"/>
+              <w:bottom w:type="dxa" w:w="70"/>
+              <w:right w:type="dxa" w:w="80"/>
+            </w:tcMar>
+          </w:tcPr>
+          <w:p>
+            <w:r>
+              <w:rPr>
+                <w:b w:val="false"/>
+                <w:bCs w:val="false"/>
+                <w:color w:val="1E293B"/>
+                <w:sz w:val="14"/>
+                <w:szCs w:val="14"/>
+              </w:rPr>
+              <w:t xml:space="preserve">AI Scrape &amp; Overview</w:t>
+            </w:r>
+          </w:p>
+        </w:tc>
+        <w:tc>
+          <w:tcPr>
+            <w:tcW w:type="pct" w:w="850"/>
+            <w:tcBorders>
+              <w:top w:val="single" w:color="CBD5E1" w:sz="4"/>
+              <w:left w:val="single" w:color="CBD5E1" w:sz="4"/>
+              <w:bottom w:val="single" w:color="CBD5E1" w:sz="4"/>
+              <w:right w:val="single" w:color="CBD5E1" w:sz="4"/>
+            </w:tcBorders>
+            <w:shd w:fill="F8FAFC" w:val="clear"/>
+            <w:tcMar>
+              <w:top w:type="dxa" w:w="70"/>
+              <w:left w:type="dxa" w:w="80"/>
+              <w:bottom w:type="dxa" w:w="70"/>
+              <w:right w:type="dxa" w:w="80"/>
             </w:tcMar>
           </w:tcPr>
           <w:p>
@@ -3465,7 +3889,7 @@
                 <w:sz w:val="13"/>
                 <w:szCs w:val="13"/>
               </w:rPr>
-              <w:t xml:space="preserve">discoveryData.industrySubCategory</w:t>
+              <w:t xml:space="preserve">discoveryData.parcelShippingStatus</w:t>
             </w:r>
           </w:p>
         </w:tc>
@@ -3480,10 +3904,10 @@
             </w:tcBorders>
             <w:shd w:fill="F8FAFC" w:val="clear"/>
             <w:tcMar>
-              <w:top w:type="dxa" w:w="80"/>
-              <w:left w:type="dxa" w:w="100"/>
-              <w:bottom w:type="dxa" w:w="80"/>
-              <w:right w:type="dxa" w:w="100"/>
+              <w:top w:type="dxa" w:w="70"/>
+              <w:left w:type="dxa" w:w="80"/>
+              <w:bottom w:type="dxa" w:w="70"/>
+              <w:right w:type="dxa" w:w="80"/>
             </w:tcMar>
           </w:tcPr>
           <w:p>
@@ -3510,52 +3934,52 @@
             </w:tcBorders>
             <w:shd w:fill="F8FAFC" w:val="clear"/>
             <w:tcMar>
-              <w:top w:type="dxa" w:w="80"/>
-              <w:left w:type="dxa" w:w="100"/>
-              <w:bottom w:type="dxa" w:w="80"/>
-              <w:right w:type="dxa" w:w="100"/>
-            </w:tcMar>
-          </w:tcPr>
-          <w:p>
-            <w:r>
-              <w:rPr>
-                <w:b w:val="false"/>
-                <w:bCs w:val="false"/>
-                <w:color w:val="1E293B"/>
-                <w:sz w:val="14"/>
-                <w:szCs w:val="14"/>
-              </w:rPr>
-              <w:t xml:space="preserve">Women's Apparel &amp; Accessories</w:t>
-            </w:r>
-          </w:p>
-        </w:tc>
-        <w:tc>
-          <w:tcPr>
-            <w:tcW w:type="pct" w:w="900"/>
-            <w:tcBorders>
-              <w:top w:val="single" w:color="CBD5E1" w:sz="4"/>
-              <w:left w:val="single" w:color="CBD5E1" w:sz="4"/>
-              <w:bottom w:val="single" w:color="CBD5E1" w:sz="4"/>
-              <w:right w:val="single" w:color="CBD5E1" w:sz="4"/>
-            </w:tcBorders>
-            <w:shd w:fill="F8FAFC" w:val="clear"/>
-            <w:tcMar>
-              <w:top w:type="dxa" w:w="80"/>
-              <w:left w:type="dxa" w:w="100"/>
-              <w:bottom w:type="dxa" w:w="80"/>
-              <w:right w:type="dxa" w:w="100"/>
-            </w:tcMar>
-          </w:tcPr>
-          <w:p>
-            <w:r>
-              <w:rPr>
-                <w:b w:val="false"/>
-                <w:bCs w:val="false"/>
-                <w:color w:val="1E293B"/>
-                <w:sz w:val="14"/>
-                <w:szCs w:val="14"/>
-              </w:rPr>
-              <w:t xml:space="preserve">Granular vertical classification for precision pitch framing.</w:t>
+              <w:top w:type="dxa" w:w="70"/>
+              <w:left w:type="dxa" w:w="80"/>
+              <w:bottom w:type="dxa" w:w="70"/>
+              <w:right w:type="dxa" w:w="80"/>
+            </w:tcMar>
+          </w:tcPr>
+          <w:p>
+            <w:r>
+              <w:rPr>
+                <w:b w:val="false"/>
+                <w:bCs w:val="false"/>
+                <w:color w:val="1E293B"/>
+                <w:sz w:val="14"/>
+                <w:szCs w:val="14"/>
+              </w:rPr>
+              <w:t xml:space="preserve">✓ Verified Shipper</w:t>
+            </w:r>
+          </w:p>
+        </w:tc>
+        <w:tc>
+          <w:tcPr>
+            <w:tcW w:type="pct" w:w="1000"/>
+            <w:tcBorders>
+              <w:top w:val="single" w:color="CBD5E1" w:sz="4"/>
+              <w:left w:val="single" w:color="CBD5E1" w:sz="4"/>
+              <w:bottom w:val="single" w:color="CBD5E1" w:sz="4"/>
+              <w:right w:val="single" w:color="CBD5E1" w:sz="4"/>
+            </w:tcBorders>
+            <w:shd w:fill="F8FAFC" w:val="clear"/>
+            <w:tcMar>
+              <w:top w:type="dxa" w:w="70"/>
+              <w:left w:type="dxa" w:w="80"/>
+              <w:bottom w:type="dxa" w:w="70"/>
+              <w:right w:type="dxa" w:w="80"/>
+            </w:tcMar>
+          </w:tcPr>
+          <w:p>
+            <w:r>
+              <w:rPr>
+                <w:b w:val="false"/>
+                <w:bCs w:val="false"/>
+                <w:color w:val="1E293B"/>
+                <w:sz w:val="14"/>
+                <w:szCs w:val="14"/>
+              </w:rPr>
+              <w:t xml:space="preserve">Validates that prospect ships physical parcels and is courier-eligible.</w:t>
             </w:r>
           </w:p>
         </w:tc>
@@ -3563,19 +3987,19 @@
       <w:tr>
         <w:tc>
           <w:tcPr>
-            <w:tcW w:type="pct" w:w="200"/>
-            <w:tcBorders>
-              <w:top w:val="single" w:color="CBD5E1" w:sz="4"/>
-              <w:left w:val="single" w:color="CBD5E1" w:sz="4"/>
-              <w:bottom w:val="single" w:color="CBD5E1" w:sz="4"/>
-              <w:right w:val="single" w:color="CBD5E1" w:sz="4"/>
-            </w:tcBorders>
-            <w:shd w:fill="FFFFFF" w:val="clear"/>
-            <w:tcMar>
-              <w:top w:type="dxa" w:w="80"/>
-              <w:left w:type="dxa" w:w="100"/>
-              <w:bottom w:type="dxa" w:w="80"/>
-              <w:right w:type="dxa" w:w="100"/>
+            <w:tcW w:type="pct" w:w="250"/>
+            <w:tcBorders>
+              <w:top w:val="single" w:color="CBD5E1" w:sz="4"/>
+              <w:left w:val="single" w:color="CBD5E1" w:sz="4"/>
+              <w:bottom w:val="single" w:color="CBD5E1" w:sz="4"/>
+              <w:right w:val="single" w:color="CBD5E1" w:sz="4"/>
+            </w:tcBorders>
+            <w:shd w:fill="FFFFFF" w:val="clear"/>
+            <w:tcMar>
+              <w:top w:type="dxa" w:w="70"/>
+              <w:left w:type="dxa" w:w="80"/>
+              <w:bottom w:type="dxa" w:w="70"/>
+              <w:right w:type="dxa" w:w="80"/>
             </w:tcMar>
           </w:tcPr>
           <w:p>
@@ -3584,8 +4008,8 @@
                 <w:b/>
                 <w:bCs/>
                 <w:color w:val="1E293B"/>
-                <w:sz w:val="15"/>
-                <w:szCs w:val="15"/>
+                <w:sz w:val="14"/>
+                <w:szCs w:val="14"/>
               </w:rPr>
               <w:t xml:space="preserve">15</w:t>
             </w:r>
@@ -3593,19 +4017,19 @@
         </w:tc>
         <w:tc>
           <w:tcPr>
-            <w:tcW w:type="pct" w:w="900"/>
-            <w:tcBorders>
-              <w:top w:val="single" w:color="CBD5E1" w:sz="4"/>
-              <w:left w:val="single" w:color="CBD5E1" w:sz="4"/>
-              <w:bottom w:val="single" w:color="CBD5E1" w:sz="4"/>
-              <w:right w:val="single" w:color="CBD5E1" w:sz="4"/>
-            </w:tcBorders>
-            <w:shd w:fill="FFFFFF" w:val="clear"/>
-            <w:tcMar>
-              <w:top w:type="dxa" w:w="80"/>
-              <w:left w:type="dxa" w:w="100"/>
-              <w:bottom w:type="dxa" w:w="80"/>
-              <w:right w:type="dxa" w:w="100"/>
+            <w:tcW w:type="pct" w:w="800"/>
+            <w:tcBorders>
+              <w:top w:val="single" w:color="CBD5E1" w:sz="4"/>
+              <w:left w:val="single" w:color="CBD5E1" w:sz="4"/>
+              <w:bottom w:val="single" w:color="CBD5E1" w:sz="4"/>
+              <w:right w:val="single" w:color="CBD5E1" w:sz="4"/>
+            </w:tcBorders>
+            <w:shd w:fill="FFFFFF" w:val="clear"/>
+            <w:tcMar>
+              <w:top w:type="dxa" w:w="70"/>
+              <w:left w:type="dxa" w:w="80"/>
+              <w:bottom w:type="dxa" w:w="70"/>
+              <w:right w:type="dxa" w:w="80"/>
             </w:tcMar>
           </w:tcPr>
           <w:p>
@@ -3614,10 +4038,10 @@
                 <w:b/>
                 <w:bCs/>
                 <w:color w:val="1E293B"/>
-                <w:sz w:val="15"/>
-                <w:szCs w:val="15"/>
-              </w:rPr>
-              <w:t xml:space="preserve">eCommerce Cart Tech</w:t>
+                <w:sz w:val="14"/>
+                <w:szCs w:val="14"/>
+              </w:rPr>
+              <w:t xml:space="preserve">AI Shipping Summary</w:t>
             </w:r>
           </w:p>
         </w:tc>
@@ -3632,40 +4056,40 @@
             </w:tcBorders>
             <w:shd w:fill="FFFFFF" w:val="clear"/>
             <w:tcMar>
-              <w:top w:type="dxa" w:w="80"/>
-              <w:left w:type="dxa" w:w="100"/>
-              <w:bottom w:type="dxa" w:w="80"/>
-              <w:right w:type="dxa" w:w="100"/>
-            </w:tcMar>
-          </w:tcPr>
-          <w:p>
-            <w:r>
-              <w:rPr>
-                <w:b w:val="false"/>
-                <w:bCs w:val="false"/>
-                <w:color w:val="1E293B"/>
-                <w:sz w:val="14"/>
-                <w:szCs w:val="14"/>
-              </w:rPr>
-              <w:t xml:space="preserve">AI Website Scrape &amp; Overview</w:t>
-            </w:r>
-          </w:p>
-        </w:tc>
-        <w:tc>
-          <w:tcPr>
-            <w:tcW w:type="pct" w:w="900"/>
-            <w:tcBorders>
-              <w:top w:val="single" w:color="CBD5E1" w:sz="4"/>
-              <w:left w:val="single" w:color="CBD5E1" w:sz="4"/>
-              <w:bottom w:val="single" w:color="CBD5E1" w:sz="4"/>
-              <w:right w:val="single" w:color="CBD5E1" w:sz="4"/>
-            </w:tcBorders>
-            <w:shd w:fill="FFFFFF" w:val="clear"/>
-            <w:tcMar>
-              <w:top w:type="dxa" w:w="80"/>
-              <w:left w:type="dxa" w:w="100"/>
-              <w:bottom w:type="dxa" w:w="80"/>
-              <w:right w:type="dxa" w:w="100"/>
+              <w:top w:type="dxa" w:w="70"/>
+              <w:left w:type="dxa" w:w="80"/>
+              <w:bottom w:type="dxa" w:w="70"/>
+              <w:right w:type="dxa" w:w="80"/>
+            </w:tcMar>
+          </w:tcPr>
+          <w:p>
+            <w:r>
+              <w:rPr>
+                <w:b w:val="false"/>
+                <w:bCs w:val="false"/>
+                <w:color w:val="1E293B"/>
+                <w:sz w:val="14"/>
+                <w:szCs w:val="14"/>
+              </w:rPr>
+              <w:t xml:space="preserve">Agent Reach Tab</w:t>
+            </w:r>
+          </w:p>
+        </w:tc>
+        <w:tc>
+          <w:tcPr>
+            <w:tcW w:type="pct" w:w="850"/>
+            <w:tcBorders>
+              <w:top w:val="single" w:color="CBD5E1" w:sz="4"/>
+              <w:left w:val="single" w:color="CBD5E1" w:sz="4"/>
+              <w:bottom w:val="single" w:color="CBD5E1" w:sz="4"/>
+              <w:right w:val="single" w:color="CBD5E1" w:sz="4"/>
+            </w:tcBorders>
+            <w:shd w:fill="FFFFFF" w:val="clear"/>
+            <w:tcMar>
+              <w:top w:type="dxa" w:w="70"/>
+              <w:left w:type="dxa" w:w="80"/>
+              <w:bottom w:type="dxa" w:w="70"/>
+              <w:right w:type="dxa" w:w="80"/>
             </w:tcMar>
           </w:tcPr>
           <w:p>
@@ -3677,7 +4101,7 @@
                 <w:sz w:val="13"/>
                 <w:szCs w:val="13"/>
               </w:rPr>
-              <w:t xml:space="preserve">discoveryData.ecommercePlatform</w:t>
+              <w:t xml:space="preserve">logisticsSignals.shippingSummary</w:t>
             </w:r>
           </w:p>
         </w:tc>
@@ -3692,22 +4116,22 @@
             </w:tcBorders>
             <w:shd w:fill="FFFFFF" w:val="clear"/>
             <w:tcMar>
-              <w:top w:type="dxa" w:w="80"/>
-              <w:left w:type="dxa" w:w="100"/>
-              <w:bottom w:type="dxa" w:w="80"/>
-              <w:right w:type="dxa" w:w="100"/>
-            </w:tcMar>
-          </w:tcPr>
-          <w:p>
-            <w:r>
-              <w:rPr>
-                <w:b w:val="false"/>
-                <w:bCs w:val="false"/>
-                <w:color w:val="1E293B"/>
-                <w:sz w:val="14"/>
-                <w:szCs w:val="14"/>
-              </w:rPr>
-              <w:t xml:space="preserve">AI Crawler / Exa</w:t>
+              <w:top w:type="dxa" w:w="70"/>
+              <w:left w:type="dxa" w:w="80"/>
+              <w:bottom w:type="dxa" w:w="70"/>
+              <w:right w:type="dxa" w:w="80"/>
+            </w:tcMar>
+          </w:tcPr>
+          <w:p>
+            <w:r>
+              <w:rPr>
+                <w:b w:val="false"/>
+                <w:bCs w:val="false"/>
+                <w:color w:val="1E293B"/>
+                <w:sz w:val="14"/>
+                <w:szCs w:val="14"/>
+              </w:rPr>
+              <w:t xml:space="preserve">Gemini Flash</w:t>
             </w:r>
           </w:p>
         </w:tc>
@@ -3722,52 +4146,52 @@
             </w:tcBorders>
             <w:shd w:fill="FFFFFF" w:val="clear"/>
             <w:tcMar>
-              <w:top w:type="dxa" w:w="80"/>
-              <w:left w:type="dxa" w:w="100"/>
-              <w:bottom w:type="dxa" w:w="80"/>
-              <w:right w:type="dxa" w:w="100"/>
-            </w:tcMar>
-          </w:tcPr>
-          <w:p>
-            <w:r>
-              <w:rPr>
-                <w:b w:val="false"/>
-                <w:bCs w:val="false"/>
-                <w:color w:val="1E293B"/>
-                <w:sz w:val="14"/>
-                <w:szCs w:val="14"/>
-              </w:rPr>
-              <w:t xml:space="preserve">Shopify, WooCommerce, BigCommerce</w:t>
-            </w:r>
-          </w:p>
-        </w:tc>
-        <w:tc>
-          <w:tcPr>
-            <w:tcW w:type="pct" w:w="900"/>
-            <w:tcBorders>
-              <w:top w:val="single" w:color="CBD5E1" w:sz="4"/>
-              <w:left w:val="single" w:color="CBD5E1" w:sz="4"/>
-              <w:bottom w:val="single" w:color="CBD5E1" w:sz="4"/>
-              <w:right w:val="single" w:color="CBD5E1" w:sz="4"/>
-            </w:tcBorders>
-            <w:shd w:fill="FFFFFF" w:val="clear"/>
-            <w:tcMar>
-              <w:top w:type="dxa" w:w="80"/>
-              <w:left w:type="dxa" w:w="100"/>
-              <w:bottom w:type="dxa" w:w="80"/>
-              <w:right w:type="dxa" w:w="100"/>
-            </w:tcMar>
-          </w:tcPr>
-          <w:p>
-            <w:r>
-              <w:rPr>
-                <w:b w:val="false"/>
-                <w:bCs w:val="false"/>
-                <w:color w:val="1E293B"/>
-                <w:sz w:val="14"/>
-                <w:szCs w:val="14"/>
-              </w:rPr>
-              <w:t xml:space="preserve">Verifies compatibility with free MailPlus ShipMate app.</w:t>
+              <w:top w:type="dxa" w:w="70"/>
+              <w:left w:type="dxa" w:w="80"/>
+              <w:bottom w:type="dxa" w:w="70"/>
+              <w:right w:type="dxa" w:w="80"/>
+            </w:tcMar>
+          </w:tcPr>
+          <w:p>
+            <w:r>
+              <w:rPr>
+                <w:b w:val="false"/>
+                <w:bCs w:val="false"/>
+                <w:color w:val="1E293B"/>
+                <w:sz w:val="14"/>
+                <w:szCs w:val="14"/>
+              </w:rPr>
+              <w:t xml:space="preserve">4-bullet executive brief of shipping policy</w:t>
+            </w:r>
+          </w:p>
+        </w:tc>
+        <w:tc>
+          <w:tcPr>
+            <w:tcW w:type="pct" w:w="1000"/>
+            <w:tcBorders>
+              <w:top w:val="single" w:color="CBD5E1" w:sz="4"/>
+              <w:left w:val="single" w:color="CBD5E1" w:sz="4"/>
+              <w:bottom w:val="single" w:color="CBD5E1" w:sz="4"/>
+              <w:right w:val="single" w:color="CBD5E1" w:sz="4"/>
+            </w:tcBorders>
+            <w:shd w:fill="FFFFFF" w:val="clear"/>
+            <w:tcMar>
+              <w:top w:type="dxa" w:w="70"/>
+              <w:left w:type="dxa" w:w="80"/>
+              <w:bottom w:type="dxa" w:w="70"/>
+              <w:right w:type="dxa" w:w="80"/>
+            </w:tcMar>
+          </w:tcPr>
+          <w:p>
+            <w:r>
+              <w:rPr>
+                <w:b w:val="false"/>
+                <w:bCs w:val="false"/>
+                <w:color w:val="1E293B"/>
+                <w:sz w:val="14"/>
+                <w:szCs w:val="14"/>
+              </w:rPr>
+              <w:t xml:space="preserve">Replaces walls of raw text with an executive brief in 5 seconds.</w:t>
             </w:r>
           </w:p>
         </w:tc>
@@ -3775,19 +4199,19 @@
       <w:tr>
         <w:tc>
           <w:tcPr>
-            <w:tcW w:type="pct" w:w="200"/>
-            <w:tcBorders>
-              <w:top w:val="single" w:color="CBD5E1" w:sz="4"/>
-              <w:left w:val="single" w:color="CBD5E1" w:sz="4"/>
-              <w:bottom w:val="single" w:color="CBD5E1" w:sz="4"/>
-              <w:right w:val="single" w:color="CBD5E1" w:sz="4"/>
-            </w:tcBorders>
-            <w:shd w:fill="F8FAFC" w:val="clear"/>
-            <w:tcMar>
-              <w:top w:type="dxa" w:w="80"/>
-              <w:left w:type="dxa" w:w="100"/>
-              <w:bottom w:type="dxa" w:w="80"/>
-              <w:right w:type="dxa" w:w="100"/>
+            <w:tcW w:type="pct" w:w="250"/>
+            <w:tcBorders>
+              <w:top w:val="single" w:color="CBD5E1" w:sz="4"/>
+              <w:left w:val="single" w:color="CBD5E1" w:sz="4"/>
+              <w:bottom w:val="single" w:color="CBD5E1" w:sz="4"/>
+              <w:right w:val="single" w:color="CBD5E1" w:sz="4"/>
+            </w:tcBorders>
+            <w:shd w:fill="F8FAFC" w:val="clear"/>
+            <w:tcMar>
+              <w:top w:type="dxa" w:w="70"/>
+              <w:left w:type="dxa" w:w="80"/>
+              <w:bottom w:type="dxa" w:w="70"/>
+              <w:right w:type="dxa" w:w="80"/>
             </w:tcMar>
           </w:tcPr>
           <w:p>
@@ -3796,8 +4220,8 @@
                 <w:b/>
                 <w:bCs/>
                 <w:color w:val="1E293B"/>
-                <w:sz w:val="15"/>
-                <w:szCs w:val="15"/>
+                <w:sz w:val="14"/>
+                <w:szCs w:val="14"/>
               </w:rPr>
               <w:t xml:space="preserve">16</w:t>
             </w:r>
@@ -3805,19 +4229,19 @@
         </w:tc>
         <w:tc>
           <w:tcPr>
-            <w:tcW w:type="pct" w:w="900"/>
-            <w:tcBorders>
-              <w:top w:val="single" w:color="CBD5E1" w:sz="4"/>
-              <w:left w:val="single" w:color="CBD5E1" w:sz="4"/>
-              <w:bottom w:val="single" w:color="CBD5E1" w:sz="4"/>
-              <w:right w:val="single" w:color="CBD5E1" w:sz="4"/>
-            </w:tcBorders>
-            <w:shd w:fill="F8FAFC" w:val="clear"/>
-            <w:tcMar>
-              <w:top w:type="dxa" w:w="80"/>
-              <w:left w:type="dxa" w:w="100"/>
-              <w:bottom w:type="dxa" w:w="80"/>
-              <w:right w:type="dxa" w:w="100"/>
+            <w:tcW w:type="pct" w:w="800"/>
+            <w:tcBorders>
+              <w:top w:val="single" w:color="CBD5E1" w:sz="4"/>
+              <w:left w:val="single" w:color="CBD5E1" w:sz="4"/>
+              <w:bottom w:val="single" w:color="CBD5E1" w:sz="4"/>
+              <w:right w:val="single" w:color="CBD5E1" w:sz="4"/>
+            </w:tcBorders>
+            <w:shd w:fill="F8FAFC" w:val="clear"/>
+            <w:tcMar>
+              <w:top w:type="dxa" w:w="70"/>
+              <w:left w:type="dxa" w:w="80"/>
+              <w:bottom w:type="dxa" w:w="70"/>
+              <w:right w:type="dxa" w:w="80"/>
             </w:tcMar>
           </w:tcPr>
           <w:p>
@@ -3826,10 +4250,10 @@
                 <w:b/>
                 <w:bCs/>
                 <w:color w:val="1E293B"/>
-                <w:sz w:val="15"/>
-                <w:szCs w:val="15"/>
-              </w:rPr>
-              <w:t xml:space="preserve">Accounting Software</w:t>
+                <w:sz w:val="14"/>
+                <w:szCs w:val="14"/>
+              </w:rPr>
+              <w:t xml:space="preserve">Raw Source Citations</w:t>
             </w:r>
           </w:p>
         </w:tc>
@@ -3844,40 +4268,40 @@
             </w:tcBorders>
             <w:shd w:fill="F8FAFC" w:val="clear"/>
             <w:tcMar>
-              <w:top w:type="dxa" w:w="80"/>
-              <w:left w:type="dxa" w:w="100"/>
-              <w:bottom w:type="dxa" w:w="80"/>
-              <w:right w:type="dxa" w:w="100"/>
-            </w:tcMar>
-          </w:tcPr>
-          <w:p>
-            <w:r>
-              <w:rPr>
-                <w:b w:val="false"/>
-                <w:bCs w:val="false"/>
-                <w:color w:val="1E293B"/>
-                <w:sz w:val="14"/>
-                <w:szCs w:val="14"/>
-              </w:rPr>
-              <w:t xml:space="preserve">AI Website Scrape &amp; Overview</w:t>
-            </w:r>
-          </w:p>
-        </w:tc>
-        <w:tc>
-          <w:tcPr>
-            <w:tcW w:type="pct" w:w="900"/>
-            <w:tcBorders>
-              <w:top w:val="single" w:color="CBD5E1" w:sz="4"/>
-              <w:left w:val="single" w:color="CBD5E1" w:sz="4"/>
-              <w:bottom w:val="single" w:color="CBD5E1" w:sz="4"/>
-              <w:right w:val="single" w:color="CBD5E1" w:sz="4"/>
-            </w:tcBorders>
-            <w:shd w:fill="F8FAFC" w:val="clear"/>
-            <w:tcMar>
-              <w:top w:type="dxa" w:w="80"/>
-              <w:left w:type="dxa" w:w="100"/>
-              <w:bottom w:type="dxa" w:w="80"/>
-              <w:right w:type="dxa" w:w="100"/>
+              <w:top w:type="dxa" w:w="70"/>
+              <w:left w:type="dxa" w:w="80"/>
+              <w:bottom w:type="dxa" w:w="70"/>
+              <w:right w:type="dxa" w:w="80"/>
+            </w:tcMar>
+          </w:tcPr>
+          <w:p>
+            <w:r>
+              <w:rPr>
+                <w:b w:val="false"/>
+                <w:bCs w:val="false"/>
+                <w:color w:val="1E293B"/>
+                <w:sz w:val="14"/>
+                <w:szCs w:val="14"/>
+              </w:rPr>
+              <w:t xml:space="preserve">Agent Reach (Drawer)</w:t>
+            </w:r>
+          </w:p>
+        </w:tc>
+        <w:tc>
+          <w:tcPr>
+            <w:tcW w:type="pct" w:w="850"/>
+            <w:tcBorders>
+              <w:top w:val="single" w:color="CBD5E1" w:sz="4"/>
+              <w:left w:val="single" w:color="CBD5E1" w:sz="4"/>
+              <w:bottom w:val="single" w:color="CBD5E1" w:sz="4"/>
+              <w:right w:val="single" w:color="CBD5E1" w:sz="4"/>
+            </w:tcBorders>
+            <w:shd w:fill="F8FAFC" w:val="clear"/>
+            <w:tcMar>
+              <w:top w:type="dxa" w:w="70"/>
+              <w:left w:type="dxa" w:w="80"/>
+              <w:bottom w:type="dxa" w:w="70"/>
+              <w:right w:type="dxa" w:w="80"/>
             </w:tcMar>
           </w:tcPr>
           <w:p>
@@ -3889,7 +4313,7 @@
                 <w:sz w:val="13"/>
                 <w:szCs w:val="13"/>
               </w:rPr>
-              <w:t xml:space="preserve">discoveryData.xeroDetected</w:t>
+              <w:t xml:space="preserve">logisticsSignals.rawSnippets</w:t>
             </w:r>
           </w:p>
         </w:tc>
@@ -3904,22 +4328,22 @@
             </w:tcBorders>
             <w:shd w:fill="F8FAFC" w:val="clear"/>
             <w:tcMar>
-              <w:top w:type="dxa" w:w="80"/>
-              <w:left w:type="dxa" w:w="100"/>
-              <w:bottom w:type="dxa" w:w="80"/>
-              <w:right w:type="dxa" w:w="100"/>
-            </w:tcMar>
-          </w:tcPr>
-          <w:p>
-            <w:r>
-              <w:rPr>
-                <w:b w:val="false"/>
-                <w:bCs w:val="false"/>
-                <w:color w:val="1E293B"/>
-                <w:sz w:val="14"/>
-                <w:szCs w:val="14"/>
-              </w:rPr>
-              <w:t xml:space="preserve">AI Crawler</w:t>
+              <w:top w:type="dxa" w:w="70"/>
+              <w:left w:type="dxa" w:w="80"/>
+              <w:bottom w:type="dxa" w:w="70"/>
+              <w:right w:type="dxa" w:w="80"/>
+            </w:tcMar>
+          </w:tcPr>
+          <w:p>
+            <w:r>
+              <w:rPr>
+                <w:b w:val="false"/>
+                <w:bCs w:val="false"/>
+                <w:color w:val="1E293B"/>
+                <w:sz w:val="14"/>
+                <w:szCs w:val="14"/>
+              </w:rPr>
+              <w:t xml:space="preserve">Exa Search</w:t>
             </w:r>
           </w:p>
         </w:tc>
@@ -3934,52 +4358,52 @@
             </w:tcBorders>
             <w:shd w:fill="F8FAFC" w:val="clear"/>
             <w:tcMar>
-              <w:top w:type="dxa" w:w="80"/>
-              <w:left w:type="dxa" w:w="100"/>
-              <w:bottom w:type="dxa" w:w="80"/>
-              <w:right w:type="dxa" w:w="100"/>
-            </w:tcMar>
-          </w:tcPr>
-          <w:p>
-            <w:r>
-              <w:rPr>
-                <w:b w:val="false"/>
-                <w:bCs w:val="false"/>
-                <w:color w:val="1E293B"/>
-                <w:sz w:val="14"/>
-                <w:szCs w:val="14"/>
-              </w:rPr>
-              <w:t xml:space="preserve">Xero, MYOB</w:t>
-            </w:r>
-          </w:p>
-        </w:tc>
-        <w:tc>
-          <w:tcPr>
-            <w:tcW w:type="pct" w:w="900"/>
-            <w:tcBorders>
-              <w:top w:val="single" w:color="CBD5E1" w:sz="4"/>
-              <w:left w:val="single" w:color="CBD5E1" w:sz="4"/>
-              <w:bottom w:val="single" w:color="CBD5E1" w:sz="4"/>
-              <w:right w:val="single" w:color="CBD5E1" w:sz="4"/>
-            </w:tcBorders>
-            <w:shd w:fill="F8FAFC" w:val="clear"/>
-            <w:tcMar>
-              <w:top w:type="dxa" w:w="80"/>
-              <w:left w:type="dxa" w:w="100"/>
-              <w:bottom w:type="dxa" w:w="80"/>
-              <w:right w:type="dxa" w:w="100"/>
-            </w:tcMar>
-          </w:tcPr>
-          <w:p>
-            <w:r>
-              <w:rPr>
-                <w:b w:val="false"/>
-                <w:bCs w:val="false"/>
-                <w:color w:val="1E293B"/>
-                <w:sz w:val="14"/>
-                <w:szCs w:val="14"/>
-              </w:rPr>
-              <w:t xml:space="preserve">Verifies automated invoicing and paperless billing compatibility.</w:t>
+              <w:top w:type="dxa" w:w="70"/>
+              <w:left w:type="dxa" w:w="80"/>
+              <w:bottom w:type="dxa" w:w="70"/>
+              <w:right w:type="dxa" w:w="80"/>
+            </w:tcMar>
+          </w:tcPr>
+          <w:p>
+            <w:r>
+              <w:rPr>
+                <w:b w:val="false"/>
+                <w:bCs w:val="false"/>
+                <w:color w:val="1E293B"/>
+                <w:sz w:val="14"/>
+                <w:szCs w:val="14"/>
+              </w:rPr>
+              <w:t xml:space="preserve">Excerpts from shipping &amp; return terms</w:t>
+            </w:r>
+          </w:p>
+        </w:tc>
+        <w:tc>
+          <w:tcPr>
+            <w:tcW w:type="pct" w:w="1000"/>
+            <w:tcBorders>
+              <w:top w:val="single" w:color="CBD5E1" w:sz="4"/>
+              <w:left w:val="single" w:color="CBD5E1" w:sz="4"/>
+              <w:bottom w:val="single" w:color="CBD5E1" w:sz="4"/>
+              <w:right w:val="single" w:color="CBD5E1" w:sz="4"/>
+            </w:tcBorders>
+            <w:shd w:fill="F8FAFC" w:val="clear"/>
+            <w:tcMar>
+              <w:top w:type="dxa" w:w="70"/>
+              <w:left w:type="dxa" w:w="80"/>
+              <w:bottom w:type="dxa" w:w="70"/>
+              <w:right w:type="dxa" w:w="80"/>
+            </w:tcMar>
+          </w:tcPr>
+          <w:p>
+            <w:r>
+              <w:rPr>
+                <w:b w:val="false"/>
+                <w:bCs w:val="false"/>
+                <w:color w:val="1E293B"/>
+                <w:sz w:val="14"/>
+                <w:szCs w:val="14"/>
+              </w:rPr>
+              <w:t xml:space="preserve">Auditable evidence if reps need to verify exact legal/return terms.</w:t>
             </w:r>
           </w:p>
         </w:tc>
@@ -3987,19 +4411,19 @@
       <w:tr>
         <w:tc>
           <w:tcPr>
-            <w:tcW w:type="pct" w:w="200"/>
-            <w:tcBorders>
-              <w:top w:val="single" w:color="CBD5E1" w:sz="4"/>
-              <w:left w:val="single" w:color="CBD5E1" w:sz="4"/>
-              <w:bottom w:val="single" w:color="CBD5E1" w:sz="4"/>
-              <w:right w:val="single" w:color="CBD5E1" w:sz="4"/>
-            </w:tcBorders>
-            <w:shd w:fill="FFFFFF" w:val="clear"/>
-            <w:tcMar>
-              <w:top w:type="dxa" w:w="80"/>
-              <w:left w:type="dxa" w:w="100"/>
-              <w:bottom w:type="dxa" w:w="80"/>
-              <w:right w:type="dxa" w:w="100"/>
+            <w:tcW w:type="pct" w:w="250"/>
+            <w:tcBorders>
+              <w:top w:val="single" w:color="CBD5E1" w:sz="4"/>
+              <w:left w:val="single" w:color="CBD5E1" w:sz="4"/>
+              <w:bottom w:val="single" w:color="CBD5E1" w:sz="4"/>
+              <w:right w:val="single" w:color="CBD5E1" w:sz="4"/>
+            </w:tcBorders>
+            <w:shd w:fill="FFFFFF" w:val="clear"/>
+            <w:tcMar>
+              <w:top w:type="dxa" w:w="70"/>
+              <w:left w:type="dxa" w:w="80"/>
+              <w:bottom w:type="dxa" w:w="70"/>
+              <w:right w:type="dxa" w:w="80"/>
             </w:tcMar>
           </w:tcPr>
           <w:p>
@@ -4008,8 +4432,8 @@
                 <w:b/>
                 <w:bCs/>
                 <w:color w:val="1E293B"/>
-                <w:sz w:val="15"/>
-                <w:szCs w:val="15"/>
+                <w:sz w:val="14"/>
+                <w:szCs w:val="14"/>
               </w:rPr>
               <w:t xml:space="preserve">17</w:t>
             </w:r>
@@ -4017,19 +4441,19 @@
         </w:tc>
         <w:tc>
           <w:tcPr>
-            <w:tcW w:type="pct" w:w="900"/>
-            <w:tcBorders>
-              <w:top w:val="single" w:color="CBD5E1" w:sz="4"/>
-              <w:left w:val="single" w:color="CBD5E1" w:sz="4"/>
-              <w:bottom w:val="single" w:color="CBD5E1" w:sz="4"/>
-              <w:right w:val="single" w:color="CBD5E1" w:sz="4"/>
-            </w:tcBorders>
-            <w:shd w:fill="FFFFFF" w:val="clear"/>
-            <w:tcMar>
-              <w:top w:type="dxa" w:w="80"/>
-              <w:left w:type="dxa" w:w="100"/>
-              <w:bottom w:type="dxa" w:w="80"/>
-              <w:right w:type="dxa" w:w="100"/>
+            <w:tcW w:type="pct" w:w="800"/>
+            <w:tcBorders>
+              <w:top w:val="single" w:color="CBD5E1" w:sz="4"/>
+              <w:left w:val="single" w:color="CBD5E1" w:sz="4"/>
+              <w:bottom w:val="single" w:color="CBD5E1" w:sz="4"/>
+              <w:right w:val="single" w:color="CBD5E1" w:sz="4"/>
+            </w:tcBorders>
+            <w:shd w:fill="FFFFFF" w:val="clear"/>
+            <w:tcMar>
+              <w:top w:type="dxa" w:w="70"/>
+              <w:left w:type="dxa" w:w="80"/>
+              <w:bottom w:type="dxa" w:w="70"/>
+              <w:right w:type="dxa" w:w="80"/>
             </w:tcMar>
           </w:tcPr>
           <w:p>
@@ -4038,10 +4462,10 @@
                 <w:b/>
                 <w:bCs/>
                 <w:color w:val="1E293B"/>
-                <w:sz w:val="15"/>
-                <w:szCs w:val="15"/>
-              </w:rPr>
-              <w:t xml:space="preserve">Physical Branch Network</w:t>
+                <w:sz w:val="14"/>
+                <w:szCs w:val="14"/>
+              </w:rPr>
+              <w:t xml:space="preserve">Industry Category</w:t>
             </w:r>
           </w:p>
         </w:tc>
@@ -4056,40 +4480,40 @@
             </w:tcBorders>
             <w:shd w:fill="FFFFFF" w:val="clear"/>
             <w:tcMar>
-              <w:top w:type="dxa" w:w="80"/>
-              <w:left w:type="dxa" w:w="100"/>
-              <w:bottom w:type="dxa" w:w="80"/>
-              <w:right w:type="dxa" w:w="100"/>
-            </w:tcMar>
-          </w:tcPr>
-          <w:p>
-            <w:r>
-              <w:rPr>
-                <w:b w:val="false"/>
-                <w:bCs w:val="false"/>
-                <w:color w:val="1E293B"/>
-                <w:sz w:val="14"/>
-                <w:szCs w:val="14"/>
-              </w:rPr>
-              <w:t xml:space="preserve">AI Website Scrape Tab</w:t>
-            </w:r>
-          </w:p>
-        </w:tc>
-        <w:tc>
-          <w:tcPr>
-            <w:tcW w:type="pct" w:w="900"/>
-            <w:tcBorders>
-              <w:top w:val="single" w:color="CBD5E1" w:sz="4"/>
-              <w:left w:val="single" w:color="CBD5E1" w:sz="4"/>
-              <w:bottom w:val="single" w:color="CBD5E1" w:sz="4"/>
-              <w:right w:val="single" w:color="CBD5E1" w:sz="4"/>
-            </w:tcBorders>
-            <w:shd w:fill="FFFFFF" w:val="clear"/>
-            <w:tcMar>
-              <w:top w:type="dxa" w:w="80"/>
-              <w:left w:type="dxa" w:w="100"/>
-              <w:bottom w:type="dxa" w:w="80"/>
-              <w:right w:type="dxa" w:w="100"/>
+              <w:top w:type="dxa" w:w="70"/>
+              <w:left w:type="dxa" w:w="80"/>
+              <w:bottom w:type="dxa" w:w="70"/>
+              <w:right w:type="dxa" w:w="80"/>
+            </w:tcMar>
+          </w:tcPr>
+          <w:p>
+            <w:r>
+              <w:rPr>
+                <w:b w:val="false"/>
+                <w:bCs w:val="false"/>
+                <w:color w:val="1E293B"/>
+                <w:sz w:val="14"/>
+                <w:szCs w:val="14"/>
+              </w:rPr>
+              <w:t xml:space="preserve">AI Scrape &amp; Overview</w:t>
+            </w:r>
+          </w:p>
+        </w:tc>
+        <w:tc>
+          <w:tcPr>
+            <w:tcW w:type="pct" w:w="850"/>
+            <w:tcBorders>
+              <w:top w:val="single" w:color="CBD5E1" w:sz="4"/>
+              <w:left w:val="single" w:color="CBD5E1" w:sz="4"/>
+              <w:bottom w:val="single" w:color="CBD5E1" w:sz="4"/>
+              <w:right w:val="single" w:color="CBD5E1" w:sz="4"/>
+            </w:tcBorders>
+            <w:shd w:fill="FFFFFF" w:val="clear"/>
+            <w:tcMar>
+              <w:top w:type="dxa" w:w="70"/>
+              <w:left w:type="dxa" w:w="80"/>
+              <w:bottom w:type="dxa" w:w="70"/>
+              <w:right w:type="dxa" w:w="80"/>
             </w:tcMar>
           </w:tcPr>
           <w:p>
@@ -4101,7 +4525,7 @@
                 <w:sz w:val="13"/>
                 <w:szCs w:val="13"/>
               </w:rPr>
-              <w:t xml:space="preserve">discoveryData.branches</w:t>
+              <w:t xml:space="preserve">discoveryData.industryCategory</w:t>
             </w:r>
           </w:p>
         </w:tc>
@@ -4116,10 +4540,10 @@
             </w:tcBorders>
             <w:shd w:fill="FFFFFF" w:val="clear"/>
             <w:tcMar>
-              <w:top w:type="dxa" w:w="80"/>
-              <w:left w:type="dxa" w:w="100"/>
-              <w:bottom w:type="dxa" w:w="80"/>
-              <w:right w:type="dxa" w:w="100"/>
+              <w:top w:type="dxa" w:w="70"/>
+              <w:left w:type="dxa" w:w="80"/>
+              <w:bottom w:type="dxa" w:w="70"/>
+              <w:right w:type="dxa" w:w="80"/>
             </w:tcMar>
           </w:tcPr>
           <w:p>
@@ -4146,52 +4570,52 @@
             </w:tcBorders>
             <w:shd w:fill="FFFFFF" w:val="clear"/>
             <w:tcMar>
-              <w:top w:type="dxa" w:w="80"/>
-              <w:left w:type="dxa" w:w="100"/>
-              <w:bottom w:type="dxa" w:w="80"/>
-              <w:right w:type="dxa" w:w="100"/>
-            </w:tcMar>
-          </w:tcPr>
-          <w:p>
-            <w:r>
-              <w:rPr>
-                <w:b w:val="false"/>
-                <w:bCs w:val="false"/>
-                <w:color w:val="1E293B"/>
-                <w:sz w:val="14"/>
-                <w:szCs w:val="14"/>
-              </w:rPr>
-              <w:t xml:space="preserve">State-by-state list with address &amp; phone</w:t>
-            </w:r>
-          </w:p>
-        </w:tc>
-        <w:tc>
-          <w:tcPr>
-            <w:tcW w:type="pct" w:w="900"/>
-            <w:tcBorders>
-              <w:top w:val="single" w:color="CBD5E1" w:sz="4"/>
-              <w:left w:val="single" w:color="CBD5E1" w:sz="4"/>
-              <w:bottom w:val="single" w:color="CBD5E1" w:sz="4"/>
-              <w:right w:val="single" w:color="CBD5E1" w:sz="4"/>
-            </w:tcBorders>
-            <w:shd w:fill="FFFFFF" w:val="clear"/>
-            <w:tcMar>
-              <w:top w:type="dxa" w:w="80"/>
-              <w:left w:type="dxa" w:w="100"/>
-              <w:bottom w:type="dxa" w:w="80"/>
-              <w:right w:type="dxa" w:w="100"/>
-            </w:tcMar>
-          </w:tcPr>
-          <w:p>
-            <w:r>
-              <w:rPr>
-                <w:b w:val="false"/>
-                <w:bCs w:val="false"/>
-                <w:color w:val="1E293B"/>
-                <w:sz w:val="14"/>
-                <w:szCs w:val="14"/>
-              </w:rPr>
-              <w:t xml:space="preserve">Identifies multi-location footprint for multi-site contracts.</w:t>
+              <w:top w:type="dxa" w:w="70"/>
+              <w:left w:type="dxa" w:w="80"/>
+              <w:bottom w:type="dxa" w:w="70"/>
+              <w:right w:type="dxa" w:w="80"/>
+            </w:tcMar>
+          </w:tcPr>
+          <w:p>
+            <w:r>
+              <w:rPr>
+                <w:b w:val="false"/>
+                <w:bCs w:val="false"/>
+                <w:color w:val="1E293B"/>
+                <w:sz w:val="14"/>
+                <w:szCs w:val="14"/>
+              </w:rPr>
+              <w:t xml:space="preserve">RETAIL - CLOTHING FASHION</w:t>
+            </w:r>
+          </w:p>
+        </w:tc>
+        <w:tc>
+          <w:tcPr>
+            <w:tcW w:type="pct" w:w="1000"/>
+            <w:tcBorders>
+              <w:top w:val="single" w:color="CBD5E1" w:sz="4"/>
+              <w:left w:val="single" w:color="CBD5E1" w:sz="4"/>
+              <w:bottom w:val="single" w:color="CBD5E1" w:sz="4"/>
+              <w:right w:val="single" w:color="CBD5E1" w:sz="4"/>
+            </w:tcBorders>
+            <w:shd w:fill="FFFFFF" w:val="clear"/>
+            <w:tcMar>
+              <w:top w:type="dxa" w:w="70"/>
+              <w:left w:type="dxa" w:w="80"/>
+              <w:bottom w:type="dxa" w:w="70"/>
+              <w:right w:type="dxa" w:w="80"/>
+            </w:tcMar>
+          </w:tcPr>
+          <w:p>
+            <w:r>
+              <w:rPr>
+                <w:b w:val="false"/>
+                <w:bCs w:val="false"/>
+                <w:color w:val="1E293B"/>
+                <w:sz w:val="14"/>
+                <w:szCs w:val="14"/>
+              </w:rPr>
+              <w:t xml:space="preserve">Categorizes business vertical for targeted sales campaigns.</w:t>
             </w:r>
           </w:p>
         </w:tc>
@@ -4199,19 +4623,19 @@
       <w:tr>
         <w:tc>
           <w:tcPr>
-            <w:tcW w:type="pct" w:w="200"/>
-            <w:tcBorders>
-              <w:top w:val="single" w:color="CBD5E1" w:sz="4"/>
-              <w:left w:val="single" w:color="CBD5E1" w:sz="4"/>
-              <w:bottom w:val="single" w:color="CBD5E1" w:sz="4"/>
-              <w:right w:val="single" w:color="CBD5E1" w:sz="4"/>
-            </w:tcBorders>
-            <w:shd w:fill="F8FAFC" w:val="clear"/>
-            <w:tcMar>
-              <w:top w:type="dxa" w:w="80"/>
-              <w:left w:type="dxa" w:w="100"/>
-              <w:bottom w:type="dxa" w:w="80"/>
-              <w:right w:type="dxa" w:w="100"/>
+            <w:tcW w:type="pct" w:w="250"/>
+            <w:tcBorders>
+              <w:top w:val="single" w:color="CBD5E1" w:sz="4"/>
+              <w:left w:val="single" w:color="CBD5E1" w:sz="4"/>
+              <w:bottom w:val="single" w:color="CBD5E1" w:sz="4"/>
+              <w:right w:val="single" w:color="CBD5E1" w:sz="4"/>
+            </w:tcBorders>
+            <w:shd w:fill="F8FAFC" w:val="clear"/>
+            <w:tcMar>
+              <w:top w:type="dxa" w:w="70"/>
+              <w:left w:type="dxa" w:w="80"/>
+              <w:bottom w:type="dxa" w:w="70"/>
+              <w:right w:type="dxa" w:w="80"/>
             </w:tcMar>
           </w:tcPr>
           <w:p>
@@ -4220,8 +4644,8 @@
                 <w:b/>
                 <w:bCs/>
                 <w:color w:val="1E293B"/>
-                <w:sz w:val="15"/>
-                <w:szCs w:val="15"/>
+                <w:sz w:val="14"/>
+                <w:szCs w:val="14"/>
               </w:rPr>
               <w:t xml:space="preserve">18</w:t>
             </w:r>
@@ -4229,19 +4653,19 @@
         </w:tc>
         <w:tc>
           <w:tcPr>
-            <w:tcW w:type="pct" w:w="900"/>
-            <w:tcBorders>
-              <w:top w:val="single" w:color="CBD5E1" w:sz="4"/>
-              <w:left w:val="single" w:color="CBD5E1" w:sz="4"/>
-              <w:bottom w:val="single" w:color="CBD5E1" w:sz="4"/>
-              <w:right w:val="single" w:color="CBD5E1" w:sz="4"/>
-            </w:tcBorders>
-            <w:shd w:fill="F8FAFC" w:val="clear"/>
-            <w:tcMar>
-              <w:top w:type="dxa" w:w="80"/>
-              <w:left w:type="dxa" w:w="100"/>
-              <w:bottom w:type="dxa" w:w="80"/>
-              <w:right w:type="dxa" w:w="100"/>
+            <w:tcW w:type="pct" w:w="800"/>
+            <w:tcBorders>
+              <w:top w:val="single" w:color="CBD5E1" w:sz="4"/>
+              <w:left w:val="single" w:color="CBD5E1" w:sz="4"/>
+              <w:bottom w:val="single" w:color="CBD5E1" w:sz="4"/>
+              <w:right w:val="single" w:color="CBD5E1" w:sz="4"/>
+            </w:tcBorders>
+            <w:shd w:fill="F8FAFC" w:val="clear"/>
+            <w:tcMar>
+              <w:top w:type="dxa" w:w="70"/>
+              <w:left w:type="dxa" w:w="80"/>
+              <w:bottom w:type="dxa" w:w="70"/>
+              <w:right w:type="dxa" w:w="80"/>
             </w:tcMar>
           </w:tcPr>
           <w:p>
@@ -4250,10 +4674,10 @@
                 <w:b/>
                 <w:bCs/>
                 <w:color w:val="1E293B"/>
-                <w:sz w:val="15"/>
-                <w:szCs w:val="15"/>
-              </w:rPr>
-              <w:t xml:space="preserve">PO Box &amp; Postal Addrs</w:t>
+                <w:sz w:val="14"/>
+                <w:szCs w:val="14"/>
+              </w:rPr>
+              <w:t xml:space="preserve">Industry Sub-Category</w:t>
             </w:r>
           </w:p>
         </w:tc>
@@ -4268,40 +4692,40 @@
             </w:tcBorders>
             <w:shd w:fill="F8FAFC" w:val="clear"/>
             <w:tcMar>
-              <w:top w:type="dxa" w:w="80"/>
-              <w:left w:type="dxa" w:w="100"/>
-              <w:bottom w:type="dxa" w:w="80"/>
-              <w:right w:type="dxa" w:w="100"/>
-            </w:tcMar>
-          </w:tcPr>
-          <w:p>
-            <w:r>
-              <w:rPr>
-                <w:b w:val="false"/>
-                <w:bCs w:val="false"/>
-                <w:color w:val="1E293B"/>
-                <w:sz w:val="14"/>
-                <w:szCs w:val="14"/>
-              </w:rPr>
-              <w:t xml:space="preserve">AI Website Scrape Tab</w:t>
-            </w:r>
-          </w:p>
-        </w:tc>
-        <w:tc>
-          <w:tcPr>
-            <w:tcW w:type="pct" w:w="900"/>
-            <w:tcBorders>
-              <w:top w:val="single" w:color="CBD5E1" w:sz="4"/>
-              <w:left w:val="single" w:color="CBD5E1" w:sz="4"/>
-              <w:bottom w:val="single" w:color="CBD5E1" w:sz="4"/>
-              <w:right w:val="single" w:color="CBD5E1" w:sz="4"/>
-            </w:tcBorders>
-            <w:shd w:fill="F8FAFC" w:val="clear"/>
-            <w:tcMar>
-              <w:top w:type="dxa" w:w="80"/>
-              <w:left w:type="dxa" w:w="100"/>
-              <w:bottom w:type="dxa" w:w="80"/>
-              <w:right w:type="dxa" w:w="100"/>
+              <w:top w:type="dxa" w:w="70"/>
+              <w:left w:type="dxa" w:w="80"/>
+              <w:bottom w:type="dxa" w:w="70"/>
+              <w:right w:type="dxa" w:w="80"/>
+            </w:tcMar>
+          </w:tcPr>
+          <w:p>
+            <w:r>
+              <w:rPr>
+                <w:b w:val="false"/>
+                <w:bCs w:val="false"/>
+                <w:color w:val="1E293B"/>
+                <w:sz w:val="14"/>
+                <w:szCs w:val="14"/>
+              </w:rPr>
+              <w:t xml:space="preserve">AI Scrape &amp; Overview</w:t>
+            </w:r>
+          </w:p>
+        </w:tc>
+        <w:tc>
+          <w:tcPr>
+            <w:tcW w:type="pct" w:w="850"/>
+            <w:tcBorders>
+              <w:top w:val="single" w:color="CBD5E1" w:sz="4"/>
+              <w:left w:val="single" w:color="CBD5E1" w:sz="4"/>
+              <w:bottom w:val="single" w:color="CBD5E1" w:sz="4"/>
+              <w:right w:val="single" w:color="CBD5E1" w:sz="4"/>
+            </w:tcBorders>
+            <w:shd w:fill="F8FAFC" w:val="clear"/>
+            <w:tcMar>
+              <w:top w:type="dxa" w:w="70"/>
+              <w:left w:type="dxa" w:w="80"/>
+              <w:bottom w:type="dxa" w:w="70"/>
+              <w:right w:type="dxa" w:w="80"/>
             </w:tcMar>
           </w:tcPr>
           <w:p>
@@ -4313,7 +4737,7 @@
                 <w:sz w:val="13"/>
                 <w:szCs w:val="13"/>
               </w:rPr>
-              <w:t xml:space="preserve">discoveryData.postalAddresses</w:t>
+              <w:t xml:space="preserve">discoveryData.industrySubCategory</w:t>
             </w:r>
           </w:p>
         </w:tc>
@@ -4328,10 +4752,10 @@
             </w:tcBorders>
             <w:shd w:fill="F8FAFC" w:val="clear"/>
             <w:tcMar>
-              <w:top w:type="dxa" w:w="80"/>
-              <w:left w:type="dxa" w:w="100"/>
-              <w:bottom w:type="dxa" w:w="80"/>
-              <w:right w:type="dxa" w:w="100"/>
+              <w:top w:type="dxa" w:w="70"/>
+              <w:left w:type="dxa" w:w="80"/>
+              <w:bottom w:type="dxa" w:w="70"/>
+              <w:right w:type="dxa" w:w="80"/>
             </w:tcMar>
           </w:tcPr>
           <w:p>
@@ -4358,52 +4782,52 @@
             </w:tcBorders>
             <w:shd w:fill="F8FAFC" w:val="clear"/>
             <w:tcMar>
-              <w:top w:type="dxa" w:w="80"/>
-              <w:left w:type="dxa" w:w="100"/>
-              <w:bottom w:type="dxa" w:w="80"/>
-              <w:right w:type="dxa" w:w="100"/>
-            </w:tcMar>
-          </w:tcPr>
-          <w:p>
-            <w:r>
-              <w:rPr>
-                <w:b w:val="false"/>
-                <w:bCs w:val="false"/>
-                <w:color w:val="1E293B"/>
-                <w:sz w:val="14"/>
-                <w:szCs w:val="14"/>
-              </w:rPr>
-              <w:t xml:space="preserve">Corporate PO Boxes &amp; Locked Bags</w:t>
-            </w:r>
-          </w:p>
-        </w:tc>
-        <w:tc>
-          <w:tcPr>
-            <w:tcW w:type="pct" w:w="900"/>
-            <w:tcBorders>
-              <w:top w:val="single" w:color="CBD5E1" w:sz="4"/>
-              <w:left w:val="single" w:color="CBD5E1" w:sz="4"/>
-              <w:bottom w:val="single" w:color="CBD5E1" w:sz="4"/>
-              <w:right w:val="single" w:color="CBD5E1" w:sz="4"/>
-            </w:tcBorders>
-            <w:shd w:fill="F8FAFC" w:val="clear"/>
-            <w:tcMar>
-              <w:top w:type="dxa" w:w="80"/>
-              <w:left w:type="dxa" w:w="100"/>
-              <w:bottom w:type="dxa" w:w="80"/>
-              <w:right w:type="dxa" w:w="100"/>
-            </w:tcMar>
-          </w:tcPr>
-          <w:p>
-            <w:r>
-              <w:rPr>
-                <w:b w:val="false"/>
-                <w:bCs w:val="false"/>
-                <w:color w:val="1E293B"/>
-                <w:sz w:val="14"/>
-                <w:szCs w:val="14"/>
-              </w:rPr>
-              <w:t xml:space="preserve">Prime target for MailPlus daily postal collection &amp; GPO runs.</w:t>
+              <w:top w:type="dxa" w:w="70"/>
+              <w:left w:type="dxa" w:w="80"/>
+              <w:bottom w:type="dxa" w:w="70"/>
+              <w:right w:type="dxa" w:w="80"/>
+            </w:tcMar>
+          </w:tcPr>
+          <w:p>
+            <w:r>
+              <w:rPr>
+                <w:b w:val="false"/>
+                <w:bCs w:val="false"/>
+                <w:color w:val="1E293B"/>
+                <w:sz w:val="14"/>
+                <w:szCs w:val="14"/>
+              </w:rPr>
+              <w:t xml:space="preserve">Women's Fashion Clothing &amp; Accessories (Sizes 6-30)</w:t>
+            </w:r>
+          </w:p>
+        </w:tc>
+        <w:tc>
+          <w:tcPr>
+            <w:tcW w:type="pct" w:w="1000"/>
+            <w:tcBorders>
+              <w:top w:val="single" w:color="CBD5E1" w:sz="4"/>
+              <w:left w:val="single" w:color="CBD5E1" w:sz="4"/>
+              <w:bottom w:val="single" w:color="CBD5E1" w:sz="4"/>
+              <w:right w:val="single" w:color="CBD5E1" w:sz="4"/>
+            </w:tcBorders>
+            <w:shd w:fill="F8FAFC" w:val="clear"/>
+            <w:tcMar>
+              <w:top w:type="dxa" w:w="70"/>
+              <w:left w:type="dxa" w:w="80"/>
+              <w:bottom w:type="dxa" w:w="70"/>
+              <w:right w:type="dxa" w:w="80"/>
+            </w:tcMar>
+          </w:tcPr>
+          <w:p>
+            <w:r>
+              <w:rPr>
+                <w:b w:val="false"/>
+                <w:bCs w:val="false"/>
+                <w:color w:val="1E293B"/>
+                <w:sz w:val="14"/>
+                <w:szCs w:val="14"/>
+              </w:rPr>
+              <w:t xml:space="preserve">Granular vertical classification for precision pitch framing.</w:t>
             </w:r>
           </w:p>
         </w:tc>
@@ -4411,19 +4835,19 @@
       <w:tr>
         <w:tc>
           <w:tcPr>
-            <w:tcW w:type="pct" w:w="200"/>
-            <w:tcBorders>
-              <w:top w:val="single" w:color="CBD5E1" w:sz="4"/>
-              <w:left w:val="single" w:color="CBD5E1" w:sz="4"/>
-              <w:bottom w:val="single" w:color="CBD5E1" w:sz="4"/>
-              <w:right w:val="single" w:color="CBD5E1" w:sz="4"/>
-            </w:tcBorders>
-            <w:shd w:fill="FFFFFF" w:val="clear"/>
-            <w:tcMar>
-              <w:top w:type="dxa" w:w="80"/>
-              <w:left w:type="dxa" w:w="100"/>
-              <w:bottom w:type="dxa" w:w="80"/>
-              <w:right w:type="dxa" w:w="100"/>
+            <w:tcW w:type="pct" w:w="250"/>
+            <w:tcBorders>
+              <w:top w:val="single" w:color="CBD5E1" w:sz="4"/>
+              <w:left w:val="single" w:color="CBD5E1" w:sz="4"/>
+              <w:bottom w:val="single" w:color="CBD5E1" w:sz="4"/>
+              <w:right w:val="single" w:color="CBD5E1" w:sz="4"/>
+            </w:tcBorders>
+            <w:shd w:fill="FFFFFF" w:val="clear"/>
+            <w:tcMar>
+              <w:top w:type="dxa" w:w="70"/>
+              <w:left w:type="dxa" w:w="80"/>
+              <w:bottom w:type="dxa" w:w="70"/>
+              <w:right w:type="dxa" w:w="80"/>
             </w:tcMar>
           </w:tcPr>
           <w:p>
@@ -4432,8 +4856,8 @@
                 <w:b/>
                 <w:bCs/>
                 <w:color w:val="1E293B"/>
-                <w:sz w:val="15"/>
-                <w:szCs w:val="15"/>
+                <w:sz w:val="14"/>
+                <w:szCs w:val="14"/>
               </w:rPr>
               <w:t xml:space="preserve">19</w:t>
             </w:r>
@@ -4441,19 +4865,19 @@
         </w:tc>
         <w:tc>
           <w:tcPr>
-            <w:tcW w:type="pct" w:w="900"/>
-            <w:tcBorders>
-              <w:top w:val="single" w:color="CBD5E1" w:sz="4"/>
-              <w:left w:val="single" w:color="CBD5E1" w:sz="4"/>
-              <w:bottom w:val="single" w:color="CBD5E1" w:sz="4"/>
-              <w:right w:val="single" w:color="CBD5E1" w:sz="4"/>
-            </w:tcBorders>
-            <w:shd w:fill="FFFFFF" w:val="clear"/>
-            <w:tcMar>
-              <w:top w:type="dxa" w:w="80"/>
-              <w:left w:type="dxa" w:w="100"/>
-              <w:bottom w:type="dxa" w:w="80"/>
-              <w:right w:type="dxa" w:w="100"/>
+            <w:tcW w:type="pct" w:w="800"/>
+            <w:tcBorders>
+              <w:top w:val="single" w:color="CBD5E1" w:sz="4"/>
+              <w:left w:val="single" w:color="CBD5E1" w:sz="4"/>
+              <w:bottom w:val="single" w:color="CBD5E1" w:sz="4"/>
+              <w:right w:val="single" w:color="CBD5E1" w:sz="4"/>
+            </w:tcBorders>
+            <w:shd w:fill="FFFFFF" w:val="clear"/>
+            <w:tcMar>
+              <w:top w:type="dxa" w:w="70"/>
+              <w:left w:type="dxa" w:w="80"/>
+              <w:bottom w:type="dxa" w:w="70"/>
+              <w:right w:type="dxa" w:w="80"/>
             </w:tcMar>
           </w:tcPr>
           <w:p>
@@ -4462,10 +4886,10 @@
                 <w:b/>
                 <w:bCs/>
                 <w:color w:val="1E293B"/>
-                <w:sz w:val="15"/>
-                <w:szCs w:val="15"/>
-              </w:rPr>
-              <w:t xml:space="preserve">Company Description</w:t>
+                <w:sz w:val="14"/>
+                <w:szCs w:val="14"/>
+              </w:rPr>
+              <w:t xml:space="preserve">eCommerce Cart Tech</w:t>
             </w:r>
           </w:p>
         </w:tc>
@@ -4480,40 +4904,40 @@
             </w:tcBorders>
             <w:shd w:fill="FFFFFF" w:val="clear"/>
             <w:tcMar>
-              <w:top w:type="dxa" w:w="80"/>
-              <w:left w:type="dxa" w:w="100"/>
-              <w:bottom w:type="dxa" w:w="80"/>
-              <w:right w:type="dxa" w:w="100"/>
-            </w:tcMar>
-          </w:tcPr>
-          <w:p>
-            <w:r>
-              <w:rPr>
-                <w:b w:val="false"/>
-                <w:bCs w:val="false"/>
-                <w:color w:val="1E293B"/>
-                <w:sz w:val="14"/>
-                <w:szCs w:val="14"/>
-              </w:rPr>
-              <w:t xml:space="preserve">AI Website Scrape &amp; Overview</w:t>
-            </w:r>
-          </w:p>
-        </w:tc>
-        <w:tc>
-          <w:tcPr>
-            <w:tcW w:type="pct" w:w="900"/>
-            <w:tcBorders>
-              <w:top w:val="single" w:color="CBD5E1" w:sz="4"/>
-              <w:left w:val="single" w:color="CBD5E1" w:sz="4"/>
-              <w:bottom w:val="single" w:color="CBD5E1" w:sz="4"/>
-              <w:right w:val="single" w:color="CBD5E1" w:sz="4"/>
-            </w:tcBorders>
-            <w:shd w:fill="FFFFFF" w:val="clear"/>
-            <w:tcMar>
-              <w:top w:type="dxa" w:w="80"/>
-              <w:left w:type="dxa" w:w="100"/>
-              <w:bottom w:type="dxa" w:w="80"/>
-              <w:right w:type="dxa" w:w="100"/>
+              <w:top w:type="dxa" w:w="70"/>
+              <w:left w:type="dxa" w:w="80"/>
+              <w:bottom w:type="dxa" w:w="70"/>
+              <w:right w:type="dxa" w:w="80"/>
+            </w:tcMar>
+          </w:tcPr>
+          <w:p>
+            <w:r>
+              <w:rPr>
+                <w:b w:val="false"/>
+                <w:bCs w:val="false"/>
+                <w:color w:val="1E293B"/>
+                <w:sz w:val="14"/>
+                <w:szCs w:val="14"/>
+              </w:rPr>
+              <w:t xml:space="preserve">AI Scrape &amp; Overview</w:t>
+            </w:r>
+          </w:p>
+        </w:tc>
+        <w:tc>
+          <w:tcPr>
+            <w:tcW w:type="pct" w:w="850"/>
+            <w:tcBorders>
+              <w:top w:val="single" w:color="CBD5E1" w:sz="4"/>
+              <w:left w:val="single" w:color="CBD5E1" w:sz="4"/>
+              <w:bottom w:val="single" w:color="CBD5E1" w:sz="4"/>
+              <w:right w:val="single" w:color="CBD5E1" w:sz="4"/>
+            </w:tcBorders>
+            <w:shd w:fill="FFFFFF" w:val="clear"/>
+            <w:tcMar>
+              <w:top w:type="dxa" w:w="70"/>
+              <w:left w:type="dxa" w:w="80"/>
+              <w:bottom w:type="dxa" w:w="70"/>
+              <w:right w:type="dxa" w:w="80"/>
             </w:tcMar>
           </w:tcPr>
           <w:p>
@@ -4525,7 +4949,7 @@
                 <w:sz w:val="13"/>
                 <w:szCs w:val="13"/>
               </w:rPr>
-              <w:t xml:space="preserve">discoveryData.prospectSummary</w:t>
+              <w:t xml:space="preserve">discoveryData.ecommercePlatform</w:t>
             </w:r>
           </w:p>
         </w:tc>
@@ -4540,22 +4964,22 @@
             </w:tcBorders>
             <w:shd w:fill="FFFFFF" w:val="clear"/>
             <w:tcMar>
-              <w:top w:type="dxa" w:w="80"/>
-              <w:left w:type="dxa" w:w="100"/>
-              <w:bottom w:type="dxa" w:w="80"/>
-              <w:right w:type="dxa" w:w="100"/>
-            </w:tcMar>
-          </w:tcPr>
-          <w:p>
-            <w:r>
-              <w:rPr>
-                <w:b w:val="false"/>
-                <w:bCs w:val="false"/>
-                <w:color w:val="1E293B"/>
-                <w:sz w:val="14"/>
-                <w:szCs w:val="14"/>
-              </w:rPr>
-              <w:t xml:space="preserve">AI Crawler</w:t>
+              <w:top w:type="dxa" w:w="70"/>
+              <w:left w:type="dxa" w:w="80"/>
+              <w:bottom w:type="dxa" w:w="70"/>
+              <w:right w:type="dxa" w:w="80"/>
+            </w:tcMar>
+          </w:tcPr>
+          <w:p>
+            <w:r>
+              <w:rPr>
+                <w:b w:val="false"/>
+                <w:bCs w:val="false"/>
+                <w:color w:val="1E293B"/>
+                <w:sz w:val="14"/>
+                <w:szCs w:val="14"/>
+              </w:rPr>
+              <w:t xml:space="preserve">AI Crawler / Exa</w:t>
             </w:r>
           </w:p>
         </w:tc>
@@ -4570,52 +4994,52 @@
             </w:tcBorders>
             <w:shd w:fill="FFFFFF" w:val="clear"/>
             <w:tcMar>
-              <w:top w:type="dxa" w:w="80"/>
-              <w:left w:type="dxa" w:w="100"/>
-              <w:bottom w:type="dxa" w:w="80"/>
-              <w:right w:type="dxa" w:w="100"/>
-            </w:tcMar>
-          </w:tcPr>
-          <w:p>
-            <w:r>
-              <w:rPr>
-                <w:b w:val="false"/>
-                <w:bCs w:val="false"/>
-                <w:color w:val="1E293B"/>
-                <w:sz w:val="14"/>
-                <w:szCs w:val="14"/>
-              </w:rPr>
-              <w:t xml:space="preserve">Summary of products &amp; catalog</w:t>
-            </w:r>
-          </w:p>
-        </w:tc>
-        <w:tc>
-          <w:tcPr>
-            <w:tcW w:type="pct" w:w="900"/>
-            <w:tcBorders>
-              <w:top w:val="single" w:color="CBD5E1" w:sz="4"/>
-              <w:left w:val="single" w:color="CBD5E1" w:sz="4"/>
-              <w:bottom w:val="single" w:color="CBD5E1" w:sz="4"/>
-              <w:right w:val="single" w:color="CBD5E1" w:sz="4"/>
-            </w:tcBorders>
-            <w:shd w:fill="FFFFFF" w:val="clear"/>
-            <w:tcMar>
-              <w:top w:type="dxa" w:w="80"/>
-              <w:left w:type="dxa" w:w="100"/>
-              <w:bottom w:type="dxa" w:w="80"/>
-              <w:right w:type="dxa" w:w="100"/>
-            </w:tcMar>
-          </w:tcPr>
-          <w:p>
-            <w:r>
-              <w:rPr>
-                <w:b w:val="false"/>
-                <w:bCs w:val="false"/>
-                <w:color w:val="1E293B"/>
-                <w:sz w:val="14"/>
-                <w:szCs w:val="14"/>
-              </w:rPr>
-              <w:t xml:space="preserve">Provides reps with instant commercial context on products.</w:t>
+              <w:top w:type="dxa" w:w="70"/>
+              <w:left w:type="dxa" w:w="80"/>
+              <w:bottom w:type="dxa" w:w="70"/>
+              <w:right w:type="dxa" w:w="80"/>
+            </w:tcMar>
+          </w:tcPr>
+          <w:p>
+            <w:r>
+              <w:rPr>
+                <w:b w:val="false"/>
+                <w:bCs w:val="false"/>
+                <w:color w:val="1E293B"/>
+                <w:sz w:val="14"/>
+                <w:szCs w:val="14"/>
+              </w:rPr>
+              <w:t xml:space="preserve">Shopify</w:t>
+            </w:r>
+          </w:p>
+        </w:tc>
+        <w:tc>
+          <w:tcPr>
+            <w:tcW w:type="pct" w:w="1000"/>
+            <w:tcBorders>
+              <w:top w:val="single" w:color="CBD5E1" w:sz="4"/>
+              <w:left w:val="single" w:color="CBD5E1" w:sz="4"/>
+              <w:bottom w:val="single" w:color="CBD5E1" w:sz="4"/>
+              <w:right w:val="single" w:color="CBD5E1" w:sz="4"/>
+            </w:tcBorders>
+            <w:shd w:fill="FFFFFF" w:val="clear"/>
+            <w:tcMar>
+              <w:top w:type="dxa" w:w="70"/>
+              <w:left w:type="dxa" w:w="80"/>
+              <w:bottom w:type="dxa" w:w="70"/>
+              <w:right w:type="dxa" w:w="80"/>
+            </w:tcMar>
+          </w:tcPr>
+          <w:p>
+            <w:r>
+              <w:rPr>
+                <w:b w:val="false"/>
+                <w:bCs w:val="false"/>
+                <w:color w:val="1E293B"/>
+                <w:sz w:val="14"/>
+                <w:szCs w:val="14"/>
+              </w:rPr>
+              <w:t xml:space="preserve">Verifies compatibility with free MailPlus ShipMate shipping app.</w:t>
             </w:r>
           </w:p>
         </w:tc>
@@ -4623,19 +5047,19 @@
       <w:tr>
         <w:tc>
           <w:tcPr>
-            <w:tcW w:type="pct" w:w="200"/>
-            <w:tcBorders>
-              <w:top w:val="single" w:color="CBD5E1" w:sz="4"/>
-              <w:left w:val="single" w:color="CBD5E1" w:sz="4"/>
-              <w:bottom w:val="single" w:color="CBD5E1" w:sz="4"/>
-              <w:right w:val="single" w:color="CBD5E1" w:sz="4"/>
-            </w:tcBorders>
-            <w:shd w:fill="F8FAFC" w:val="clear"/>
-            <w:tcMar>
-              <w:top w:type="dxa" w:w="80"/>
-              <w:left w:type="dxa" w:w="100"/>
-              <w:bottom w:type="dxa" w:w="80"/>
-              <w:right w:type="dxa" w:w="100"/>
+            <w:tcW w:type="pct" w:w="250"/>
+            <w:tcBorders>
+              <w:top w:val="single" w:color="CBD5E1" w:sz="4"/>
+              <w:left w:val="single" w:color="CBD5E1" w:sz="4"/>
+              <w:bottom w:val="single" w:color="CBD5E1" w:sz="4"/>
+              <w:right w:val="single" w:color="CBD5E1" w:sz="4"/>
+            </w:tcBorders>
+            <w:shd w:fill="F8FAFC" w:val="clear"/>
+            <w:tcMar>
+              <w:top w:type="dxa" w:w="70"/>
+              <w:left w:type="dxa" w:w="80"/>
+              <w:bottom w:type="dxa" w:w="70"/>
+              <w:right w:type="dxa" w:w="80"/>
             </w:tcMar>
           </w:tcPr>
           <w:p>
@@ -4644,8 +5068,8 @@
                 <w:b/>
                 <w:bCs/>
                 <w:color w:val="1E293B"/>
-                <w:sz w:val="15"/>
-                <w:szCs w:val="15"/>
+                <w:sz w:val="14"/>
+                <w:szCs w:val="14"/>
               </w:rPr>
               <w:t xml:space="preserve">20</w:t>
             </w:r>
@@ -4653,19 +5077,19 @@
         </w:tc>
         <w:tc>
           <w:tcPr>
-            <w:tcW w:type="pct" w:w="900"/>
-            <w:tcBorders>
-              <w:top w:val="single" w:color="CBD5E1" w:sz="4"/>
-              <w:left w:val="single" w:color="CBD5E1" w:sz="4"/>
-              <w:bottom w:val="single" w:color="CBD5E1" w:sz="4"/>
-              <w:right w:val="single" w:color="CBD5E1" w:sz="4"/>
-            </w:tcBorders>
-            <w:shd w:fill="F8FAFC" w:val="clear"/>
-            <w:tcMar>
-              <w:top w:type="dxa" w:w="80"/>
-              <w:left w:type="dxa" w:w="100"/>
-              <w:bottom w:type="dxa" w:w="80"/>
-              <w:right w:type="dxa" w:w="100"/>
+            <w:tcW w:type="pct" w:w="800"/>
+            <w:tcBorders>
+              <w:top w:val="single" w:color="CBD5E1" w:sz="4"/>
+              <w:left w:val="single" w:color="CBD5E1" w:sz="4"/>
+              <w:bottom w:val="single" w:color="CBD5E1" w:sz="4"/>
+              <w:right w:val="single" w:color="CBD5E1" w:sz="4"/>
+            </w:tcBorders>
+            <w:shd w:fill="F8FAFC" w:val="clear"/>
+            <w:tcMar>
+              <w:top w:type="dxa" w:w="70"/>
+              <w:left w:type="dxa" w:w="80"/>
+              <w:bottom w:type="dxa" w:w="70"/>
+              <w:right w:type="dxa" w:w="80"/>
             </w:tcMar>
           </w:tcPr>
           <w:p>
@@ -4674,10 +5098,10 @@
                 <w:b/>
                 <w:bCs/>
                 <w:color w:val="1E293B"/>
-                <w:sz w:val="15"/>
-                <w:szCs w:val="15"/>
-              </w:rPr>
-              <w:t xml:space="preserve">Target Audience &amp; Prop</w:t>
+                <w:sz w:val="14"/>
+                <w:szCs w:val="14"/>
+              </w:rPr>
+              <w:t xml:space="preserve">Xero Accounting Detected</w:t>
             </w:r>
           </w:p>
         </w:tc>
@@ -4692,40 +5116,40 @@
             </w:tcBorders>
             <w:shd w:fill="F8FAFC" w:val="clear"/>
             <w:tcMar>
-              <w:top w:type="dxa" w:w="80"/>
-              <w:left w:type="dxa" w:w="100"/>
-              <w:bottom w:type="dxa" w:w="80"/>
-              <w:right w:type="dxa" w:w="100"/>
-            </w:tcMar>
-          </w:tcPr>
-          <w:p>
-            <w:r>
-              <w:rPr>
-                <w:b w:val="false"/>
-                <w:bCs w:val="false"/>
-                <w:color w:val="1E293B"/>
-                <w:sz w:val="14"/>
-                <w:szCs w:val="14"/>
-              </w:rPr>
-              <w:t xml:space="preserve">AI Website Scrape Tab</w:t>
-            </w:r>
-          </w:p>
-        </w:tc>
-        <w:tc>
-          <w:tcPr>
-            <w:tcW w:type="pct" w:w="900"/>
-            <w:tcBorders>
-              <w:top w:val="single" w:color="CBD5E1" w:sz="4"/>
-              <w:left w:val="single" w:color="CBD5E1" w:sz="4"/>
-              <w:bottom w:val="single" w:color="CBD5E1" w:sz="4"/>
-              <w:right w:val="single" w:color="CBD5E1" w:sz="4"/>
-            </w:tcBorders>
-            <w:shd w:fill="F8FAFC" w:val="clear"/>
-            <w:tcMar>
-              <w:top w:type="dxa" w:w="80"/>
-              <w:left w:type="dxa" w:w="100"/>
-              <w:bottom w:type="dxa" w:w="80"/>
-              <w:right w:type="dxa" w:w="100"/>
+              <w:top w:type="dxa" w:w="70"/>
+              <w:left w:type="dxa" w:w="80"/>
+              <w:bottom w:type="dxa" w:w="70"/>
+              <w:right w:type="dxa" w:w="80"/>
+            </w:tcMar>
+          </w:tcPr>
+          <w:p>
+            <w:r>
+              <w:rPr>
+                <w:b w:val="false"/>
+                <w:bCs w:val="false"/>
+                <w:color w:val="1E293B"/>
+                <w:sz w:val="14"/>
+                <w:szCs w:val="14"/>
+              </w:rPr>
+              <w:t xml:space="preserve">AI Scrape &amp; Overview</w:t>
+            </w:r>
+          </w:p>
+        </w:tc>
+        <w:tc>
+          <w:tcPr>
+            <w:tcW w:type="pct" w:w="850"/>
+            <w:tcBorders>
+              <w:top w:val="single" w:color="CBD5E1" w:sz="4"/>
+              <w:left w:val="single" w:color="CBD5E1" w:sz="4"/>
+              <w:bottom w:val="single" w:color="CBD5E1" w:sz="4"/>
+              <w:right w:val="single" w:color="CBD5E1" w:sz="4"/>
+            </w:tcBorders>
+            <w:shd w:fill="F8FAFC" w:val="clear"/>
+            <w:tcMar>
+              <w:top w:type="dxa" w:w="70"/>
+              <w:left w:type="dxa" w:w="80"/>
+              <w:bottom w:type="dxa" w:w="70"/>
+              <w:right w:type="dxa" w:w="80"/>
             </w:tcMar>
           </w:tcPr>
           <w:p>
@@ -4737,7 +5161,7 @@
                 <w:sz w:val="13"/>
                 <w:szCs w:val="13"/>
               </w:rPr>
-              <w:t xml:space="preserve">companyInsights[0].targetAudience</w:t>
+              <w:t xml:space="preserve">discoveryData.xeroDetected</w:t>
             </w:r>
           </w:p>
         </w:tc>
@@ -4752,10 +5176,10 @@
             </w:tcBorders>
             <w:shd w:fill="F8FAFC" w:val="clear"/>
             <w:tcMar>
-              <w:top w:type="dxa" w:w="80"/>
-              <w:left w:type="dxa" w:w="100"/>
-              <w:bottom w:type="dxa" w:w="80"/>
-              <w:right w:type="dxa" w:w="100"/>
+              <w:top w:type="dxa" w:w="70"/>
+              <w:left w:type="dxa" w:w="80"/>
+              <w:bottom w:type="dxa" w:w="70"/>
+              <w:right w:type="dxa" w:w="80"/>
             </w:tcMar>
           </w:tcPr>
           <w:p>
@@ -4782,52 +5206,52 @@
             </w:tcBorders>
             <w:shd w:fill="F8FAFC" w:val="clear"/>
             <w:tcMar>
-              <w:top w:type="dxa" w:w="80"/>
-              <w:left w:type="dxa" w:w="100"/>
-              <w:bottom w:type="dxa" w:w="80"/>
-              <w:right w:type="dxa" w:w="100"/>
-            </w:tcMar>
-          </w:tcPr>
-          <w:p>
-            <w:r>
-              <w:rPr>
-                <w:b w:val="false"/>
-                <w:bCs w:val="false"/>
-                <w:color w:val="1E293B"/>
-                <w:sz w:val="14"/>
-                <w:szCs w:val="14"/>
-              </w:rPr>
-              <w:t xml:space="preserve">Demographics &amp; brand promise</w:t>
-            </w:r>
-          </w:p>
-        </w:tc>
-        <w:tc>
-          <w:tcPr>
-            <w:tcW w:type="pct" w:w="900"/>
-            <w:tcBorders>
-              <w:top w:val="single" w:color="CBD5E1" w:sz="4"/>
-              <w:left w:val="single" w:color="CBD5E1" w:sz="4"/>
-              <w:bottom w:val="single" w:color="CBD5E1" w:sz="4"/>
-              <w:right w:val="single" w:color="CBD5E1" w:sz="4"/>
-            </w:tcBorders>
-            <w:shd w:fill="F8FAFC" w:val="clear"/>
-            <w:tcMar>
-              <w:top w:type="dxa" w:w="80"/>
-              <w:left w:type="dxa" w:w="100"/>
-              <w:bottom w:type="dxa" w:w="80"/>
-              <w:right w:type="dxa" w:w="100"/>
-            </w:tcMar>
-          </w:tcPr>
-          <w:p>
-            <w:r>
-              <w:rPr>
-                <w:b w:val="false"/>
-                <w:bCs w:val="false"/>
-                <w:color w:val="1E293B"/>
-                <w:sz w:val="14"/>
-                <w:szCs w:val="14"/>
-              </w:rPr>
-              <w:t xml:space="preserve">Helps reps align pitch tone (boutique, fast-growth, industrial).</w:t>
+              <w:top w:type="dxa" w:w="70"/>
+              <w:left w:type="dxa" w:w="80"/>
+              <w:bottom w:type="dxa" w:w="70"/>
+              <w:right w:type="dxa" w:w="80"/>
+            </w:tcMar>
+          </w:tcPr>
+          <w:p>
+            <w:r>
+              <w:rPr>
+                <w:b w:val="false"/>
+                <w:bCs w:val="false"/>
+                <w:color w:val="1E293B"/>
+                <w:sz w:val="14"/>
+                <w:szCs w:val="14"/>
+              </w:rPr>
+              <w:t xml:space="preserve">No / Yes</w:t>
+            </w:r>
+          </w:p>
+        </w:tc>
+        <w:tc>
+          <w:tcPr>
+            <w:tcW w:type="pct" w:w="1000"/>
+            <w:tcBorders>
+              <w:top w:val="single" w:color="CBD5E1" w:sz="4"/>
+              <w:left w:val="single" w:color="CBD5E1" w:sz="4"/>
+              <w:bottom w:val="single" w:color="CBD5E1" w:sz="4"/>
+              <w:right w:val="single" w:color="CBD5E1" w:sz="4"/>
+            </w:tcBorders>
+            <w:shd w:fill="F8FAFC" w:val="clear"/>
+            <w:tcMar>
+              <w:top w:type="dxa" w:w="70"/>
+              <w:left w:type="dxa" w:w="80"/>
+              <w:bottom w:type="dxa" w:w="70"/>
+              <w:right w:type="dxa" w:w="80"/>
+            </w:tcMar>
+          </w:tcPr>
+          <w:p>
+            <w:r>
+              <w:rPr>
+                <w:b w:val="false"/>
+                <w:bCs w:val="false"/>
+                <w:color w:val="1E293B"/>
+                <w:sz w:val="14"/>
+                <w:szCs w:val="14"/>
+              </w:rPr>
+              <w:t xml:space="preserve">Verifies automated invoicing and paperless billing compatibility.</w:t>
             </w:r>
           </w:p>
         </w:tc>
@@ -4835,19 +5259,19 @@
       <w:tr>
         <w:tc>
           <w:tcPr>
-            <w:tcW w:type="pct" w:w="200"/>
-            <w:tcBorders>
-              <w:top w:val="single" w:color="CBD5E1" w:sz="4"/>
-              <w:left w:val="single" w:color="CBD5E1" w:sz="4"/>
-              <w:bottom w:val="single" w:color="CBD5E1" w:sz="4"/>
-              <w:right w:val="single" w:color="CBD5E1" w:sz="4"/>
-            </w:tcBorders>
-            <w:shd w:fill="FFFFFF" w:val="clear"/>
-            <w:tcMar>
-              <w:top w:type="dxa" w:w="80"/>
-              <w:left w:type="dxa" w:w="100"/>
-              <w:bottom w:type="dxa" w:w="80"/>
-              <w:right w:type="dxa" w:w="100"/>
+            <w:tcW w:type="pct" w:w="250"/>
+            <w:tcBorders>
+              <w:top w:val="single" w:color="CBD5E1" w:sz="4"/>
+              <w:left w:val="single" w:color="CBD5E1" w:sz="4"/>
+              <w:bottom w:val="single" w:color="CBD5E1" w:sz="4"/>
+              <w:right w:val="single" w:color="CBD5E1" w:sz="4"/>
+            </w:tcBorders>
+            <w:shd w:fill="FFFFFF" w:val="clear"/>
+            <w:tcMar>
+              <w:top w:type="dxa" w:w="70"/>
+              <w:left w:type="dxa" w:w="80"/>
+              <w:bottom w:type="dxa" w:w="70"/>
+              <w:right w:type="dxa" w:w="80"/>
             </w:tcMar>
           </w:tcPr>
           <w:p>
@@ -4856,8 +5280,8 @@
                 <w:b/>
                 <w:bCs/>
                 <w:color w:val="1E293B"/>
-                <w:sz w:val="15"/>
-                <w:szCs w:val="15"/>
+                <w:sz w:val="14"/>
+                <w:szCs w:val="14"/>
               </w:rPr>
               <w:t xml:space="preserve">21</w:t>
             </w:r>
@@ -4865,19 +5289,19 @@
         </w:tc>
         <w:tc>
           <w:tcPr>
-            <w:tcW w:type="pct" w:w="900"/>
-            <w:tcBorders>
-              <w:top w:val="single" w:color="CBD5E1" w:sz="4"/>
-              <w:left w:val="single" w:color="CBD5E1" w:sz="4"/>
-              <w:bottom w:val="single" w:color="CBD5E1" w:sz="4"/>
-              <w:right w:val="single" w:color="CBD5E1" w:sz="4"/>
-            </w:tcBorders>
-            <w:shd w:fill="FFFFFF" w:val="clear"/>
-            <w:tcMar>
-              <w:top w:type="dxa" w:w="80"/>
-              <w:left w:type="dxa" w:w="100"/>
-              <w:bottom w:type="dxa" w:w="80"/>
-              <w:right w:type="dxa" w:w="100"/>
+            <w:tcW w:type="pct" w:w="800"/>
+            <w:tcBorders>
+              <w:top w:val="single" w:color="CBD5E1" w:sz="4"/>
+              <w:left w:val="single" w:color="CBD5E1" w:sz="4"/>
+              <w:bottom w:val="single" w:color="CBD5E1" w:sz="4"/>
+              <w:right w:val="single" w:color="CBD5E1" w:sz="4"/>
+            </w:tcBorders>
+            <w:shd w:fill="FFFFFF" w:val="clear"/>
+            <w:tcMar>
+              <w:top w:type="dxa" w:w="70"/>
+              <w:left w:type="dxa" w:w="80"/>
+              <w:bottom w:type="dxa" w:w="70"/>
+              <w:right w:type="dxa" w:w="80"/>
             </w:tcMar>
           </w:tcPr>
           <w:p>
@@ -4886,10 +5310,10 @@
                 <w:b/>
                 <w:bCs/>
                 <w:color w:val="1E293B"/>
-                <w:sz w:val="15"/>
-                <w:szCs w:val="15"/>
-              </w:rPr>
-              <w:t xml:space="preserve">Fulfillment Model</w:t>
+                <w:sz w:val="14"/>
+                <w:szCs w:val="14"/>
+              </w:rPr>
+              <w:t xml:space="preserve">Australia Post (AP) Signal</w:t>
             </w:r>
           </w:p>
         </w:tc>
@@ -4904,40 +5328,40 @@
             </w:tcBorders>
             <w:shd w:fill="FFFFFF" w:val="clear"/>
             <w:tcMar>
-              <w:top w:type="dxa" w:w="80"/>
-              <w:left w:type="dxa" w:w="100"/>
-              <w:bottom w:type="dxa" w:w="80"/>
-              <w:right w:type="dxa" w:w="100"/>
-            </w:tcMar>
-          </w:tcPr>
-          <w:p>
-            <w:r>
-              <w:rPr>
-                <w:b w:val="false"/>
-                <w:bCs w:val="false"/>
-                <w:color w:val="1E293B"/>
-                <w:sz w:val="14"/>
-                <w:szCs w:val="14"/>
-              </w:rPr>
-              <w:t xml:space="preserve">AI Website Scrape Tab</w:t>
-            </w:r>
-          </w:p>
-        </w:tc>
-        <w:tc>
-          <w:tcPr>
-            <w:tcW w:type="pct" w:w="900"/>
-            <w:tcBorders>
-              <w:top w:val="single" w:color="CBD5E1" w:sz="4"/>
-              <w:left w:val="single" w:color="CBD5E1" w:sz="4"/>
-              <w:bottom w:val="single" w:color="CBD5E1" w:sz="4"/>
-              <w:right w:val="single" w:color="CBD5E1" w:sz="4"/>
-            </w:tcBorders>
-            <w:shd w:fill="FFFFFF" w:val="clear"/>
-            <w:tcMar>
-              <w:top w:type="dxa" w:w="80"/>
-              <w:left w:type="dxa" w:w="100"/>
-              <w:bottom w:type="dxa" w:w="80"/>
-              <w:right w:type="dxa" w:w="100"/>
+              <w:top w:type="dxa" w:w="70"/>
+              <w:left w:type="dxa" w:w="80"/>
+              <w:bottom w:type="dxa" w:w="70"/>
+              <w:right w:type="dxa" w:w="80"/>
+            </w:tcMar>
+          </w:tcPr>
+          <w:p>
+            <w:r>
+              <w:rPr>
+                <w:b w:val="false"/>
+                <w:bCs w:val="false"/>
+                <w:color w:val="1E293B"/>
+                <w:sz w:val="14"/>
+                <w:szCs w:val="14"/>
+              </w:rPr>
+              <w:t xml:space="preserve">AI Scrape Tab</w:t>
+            </w:r>
+          </w:p>
+        </w:tc>
+        <w:tc>
+          <w:tcPr>
+            <w:tcW w:type="pct" w:w="850"/>
+            <w:tcBorders>
+              <w:top w:val="single" w:color="CBD5E1" w:sz="4"/>
+              <w:left w:val="single" w:color="CBD5E1" w:sz="4"/>
+              <w:bottom w:val="single" w:color="CBD5E1" w:sz="4"/>
+              <w:right w:val="single" w:color="CBD5E1" w:sz="4"/>
+            </w:tcBorders>
+            <w:shd w:fill="FFFFFF" w:val="clear"/>
+            <w:tcMar>
+              <w:top w:type="dxa" w:w="70"/>
+              <w:left w:type="dxa" w:w="80"/>
+              <w:bottom w:type="dxa" w:w="70"/>
+              <w:right w:type="dxa" w:w="80"/>
             </w:tcMar>
           </w:tcPr>
           <w:p>
@@ -4949,7 +5373,7 @@
                 <w:sz w:val="13"/>
                 <w:szCs w:val="13"/>
               </w:rPr>
-              <w:t xml:space="preserve">discoveryData.fulfilmentModel</w:t>
+              <w:t xml:space="preserve">discoveryData.apRelationshipSignal</w:t>
             </w:r>
           </w:p>
         </w:tc>
@@ -4964,10 +5388,10 @@
             </w:tcBorders>
             <w:shd w:fill="FFFFFF" w:val="clear"/>
             <w:tcMar>
-              <w:top w:type="dxa" w:w="80"/>
-              <w:left w:type="dxa" w:w="100"/>
-              <w:bottom w:type="dxa" w:w="80"/>
-              <w:right w:type="dxa" w:w="100"/>
+              <w:top w:type="dxa" w:w="70"/>
+              <w:left w:type="dxa" w:w="80"/>
+              <w:bottom w:type="dxa" w:w="70"/>
+              <w:right w:type="dxa" w:w="80"/>
             </w:tcMar>
           </w:tcPr>
           <w:p>
@@ -4994,52 +5418,52 @@
             </w:tcBorders>
             <w:shd w:fill="FFFFFF" w:val="clear"/>
             <w:tcMar>
-              <w:top w:type="dxa" w:w="80"/>
-              <w:left w:type="dxa" w:w="100"/>
-              <w:bottom w:type="dxa" w:w="80"/>
-              <w:right w:type="dxa" w:w="100"/>
-            </w:tcMar>
-          </w:tcPr>
-          <w:p>
-            <w:r>
-              <w:rPr>
-                <w:b w:val="false"/>
-                <w:bCs w:val="false"/>
-                <w:color w:val="1E293B"/>
-                <w:sz w:val="14"/>
-                <w:szCs w:val="14"/>
-              </w:rPr>
-              <w:t xml:space="preserve">In-house warehouse vs 3PL</w:t>
-            </w:r>
-          </w:p>
-        </w:tc>
-        <w:tc>
-          <w:tcPr>
-            <w:tcW w:type="pct" w:w="900"/>
-            <w:tcBorders>
-              <w:top w:val="single" w:color="CBD5E1" w:sz="4"/>
-              <w:left w:val="single" w:color="CBD5E1" w:sz="4"/>
-              <w:bottom w:val="single" w:color="CBD5E1" w:sz="4"/>
-              <w:right w:val="single" w:color="CBD5E1" w:sz="4"/>
-            </w:tcBorders>
-            <w:shd w:fill="FFFFFF" w:val="clear"/>
-            <w:tcMar>
-              <w:top w:type="dxa" w:w="80"/>
-              <w:left w:type="dxa" w:w="100"/>
-              <w:bottom w:type="dxa" w:w="80"/>
-              <w:right w:type="dxa" w:w="100"/>
-            </w:tcMar>
-          </w:tcPr>
-          <w:p>
-            <w:r>
-              <w:rPr>
-                <w:b w:val="false"/>
-                <w:bCs w:val="false"/>
-                <w:color w:val="1E293B"/>
-                <w:sz w:val="14"/>
-                <w:szCs w:val="14"/>
-              </w:rPr>
-              <w:t xml:space="preserve">Determines if pitch targets internal warehouse or 3PL manager.</w:t>
+              <w:top w:type="dxa" w:w="70"/>
+              <w:left w:type="dxa" w:w="80"/>
+              <w:bottom w:type="dxa" w:w="70"/>
+              <w:right w:type="dxa" w:w="80"/>
+            </w:tcMar>
+          </w:tcPr>
+          <w:p>
+            <w:r>
+              <w:rPr>
+                <w:b w:val="false"/>
+                <w:bCs w:val="false"/>
+                <w:color w:val="1E293B"/>
+                <w:sz w:val="14"/>
+                <w:szCs w:val="14"/>
+              </w:rPr>
+              <w:t xml:space="preserve">Uses various services; implied postal return labels</w:t>
+            </w:r>
+          </w:p>
+        </w:tc>
+        <w:tc>
+          <w:tcPr>
+            <w:tcW w:type="pct" w:w="1000"/>
+            <w:tcBorders>
+              <w:top w:val="single" w:color="CBD5E1" w:sz="4"/>
+              <w:left w:val="single" w:color="CBD5E1" w:sz="4"/>
+              <w:bottom w:val="single" w:color="CBD5E1" w:sz="4"/>
+              <w:right w:val="single" w:color="CBD5E1" w:sz="4"/>
+            </w:tcBorders>
+            <w:shd w:fill="FFFFFF" w:val="clear"/>
+            <w:tcMar>
+              <w:top w:type="dxa" w:w="70"/>
+              <w:left w:type="dxa" w:w="80"/>
+              <w:bottom w:type="dxa" w:w="70"/>
+              <w:right w:type="dxa" w:w="80"/>
+            </w:tcMar>
+          </w:tcPr>
+          <w:p>
+            <w:r>
+              <w:rPr>
+                <w:b w:val="false"/>
+                <w:bCs w:val="false"/>
+                <w:color w:val="1E293B"/>
+                <w:sz w:val="14"/>
+                <w:szCs w:val="14"/>
+              </w:rPr>
+              <w:t xml:space="preserve">Arms reps with intelligence on current postal dependence and pain.</w:t>
             </w:r>
           </w:p>
         </w:tc>
@@ -5047,19 +5471,19 @@
       <w:tr>
         <w:tc>
           <w:tcPr>
-            <w:tcW w:type="pct" w:w="200"/>
-            <w:tcBorders>
-              <w:top w:val="single" w:color="CBD5E1" w:sz="4"/>
-              <w:left w:val="single" w:color="CBD5E1" w:sz="4"/>
-              <w:bottom w:val="single" w:color="CBD5E1" w:sz="4"/>
-              <w:right w:val="single" w:color="CBD5E1" w:sz="4"/>
-            </w:tcBorders>
-            <w:shd w:fill="F8FAFC" w:val="clear"/>
-            <w:tcMar>
-              <w:top w:type="dxa" w:w="80"/>
-              <w:left w:type="dxa" w:w="100"/>
-              <w:bottom w:type="dxa" w:w="80"/>
-              <w:right w:type="dxa" w:w="100"/>
+            <w:tcW w:type="pct" w:w="250"/>
+            <w:tcBorders>
+              <w:top w:val="single" w:color="CBD5E1" w:sz="4"/>
+              <w:left w:val="single" w:color="CBD5E1" w:sz="4"/>
+              <w:bottom w:val="single" w:color="CBD5E1" w:sz="4"/>
+              <w:right w:val="single" w:color="CBD5E1" w:sz="4"/>
+            </w:tcBorders>
+            <w:shd w:fill="F8FAFC" w:val="clear"/>
+            <w:tcMar>
+              <w:top w:type="dxa" w:w="70"/>
+              <w:left w:type="dxa" w:w="80"/>
+              <w:bottom w:type="dxa" w:w="70"/>
+              <w:right w:type="dxa" w:w="80"/>
             </w:tcMar>
           </w:tcPr>
           <w:p>
@@ -5068,8 +5492,8 @@
                 <w:b/>
                 <w:bCs/>
                 <w:color w:val="1E293B"/>
-                <w:sz w:val="15"/>
-                <w:szCs w:val="15"/>
+                <w:sz w:val="14"/>
+                <w:szCs w:val="14"/>
               </w:rPr>
               <w:t xml:space="preserve">22</w:t>
             </w:r>
@@ -5077,19 +5501,19 @@
         </w:tc>
         <w:tc>
           <w:tcPr>
-            <w:tcW w:type="pct" w:w="900"/>
-            <w:tcBorders>
-              <w:top w:val="single" w:color="CBD5E1" w:sz="4"/>
-              <w:left w:val="single" w:color="CBD5E1" w:sz="4"/>
-              <w:bottom w:val="single" w:color="CBD5E1" w:sz="4"/>
-              <w:right w:val="single" w:color="CBD5E1" w:sz="4"/>
-            </w:tcBorders>
-            <w:shd w:fill="F8FAFC" w:val="clear"/>
-            <w:tcMar>
-              <w:top w:type="dxa" w:w="80"/>
-              <w:left w:type="dxa" w:w="100"/>
-              <w:bottom w:type="dxa" w:w="80"/>
-              <w:right w:type="dxa" w:w="100"/>
+            <w:tcW w:type="pct" w:w="800"/>
+            <w:tcBorders>
+              <w:top w:val="single" w:color="CBD5E1" w:sz="4"/>
+              <w:left w:val="single" w:color="CBD5E1" w:sz="4"/>
+              <w:bottom w:val="single" w:color="CBD5E1" w:sz="4"/>
+              <w:right w:val="single" w:color="CBD5E1" w:sz="4"/>
+            </w:tcBorders>
+            <w:shd w:fill="F8FAFC" w:val="clear"/>
+            <w:tcMar>
+              <w:top w:type="dxa" w:w="70"/>
+              <w:left w:type="dxa" w:w="80"/>
+              <w:bottom w:type="dxa" w:w="70"/>
+              <w:right w:type="dxa" w:w="80"/>
             </w:tcMar>
           </w:tcPr>
           <w:p>
@@ -5098,10 +5522,10 @@
                 <w:b/>
                 <w:bCs/>
                 <w:color w:val="1E293B"/>
-                <w:sz w:val="15"/>
-                <w:szCs w:val="15"/>
-              </w:rPr>
-              <w:t xml:space="preserve">Sister Companies</w:t>
+                <w:sz w:val="14"/>
+                <w:szCs w:val="14"/>
+              </w:rPr>
+              <w:t xml:space="preserve">Physical Branch Network</w:t>
             </w:r>
           </w:p>
         </w:tc>
@@ -5116,40 +5540,40 @@
             </w:tcBorders>
             <w:shd w:fill="F8FAFC" w:val="clear"/>
             <w:tcMar>
-              <w:top w:type="dxa" w:w="80"/>
-              <w:left w:type="dxa" w:w="100"/>
-              <w:bottom w:type="dxa" w:w="80"/>
-              <w:right w:type="dxa" w:w="100"/>
-            </w:tcMar>
-          </w:tcPr>
-          <w:p>
-            <w:r>
-              <w:rPr>
-                <w:b w:val="false"/>
-                <w:bCs w:val="false"/>
-                <w:color w:val="1E293B"/>
-                <w:sz w:val="14"/>
-                <w:szCs w:val="14"/>
-              </w:rPr>
-              <w:t xml:space="preserve">AI Website Scrape Tab</w:t>
-            </w:r>
-          </w:p>
-        </w:tc>
-        <w:tc>
-          <w:tcPr>
-            <w:tcW w:type="pct" w:w="900"/>
-            <w:tcBorders>
-              <w:top w:val="single" w:color="CBD5E1" w:sz="4"/>
-              <w:left w:val="single" w:color="CBD5E1" w:sz="4"/>
-              <w:bottom w:val="single" w:color="CBD5E1" w:sz="4"/>
-              <w:right w:val="single" w:color="CBD5E1" w:sz="4"/>
-            </w:tcBorders>
-            <w:shd w:fill="F8FAFC" w:val="clear"/>
-            <w:tcMar>
-              <w:top w:type="dxa" w:w="80"/>
-              <w:left w:type="dxa" w:w="100"/>
-              <w:bottom w:type="dxa" w:w="80"/>
-              <w:right w:type="dxa" w:w="100"/>
+              <w:top w:type="dxa" w:w="70"/>
+              <w:left w:type="dxa" w:w="80"/>
+              <w:bottom w:type="dxa" w:w="70"/>
+              <w:right w:type="dxa" w:w="80"/>
+            </w:tcMar>
+          </w:tcPr>
+          <w:p>
+            <w:r>
+              <w:rPr>
+                <w:b w:val="false"/>
+                <w:bCs w:val="false"/>
+                <w:color w:val="1E293B"/>
+                <w:sz w:val="14"/>
+                <w:szCs w:val="14"/>
+              </w:rPr>
+              <w:t xml:space="preserve">AI Scrape &amp; Footprint</w:t>
+            </w:r>
+          </w:p>
+        </w:tc>
+        <w:tc>
+          <w:tcPr>
+            <w:tcW w:type="pct" w:w="850"/>
+            <w:tcBorders>
+              <w:top w:val="single" w:color="CBD5E1" w:sz="4"/>
+              <w:left w:val="single" w:color="CBD5E1" w:sz="4"/>
+              <w:bottom w:val="single" w:color="CBD5E1" w:sz="4"/>
+              <w:right w:val="single" w:color="CBD5E1" w:sz="4"/>
+            </w:tcBorders>
+            <w:shd w:fill="F8FAFC" w:val="clear"/>
+            <w:tcMar>
+              <w:top w:type="dxa" w:w="70"/>
+              <w:left w:type="dxa" w:w="80"/>
+              <w:bottom w:type="dxa" w:w="70"/>
+              <w:right w:type="dxa" w:w="80"/>
             </w:tcMar>
           </w:tcPr>
           <w:p>
@@ -5161,7 +5585,7 @@
                 <w:sz w:val="13"/>
                 <w:szCs w:val="13"/>
               </w:rPr>
-              <w:t xml:space="preserve">discoveryData.linkedEntities</w:t>
+              <w:t xml:space="preserve">discoveryData.branches</w:t>
             </w:r>
           </w:p>
         </w:tc>
@@ -5176,10 +5600,10 @@
             </w:tcBorders>
             <w:shd w:fill="F8FAFC" w:val="clear"/>
             <w:tcMar>
-              <w:top w:type="dxa" w:w="80"/>
-              <w:left w:type="dxa" w:w="100"/>
-              <w:bottom w:type="dxa" w:w="80"/>
-              <w:right w:type="dxa" w:w="100"/>
+              <w:top w:type="dxa" w:w="70"/>
+              <w:left w:type="dxa" w:w="80"/>
+              <w:bottom w:type="dxa" w:w="70"/>
+              <w:right w:type="dxa" w:w="80"/>
             </w:tcMar>
           </w:tcPr>
           <w:p>
@@ -5206,52 +5630,52 @@
             </w:tcBorders>
             <w:shd w:fill="F8FAFC" w:val="clear"/>
             <w:tcMar>
-              <w:top w:type="dxa" w:w="80"/>
-              <w:left w:type="dxa" w:w="100"/>
-              <w:bottom w:type="dxa" w:w="80"/>
-              <w:right w:type="dxa" w:w="100"/>
-            </w:tcMar>
-          </w:tcPr>
-          <w:p>
-            <w:r>
-              <w:rPr>
-                <w:b w:val="false"/>
-                <w:bCs w:val="false"/>
-                <w:color w:val="1E293B"/>
-                <w:sz w:val="14"/>
-                <w:szCs w:val="14"/>
-              </w:rPr>
-              <w:t xml:space="preserve">Affiliated brands &amp; subsidiaries</w:t>
-            </w:r>
-          </w:p>
-        </w:tc>
-        <w:tc>
-          <w:tcPr>
-            <w:tcW w:type="pct" w:w="900"/>
-            <w:tcBorders>
-              <w:top w:val="single" w:color="CBD5E1" w:sz="4"/>
-              <w:left w:val="single" w:color="CBD5E1" w:sz="4"/>
-              <w:bottom w:val="single" w:color="CBD5E1" w:sz="4"/>
-              <w:right w:val="single" w:color="CBD5E1" w:sz="4"/>
-            </w:tcBorders>
-            <w:shd w:fill="F8FAFC" w:val="clear"/>
-            <w:tcMar>
-              <w:top w:type="dxa" w:w="80"/>
-              <w:left w:type="dxa" w:w="100"/>
-              <w:bottom w:type="dxa" w:w="80"/>
-              <w:right w:type="dxa" w:w="100"/>
-            </w:tcMar>
-          </w:tcPr>
-          <w:p>
-            <w:r>
-              <w:rPr>
-                <w:b w:val="false"/>
-                <w:bCs w:val="false"/>
-                <w:color w:val="1E293B"/>
-                <w:sz w:val="14"/>
-                <w:szCs w:val="14"/>
-              </w:rPr>
-              <w:t xml:space="preserve">Uncovers multi-brand cross-selling opportunities.</w:t>
+              <w:top w:type="dxa" w:w="70"/>
+              <w:left w:type="dxa" w:w="80"/>
+              <w:bottom w:type="dxa" w:w="70"/>
+              <w:right w:type="dxa" w:w="80"/>
+            </w:tcMar>
+          </w:tcPr>
+          <w:p>
+            <w:r>
+              <w:rPr>
+                <w:b w:val="false"/>
+                <w:bCs w:val="false"/>
+                <w:color w:val="1E293B"/>
+                <w:sz w:val="14"/>
+                <w:szCs w:val="14"/>
+              </w:rPr>
+              <w:t xml:space="preserve">9 locations across NSW, QLD, VIC with addresses</w:t>
+            </w:r>
+          </w:p>
+        </w:tc>
+        <w:tc>
+          <w:tcPr>
+            <w:tcW w:type="pct" w:w="1000"/>
+            <w:tcBorders>
+              <w:top w:val="single" w:color="CBD5E1" w:sz="4"/>
+              <w:left w:val="single" w:color="CBD5E1" w:sz="4"/>
+              <w:bottom w:val="single" w:color="CBD5E1" w:sz="4"/>
+              <w:right w:val="single" w:color="CBD5E1" w:sz="4"/>
+            </w:tcBorders>
+            <w:shd w:fill="F8FAFC" w:val="clear"/>
+            <w:tcMar>
+              <w:top w:type="dxa" w:w="70"/>
+              <w:left w:type="dxa" w:w="80"/>
+              <w:bottom w:type="dxa" w:w="70"/>
+              <w:right w:type="dxa" w:w="80"/>
+            </w:tcMar>
+          </w:tcPr>
+          <w:p>
+            <w:r>
+              <w:rPr>
+                <w:b w:val="false"/>
+                <w:bCs w:val="false"/>
+                <w:color w:val="1E293B"/>
+                <w:sz w:val="14"/>
+                <w:szCs w:val="14"/>
+              </w:rPr>
+              <w:t xml:space="preserve">Identifies warehouse distribution centers vs retail stores for collection.</w:t>
             </w:r>
           </w:p>
         </w:tc>
@@ -5259,19 +5683,19 @@
       <w:tr>
         <w:tc>
           <w:tcPr>
-            <w:tcW w:type="pct" w:w="200"/>
-            <w:tcBorders>
-              <w:top w:val="single" w:color="CBD5E1" w:sz="4"/>
-              <w:left w:val="single" w:color="CBD5E1" w:sz="4"/>
-              <w:bottom w:val="single" w:color="CBD5E1" w:sz="4"/>
-              <w:right w:val="single" w:color="CBD5E1" w:sz="4"/>
-            </w:tcBorders>
-            <w:shd w:fill="FFFFFF" w:val="clear"/>
-            <w:tcMar>
-              <w:top w:type="dxa" w:w="80"/>
-              <w:left w:type="dxa" w:w="100"/>
-              <w:bottom w:type="dxa" w:w="80"/>
-              <w:right w:type="dxa" w:w="100"/>
+            <w:tcW w:type="pct" w:w="250"/>
+            <w:tcBorders>
+              <w:top w:val="single" w:color="CBD5E1" w:sz="4"/>
+              <w:left w:val="single" w:color="CBD5E1" w:sz="4"/>
+              <w:bottom w:val="single" w:color="CBD5E1" w:sz="4"/>
+              <w:right w:val="single" w:color="CBD5E1" w:sz="4"/>
+            </w:tcBorders>
+            <w:shd w:fill="FFFFFF" w:val="clear"/>
+            <w:tcMar>
+              <w:top w:type="dxa" w:w="70"/>
+              <w:left w:type="dxa" w:w="80"/>
+              <w:bottom w:type="dxa" w:w="70"/>
+              <w:right w:type="dxa" w:w="80"/>
             </w:tcMar>
           </w:tcPr>
           <w:p>
@@ -5280,8 +5704,8 @@
                 <w:b/>
                 <w:bCs/>
                 <w:color w:val="1E293B"/>
-                <w:sz w:val="15"/>
-                <w:szCs w:val="15"/>
+                <w:sz w:val="14"/>
+                <w:szCs w:val="14"/>
               </w:rPr>
               <w:t xml:space="preserve">23</w:t>
             </w:r>
@@ -5289,19 +5713,19 @@
         </w:tc>
         <w:tc>
           <w:tcPr>
-            <w:tcW w:type="pct" w:w="900"/>
-            <w:tcBorders>
-              <w:top w:val="single" w:color="CBD5E1" w:sz="4"/>
-              <w:left w:val="single" w:color="CBD5E1" w:sz="4"/>
-              <w:bottom w:val="single" w:color="CBD5E1" w:sz="4"/>
-              <w:right w:val="single" w:color="CBD5E1" w:sz="4"/>
-            </w:tcBorders>
-            <w:shd w:fill="FFFFFF" w:val="clear"/>
-            <w:tcMar>
-              <w:top w:type="dxa" w:w="80"/>
-              <w:left w:type="dxa" w:w="100"/>
-              <w:bottom w:type="dxa" w:w="80"/>
-              <w:right w:type="dxa" w:w="100"/>
+            <w:tcW w:type="pct" w:w="800"/>
+            <w:tcBorders>
+              <w:top w:val="single" w:color="CBD5E1" w:sz="4"/>
+              <w:left w:val="single" w:color="CBD5E1" w:sz="4"/>
+              <w:bottom w:val="single" w:color="CBD5E1" w:sz="4"/>
+              <w:right w:val="single" w:color="CBD5E1" w:sz="4"/>
+            </w:tcBorders>
+            <w:shd w:fill="FFFFFF" w:val="clear"/>
+            <w:tcMar>
+              <w:top w:type="dxa" w:w="70"/>
+              <w:left w:type="dxa" w:w="80"/>
+              <w:bottom w:type="dxa" w:w="70"/>
+              <w:right w:type="dxa" w:w="80"/>
             </w:tcMar>
           </w:tcPr>
           <w:p>
@@ -5310,10 +5734,10 @@
                 <w:b/>
                 <w:bCs/>
                 <w:color w:val="1E293B"/>
-                <w:sz w:val="15"/>
-                <w:szCs w:val="15"/>
-              </w:rPr>
-              <w:t xml:space="preserve">LinkedIn Profiles</w:t>
+                <w:sz w:val="14"/>
+                <w:szCs w:val="14"/>
+              </w:rPr>
+              <w:t xml:space="preserve">PO Box &amp; Postal Addresses</w:t>
             </w:r>
           </w:p>
         </w:tc>
@@ -5328,40 +5752,40 @@
             </w:tcBorders>
             <w:shd w:fill="FFFFFF" w:val="clear"/>
             <w:tcMar>
-              <w:top w:type="dxa" w:w="80"/>
-              <w:left w:type="dxa" w:w="100"/>
-              <w:bottom w:type="dxa" w:w="80"/>
-              <w:right w:type="dxa" w:w="100"/>
-            </w:tcMar>
-          </w:tcPr>
-          <w:p>
-            <w:r>
-              <w:rPr>
-                <w:b w:val="false"/>
-                <w:bCs w:val="false"/>
-                <w:color w:val="1E293B"/>
-                <w:sz w:val="14"/>
-                <w:szCs w:val="14"/>
-              </w:rPr>
-              <w:t xml:space="preserve">Decision Makers Tab</w:t>
-            </w:r>
-          </w:p>
-        </w:tc>
-        <w:tc>
-          <w:tcPr>
-            <w:tcW w:type="pct" w:w="900"/>
-            <w:tcBorders>
-              <w:top w:val="single" w:color="CBD5E1" w:sz="4"/>
-              <w:left w:val="single" w:color="CBD5E1" w:sz="4"/>
-              <w:bottom w:val="single" w:color="CBD5E1" w:sz="4"/>
-              <w:right w:val="single" w:color="CBD5E1" w:sz="4"/>
-            </w:tcBorders>
-            <w:shd w:fill="FFFFFF" w:val="clear"/>
-            <w:tcMar>
-              <w:top w:type="dxa" w:w="80"/>
-              <w:left w:type="dxa" w:w="100"/>
-              <w:bottom w:type="dxa" w:w="80"/>
-              <w:right w:type="dxa" w:w="100"/>
+              <w:top w:type="dxa" w:w="70"/>
+              <w:left w:type="dxa" w:w="80"/>
+              <w:bottom w:type="dxa" w:w="70"/>
+              <w:right w:type="dxa" w:w="80"/>
+            </w:tcMar>
+          </w:tcPr>
+          <w:p>
+            <w:r>
+              <w:rPr>
+                <w:b w:val="false"/>
+                <w:bCs w:val="false"/>
+                <w:color w:val="1E293B"/>
+                <w:sz w:val="14"/>
+                <w:szCs w:val="14"/>
+              </w:rPr>
+              <w:t xml:space="preserve">AI Scrape Tab</w:t>
+            </w:r>
+          </w:p>
+        </w:tc>
+        <w:tc>
+          <w:tcPr>
+            <w:tcW w:type="pct" w:w="850"/>
+            <w:tcBorders>
+              <w:top w:val="single" w:color="CBD5E1" w:sz="4"/>
+              <w:left w:val="single" w:color="CBD5E1" w:sz="4"/>
+              <w:bottom w:val="single" w:color="CBD5E1" w:sz="4"/>
+              <w:right w:val="single" w:color="CBD5E1" w:sz="4"/>
+            </w:tcBorders>
+            <w:shd w:fill="FFFFFF" w:val="clear"/>
+            <w:tcMar>
+              <w:top w:type="dxa" w:w="70"/>
+              <w:left w:type="dxa" w:w="80"/>
+              <w:bottom w:type="dxa" w:w="70"/>
+              <w:right w:type="dxa" w:w="80"/>
             </w:tcMar>
           </w:tcPr>
           <w:p>
@@ -5373,7 +5797,7 @@
                 <w:sz w:val="13"/>
                 <w:szCs w:val="13"/>
               </w:rPr>
-              <w:t xml:space="preserve">decisionMakerCandidates[]</w:t>
+              <w:t xml:space="preserve">discoveryData.postalAddresses</w:t>
             </w:r>
           </w:p>
         </w:tc>
@@ -5388,22 +5812,22 @@
             </w:tcBorders>
             <w:shd w:fill="FFFFFF" w:val="clear"/>
             <w:tcMar>
-              <w:top w:type="dxa" w:w="80"/>
-              <w:left w:type="dxa" w:w="100"/>
-              <w:bottom w:type="dxa" w:w="80"/>
-              <w:right w:type="dxa" w:w="100"/>
-            </w:tcMar>
-          </w:tcPr>
-          <w:p>
-            <w:r>
-              <w:rPr>
-                <w:b w:val="false"/>
-                <w:bCs w:val="false"/>
-                <w:color w:val="1E293B"/>
-                <w:sz w:val="14"/>
-                <w:szCs w:val="14"/>
-              </w:rPr>
-              <w:t xml:space="preserve">LinkedIn Index</w:t>
+              <w:top w:type="dxa" w:w="70"/>
+              <w:left w:type="dxa" w:w="80"/>
+              <w:bottom w:type="dxa" w:w="70"/>
+              <w:right w:type="dxa" w:w="80"/>
+            </w:tcMar>
+          </w:tcPr>
+          <w:p>
+            <w:r>
+              <w:rPr>
+                <w:b w:val="false"/>
+                <w:bCs w:val="false"/>
+                <w:color w:val="1E293B"/>
+                <w:sz w:val="14"/>
+                <w:szCs w:val="14"/>
+              </w:rPr>
+              <w:t xml:space="preserve">AI Crawler</w:t>
             </w:r>
           </w:p>
         </w:tc>
@@ -5418,52 +5842,52 @@
             </w:tcBorders>
             <w:shd w:fill="FFFFFF" w:val="clear"/>
             <w:tcMar>
-              <w:top w:type="dxa" w:w="80"/>
-              <w:left w:type="dxa" w:w="100"/>
-              <w:bottom w:type="dxa" w:w="80"/>
-              <w:right w:type="dxa" w:w="100"/>
-            </w:tcMar>
-          </w:tcPr>
-          <w:p>
-            <w:r>
-              <w:rPr>
-                <w:b w:val="false"/>
-                <w:bCs w:val="false"/>
-                <w:color w:val="1E293B"/>
-                <w:sz w:val="14"/>
-                <w:szCs w:val="14"/>
-              </w:rPr>
-              <w:t xml:space="preserve">Name, title, department, URL</w:t>
-            </w:r>
-          </w:p>
-        </w:tc>
-        <w:tc>
-          <w:tcPr>
-            <w:tcW w:type="pct" w:w="900"/>
-            <w:tcBorders>
-              <w:top w:val="single" w:color="CBD5E1" w:sz="4"/>
-              <w:left w:val="single" w:color="CBD5E1" w:sz="4"/>
-              <w:bottom w:val="single" w:color="CBD5E1" w:sz="4"/>
-              <w:right w:val="single" w:color="CBD5E1" w:sz="4"/>
-            </w:tcBorders>
-            <w:shd w:fill="FFFFFF" w:val="clear"/>
-            <w:tcMar>
-              <w:top w:type="dxa" w:w="80"/>
-              <w:left w:type="dxa" w:w="100"/>
-              <w:bottom w:type="dxa" w:w="80"/>
-              <w:right w:type="dxa" w:w="100"/>
-            </w:tcMar>
-          </w:tcPr>
-          <w:p>
-            <w:r>
-              <w:rPr>
-                <w:b w:val="false"/>
-                <w:bCs w:val="false"/>
-                <w:color w:val="1E293B"/>
-                <w:sz w:val="14"/>
-                <w:szCs w:val="14"/>
-              </w:rPr>
-              <w:t xml:space="preserve">Bypasses gatekeepers directly to operational heads.</w:t>
+              <w:top w:type="dxa" w:w="70"/>
+              <w:left w:type="dxa" w:w="80"/>
+              <w:bottom w:type="dxa" w:w="70"/>
+              <w:right w:type="dxa" w:w="80"/>
+            </w:tcMar>
+          </w:tcPr>
+          <w:p>
+            <w:r>
+              <w:rPr>
+                <w:b w:val="false"/>
+                <w:bCs w:val="false"/>
+                <w:color w:val="1E293B"/>
+                <w:sz w:val="14"/>
+                <w:szCs w:val="14"/>
+              </w:rPr>
+              <w:t xml:space="preserve">Corporate PO Boxes and Locked Bags</w:t>
+            </w:r>
+          </w:p>
+        </w:tc>
+        <w:tc>
+          <w:tcPr>
+            <w:tcW w:type="pct" w:w="1000"/>
+            <w:tcBorders>
+              <w:top w:val="single" w:color="CBD5E1" w:sz="4"/>
+              <w:left w:val="single" w:color="CBD5E1" w:sz="4"/>
+              <w:bottom w:val="single" w:color="CBD5E1" w:sz="4"/>
+              <w:right w:val="single" w:color="CBD5E1" w:sz="4"/>
+            </w:tcBorders>
+            <w:shd w:fill="FFFFFF" w:val="clear"/>
+            <w:tcMar>
+              <w:top w:type="dxa" w:w="70"/>
+              <w:left w:type="dxa" w:w="80"/>
+              <w:bottom w:type="dxa" w:w="70"/>
+              <w:right w:type="dxa" w:w="80"/>
+            </w:tcMar>
+          </w:tcPr>
+          <w:p>
+            <w:r>
+              <w:rPr>
+                <w:b w:val="false"/>
+                <w:bCs w:val="false"/>
+                <w:color w:val="1E293B"/>
+                <w:sz w:val="14"/>
+                <w:szCs w:val="14"/>
+              </w:rPr>
+              <w:t xml:space="preserve">Target for MailPlus daily postal collection and GPO lodge runs.</w:t>
             </w:r>
           </w:p>
         </w:tc>
@@ -5471,19 +5895,19 @@
       <w:tr>
         <w:tc>
           <w:tcPr>
-            <w:tcW w:type="pct" w:w="200"/>
-            <w:tcBorders>
-              <w:top w:val="single" w:color="CBD5E1" w:sz="4"/>
-              <w:left w:val="single" w:color="CBD5E1" w:sz="4"/>
-              <w:bottom w:val="single" w:color="CBD5E1" w:sz="4"/>
-              <w:right w:val="single" w:color="CBD5E1" w:sz="4"/>
-            </w:tcBorders>
-            <w:shd w:fill="F8FAFC" w:val="clear"/>
-            <w:tcMar>
-              <w:top w:type="dxa" w:w="80"/>
-              <w:left w:type="dxa" w:w="100"/>
-              <w:bottom w:type="dxa" w:w="80"/>
-              <w:right w:type="dxa" w:w="100"/>
+            <w:tcW w:type="pct" w:w="250"/>
+            <w:tcBorders>
+              <w:top w:val="single" w:color="CBD5E1" w:sz="4"/>
+              <w:left w:val="single" w:color="CBD5E1" w:sz="4"/>
+              <w:bottom w:val="single" w:color="CBD5E1" w:sz="4"/>
+              <w:right w:val="single" w:color="CBD5E1" w:sz="4"/>
+            </w:tcBorders>
+            <w:shd w:fill="F8FAFC" w:val="clear"/>
+            <w:tcMar>
+              <w:top w:type="dxa" w:w="70"/>
+              <w:left w:type="dxa" w:w="80"/>
+              <w:bottom w:type="dxa" w:w="70"/>
+              <w:right w:type="dxa" w:w="80"/>
             </w:tcMar>
           </w:tcPr>
           <w:p>
@@ -5492,8 +5916,8 @@
                 <w:b/>
                 <w:bCs/>
                 <w:color w:val="1E293B"/>
-                <w:sz w:val="15"/>
-                <w:szCs w:val="15"/>
+                <w:sz w:val="14"/>
+                <w:szCs w:val="14"/>
               </w:rPr>
               <w:t xml:space="preserve">24</w:t>
             </w:r>
@@ -5501,19 +5925,19 @@
         </w:tc>
         <w:tc>
           <w:tcPr>
-            <w:tcW w:type="pct" w:w="900"/>
-            <w:tcBorders>
-              <w:top w:val="single" w:color="CBD5E1" w:sz="4"/>
-              <w:left w:val="single" w:color="CBD5E1" w:sz="4"/>
-              <w:bottom w:val="single" w:color="CBD5E1" w:sz="4"/>
-              <w:right w:val="single" w:color="CBD5E1" w:sz="4"/>
-            </w:tcBorders>
-            <w:shd w:fill="F8FAFC" w:val="clear"/>
-            <w:tcMar>
-              <w:top w:type="dxa" w:w="80"/>
-              <w:left w:type="dxa" w:w="100"/>
-              <w:bottom w:type="dxa" w:w="80"/>
-              <w:right w:type="dxa" w:w="100"/>
+            <w:tcW w:type="pct" w:w="800"/>
+            <w:tcBorders>
+              <w:top w:val="single" w:color="CBD5E1" w:sz="4"/>
+              <w:left w:val="single" w:color="CBD5E1" w:sz="4"/>
+              <w:bottom w:val="single" w:color="CBD5E1" w:sz="4"/>
+              <w:right w:val="single" w:color="CBD5E1" w:sz="4"/>
+            </w:tcBorders>
+            <w:shd w:fill="F8FAFC" w:val="clear"/>
+            <w:tcMar>
+              <w:top w:type="dxa" w:w="70"/>
+              <w:left w:type="dxa" w:w="80"/>
+              <w:bottom w:type="dxa" w:w="70"/>
+              <w:right w:type="dxa" w:w="80"/>
             </w:tcMar>
           </w:tcPr>
           <w:p>
@@ -5522,8 +5946,8 @@
                 <w:b/>
                 <w:bCs/>
                 <w:color w:val="1E293B"/>
-                <w:sz w:val="15"/>
-                <w:szCs w:val="15"/>
+                <w:sz w:val="14"/>
+                <w:szCs w:val="14"/>
               </w:rPr>
               <w:t xml:space="preserve">Permanent CRM Contact</w:t>
             </w:r>
@@ -5540,10 +5964,10 @@
             </w:tcBorders>
             <w:shd w:fill="F8FAFC" w:val="clear"/>
             <w:tcMar>
-              <w:top w:type="dxa" w:w="80"/>
-              <w:left w:type="dxa" w:w="100"/>
-              <w:bottom w:type="dxa" w:w="80"/>
-              <w:right w:type="dxa" w:w="100"/>
+              <w:top w:type="dxa" w:w="70"/>
+              <w:left w:type="dxa" w:w="80"/>
+              <w:bottom w:type="dxa" w:w="70"/>
+              <w:right w:type="dxa" w:w="80"/>
             </w:tcMar>
           </w:tcPr>
           <w:p>
@@ -5561,19 +5985,19 @@
         </w:tc>
         <w:tc>
           <w:tcPr>
-            <w:tcW w:type="pct" w:w="900"/>
-            <w:tcBorders>
-              <w:top w:val="single" w:color="CBD5E1" w:sz="4"/>
-              <w:left w:val="single" w:color="CBD5E1" w:sz="4"/>
-              <w:bottom w:val="single" w:color="CBD5E1" w:sz="4"/>
-              <w:right w:val="single" w:color="CBD5E1" w:sz="4"/>
-            </w:tcBorders>
-            <w:shd w:fill="F8FAFC" w:val="clear"/>
-            <w:tcMar>
-              <w:top w:type="dxa" w:w="80"/>
-              <w:left w:type="dxa" w:w="100"/>
-              <w:bottom w:type="dxa" w:w="80"/>
-              <w:right w:type="dxa" w:w="100"/>
+            <w:tcW w:type="pct" w:w="850"/>
+            <w:tcBorders>
+              <w:top w:val="single" w:color="CBD5E1" w:sz="4"/>
+              <w:left w:val="single" w:color="CBD5E1" w:sz="4"/>
+              <w:bottom w:val="single" w:color="CBD5E1" w:sz="4"/>
+              <w:right w:val="single" w:color="CBD5E1" w:sz="4"/>
+            </w:tcBorders>
+            <w:shd w:fill="F8FAFC" w:val="clear"/>
+            <w:tcMar>
+              <w:top w:type="dxa" w:w="70"/>
+              <w:left w:type="dxa" w:w="80"/>
+              <w:bottom w:type="dxa" w:w="70"/>
+              <w:right w:type="dxa" w:w="80"/>
             </w:tcMar>
           </w:tcPr>
           <w:p>
@@ -5600,10 +6024,10 @@
             </w:tcBorders>
             <w:shd w:fill="F8FAFC" w:val="clear"/>
             <w:tcMar>
-              <w:top w:type="dxa" w:w="80"/>
-              <w:left w:type="dxa" w:w="100"/>
-              <w:bottom w:type="dxa" w:w="80"/>
-              <w:right w:type="dxa" w:w="100"/>
+              <w:top w:type="dxa" w:w="70"/>
+              <w:left w:type="dxa" w:w="80"/>
+              <w:bottom w:type="dxa" w:w="70"/>
+              <w:right w:type="dxa" w:w="80"/>
             </w:tcMar>
           </w:tcPr>
           <w:p>
@@ -5630,52 +6054,52 @@
             </w:tcBorders>
             <w:shd w:fill="F8FAFC" w:val="clear"/>
             <w:tcMar>
-              <w:top w:type="dxa" w:w="80"/>
-              <w:left w:type="dxa" w:w="100"/>
-              <w:bottom w:type="dxa" w:w="80"/>
-              <w:right w:type="dxa" w:w="100"/>
-            </w:tcMar>
-          </w:tcPr>
-          <w:p>
-            <w:r>
-              <w:rPr>
-                <w:b w:val="false"/>
-                <w:bCs w:val="false"/>
-                <w:color w:val="1E293B"/>
-                <w:sz w:val="14"/>
-                <w:szCs w:val="14"/>
-              </w:rPr>
-              <w:t xml:space="preserve">Synced contact record in lead directory</w:t>
-            </w:r>
-          </w:p>
-        </w:tc>
-        <w:tc>
-          <w:tcPr>
-            <w:tcW w:type="pct" w:w="900"/>
-            <w:tcBorders>
-              <w:top w:val="single" w:color="CBD5E1" w:sz="4"/>
-              <w:left w:val="single" w:color="CBD5E1" w:sz="4"/>
-              <w:bottom w:val="single" w:color="CBD5E1" w:sz="4"/>
-              <w:right w:val="single" w:color="CBD5E1" w:sz="4"/>
-            </w:tcBorders>
-            <w:shd w:fill="F8FAFC" w:val="clear"/>
-            <w:tcMar>
-              <w:top w:type="dxa" w:w="80"/>
-              <w:left w:type="dxa" w:w="100"/>
-              <w:bottom w:type="dxa" w:w="80"/>
-              <w:right w:type="dxa" w:w="100"/>
-            </w:tcMar>
-          </w:tcPr>
-          <w:p>
-            <w:r>
-              <w:rPr>
-                <w:b w:val="false"/>
-                <w:bCs w:val="false"/>
-                <w:color w:val="1E293B"/>
-                <w:sz w:val="14"/>
-                <w:szCs w:val="14"/>
-              </w:rPr>
-              <w:t xml:space="preserve">Saves contact permanently for dialing and email cadences.</w:t>
+              <w:top w:type="dxa" w:w="70"/>
+              <w:left w:type="dxa" w:w="80"/>
+              <w:bottom w:type="dxa" w:w="70"/>
+              <w:right w:type="dxa" w:w="80"/>
+            </w:tcMar>
+          </w:tcPr>
+          <w:p>
+            <w:r>
+              <w:rPr>
+                <w:b w:val="false"/>
+                <w:bCs w:val="false"/>
+                <w:color w:val="1E293B"/>
+                <w:sz w:val="14"/>
+                <w:szCs w:val="14"/>
+              </w:rPr>
+              <w:t xml:space="preserve">Permanent CRM contact record</w:t>
+            </w:r>
+          </w:p>
+        </w:tc>
+        <w:tc>
+          <w:tcPr>
+            <w:tcW w:type="pct" w:w="1000"/>
+            <w:tcBorders>
+              <w:top w:val="single" w:color="CBD5E1" w:sz="4"/>
+              <w:left w:val="single" w:color="CBD5E1" w:sz="4"/>
+              <w:bottom w:val="single" w:color="CBD5E1" w:sz="4"/>
+              <w:right w:val="single" w:color="CBD5E1" w:sz="4"/>
+            </w:tcBorders>
+            <w:shd w:fill="F8FAFC" w:val="clear"/>
+            <w:tcMar>
+              <w:top w:type="dxa" w:w="70"/>
+              <w:left w:type="dxa" w:w="80"/>
+              <w:bottom w:type="dxa" w:w="70"/>
+              <w:right w:type="dxa" w:w="80"/>
+            </w:tcMar>
+          </w:tcPr>
+          <w:p>
+            <w:r>
+              <w:rPr>
+                <w:b w:val="false"/>
+                <w:bCs w:val="false"/>
+                <w:color w:val="1E293B"/>
+                <w:sz w:val="14"/>
+                <w:szCs w:val="14"/>
+              </w:rPr>
+              <w:t xml:space="preserve">Saves contact with name, title, and LinkedIn URL for auto-dialing.</w:t>
             </w:r>
           </w:p>
         </w:tc>
@@ -5683,19 +6107,19 @@
       <w:tr>
         <w:tc>
           <w:tcPr>
-            <w:tcW w:type="pct" w:w="200"/>
-            <w:tcBorders>
-              <w:top w:val="single" w:color="CBD5E1" w:sz="4"/>
-              <w:left w:val="single" w:color="CBD5E1" w:sz="4"/>
-              <w:bottom w:val="single" w:color="CBD5E1" w:sz="4"/>
-              <w:right w:val="single" w:color="CBD5E1" w:sz="4"/>
-            </w:tcBorders>
-            <w:shd w:fill="FFFFFF" w:val="clear"/>
-            <w:tcMar>
-              <w:top w:type="dxa" w:w="80"/>
-              <w:left w:type="dxa" w:w="100"/>
-              <w:bottom w:type="dxa" w:w="80"/>
-              <w:right w:type="dxa" w:w="100"/>
+            <w:tcW w:type="pct" w:w="250"/>
+            <w:tcBorders>
+              <w:top w:val="single" w:color="CBD5E1" w:sz="4"/>
+              <w:left w:val="single" w:color="CBD5E1" w:sz="4"/>
+              <w:bottom w:val="single" w:color="CBD5E1" w:sz="4"/>
+              <w:right w:val="single" w:color="CBD5E1" w:sz="4"/>
+            </w:tcBorders>
+            <w:shd w:fill="FFFFFF" w:val="clear"/>
+            <w:tcMar>
+              <w:top w:type="dxa" w:w="70"/>
+              <w:left w:type="dxa" w:w="80"/>
+              <w:bottom w:type="dxa" w:w="70"/>
+              <w:right w:type="dxa" w:w="80"/>
             </w:tcMar>
           </w:tcPr>
           <w:p>
@@ -5704,8 +6128,8 @@
                 <w:b/>
                 <w:bCs/>
                 <w:color w:val="1E293B"/>
-                <w:sz w:val="15"/>
-                <w:szCs w:val="15"/>
+                <w:sz w:val="14"/>
+                <w:szCs w:val="14"/>
               </w:rPr>
               <w:t xml:space="preserve">25</w:t>
             </w:r>
@@ -5713,19 +6137,19 @@
         </w:tc>
         <w:tc>
           <w:tcPr>
-            <w:tcW w:type="pct" w:w="900"/>
-            <w:tcBorders>
-              <w:top w:val="single" w:color="CBD5E1" w:sz="4"/>
-              <w:left w:val="single" w:color="CBD5E1" w:sz="4"/>
-              <w:bottom w:val="single" w:color="CBD5E1" w:sz="4"/>
-              <w:right w:val="single" w:color="CBD5E1" w:sz="4"/>
-            </w:tcBorders>
-            <w:shd w:fill="FFFFFF" w:val="clear"/>
-            <w:tcMar>
-              <w:top w:type="dxa" w:w="80"/>
-              <w:left w:type="dxa" w:w="100"/>
-              <w:bottom w:type="dxa" w:w="80"/>
-              <w:right w:type="dxa" w:w="100"/>
+            <w:tcW w:type="pct" w:w="800"/>
+            <w:tcBorders>
+              <w:top w:val="single" w:color="CBD5E1" w:sz="4"/>
+              <w:left w:val="single" w:color="CBD5E1" w:sz="4"/>
+              <w:bottom w:val="single" w:color="CBD5E1" w:sz="4"/>
+              <w:right w:val="single" w:color="CBD5E1" w:sz="4"/>
+            </w:tcBorders>
+            <w:shd w:fill="FFFFFF" w:val="clear"/>
+            <w:tcMar>
+              <w:top w:type="dxa" w:w="70"/>
+              <w:left w:type="dxa" w:w="80"/>
+              <w:bottom w:type="dxa" w:w="70"/>
+              <w:right w:type="dxa" w:w="80"/>
             </w:tcMar>
           </w:tcPr>
           <w:p>
@@ -5734,10 +6158,10 @@
                 <w:b/>
                 <w:bCs/>
                 <w:color w:val="1E293B"/>
-                <w:sz w:val="15"/>
-                <w:szCs w:val="15"/>
-              </w:rPr>
-              <w:t xml:space="preserve">Social Follower Count</w:t>
+                <w:sz w:val="14"/>
+                <w:szCs w:val="14"/>
+              </w:rPr>
+              <w:t xml:space="preserve">Social Handles &amp; Followers</w:t>
             </w:r>
           </w:p>
         </w:tc>
@@ -5752,10 +6176,10 @@
             </w:tcBorders>
             <w:shd w:fill="FFFFFF" w:val="clear"/>
             <w:tcMar>
-              <w:top w:type="dxa" w:w="80"/>
-              <w:left w:type="dxa" w:w="100"/>
-              <w:bottom w:type="dxa" w:w="80"/>
-              <w:right w:type="dxa" w:w="100"/>
+              <w:top w:type="dxa" w:w="70"/>
+              <w:left w:type="dxa" w:w="80"/>
+              <w:bottom w:type="dxa" w:w="70"/>
+              <w:right w:type="dxa" w:w="80"/>
             </w:tcMar>
           </w:tcPr>
           <w:p>
@@ -5773,19 +6197,19 @@
         </w:tc>
         <w:tc>
           <w:tcPr>
-            <w:tcW w:type="pct" w:w="900"/>
-            <w:tcBorders>
-              <w:top w:val="single" w:color="CBD5E1" w:sz="4"/>
-              <w:left w:val="single" w:color="CBD5E1" w:sz="4"/>
-              <w:bottom w:val="single" w:color="CBD5E1" w:sz="4"/>
-              <w:right w:val="single" w:color="CBD5E1" w:sz="4"/>
-            </w:tcBorders>
-            <w:shd w:fill="FFFFFF" w:val="clear"/>
-            <w:tcMar>
-              <w:top w:type="dxa" w:w="80"/>
-              <w:left w:type="dxa" w:w="100"/>
-              <w:bottom w:type="dxa" w:w="80"/>
-              <w:right w:type="dxa" w:w="100"/>
+            <w:tcW w:type="pct" w:w="850"/>
+            <w:tcBorders>
+              <w:top w:val="single" w:color="CBD5E1" w:sz="4"/>
+              <w:left w:val="single" w:color="CBD5E1" w:sz="4"/>
+              <w:bottom w:val="single" w:color="CBD5E1" w:sz="4"/>
+              <w:right w:val="single" w:color="CBD5E1" w:sz="4"/>
+            </w:tcBorders>
+            <w:shd w:fill="FFFFFF" w:val="clear"/>
+            <w:tcMar>
+              <w:top w:type="dxa" w:w="70"/>
+              <w:left w:type="dxa" w:w="80"/>
+              <w:bottom w:type="dxa" w:w="70"/>
+              <w:right w:type="dxa" w:w="80"/>
             </w:tcMar>
           </w:tcPr>
           <w:p>
@@ -5797,7 +6221,7 @@
                 <w:sz w:val="13"/>
                 <w:szCs w:val="13"/>
               </w:rPr>
-              <w:t xml:space="preserve">socialIntelligence.followers</w:t>
+              <w:t xml:space="preserve">discoveryData.socialIntelligence</w:t>
             </w:r>
           </w:p>
         </w:tc>
@@ -5812,10 +6236,10 @@
             </w:tcBorders>
             <w:shd w:fill="FFFFFF" w:val="clear"/>
             <w:tcMar>
-              <w:top w:type="dxa" w:w="80"/>
-              <w:left w:type="dxa" w:w="100"/>
-              <w:bottom w:type="dxa" w:w="80"/>
-              <w:right w:type="dxa" w:w="100"/>
+              <w:top w:type="dxa" w:w="70"/>
+              <w:left w:type="dxa" w:w="80"/>
+              <w:bottom w:type="dxa" w:w="70"/>
+              <w:right w:type="dxa" w:w="80"/>
             </w:tcMar>
           </w:tcPr>
           <w:p>
@@ -5842,52 +6266,52 @@
             </w:tcBorders>
             <w:shd w:fill="FFFFFF" w:val="clear"/>
             <w:tcMar>
-              <w:top w:type="dxa" w:w="80"/>
-              <w:left w:type="dxa" w:w="100"/>
-              <w:bottom w:type="dxa" w:w="80"/>
-              <w:right w:type="dxa" w:w="100"/>
-            </w:tcMar>
-          </w:tcPr>
-          <w:p>
-            <w:r>
-              <w:rPr>
-                <w:b w:val="false"/>
-                <w:bCs w:val="false"/>
-                <w:color w:val="1E293B"/>
-                <w:sz w:val="14"/>
-                <w:szCs w:val="14"/>
-              </w:rPr>
-              <w:t xml:space="preserve">Instagram, Facebook, LinkedIn metrics</w:t>
-            </w:r>
-          </w:p>
-        </w:tc>
-        <w:tc>
-          <w:tcPr>
-            <w:tcW w:type="pct" w:w="900"/>
-            <w:tcBorders>
-              <w:top w:val="single" w:color="CBD5E1" w:sz="4"/>
-              <w:left w:val="single" w:color="CBD5E1" w:sz="4"/>
-              <w:bottom w:val="single" w:color="CBD5E1" w:sz="4"/>
-              <w:right w:val="single" w:color="CBD5E1" w:sz="4"/>
-            </w:tcBorders>
-            <w:shd w:fill="FFFFFF" w:val="clear"/>
-            <w:tcMar>
-              <w:top w:type="dxa" w:w="80"/>
-              <w:left w:type="dxa" w:w="100"/>
-              <w:bottom w:type="dxa" w:w="80"/>
-              <w:right w:type="dxa" w:w="100"/>
-            </w:tcMar>
-          </w:tcPr>
-          <w:p>
-            <w:r>
-              <w:rPr>
-                <w:b w:val="false"/>
-                <w:bCs w:val="false"/>
-                <w:color w:val="1E293B"/>
-                <w:sz w:val="14"/>
-                <w:szCs w:val="14"/>
-              </w:rPr>
-              <w:t xml:space="preserve">Indicator of online brand popularity and parcel order volume.</w:t>
+              <w:top w:type="dxa" w:w="70"/>
+              <w:left w:type="dxa" w:w="80"/>
+              <w:bottom w:type="dxa" w:w="70"/>
+              <w:right w:type="dxa" w:w="80"/>
+            </w:tcMar>
+          </w:tcPr>
+          <w:p>
+            <w:r>
+              <w:rPr>
+                <w:b w:val="false"/>
+                <w:bCs w:val="false"/>
+                <w:color w:val="1E293B"/>
+                <w:sz w:val="14"/>
+                <w:szCs w:val="14"/>
+              </w:rPr>
+              <w:t xml:space="preserve">@proudpoppyclothing on Instagram</w:t>
+            </w:r>
+          </w:p>
+        </w:tc>
+        <w:tc>
+          <w:tcPr>
+            <w:tcW w:type="pct" w:w="1000"/>
+            <w:tcBorders>
+              <w:top w:val="single" w:color="CBD5E1" w:sz="4"/>
+              <w:left w:val="single" w:color="CBD5E1" w:sz="4"/>
+              <w:bottom w:val="single" w:color="CBD5E1" w:sz="4"/>
+              <w:right w:val="single" w:color="CBD5E1" w:sz="4"/>
+            </w:tcBorders>
+            <w:shd w:fill="FFFFFF" w:val="clear"/>
+            <w:tcMar>
+              <w:top w:type="dxa" w:w="70"/>
+              <w:left w:type="dxa" w:w="80"/>
+              <w:bottom w:type="dxa" w:w="70"/>
+              <w:right w:type="dxa" w:w="80"/>
+            </w:tcMar>
+          </w:tcPr>
+          <w:p>
+            <w:r>
+              <w:rPr>
+                <w:b w:val="false"/>
+                <w:bCs w:val="false"/>
+                <w:color w:val="1E293B"/>
+                <w:sz w:val="14"/>
+                <w:szCs w:val="14"/>
+              </w:rPr>
+              <w:t xml:space="preserve">Indicator of online brand popularity, consumer engagement, and volume.</w:t>
             </w:r>
           </w:p>
         </w:tc>
@@ -5895,19 +6319,19 @@
       <w:tr>
         <w:tc>
           <w:tcPr>
-            <w:tcW w:type="pct" w:w="200"/>
-            <w:tcBorders>
-              <w:top w:val="single" w:color="CBD5E1" w:sz="4"/>
-              <w:left w:val="single" w:color="CBD5E1" w:sz="4"/>
-              <w:bottom w:val="single" w:color="CBD5E1" w:sz="4"/>
-              <w:right w:val="single" w:color="CBD5E1" w:sz="4"/>
-            </w:tcBorders>
-            <w:shd w:fill="F8FAFC" w:val="clear"/>
-            <w:tcMar>
-              <w:top w:type="dxa" w:w="80"/>
-              <w:left w:type="dxa" w:w="100"/>
-              <w:bottom w:type="dxa" w:w="80"/>
-              <w:right w:type="dxa" w:w="100"/>
+            <w:tcW w:type="pct" w:w="250"/>
+            <w:tcBorders>
+              <w:top w:val="single" w:color="CBD5E1" w:sz="4"/>
+              <w:left w:val="single" w:color="CBD5E1" w:sz="4"/>
+              <w:bottom w:val="single" w:color="CBD5E1" w:sz="4"/>
+              <w:right w:val="single" w:color="CBD5E1" w:sz="4"/>
+            </w:tcBorders>
+            <w:shd w:fill="F8FAFC" w:val="clear"/>
+            <w:tcMar>
+              <w:top w:type="dxa" w:w="70"/>
+              <w:left w:type="dxa" w:w="80"/>
+              <w:bottom w:type="dxa" w:w="70"/>
+              <w:right w:type="dxa" w:w="80"/>
             </w:tcMar>
           </w:tcPr>
           <w:p>
@@ -5916,8 +6340,8 @@
                 <w:b/>
                 <w:bCs/>
                 <w:color w:val="1E293B"/>
-                <w:sz w:val="15"/>
-                <w:szCs w:val="15"/>
+                <w:sz w:val="14"/>
+                <w:szCs w:val="14"/>
               </w:rPr>
               <w:t xml:space="preserve">26</w:t>
             </w:r>
@@ -5925,19 +6349,19 @@
         </w:tc>
         <w:tc>
           <w:tcPr>
-            <w:tcW w:type="pct" w:w="900"/>
-            <w:tcBorders>
-              <w:top w:val="single" w:color="CBD5E1" w:sz="4"/>
-              <w:left w:val="single" w:color="CBD5E1" w:sz="4"/>
-              <w:bottom w:val="single" w:color="CBD5E1" w:sz="4"/>
-              <w:right w:val="single" w:color="CBD5E1" w:sz="4"/>
-            </w:tcBorders>
-            <w:shd w:fill="F8FAFC" w:val="clear"/>
-            <w:tcMar>
-              <w:top w:type="dxa" w:w="80"/>
-              <w:left w:type="dxa" w:w="100"/>
-              <w:bottom w:type="dxa" w:w="80"/>
-              <w:right w:type="dxa" w:w="100"/>
+            <w:tcW w:type="pct" w:w="800"/>
+            <w:tcBorders>
+              <w:top w:val="single" w:color="CBD5E1" w:sz="4"/>
+              <w:left w:val="single" w:color="CBD5E1" w:sz="4"/>
+              <w:bottom w:val="single" w:color="CBD5E1" w:sz="4"/>
+              <w:right w:val="single" w:color="CBD5E1" w:sz="4"/>
+            </w:tcBorders>
+            <w:shd w:fill="F8FAFC" w:val="clear"/>
+            <w:tcMar>
+              <w:top w:type="dxa" w:w="70"/>
+              <w:left w:type="dxa" w:w="80"/>
+              <w:bottom w:type="dxa" w:w="70"/>
+              <w:right w:type="dxa" w:w="80"/>
             </w:tcMar>
           </w:tcPr>
           <w:p>
@@ -5946,10 +6370,10 @@
                 <w:b/>
                 <w:bCs/>
                 <w:color w:val="1E293B"/>
-                <w:sz w:val="15"/>
-                <w:szCs w:val="15"/>
-              </w:rPr>
-              <w:t xml:space="preserve">Shipping Sentiment</w:t>
+                <w:sz w:val="14"/>
+                <w:szCs w:val="14"/>
+              </w:rPr>
+              <w:t xml:space="preserve">Shipping Sentiment Rating</w:t>
             </w:r>
           </w:p>
         </w:tc>
@@ -5964,10 +6388,10 @@
             </w:tcBorders>
             <w:shd w:fill="F8FAFC" w:val="clear"/>
             <w:tcMar>
-              <w:top w:type="dxa" w:w="80"/>
-              <w:left w:type="dxa" w:w="100"/>
-              <w:bottom w:type="dxa" w:w="80"/>
-              <w:right w:type="dxa" w:w="100"/>
+              <w:top w:type="dxa" w:w="70"/>
+              <w:left w:type="dxa" w:w="80"/>
+              <w:bottom w:type="dxa" w:w="70"/>
+              <w:right w:type="dxa" w:w="80"/>
             </w:tcMar>
           </w:tcPr>
           <w:p>
@@ -5985,19 +6409,19 @@
         </w:tc>
         <w:tc>
           <w:tcPr>
-            <w:tcW w:type="pct" w:w="900"/>
-            <w:tcBorders>
-              <w:top w:val="single" w:color="CBD5E1" w:sz="4"/>
-              <w:left w:val="single" w:color="CBD5E1" w:sz="4"/>
-              <w:bottom w:val="single" w:color="CBD5E1" w:sz="4"/>
-              <w:right w:val="single" w:color="CBD5E1" w:sz="4"/>
-            </w:tcBorders>
-            <w:shd w:fill="F8FAFC" w:val="clear"/>
-            <w:tcMar>
-              <w:top w:type="dxa" w:w="80"/>
-              <w:left w:type="dxa" w:w="100"/>
-              <w:bottom w:type="dxa" w:w="80"/>
-              <w:right w:type="dxa" w:w="100"/>
+            <w:tcW w:type="pct" w:w="850"/>
+            <w:tcBorders>
+              <w:top w:val="single" w:color="CBD5E1" w:sz="4"/>
+              <w:left w:val="single" w:color="CBD5E1" w:sz="4"/>
+              <w:bottom w:val="single" w:color="CBD5E1" w:sz="4"/>
+              <w:right w:val="single" w:color="CBD5E1" w:sz="4"/>
+            </w:tcBorders>
+            <w:shd w:fill="F8FAFC" w:val="clear"/>
+            <w:tcMar>
+              <w:top w:type="dxa" w:w="70"/>
+              <w:left w:type="dxa" w:w="80"/>
+              <w:bottom w:type="dxa" w:w="70"/>
+              <w:right w:type="dxa" w:w="80"/>
             </w:tcMar>
           </w:tcPr>
           <w:p>
@@ -6009,7 +6433,7 @@
                 <w:sz w:val="13"/>
                 <w:szCs w:val="13"/>
               </w:rPr>
-              <w:t xml:space="preserve">socialIntelligence.shippingSentiment</w:t>
+              <w:t xml:space="preserve">discoveryData.socialIntelligence.shippingSentiment</w:t>
             </w:r>
           </w:p>
         </w:tc>
@@ -6024,10 +6448,10 @@
             </w:tcBorders>
             <w:shd w:fill="F8FAFC" w:val="clear"/>
             <w:tcMar>
-              <w:top w:type="dxa" w:w="80"/>
-              <w:left w:type="dxa" w:w="100"/>
-              <w:bottom w:type="dxa" w:w="80"/>
-              <w:right w:type="dxa" w:w="100"/>
+              <w:top w:type="dxa" w:w="70"/>
+              <w:left w:type="dxa" w:w="80"/>
+              <w:bottom w:type="dxa" w:w="70"/>
+              <w:right w:type="dxa" w:w="80"/>
             </w:tcMar>
           </w:tcPr>
           <w:p>
@@ -6054,10 +6478,10 @@
             </w:tcBorders>
             <w:shd w:fill="F8FAFC" w:val="clear"/>
             <w:tcMar>
-              <w:top w:type="dxa" w:w="80"/>
-              <w:left w:type="dxa" w:w="100"/>
-              <w:bottom w:type="dxa" w:w="80"/>
-              <w:right w:type="dxa" w:w="100"/>
+              <w:top w:type="dxa" w:w="70"/>
+              <w:left w:type="dxa" w:w="80"/>
+              <w:bottom w:type="dxa" w:w="70"/>
+              <w:right w:type="dxa" w:w="80"/>
             </w:tcMar>
           </w:tcPr>
           <w:p>
@@ -6075,31 +6499,31 @@
         </w:tc>
         <w:tc>
           <w:tcPr>
-            <w:tcW w:type="pct" w:w="900"/>
-            <w:tcBorders>
-              <w:top w:val="single" w:color="CBD5E1" w:sz="4"/>
-              <w:left w:val="single" w:color="CBD5E1" w:sz="4"/>
-              <w:bottom w:val="single" w:color="CBD5E1" w:sz="4"/>
-              <w:right w:val="single" w:color="CBD5E1" w:sz="4"/>
-            </w:tcBorders>
-            <w:shd w:fill="F8FAFC" w:val="clear"/>
-            <w:tcMar>
-              <w:top w:type="dxa" w:w="80"/>
-              <w:left w:type="dxa" w:w="100"/>
-              <w:bottom w:type="dxa" w:w="80"/>
-              <w:right w:type="dxa" w:w="100"/>
-            </w:tcMar>
-          </w:tcPr>
-          <w:p>
-            <w:r>
-              <w:rPr>
-                <w:b w:val="false"/>
-                <w:bCs w:val="false"/>
-                <w:color w:val="1E293B"/>
-                <w:sz w:val="14"/>
-                <w:szCs w:val="14"/>
-              </w:rPr>
-              <w:t xml:space="preserve">Flags whether current carrier is failing customers.</w:t>
+            <w:tcW w:type="pct" w:w="1000"/>
+            <w:tcBorders>
+              <w:top w:val="single" w:color="CBD5E1" w:sz="4"/>
+              <w:left w:val="single" w:color="CBD5E1" w:sz="4"/>
+              <w:bottom w:val="single" w:color="CBD5E1" w:sz="4"/>
+              <w:right w:val="single" w:color="CBD5E1" w:sz="4"/>
+            </w:tcBorders>
+            <w:shd w:fill="F8FAFC" w:val="clear"/>
+            <w:tcMar>
+              <w:top w:type="dxa" w:w="70"/>
+              <w:left w:type="dxa" w:w="80"/>
+              <w:bottom w:type="dxa" w:w="70"/>
+              <w:right w:type="dxa" w:w="80"/>
+            </w:tcMar>
+          </w:tcPr>
+          <w:p>
+            <w:r>
+              <w:rPr>
+                <w:b w:val="false"/>
+                <w:bCs w:val="false"/>
+                <w:color w:val="1E293B"/>
+                <w:sz w:val="14"/>
+                <w:szCs w:val="14"/>
+              </w:rPr>
+              <w:t xml:space="preserve">Flags whether current carrier is failing customers with delays.</w:t>
             </w:r>
           </w:p>
         </w:tc>
@@ -6107,19 +6531,19 @@
       <w:tr>
         <w:tc>
           <w:tcPr>
-            <w:tcW w:type="pct" w:w="200"/>
-            <w:tcBorders>
-              <w:top w:val="single" w:color="CBD5E1" w:sz="4"/>
-              <w:left w:val="single" w:color="CBD5E1" w:sz="4"/>
-              <w:bottom w:val="single" w:color="CBD5E1" w:sz="4"/>
-              <w:right w:val="single" w:color="CBD5E1" w:sz="4"/>
-            </w:tcBorders>
-            <w:shd w:fill="FFFFFF" w:val="clear"/>
-            <w:tcMar>
-              <w:top w:type="dxa" w:w="80"/>
-              <w:left w:type="dxa" w:w="100"/>
-              <w:bottom w:type="dxa" w:w="80"/>
-              <w:right w:type="dxa" w:w="100"/>
+            <w:tcW w:type="pct" w:w="250"/>
+            <w:tcBorders>
+              <w:top w:val="single" w:color="CBD5E1" w:sz="4"/>
+              <w:left w:val="single" w:color="CBD5E1" w:sz="4"/>
+              <w:bottom w:val="single" w:color="CBD5E1" w:sz="4"/>
+              <w:right w:val="single" w:color="CBD5E1" w:sz="4"/>
+            </w:tcBorders>
+            <w:shd w:fill="FFFFFF" w:val="clear"/>
+            <w:tcMar>
+              <w:top w:type="dxa" w:w="70"/>
+              <w:left w:type="dxa" w:w="80"/>
+              <w:bottom w:type="dxa" w:w="70"/>
+              <w:right w:type="dxa" w:w="80"/>
             </w:tcMar>
           </w:tcPr>
           <w:p>
@@ -6128,8 +6552,8 @@
                 <w:b/>
                 <w:bCs/>
                 <w:color w:val="1E293B"/>
-                <w:sz w:val="15"/>
-                <w:szCs w:val="15"/>
+                <w:sz w:val="14"/>
+                <w:szCs w:val="14"/>
               </w:rPr>
               <w:t xml:space="preserve">27</w:t>
             </w:r>
@@ -6137,19 +6561,19 @@
         </w:tc>
         <w:tc>
           <w:tcPr>
-            <w:tcW w:type="pct" w:w="900"/>
-            <w:tcBorders>
-              <w:top w:val="single" w:color="CBD5E1" w:sz="4"/>
-              <w:left w:val="single" w:color="CBD5E1" w:sz="4"/>
-              <w:bottom w:val="single" w:color="CBD5E1" w:sz="4"/>
-              <w:right w:val="single" w:color="CBD5E1" w:sz="4"/>
-            </w:tcBorders>
-            <w:shd w:fill="FFFFFF" w:val="clear"/>
-            <w:tcMar>
-              <w:top w:type="dxa" w:w="80"/>
-              <w:left w:type="dxa" w:w="100"/>
-              <w:bottom w:type="dxa" w:w="80"/>
-              <w:right w:type="dxa" w:w="100"/>
+            <w:tcW w:type="pct" w:w="800"/>
+            <w:tcBorders>
+              <w:top w:val="single" w:color="CBD5E1" w:sz="4"/>
+              <w:left w:val="single" w:color="CBD5E1" w:sz="4"/>
+              <w:bottom w:val="single" w:color="CBD5E1" w:sz="4"/>
+              <w:right w:val="single" w:color="CBD5E1" w:sz="4"/>
+            </w:tcBorders>
+            <w:shd w:fill="FFFFFF" w:val="clear"/>
+            <w:tcMar>
+              <w:top w:type="dxa" w:w="70"/>
+              <w:left w:type="dxa" w:w="80"/>
+              <w:bottom w:type="dxa" w:w="70"/>
+              <w:right w:type="dxa" w:w="80"/>
             </w:tcMar>
           </w:tcPr>
           <w:p>
@@ -6158,10 +6582,10 @@
                 <w:b/>
                 <w:bCs/>
                 <w:color w:val="1E293B"/>
-                <w:sz w:val="15"/>
-                <w:szCs w:val="15"/>
-              </w:rPr>
-              <w:t xml:space="preserve">Competitor Complaints</w:t>
+                <w:sz w:val="14"/>
+                <w:szCs w:val="14"/>
+              </w:rPr>
+              <w:t xml:space="preserve">Competitor Delivery Issues</w:t>
             </w:r>
           </w:p>
         </w:tc>
@@ -6176,10 +6600,10 @@
             </w:tcBorders>
             <w:shd w:fill="FFFFFF" w:val="clear"/>
             <w:tcMar>
-              <w:top w:type="dxa" w:w="80"/>
-              <w:left w:type="dxa" w:w="100"/>
-              <w:bottom w:type="dxa" w:w="80"/>
-              <w:right w:type="dxa" w:w="100"/>
+              <w:top w:type="dxa" w:w="70"/>
+              <w:left w:type="dxa" w:w="80"/>
+              <w:bottom w:type="dxa" w:w="70"/>
+              <w:right w:type="dxa" w:w="80"/>
             </w:tcMar>
           </w:tcPr>
           <w:p>
@@ -6197,19 +6621,19 @@
         </w:tc>
         <w:tc>
           <w:tcPr>
-            <w:tcW w:type="pct" w:w="900"/>
-            <w:tcBorders>
-              <w:top w:val="single" w:color="CBD5E1" w:sz="4"/>
-              <w:left w:val="single" w:color="CBD5E1" w:sz="4"/>
-              <w:bottom w:val="single" w:color="CBD5E1" w:sz="4"/>
-              <w:right w:val="single" w:color="CBD5E1" w:sz="4"/>
-            </w:tcBorders>
-            <w:shd w:fill="FFFFFF" w:val="clear"/>
-            <w:tcMar>
-              <w:top w:type="dxa" w:w="80"/>
-              <w:left w:type="dxa" w:w="100"/>
-              <w:bottom w:type="dxa" w:w="80"/>
-              <w:right w:type="dxa" w:w="100"/>
+            <w:tcW w:type="pct" w:w="850"/>
+            <w:tcBorders>
+              <w:top w:val="single" w:color="CBD5E1" w:sz="4"/>
+              <w:left w:val="single" w:color="CBD5E1" w:sz="4"/>
+              <w:bottom w:val="single" w:color="CBD5E1" w:sz="4"/>
+              <w:right w:val="single" w:color="CBD5E1" w:sz="4"/>
+            </w:tcBorders>
+            <w:shd w:fill="FFFFFF" w:val="clear"/>
+            <w:tcMar>
+              <w:top w:type="dxa" w:w="70"/>
+              <w:left w:type="dxa" w:w="80"/>
+              <w:bottom w:type="dxa" w:w="70"/>
+              <w:right w:type="dxa" w:w="80"/>
             </w:tcMar>
           </w:tcPr>
           <w:p>
@@ -6221,7 +6645,7 @@
                 <w:sz w:val="13"/>
                 <w:szCs w:val="13"/>
               </w:rPr>
-              <w:t xml:space="preserve">socialIntelligence.deliveryComplaints</w:t>
+              <w:t xml:space="preserve">discoveryData.socialIntelligence.deliveryComplaints</w:t>
             </w:r>
           </w:p>
         </w:tc>
@@ -6236,10 +6660,10 @@
             </w:tcBorders>
             <w:shd w:fill="FFFFFF" w:val="clear"/>
             <w:tcMar>
-              <w:top w:type="dxa" w:w="80"/>
-              <w:left w:type="dxa" w:w="100"/>
-              <w:bottom w:type="dxa" w:w="80"/>
-              <w:right w:type="dxa" w:w="100"/>
+              <w:top w:type="dxa" w:w="70"/>
+              <w:left w:type="dxa" w:w="80"/>
+              <w:bottom w:type="dxa" w:w="70"/>
+              <w:right w:type="dxa" w:w="80"/>
             </w:tcMar>
           </w:tcPr>
           <w:p>
@@ -6266,52 +6690,52 @@
             </w:tcBorders>
             <w:shd w:fill="FFFFFF" w:val="clear"/>
             <w:tcMar>
-              <w:top w:type="dxa" w:w="80"/>
-              <w:left w:type="dxa" w:w="100"/>
-              <w:bottom w:type="dxa" w:w="80"/>
-              <w:right w:type="dxa" w:w="100"/>
-            </w:tcMar>
-          </w:tcPr>
-          <w:p>
-            <w:r>
-              <w:rPr>
-                <w:b w:val="false"/>
-                <w:bCs w:val="false"/>
-                <w:color w:val="1E293B"/>
-                <w:sz w:val="14"/>
-                <w:szCs w:val="14"/>
-              </w:rPr>
-              <w:t xml:space="preserve">Specific customer reviews citing delays/loss</w:t>
-            </w:r>
-          </w:p>
-        </w:tc>
-        <w:tc>
-          <w:tcPr>
-            <w:tcW w:type="pct" w:w="900"/>
-            <w:tcBorders>
-              <w:top w:val="single" w:color="CBD5E1" w:sz="4"/>
-              <w:left w:val="single" w:color="CBD5E1" w:sz="4"/>
-              <w:bottom w:val="single" w:color="CBD5E1" w:sz="4"/>
-              <w:right w:val="single" w:color="CBD5E1" w:sz="4"/>
-            </w:tcBorders>
-            <w:shd w:fill="FFFFFF" w:val="clear"/>
-            <w:tcMar>
-              <w:top w:type="dxa" w:w="80"/>
-              <w:left w:type="dxa" w:w="100"/>
-              <w:bottom w:type="dxa" w:w="80"/>
-              <w:right w:type="dxa" w:w="100"/>
-            </w:tcMar>
-          </w:tcPr>
-          <w:p>
-            <w:r>
-              <w:rPr>
-                <w:b w:val="false"/>
-                <w:bCs w:val="false"/>
-                <w:color w:val="1E293B"/>
-                <w:sz w:val="14"/>
-                <w:szCs w:val="14"/>
-              </w:rPr>
-              <w:t xml:space="preserve">Position MailPlus dedicated driver care as direct solution.</w:t>
+              <w:top w:type="dxa" w:w="70"/>
+              <w:left w:type="dxa" w:w="80"/>
+              <w:bottom w:type="dxa" w:w="70"/>
+              <w:right w:type="dxa" w:w="80"/>
+            </w:tcMar>
+          </w:tcPr>
+          <w:p>
+            <w:r>
+              <w:rPr>
+                <w:b w:val="false"/>
+                <w:bCs w:val="false"/>
+                <w:color w:val="1E293B"/>
+                <w:sz w:val="14"/>
+                <w:szCs w:val="14"/>
+              </w:rPr>
+              <w:t xml:space="preserve">Mentions of lost parcels or delays with AusPost/Aramex</w:t>
+            </w:r>
+          </w:p>
+        </w:tc>
+        <w:tc>
+          <w:tcPr>
+            <w:tcW w:type="pct" w:w="1000"/>
+            <w:tcBorders>
+              <w:top w:val="single" w:color="CBD5E1" w:sz="4"/>
+              <w:left w:val="single" w:color="CBD5E1" w:sz="4"/>
+              <w:bottom w:val="single" w:color="CBD5E1" w:sz="4"/>
+              <w:right w:val="single" w:color="CBD5E1" w:sz="4"/>
+            </w:tcBorders>
+            <w:shd w:fill="FFFFFF" w:val="clear"/>
+            <w:tcMar>
+              <w:top w:type="dxa" w:w="70"/>
+              <w:left w:type="dxa" w:w="80"/>
+              <w:bottom w:type="dxa" w:w="70"/>
+              <w:right w:type="dxa" w:w="80"/>
+            </w:tcMar>
+          </w:tcPr>
+          <w:p>
+            <w:r>
+              <w:rPr>
+                <w:b w:val="false"/>
+                <w:bCs w:val="false"/>
+                <w:color w:val="1E293B"/>
+                <w:sz w:val="14"/>
+                <w:szCs w:val="14"/>
+              </w:rPr>
+              <w:t xml:space="preserve">Reps position dedicated MailPlus franchise driver care as solution.</w:t>
             </w:r>
           </w:p>
         </w:tc>
@@ -6319,85 +6743,531 @@
     </w:tbl>
     <w:p>
       <w:pPr>
-        <w:pStyle w:val="Heading2"/>
-        <w:spacing w:after="100" w:before="280"/>
+        <w:pStyle w:val="Heading1"/>
+        <w:spacing w:after="120" w:before="280"/>
       </w:pPr>
       <w:r>
         <w:rPr>
           <w:b/>
           <w:bCs/>
           <w:color w:val="095C7B"/>
-          <w:sz w:val="26"/>
-          <w:szCs w:val="26"/>
+          <w:sz w:val="28"/>
+          <w:szCs w:val="28"/>
         </w:rPr>
         <w:t xml:space="preserve">4. Deep Dive: Finding Contacts from LinkedIn</w:t>
-      </w:r>
-    </w:p>
-    <w:p>
-      <w:r>
-        <w:t xml:space="preserve">Identifying operational signatories is crucial for outbound sales success. The Hub automates LinkedIn discovery through the following capabilities:
-• Targeted Operational Roles: Specifically targets Logistics Managers, Warehouse Supervisors, Supply Chain Directors, Operations Managers, and Managing Directors/Founders.
-• High Match Confidence Badge: The scoring algorithm evaluates role seniority and shipping budget control. Operational heads receive a prominent "High Match" tag.
-• Direct Profile Verification: Clicking the external link icon [↗] opens their live LinkedIn profile in a new tab for rapid pre-call research.
-• 1-Click CRM Contact Creation: Reps click "+ Add to Contacts" to instantly save the candidate into the permanent CRM "Contacts" tab of the Lead Profile. The button updates immediately to "[✓ In Contacts]".
-• On-Demand Re-Scanning: If a business recently hired a new supply chain head, clicking "Re-scan LinkedIn" refreshes candidate profiles.</w:t>
       </w:r>
     </w:p>
     <w:p>
       <w:pPr>
-        <w:pStyle w:val="Heading2"/>
-        <w:spacing w:after="100" w:before="280"/>
+        <w:spacing w:after="100"/>
+      </w:pPr>
+      <w:r>
+        <w:rPr>
+          <w:sz w:val="20"/>
+          <w:szCs w:val="20"/>
+        </w:rPr>
+        <w:t xml:space="preserve">Finding the right operational person is the single highest-value step in outbound B2B courier sales. The Hub completely automates this workflow:</w:t>
+      </w:r>
+    </w:p>
+    <w:p>
+      <w:pPr>
+        <w:spacing w:after="60"/>
       </w:pPr>
       <w:r>
         <w:rPr>
           <w:b/>
           <w:bCs/>
           <w:color w:val="095C7B"/>
-          <w:sz w:val="26"/>
-          <w:szCs w:val="26"/>
-        </w:rPr>
-        <w:t xml:space="preserve">5. Deep Dive: Social Footprint &amp; Courier Sentiment Tracking</w:t>
-      </w:r>
-    </w:p>
-    <w:p>
-      <w:r>
-        <w:t xml:space="preserve">The Social &amp; Sentiment tab surfaces vital brand volume indicators and competitive pain points:
-• Brand Scale Indicators: Detects Instagram, Facebook, and LinkedIn follower counts. Brands with 25,000+ followers typically dispatch high weekly satchel volumes.
-• Sentiment Rating: Classifies customer delivery sentiment as Positive, Neutral, or "Negative / Delivery Complaints Detected".
-• Surfacing Competitor Courier Failures: Specifically extracts customer complaints citing delivery delays, damaged packages, or missing satchels handled by Australia Post, StarTrack, or other carriers.
-• Sales Strategy Wedge: Sales reps use these public delivery failures as an opening pitch: offering MailPlus dedicated afternoon driver pickups and direct local phone support so clients avoid customer churn.</w:t>
+          <w:sz w:val="20"/>
+          <w:szCs w:val="20"/>
+        </w:rPr>
+        <w:t xml:space="preserve">1. Targeted Operational Roles: </w:t>
+      </w:r>
+      <w:r>
+        <w:rPr>
+          <w:sz w:val="20"/>
+          <w:szCs w:val="20"/>
+        </w:rPr>
+        <w:t xml:space="preserve">Queries live LinkedIn indexes targeting Logistics Managers, Dispatch Coordinators, Warehouse Supervisors, Operations Directors, and Managing Directors.</w:t>
       </w:r>
     </w:p>
     <w:p>
       <w:pPr>
-        <w:pStyle w:val="Heading2"/>
-        <w:spacing w:after="100" w:before="280"/>
+        <w:spacing w:after="60"/>
       </w:pPr>
       <w:r>
         <w:rPr>
           <w:b/>
           <w:bCs/>
           <w:color w:val="095C7B"/>
-          <w:sz w:val="26"/>
-          <w:szCs w:val="26"/>
-        </w:rPr>
-        <w:t xml:space="preserve">6. The 30-Second Pre-Call Routine for Sales Reps</w:t>
+          <w:sz w:val="20"/>
+          <w:szCs w:val="20"/>
+        </w:rPr>
+        <w:t xml:space="preserve">2. Primary Decision Maker Scoring: </w:t>
+      </w:r>
+      <w:r>
+        <w:rPr>
+          <w:sz w:val="20"/>
+          <w:szCs w:val="20"/>
+        </w:rPr>
+        <w:t xml:space="preserve">The scoring algorithm flags operational budget holders with Primary Decision Maker and High Match badges, eliminating rep confusion.</w:t>
       </w:r>
     </w:p>
     <w:p>
-      <w:r>
-        <w:t xml:space="preserve">1. Open Discovery Tab: View the Lead Intelligence &amp; Reach Hub.
-2. Check Detected Carriers &amp; Cutoff: Identify existing courier contracts and turnaround windows.
-3. Identify Decision Maker: Confirm the contact name and click "+ Add to Contacts" if not yet saved.
-4. Scan AI Shipping Summary: Note warehouse locations, return terms, and shipping fees.
-5. Read Suggested Opener &amp; Dial: Initiate a warm, credible, high-converting call.</w:t>
+      <w:pPr>
+        <w:spacing w:after="60"/>
+      </w:pPr>
+      <w:r>
+        <w:rPr>
+          <w:b/>
+          <w:bCs/>
+          <w:color w:val="095C7B"/>
+          <w:sz w:val="20"/>
+          <w:szCs w:val="20"/>
+        </w:rPr>
+        <w:t xml:space="preserve">3. 1-Click Permanent CRM Sync: </w:t>
+      </w:r>
+      <w:r>
+        <w:rPr>
+          <w:sz w:val="20"/>
+          <w:szCs w:val="20"/>
+        </w:rPr>
+        <w:t xml:space="preserve">Clicking [+ Add to Contacts] immediately persists the contact into the lead's Contacts tab with full name, job title, and LinkedIn URL. The button switches to [✓ In Contacts] to prevent duplicates.</w:t>
+      </w:r>
+    </w:p>
+    <w:p>
+      <w:pPr>
+        <w:spacing w:after="200"/>
+      </w:pPr>
+      <w:r>
+        <w:rPr>
+          <w:b/>
+          <w:bCs/>
+          <w:color w:val="095C7B"/>
+          <w:sz w:val="20"/>
+          <w:szCs w:val="20"/>
+        </w:rPr>
+        <w:t xml:space="preserve">4. Direct LinkedIn Verification: </w:t>
+      </w:r>
+      <w:r>
+        <w:rPr>
+          <w:sz w:val="20"/>
+          <w:szCs w:val="20"/>
+        </w:rPr>
+        <w:t xml:space="preserve">The [LinkedIn ↗] button enables reps to instantly open the profile in a new tab to view past career history and mutual connections.</w:t>
+      </w:r>
+    </w:p>
+    <w:p>
+      <w:pPr>
+        <w:pStyle w:val="Heading1"/>
+        <w:spacing w:after="120" w:before="200"/>
+      </w:pPr>
+      <w:r>
+        <w:rPr>
+          <w:b/>
+          <w:bCs/>
+          <w:color w:val="095C7B"/>
+          <w:sz w:val="28"/>
+          <w:szCs w:val="28"/>
+        </w:rPr>
+        <w:t xml:space="preserve">5. Deep Dive: Social Footprint &amp; Courier Sentiment Tracking</w:t>
+      </w:r>
+    </w:p>
+    <w:p>
+      <w:pPr>
+        <w:spacing w:after="100"/>
+      </w:pPr>
+      <w:r>
+        <w:rPr>
+          <w:sz w:val="20"/>
+          <w:szCs w:val="20"/>
+        </w:rPr>
+        <w:t xml:space="preserve">The Social &amp; Sentiment module provides sales reps with high-impact intelligence wedges against competitor carriers:</w:t>
+      </w:r>
+    </w:p>
+    <w:p>
+      <w:pPr>
+        <w:spacing w:after="60"/>
+      </w:pPr>
+      <w:r>
+        <w:rPr>
+          <w:b/>
+          <w:bCs/>
+          <w:color w:val="095C7B"/>
+          <w:sz w:val="20"/>
+          <w:szCs w:val="20"/>
+        </w:rPr>
+        <w:t xml:space="preserve">• Volume Sizing via Social Following: </w:t>
+      </w:r>
+      <w:r>
+        <w:rPr>
+          <w:sz w:val="20"/>
+          <w:szCs w:val="20"/>
+        </w:rPr>
+        <w:t xml:space="preserve">Detects Instagram, Facebook, and LinkedIn handles (e.g. @proudpoppyclothing). High follower volume signals substantial daily parcel dispatches and satchel demand.</w:t>
+      </w:r>
+    </w:p>
+    <w:p>
+      <w:pPr>
+        <w:spacing w:after="60"/>
+      </w:pPr>
+      <w:r>
+        <w:rPr>
+          <w:b/>
+          <w:bCs/>
+          <w:color w:val="095C7B"/>
+          <w:sz w:val="20"/>
+          <w:szCs w:val="20"/>
+        </w:rPr>
+        <w:t xml:space="preserve">• Delivery Sentiment Classification: </w:t>
+      </w:r>
+      <w:r>
+        <w:rPr>
+          <w:sz w:val="20"/>
+          <w:szCs w:val="20"/>
+        </w:rPr>
+        <w:t xml:space="preserve">Scans public customer feedback and categorizes sentiment into Positive, Neutral, or Negative / Delivery Complaints Detected.</w:t>
+      </w:r>
+    </w:p>
+    <w:p>
+      <w:pPr>
+        <w:spacing w:after="200"/>
+      </w:pPr>
+      <w:r>
+        <w:rPr>
+          <w:b/>
+          <w:bCs/>
+          <w:color w:val="095C7B"/>
+          <w:sz w:val="20"/>
+          <w:szCs w:val="20"/>
+        </w:rPr>
+        <w:t xml:space="preserve">• Surfacing Competitor Courier Failures: </w:t>
+      </w:r>
+      <w:r>
+        <w:rPr>
+          <w:sz w:val="20"/>
+          <w:szCs w:val="20"/>
+        </w:rPr>
+        <w:t xml:space="preserve">Flags consumer complaints regarding lost parcels or delayed deliveries with Australia Post, StarTrack, or Aramex. Reps pitch MailPlus's dedicated afternoon driver pickups and direct phone support as the permanent cure.</w:t>
+      </w:r>
+    </w:p>
+    <w:p>
+      <w:pPr>
+        <w:pStyle w:val="Heading1"/>
+        <w:spacing w:after="120" w:before="200"/>
+      </w:pPr>
+      <w:r>
+        <w:rPr>
+          <w:b/>
+          <w:bCs/>
+          <w:color w:val="095C7B"/>
+          <w:sz w:val="28"/>
+          <w:szCs w:val="28"/>
+        </w:rPr>
+        <w:t xml:space="preserve">6. How Leads Can Be Enriched (3 Operating Workflows)</w:t>
+      </w:r>
+    </w:p>
+    <w:p>
+      <w:pPr>
+        <w:spacing w:after="60"/>
+      </w:pPr>
+      <w:r>
+        <w:rPr>
+          <w:b/>
+          <w:bCs/>
+          <w:color w:val="095C7B"/>
+          <w:sz w:val="20"/>
+          <w:szCs w:val="20"/>
+        </w:rPr>
+        <w:t xml:space="preserve">Method 1 — 1-Click from Lead Profile: </w:t>
+      </w:r>
+      <w:r>
+        <w:rPr>
+          <w:sz w:val="20"/>
+          <w:szCs w:val="20"/>
+        </w:rPr>
+        <w:t xml:space="preserve">Open lead profile -&gt; Discovery tab -&gt; Click [✨ Run Complete Intel (AI + Agent Reach)]. Runs in 5–8 seconds.</w:t>
+      </w:r>
+    </w:p>
+    <w:p>
+      <w:pPr>
+        <w:spacing w:after="60"/>
+      </w:pPr>
+      <w:r>
+        <w:rPr>
+          <w:b/>
+          <w:bCs/>
+          <w:color w:val="095C7B"/>
+          <w:sz w:val="20"/>
+          <w:szCs w:val="20"/>
+        </w:rPr>
+        <w:t xml:space="preserve">Method 2 — Targeted Decision Maker Discovery: </w:t>
+      </w:r>
+      <w:r>
+        <w:rPr>
+          <w:sz w:val="20"/>
+          <w:szCs w:val="20"/>
+        </w:rPr>
+        <w:t xml:space="preserve">Click [👥 Decision Makers (6)] in the header to open the candidate discovery modal and add key personnel into contacts.</w:t>
+      </w:r>
+    </w:p>
+    <w:p>
+      <w:pPr>
+        <w:spacing w:after="200"/>
+      </w:pPr>
+      <w:r>
+        <w:rPr>
+          <w:b/>
+          <w:bCs/>
+          <w:color w:val="095C7B"/>
+          <w:sz w:val="20"/>
+          <w:szCs w:val="20"/>
+        </w:rPr>
+        <w:t xml:space="preserve">Method 3 — Batch Enrichment from Outbound Leads Table: </w:t>
+      </w:r>
+      <w:r>
+        <w:rPr>
+          <w:sz w:val="20"/>
+          <w:szCs w:val="20"/>
+        </w:rPr>
+        <w:t xml:space="preserve">Select multiple leads in the leads table -&gt; Click "Enrich with AI" in the action bar to enrich in the background.</w:t>
+      </w:r>
+    </w:p>
+    <w:p>
+      <w:pPr>
+        <w:pStyle w:val="Heading1"/>
+        <w:spacing w:after="120" w:before="200"/>
+      </w:pPr>
+      <w:r>
+        <w:rPr>
+          <w:b/>
+          <w:bCs/>
+          <w:color w:val="095C7B"/>
+          <w:sz w:val="28"/>
+          <w:szCs w:val="28"/>
+        </w:rPr>
+        <w:t xml:space="preserve">7. The 30-Second Pre-Call Routine for Sales Reps</w:t>
+      </w:r>
+    </w:p>
+    <w:p>
+      <w:pPr>
+        <w:spacing w:after="60"/>
+      </w:pPr>
+      <w:r>
+        <w:rPr>
+          <w:b/>
+          <w:bCs/>
+          <w:color w:val="095C7B"/>
+          <w:sz w:val="20"/>
+          <w:szCs w:val="20"/>
+        </w:rPr>
+        <w:t xml:space="preserve">1. Open Discovery Tab: </w:t>
+      </w:r>
+      <w:r>
+        <w:rPr>
+          <w:sz w:val="20"/>
+          <w:szCs w:val="20"/>
+        </w:rPr>
+        <w:t xml:space="preserve">Land on the Synthesized Overview screen.</w:t>
+      </w:r>
+    </w:p>
+    <w:p>
+      <w:pPr>
+        <w:spacing w:after="60"/>
+      </w:pPr>
+      <w:r>
+        <w:rPr>
+          <w:b/>
+          <w:bCs/>
+          <w:color w:val="095C7B"/>
+          <w:sz w:val="20"/>
+          <w:szCs w:val="20"/>
+        </w:rPr>
+        <w:t xml:space="preserve">2. Check Detected Carriers &amp; Cutoff: </w:t>
+      </w:r>
+      <w:r>
+        <w:rPr>
+          <w:sz w:val="20"/>
+          <w:szCs w:val="20"/>
+        </w:rPr>
+        <w:t xml:space="preserve">Identify who they currently ship with and when daily dispatch closes.</w:t>
+      </w:r>
+    </w:p>
+    <w:p>
+      <w:pPr>
+        <w:spacing w:after="60"/>
+      </w:pPr>
+      <w:r>
+        <w:rPr>
+          <w:b/>
+          <w:bCs/>
+          <w:color w:val="095C7B"/>
+          <w:sz w:val="20"/>
+          <w:szCs w:val="20"/>
+        </w:rPr>
+        <w:t xml:space="preserve">3. Identify Primary Decision Maker: </w:t>
+      </w:r>
+      <w:r>
+        <w:rPr>
+          <w:sz w:val="20"/>
+          <w:szCs w:val="20"/>
+        </w:rPr>
+        <w:t xml:space="preserve">Note Kerrie Nelson (General Manager) and click "+ Add to Contacts".</w:t>
+      </w:r>
+    </w:p>
+    <w:p>
+      <w:pPr>
+        <w:spacing w:after="60"/>
+      </w:pPr>
+      <w:r>
+        <w:rPr>
+          <w:b/>
+          <w:bCs/>
+          <w:color w:val="095C7B"/>
+          <w:sz w:val="20"/>
+          <w:szCs w:val="20"/>
+        </w:rPr>
+        <w:t xml:space="preserve">4. Scan Executive Summary &amp; Locations: </w:t>
+      </w:r>
+      <w:r>
+        <w:rPr>
+          <w:sz w:val="20"/>
+          <w:szCs w:val="20"/>
+        </w:rPr>
+        <w:t xml:space="preserve">Note dual warehouses in Epping and Burleigh Heads and 9 physical locations.</w:t>
+      </w:r>
+    </w:p>
+    <w:p>
+      <w:pPr>
+        <w:spacing w:after="200"/>
+      </w:pPr>
+      <w:r>
+        <w:rPr>
+          <w:b/>
+          <w:bCs/>
+          <w:color w:val="095C7B"/>
+          <w:sz w:val="20"/>
+          <w:szCs w:val="20"/>
+        </w:rPr>
+        <w:t xml:space="preserve">5. Read Suggested Opener &amp; Dial: </w:t>
+      </w:r>
+      <w:r>
+        <w:rPr>
+          <w:sz w:val="20"/>
+          <w:szCs w:val="20"/>
+        </w:rPr>
+        <w:t xml:space="preserve">Deliver the high-converting opener customized to their business model and parcel volume.</w:t>
+      </w:r>
+    </w:p>
+    <w:p>
+      <w:pPr>
+        <w:pStyle w:val="Heading1"/>
+        <w:spacing w:after="120" w:before="200"/>
+      </w:pPr>
+      <w:r>
+        <w:rPr>
+          <w:b/>
+          <w:bCs/>
+          <w:color w:val="095C7B"/>
+          <w:sz w:val="28"/>
+          <w:szCs w:val="28"/>
+        </w:rPr>
+        <w:t xml:space="preserve">8. Technical Architecture, Security &amp; Secret Management</w:t>
+      </w:r>
+    </w:p>
+    <w:p>
+      <w:pPr>
+        <w:spacing w:after="60"/>
+      </w:pPr>
+      <w:r>
+        <w:rPr>
+          <w:b/>
+          <w:bCs/>
+          <w:color w:val="095C7B"/>
+          <w:sz w:val="20"/>
+          <w:szCs w:val="20"/>
+        </w:rPr>
+        <w:t xml:space="preserve">• Neural Web Search: </w:t>
+      </w:r>
+      <w:r>
+        <w:rPr>
+          <w:sz w:val="20"/>
+          <w:szCs w:val="20"/>
+        </w:rPr>
+        <w:t xml:space="preserve">Powered by Exa API for semantic discovery across Australian registries, courier policies, and LinkedIn.</w:t>
+      </w:r>
+    </w:p>
+    <w:p>
+      <w:pPr>
+        <w:spacing w:after="60"/>
+      </w:pPr>
+      <w:r>
+        <w:rPr>
+          <w:b/>
+          <w:bCs/>
+          <w:color w:val="095C7B"/>
+          <w:sz w:val="20"/>
+          <w:szCs w:val="20"/>
+        </w:rPr>
+        <w:t xml:space="preserve">• Generative AI Synthesis: </w:t>
+      </w:r>
+      <w:r>
+        <w:rPr>
+          <w:sz w:val="20"/>
+          <w:szCs w:val="20"/>
+        </w:rPr>
+        <w:t xml:space="preserve">Google Gemini Flash via Genkit produces deterministic, scannable summaries and cold call openers.</w:t>
+      </w:r>
+    </w:p>
+    <w:p>
+      <w:pPr>
+        <w:spacing w:after="60"/>
+      </w:pPr>
+      <w:r>
+        <w:rPr>
+          <w:b/>
+          <w:bCs/>
+          <w:color w:val="095C7B"/>
+          <w:sz w:val="20"/>
+          <w:szCs w:val="20"/>
+        </w:rPr>
+        <w:t xml:space="preserve">• Firestore Caching: </w:t>
+      </w:r>
+      <w:r>
+        <w:rPr>
+          <w:sz w:val="20"/>
+          <w:szCs w:val="20"/>
+        </w:rPr>
+        <w:t xml:space="preserve">Intelligence dossiers are cached under discoveryData.agentReachDossier for instant repeat loads at zero cost.</w:t>
+      </w:r>
+    </w:p>
+    <w:p>
+      <w:pPr>
+        <w:spacing w:after="100"/>
+      </w:pPr>
+      <w:r>
+        <w:rPr>
+          <w:b/>
+          <w:bCs/>
+          <w:color w:val="095C7B"/>
+          <w:sz w:val="20"/>
+          <w:szCs w:val="20"/>
+        </w:rPr>
+        <w:t xml:space="preserve">• Enterprise Security: </w:t>
+      </w:r>
+      <w:r>
+        <w:rPr>
+          <w:sz w:val="20"/>
+          <w:szCs w:val="20"/>
+        </w:rPr>
+        <w:t xml:space="preserve">All credentials (EXA_API_KEY, GEMINI_API_KEY) are encrypted in Google Cloud Secret Manager on Firebase App Hosting.</w:t>
       </w:r>
     </w:p>
     <w:sectPr>
       <w:headerReference w:type="default" r:id="rId6"/>
       <w:footerReference w:type="default" r:id="rId7"/>
       <w:pgSz w:w="11906" w:h="16838" w:orient="portrait"/>
-      <w:pgMar w:top="1200" w:right="1200" w:bottom="1200" w:left="1200" w:header="708" w:footer="708" w:gutter="0"/>
+      <w:pgMar w:top="1440" w:right="1440" w:bottom="1440" w:left="1440" w:header="708" w:footer="708" w:gutter="0"/>
       <w:pgNumType/>
       <w:docGrid w:linePitch="360"/>
     </w:sectPr>
@@ -6448,27 +7318,25 @@
     <w:r>
       <w:rPr>
         <w:color w:val="64748B"/>
-        <w:sz w:val="16"/>
-        <w:szCs w:val="16"/>
+        <w:sz w:val="14"/>
+        <w:szCs w:val="14"/>
       </w:rPr>
-      <w:t xml:space="preserve">Confidential - For Internal Sales Leadership Use Only</w:t>
+      <w:t xml:space="preserve">CONFIDENTIAL — FOR SALES MANAGEMENT &amp; LEADERSHIP ONLY</w:t>
     </w:r>
     <w:r>
       <w:rPr>
         <w:color w:val="64748B"/>
-        <w:sz w:val="16"/>
-        <w:szCs w:val="16"/>
+        <w:sz w:val="14"/>
+        <w:szCs w:val="14"/>
       </w:rPr>
-      <w:t xml:space="preserve">    Page </w:t>
-    </w:r>
-    <w:r>
-      <w:rPr>
-        <w:color w:val="64748B"/>
-        <w:sz w:val="16"/>
-        <w:szCs w:val="16"/>
-      </w:rPr>
+      <w:t xml:space="preserve">Page </w:t>
       <w:fldChar w:fldCharType="begin"/>
       <w:instrText xml:space="preserve">PAGE</w:instrText>
+      <w:fldChar w:fldCharType="separate"/>
+      <w:fldChar w:fldCharType="end"/>
+      <w:t xml:space="preserve"> of </w:t>
+      <w:fldChar w:fldCharType="begin"/>
+      <w:instrText xml:space="preserve">NUMPAGES</w:instrText>
       <w:fldChar w:fldCharType="separate"/>
       <w:fldChar w:fldCharType="end"/>
     </w:r>
@@ -6525,7 +7393,7 @@
         <w:sz w:val="16"/>
         <w:szCs w:val="16"/>
       </w:rPr>
-      <w:t xml:space="preserve">MailPlus Outbound Leads CRM  |  Lead Intelligence &amp; Enrichment Guide</w:t>
+      <w:t xml:space="preserve">ProspectPlus | Lead Intelligence &amp; Reach Hub Operational Guide</w:t>
     </w:r>
   </w:p>
 </w:hdr>
@@ -6629,19 +7497,8 @@
 <file path=word/styles.xml><?xml version="1.0" encoding="utf-8"?>
 <w:styles xmlns:mc="http://schemas.openxmlformats.org/markup-compatibility/2006" xmlns:r="http://schemas.openxmlformats.org/officeDocument/2006/relationships" xmlns:w="http://schemas.openxmlformats.org/wordprocessingml/2006/main" xmlns:w14="http://schemas.microsoft.com/office/word/2010/wordml" xmlns:w15="http://schemas.microsoft.com/office/word/2012/wordml" mc:Ignorable="w14 w15">
   <w:docDefaults>
-    <w:rPrDefault>
-      <w:rPr>
-        <w:rFonts w:ascii="Calibri" w:cs="Calibri" w:eastAsia="Calibri" w:hAnsi="Calibri"/>
-        <w:color w:val="1E293B"/>
-        <w:sz w:val="22"/>
-        <w:szCs w:val="22"/>
-      </w:rPr>
-    </w:rPrDefault>
-    <w:pPrDefault>
-      <w:pPr>
-        <w:spacing w:after="90" w:before="90" w:line="276"/>
-      </w:pPr>
-    </w:pPrDefault>
+    <w:rPrDefault/>
+    <w:pPrDefault/>
   </w:docDefaults>
   <w:style w:type="paragraph" w:styleId="Normal" w:default="1">
     <w:name w:val="Normal"/>

--- a/docs/ProspectPlus_Lead_Enrichment_and_Intelligence_Guide.docx
+++ b/docs/ProspectPlus_Lead_Enrichment_and_Intelligence_Guide.docx
@@ -6754,7 +6754,7 @@
           <w:sz w:val="28"/>
           <w:szCs w:val="28"/>
         </w:rPr>
-        <w:t xml:space="preserve">4. Deep Dive: Finding Contacts from LinkedIn</w:t>
+        <w:t xml:space="preserve">4. Deep Dive: Finding Contacts from LinkedIn &amp; Hunter.io Email/Phone Waterfall</w:t>
       </w:r>
     </w:p>
     <w:p>
@@ -6766,7 +6766,7 @@
           <w:sz w:val="20"/>
           <w:szCs w:val="20"/>
         </w:rPr>
-        <w:t xml:space="preserve">Finding the right operational person is the single highest-value step in outbound B2B courier sales. The Hub completely automates this workflow:</w:t>
+        <w:t xml:space="preserve">Finding the right operational person is the single highest-value step in outbound B2B courier sales. The Hub completely automates this workflow by unifying LinkedIn profile discovery with Hunter.io email and phone waterfall enrichment:</w:t>
       </w:r>
     </w:p>
     <w:p>
@@ -6803,14 +6803,14 @@
           <w:sz w:val="20"/>
           <w:szCs w:val="20"/>
         </w:rPr>
-        <w:t xml:space="preserve">2. Primary Decision Maker Scoring: </w:t>
+        <w:t xml:space="preserve">2. Hunter.io Email &amp; Direct Phone Waterfall: </w:t>
       </w:r>
       <w:r>
         <w:rPr>
           <w:sz w:val="20"/>
           <w:szCs w:val="20"/>
         </w:rPr>
-        <w:t xml:space="preserve">The scoring algorithm flags operational budget holders with Primary Decision Maker and High Match badges, eliminating rep confusion.</w:t>
+        <w:t xml:space="preserve">Simultaneously queries Hunter.io Domain Search and Email Finder APIs using the verified domain. Matches candidates to return verified work email addresses, deliverability confidence scores (e.g. 94%), and direct phone numbers.</w:t>
       </w:r>
     </w:p>
     <w:p>
@@ -6825,14 +6825,36 @@
           <w:sz w:val="20"/>
           <w:szCs w:val="20"/>
         </w:rPr>
-        <w:t xml:space="preserve">3. 1-Click Permanent CRM Sync: </w:t>
+        <w:t xml:space="preserve">3. Primary Decision Maker Scoring: </w:t>
       </w:r>
       <w:r>
         <w:rPr>
           <w:sz w:val="20"/>
           <w:szCs w:val="20"/>
         </w:rPr>
-        <w:t xml:space="preserve">Clicking [+ Add to Contacts] immediately persists the contact into the lead's Contacts tab with full name, job title, and LinkedIn URL. The button switches to [✓ In Contacts] to prevent duplicates.</w:t>
+        <w:t xml:space="preserve">The scoring algorithm flags operational budget holders with Primary Decision Maker and High Match badges, eliminating rep confusion.</w:t>
+      </w:r>
+    </w:p>
+    <w:p>
+      <w:pPr>
+        <w:spacing w:after="60"/>
+      </w:pPr>
+      <w:r>
+        <w:rPr>
+          <w:b/>
+          <w:bCs/>
+          <w:color w:val="095C7B"/>
+          <w:sz w:val="20"/>
+          <w:szCs w:val="20"/>
+        </w:rPr>
+        <w:t xml:space="preserve">4. 1-Click Permanent CRM Sync (Zero Manual Entry): </w:t>
+      </w:r>
+      <w:r>
+        <w:rPr>
+          <w:sz w:val="20"/>
+          <w:szCs w:val="20"/>
+        </w:rPr>
+        <w:t xml:space="preserve">Clicking [+ Add to Contacts] immediately persists the contact into the lead's Contacts tab with full name, job title, LinkedIn URL, verified email, and phone number. The button switches to [✓ In Contacts] to prevent duplicates.</w:t>
       </w:r>
     </w:p>
     <w:p>
@@ -6847,7 +6869,7 @@
           <w:sz w:val="20"/>
           <w:szCs w:val="20"/>
         </w:rPr>
-        <w:t xml:space="preserve">4. Direct LinkedIn Verification: </w:t>
+        <w:t xml:space="preserve">5. Direct LinkedIn Verification: </w:t>
       </w:r>
       <w:r>
         <w:rPr>
